--- a/outputs/Actividad_CNN_Emociones_Risco_Gil_Manuel_Fabrizzio.docx
+++ b/outputs/Actividad_CNN_Emociones_Risco_Gil_Manuel_Fabrizzio.docx
@@ -5611,7 +5611,7 @@
                 <w:color w:val="282828"/>
                 <w:sz w:val="19"/>
               </w:rPr>
-              <w:t>64 muestras</w:t>
+              <w:t>128 muestras</w:t>
             </w:r>
           </w:p>
         </w:tc>

--- a/outputs/Actividad_CNN_Emociones_Risco_Gil_Manuel_Fabrizzio.docx
+++ b/outputs/Actividad_CNN_Emociones_Risco_Gil_Manuel_Fabrizzio.docx
@@ -13,9 +13,9 @@
           <w:rFonts w:ascii="Calibri" w:hAnsi="Calibri"/>
           <w:b/>
           <w:color w:val="003366"/>
-          <w:sz w:val="34"/>
+          <w:sz w:val="32"/>
         </w:rPr>
-        <w:t>UNIVERSIDAD NACIONAL / PRIVADA</w:t>
+        <w:t>UNIVERSIDAD TECNOLÓGICA DEL PERÚ / FACULTAD DE INGENIERÍA</w:t>
       </w:r>
     </w:p>
     <w:p>
@@ -27,11 +27,9 @@
           <w:rFonts w:ascii="Calibri" w:hAnsi="Calibri"/>
           <w:b/>
           <w:color w:val="004C99"/>
-          <w:sz w:val="26"/>
+          <w:sz w:val="25"/>
         </w:rPr>
-        <w:t>FACULTAD DE INGENIERÍA</w:t>
-        <w:br/>
-        <w:t>ESCUELA PROFESIONAL DE INGENIERÍA DE SISTEMAS COMPUTACIONALES</w:t>
+        <w:t>ESCUELA PROFESIONAL DE INGENIERÍA DE SISTEMAS E INFORMÁTICA</w:t>
       </w:r>
     </w:p>
     <w:p/>
@@ -43,7 +41,7 @@
         <w:rPr>
           <w:color w:val="0066CC"/>
         </w:rPr>
-        <w:t>━━━━━━━━━━━━━━━━━━━━━━━━━━━━━━━━━━━━━━━━━━━━━━━━━━━━━━━</w:t>
+        <w:t>━━━━━━━━━━━━━━━━━━━━━━━━━━━━━━━━━━━━━━━━━━━━━━━━━━━━━━━━━━</w:t>
       </w:r>
     </w:p>
     <w:p>
@@ -55,13 +53,13 @@
           <w:rFonts w:ascii="Calibri" w:hAnsi="Calibri"/>
           <w:b/>
           <w:color w:val="003366"/>
-          <w:sz w:val="32"/>
+          <w:sz w:val="31"/>
         </w:rPr>
         <w:t>RECONOCIMIENTO AUTOMÁTICO DE EMOCIONES FACIALES</w:t>
         <w:br/>
-        <w:t>MEDIANTE REDES NEURONALES CONVOLUCIONALES (CNN)</w:t>
+        <w:t>MEDIANTE REDES NEURONALES RESIDUALES CON ATENCIÓN (SE-ResNet)</w:t>
         <w:br/>
-        <w:t>CON ACELERACIÓN GPU CUDA</w:t>
+        <w:t>DETECTOR YuNet, ACELERACIÓN VRAM Y DESPLIEGUE PORTÁTIL ONNX</w:t>
       </w:r>
     </w:p>
     <w:p>
@@ -72,7 +70,7 @@
         <w:rPr>
           <w:color w:val="0066CC"/>
         </w:rPr>
-        <w:t>━━━━━━━━━━━━━━━━━━━━━━━━━━━━━━━━━━━━━━━━━━━━━━━━━━━━━━━</w:t>
+        <w:t>━━━━━━━━━━━━━━━━━━━━━━━━━━━━━━━━━━━━━━━━━━━━━━━━━━━━━━━━━━</w:t>
       </w:r>
     </w:p>
     <w:p/>
@@ -87,10 +85,9 @@
           <w:color w:val="646464"/>
           <w:sz w:val="22"/>
         </w:rPr>
-        <w:t>INFORME DE LABORATORIO / PROYECTO TÉCNICO - SEMANA 1</w:t>
+        <w:t>INFORME DE PROYECTO ACADÉMICO - SISTEMAS INTELIGENTES</w:t>
       </w:r>
     </w:p>
-    <w:p/>
     <w:p/>
     <w:tbl>
       <w:tblPr>
@@ -116,7 +113,7 @@
                 <w:rFonts w:ascii="Calibri" w:hAnsi="Calibri"/>
                 <w:b/>
                 <w:color w:val="003366"/>
-                <w:sz w:val="22"/>
+                <w:sz w:val="21"/>
               </w:rPr>
               <w:t>Curso:</w:t>
             </w:r>
@@ -134,7 +131,7 @@
               <w:rPr>
                 <w:rFonts w:ascii="Calibri" w:hAnsi="Calibri"/>
                 <w:color w:val="282828"/>
-                <w:sz w:val="22"/>
+                <w:sz w:val="21"/>
               </w:rPr>
               <w:t>Sistemas Inteligentes y Machine Learning</w:t>
             </w:r>
@@ -155,7 +152,7 @@
                 <w:rFonts w:ascii="Calibri" w:hAnsi="Calibri"/>
                 <w:b/>
                 <w:color w:val="003366"/>
-                <w:sz w:val="22"/>
+                <w:sz w:val="21"/>
               </w:rPr>
               <w:t>Ciclo Académico:</w:t>
             </w:r>
@@ -173,7 +170,7 @@
               <w:rPr>
                 <w:rFonts w:ascii="Calibri" w:hAnsi="Calibri"/>
                 <w:color w:val="282828"/>
-                <w:sz w:val="22"/>
+                <w:sz w:val="21"/>
               </w:rPr>
               <w:t>9no Ciclo</w:t>
             </w:r>
@@ -194,7 +191,7 @@
                 <w:rFonts w:ascii="Calibri" w:hAnsi="Calibri"/>
                 <w:b/>
                 <w:color w:val="003366"/>
-                <w:sz w:val="22"/>
+                <w:sz w:val="21"/>
               </w:rPr>
               <w:t>Docente:</w:t>
             </w:r>
@@ -212,7 +209,7 @@
               <w:rPr>
                 <w:rFonts w:ascii="Calibri" w:hAnsi="Calibri"/>
                 <w:color w:val="282828"/>
-                <w:sz w:val="22"/>
+                <w:sz w:val="21"/>
               </w:rPr>
               <w:t>Mg. José Antonio Ogosi Auqui</w:t>
             </w:r>
@@ -233,9 +230,9 @@
                 <w:rFonts w:ascii="Calibri" w:hAnsi="Calibri"/>
                 <w:b/>
                 <w:color w:val="003366"/>
-                <w:sz w:val="22"/>
+                <w:sz w:val="21"/>
               </w:rPr>
-              <w:t>Estudiante:</w:t>
+              <w:t>Autores / Integrantes:</w:t>
             </w:r>
           </w:p>
         </w:tc>
@@ -251,9 +248,11 @@
               <w:rPr>
                 <w:rFonts w:ascii="Calibri" w:hAnsi="Calibri"/>
                 <w:color w:val="282828"/>
-                <w:sz w:val="22"/>
+                <w:sz w:val="21"/>
               </w:rPr>
-              <w:t>Manuel Fabrizzio Risco Gil</w:t>
+              <w:t>• Manuel Fabrizzio Risco Gil</w:t>
+              <w:br/>
+              <w:t>• Alejandro Choquihuayta, Mario Julian</w:t>
             </w:r>
           </w:p>
         </w:tc>
@@ -272,7 +271,46 @@
                 <w:rFonts w:ascii="Calibri" w:hAnsi="Calibri"/>
                 <w:b/>
                 <w:color w:val="003366"/>
-                <w:sz w:val="22"/>
+                <w:sz w:val="21"/>
+              </w:rPr>
+              <w:t>Hardware &amp; Despliegue:</w:t>
+            </w:r>
+          </w:p>
+        </w:tc>
+        <w:tc>
+          <w:tcPr>
+            <w:tcW w:type="dxa" w:w="4561"/>
+          </w:tcPr>
+          <w:p>
+            <w:pPr>
+              <w:jc w:val="left"/>
+            </w:pPr>
+            <w:r>
+              <w:rPr>
+                <w:rFonts w:ascii="Calibri" w:hAnsi="Calibri"/>
+                <w:color w:val="282828"/>
+                <w:sz w:val="21"/>
+              </w:rPr>
+              <w:t>GPU NVIDIA RTX 5060 Ti 16GB (CUDA 12.8) / Exportación Universal ONNX</w:t>
+            </w:r>
+          </w:p>
+        </w:tc>
+      </w:tr>
+      <w:tr>
+        <w:tc>
+          <w:tcPr>
+            <w:tcW w:type="dxa" w:w="4561"/>
+          </w:tcPr>
+          <w:p>
+            <w:pPr>
+              <w:jc w:val="right"/>
+            </w:pPr>
+            <w:r>
+              <w:rPr>
+                <w:rFonts w:ascii="Calibri" w:hAnsi="Calibri"/>
+                <w:b/>
+                <w:color w:val="003366"/>
+                <w:sz w:val="21"/>
               </w:rPr>
               <w:t>Año Académico:</w:t>
             </w:r>
@@ -290,7 +328,7 @@
               <w:rPr>
                 <w:rFonts w:ascii="Calibri" w:hAnsi="Calibri"/>
                 <w:color w:val="282828"/>
-                <w:sz w:val="22"/>
+                <w:sz w:val="21"/>
               </w:rPr>
               <w:t>2026</w:t>
             </w:r>
@@ -354,7 +392,7 @@
                 <w:color w:val="FFFFFF"/>
                 <w:sz w:val="20"/>
               </w:rPr>
-              <w:t>Sección</w:t>
+              <w:t>N°</w:t>
             </w:r>
           </w:p>
         </w:tc>
@@ -381,7 +419,7 @@
                 <w:color w:val="FFFFFF"/>
                 <w:sz w:val="20"/>
               </w:rPr>
-              <w:t>Título del Contenido</w:t>
+              <w:t>Sección / Contenido</w:t>
             </w:r>
           </w:p>
         </w:tc>
@@ -542,167 +580,7 @@
                 <w:color w:val="282828"/>
                 <w:sz w:val="19"/>
               </w:rPr>
-              <w:t>OBJETIVOS DEL PROYECTO</w:t>
-            </w:r>
-          </w:p>
-        </w:tc>
-        <w:tc>
-          <w:tcPr>
-            <w:tcW w:type="dxa" w:w="3041"/>
-            <w:shd w:fill="F4F6F9"/>
-            <w:tcMar>
-              <w:top w:w="80" w:type="dxa"/>
-              <w:bottom w:w="80" w:type="dxa"/>
-              <w:left w:w="120" w:type="dxa"/>
-              <w:right w:w="120" w:type="dxa"/>
-            </w:tcMar>
-            <w:vAlign w:val="center"/>
-          </w:tcPr>
-          <w:p>
-            <w:pPr>
-              <w:jc w:val="center"/>
-            </w:pPr>
-            <w:r>
-              <w:rPr>
-                <w:rFonts w:ascii="Calibri" w:hAnsi="Calibri"/>
-                <w:color w:val="282828"/>
-                <w:sz w:val="19"/>
-              </w:rPr>
-              <w:t>3</w:t>
-            </w:r>
-          </w:p>
-        </w:tc>
-      </w:tr>
-      <w:tr>
-        <w:tc>
-          <w:tcPr>
-            <w:tcW w:type="dxa" w:w="3041"/>
-            <w:shd w:fill="FFFFFF"/>
-            <w:tcMar>
-              <w:top w:w="80" w:type="dxa"/>
-              <w:bottom w:w="80" w:type="dxa"/>
-              <w:left w:w="120" w:type="dxa"/>
-              <w:right w:w="120" w:type="dxa"/>
-            </w:tcMar>
-            <w:vAlign w:val="center"/>
-          </w:tcPr>
-          <w:p>
-            <w:pPr>
-              <w:jc w:val="center"/>
-            </w:pPr>
-            <w:r>
-              <w:rPr>
-                <w:rFonts w:ascii="Calibri" w:hAnsi="Calibri"/>
-                <w:color w:val="282828"/>
-                <w:sz w:val="19"/>
-              </w:rPr>
-              <w:t xml:space="preserve">  2.1.</w:t>
-            </w:r>
-          </w:p>
-        </w:tc>
-        <w:tc>
-          <w:tcPr>
-            <w:tcW w:type="dxa" w:w="3041"/>
-            <w:shd w:fill="FFFFFF"/>
-            <w:tcMar>
-              <w:top w:w="80" w:type="dxa"/>
-              <w:bottom w:w="80" w:type="dxa"/>
-              <w:left w:w="120" w:type="dxa"/>
-              <w:right w:w="120" w:type="dxa"/>
-            </w:tcMar>
-            <w:vAlign w:val="center"/>
-          </w:tcPr>
-          <w:p>
-            <w:pPr>
-              <w:jc w:val="left"/>
-            </w:pPr>
-            <w:r>
-              <w:rPr>
-                <w:rFonts w:ascii="Calibri" w:hAnsi="Calibri"/>
-                <w:color w:val="282828"/>
-                <w:sz w:val="19"/>
-              </w:rPr>
-              <w:t>Objetivo General</w:t>
-            </w:r>
-          </w:p>
-        </w:tc>
-        <w:tc>
-          <w:tcPr>
-            <w:tcW w:type="dxa" w:w="3041"/>
-            <w:shd w:fill="FFFFFF"/>
-            <w:tcMar>
-              <w:top w:w="80" w:type="dxa"/>
-              <w:bottom w:w="80" w:type="dxa"/>
-              <w:left w:w="120" w:type="dxa"/>
-              <w:right w:w="120" w:type="dxa"/>
-            </w:tcMar>
-            <w:vAlign w:val="center"/>
-          </w:tcPr>
-          <w:p>
-            <w:pPr>
-              <w:jc w:val="center"/>
-            </w:pPr>
-            <w:r>
-              <w:rPr>
-                <w:rFonts w:ascii="Calibri" w:hAnsi="Calibri"/>
-                <w:color w:val="282828"/>
-                <w:sz w:val="19"/>
-              </w:rPr>
-              <w:t>3</w:t>
-            </w:r>
-          </w:p>
-        </w:tc>
-      </w:tr>
-      <w:tr>
-        <w:tc>
-          <w:tcPr>
-            <w:tcW w:type="dxa" w:w="3041"/>
-            <w:shd w:fill="F4F6F9"/>
-            <w:tcMar>
-              <w:top w:w="80" w:type="dxa"/>
-              <w:bottom w:w="80" w:type="dxa"/>
-              <w:left w:w="120" w:type="dxa"/>
-              <w:right w:w="120" w:type="dxa"/>
-            </w:tcMar>
-            <w:vAlign w:val="center"/>
-          </w:tcPr>
-          <w:p>
-            <w:pPr>
-              <w:jc w:val="center"/>
-            </w:pPr>
-            <w:r>
-              <w:rPr>
-                <w:rFonts w:ascii="Calibri" w:hAnsi="Calibri"/>
-                <w:color w:val="282828"/>
-                <w:sz w:val="19"/>
-              </w:rPr>
-              <w:t xml:space="preserve">  2.2.</w:t>
-            </w:r>
-          </w:p>
-        </w:tc>
-        <w:tc>
-          <w:tcPr>
-            <w:tcW w:type="dxa" w:w="3041"/>
-            <w:shd w:fill="F4F6F9"/>
-            <w:tcMar>
-              <w:top w:w="80" w:type="dxa"/>
-              <w:bottom w:w="80" w:type="dxa"/>
-              <w:left w:w="120" w:type="dxa"/>
-              <w:right w:w="120" w:type="dxa"/>
-            </w:tcMar>
-            <w:vAlign w:val="center"/>
-          </w:tcPr>
-          <w:p>
-            <w:pPr>
-              <w:jc w:val="left"/>
-            </w:pPr>
-            <w:r>
-              <w:rPr>
-                <w:rFonts w:ascii="Calibri" w:hAnsi="Calibri"/>
-                <w:color w:val="282828"/>
-                <w:sz w:val="19"/>
-              </w:rPr>
-              <w:t>Objetivos Específicos</w:t>
+              <w:t>OBJETIVOS DEL PROYECTO (GENERAL Y ESPECÍFICOS)</w:t>
             </w:r>
           </w:p>
         </w:tc>
@@ -782,7 +660,7 @@
                 <w:color w:val="282828"/>
                 <w:sz w:val="19"/>
               </w:rPr>
-              <w:t>MARCO TEÓRICO Y CONCEPTUAL</w:t>
+              <w:t>MARCO TEÓRICO: DEEP LEARNING, RESNET, SE-ATTENTION Y CUDA</w:t>
             </w:r>
           </w:p>
         </w:tc>
@@ -836,7 +714,7 @@
                 <w:color w:val="282828"/>
                 <w:sz w:val="19"/>
               </w:rPr>
-              <w:t xml:space="preserve">  3.1.</w:t>
+              <w:t>4.</w:t>
             </w:r>
           </w:p>
         </w:tc>
@@ -862,327 +740,7 @@
                 <w:color w:val="282828"/>
                 <w:sz w:val="19"/>
               </w:rPr>
-              <w:t>Inteligencia Artificial y Aprendizaje Supervisado</w:t>
-            </w:r>
-          </w:p>
-        </w:tc>
-        <w:tc>
-          <w:tcPr>
-            <w:tcW w:type="dxa" w:w="3041"/>
-            <w:shd w:fill="F4F6F9"/>
-            <w:tcMar>
-              <w:top w:w="80" w:type="dxa"/>
-              <w:bottom w:w="80" w:type="dxa"/>
-              <w:left w:w="120" w:type="dxa"/>
-              <w:right w:w="120" w:type="dxa"/>
-            </w:tcMar>
-            <w:vAlign w:val="center"/>
-          </w:tcPr>
-          <w:p>
-            <w:pPr>
-              <w:jc w:val="center"/>
-            </w:pPr>
-            <w:r>
-              <w:rPr>
-                <w:rFonts w:ascii="Calibri" w:hAnsi="Calibri"/>
-                <w:color w:val="282828"/>
-                <w:sz w:val="19"/>
-              </w:rPr>
-              <w:t>4</w:t>
-            </w:r>
-          </w:p>
-        </w:tc>
-      </w:tr>
-      <w:tr>
-        <w:tc>
-          <w:tcPr>
-            <w:tcW w:type="dxa" w:w="3041"/>
-            <w:shd w:fill="FFFFFF"/>
-            <w:tcMar>
-              <w:top w:w="80" w:type="dxa"/>
-              <w:bottom w:w="80" w:type="dxa"/>
-              <w:left w:w="120" w:type="dxa"/>
-              <w:right w:w="120" w:type="dxa"/>
-            </w:tcMar>
-            <w:vAlign w:val="center"/>
-          </w:tcPr>
-          <w:p>
-            <w:pPr>
-              <w:jc w:val="center"/>
-            </w:pPr>
-            <w:r>
-              <w:rPr>
-                <w:rFonts w:ascii="Calibri" w:hAnsi="Calibri"/>
-                <w:color w:val="282828"/>
-                <w:sz w:val="19"/>
-              </w:rPr>
-              <w:t xml:space="preserve">  3.2.</w:t>
-            </w:r>
-          </w:p>
-        </w:tc>
-        <w:tc>
-          <w:tcPr>
-            <w:tcW w:type="dxa" w:w="3041"/>
-            <w:shd w:fill="FFFFFF"/>
-            <w:tcMar>
-              <w:top w:w="80" w:type="dxa"/>
-              <w:bottom w:w="80" w:type="dxa"/>
-              <w:left w:w="120" w:type="dxa"/>
-              <w:right w:w="120" w:type="dxa"/>
-            </w:tcMar>
-            <w:vAlign w:val="center"/>
-          </w:tcPr>
-          <w:p>
-            <w:pPr>
-              <w:jc w:val="left"/>
-            </w:pPr>
-            <w:r>
-              <w:rPr>
-                <w:rFonts w:ascii="Calibri" w:hAnsi="Calibri"/>
-                <w:color w:val="282828"/>
-                <w:sz w:val="19"/>
-              </w:rPr>
-              <w:t>Deep Learning y Representación Jerárquica</w:t>
-            </w:r>
-          </w:p>
-        </w:tc>
-        <w:tc>
-          <w:tcPr>
-            <w:tcW w:type="dxa" w:w="3041"/>
-            <w:shd w:fill="FFFFFF"/>
-            <w:tcMar>
-              <w:top w:w="80" w:type="dxa"/>
-              <w:bottom w:w="80" w:type="dxa"/>
-              <w:left w:w="120" w:type="dxa"/>
-              <w:right w:w="120" w:type="dxa"/>
-            </w:tcMar>
-            <w:vAlign w:val="center"/>
-          </w:tcPr>
-          <w:p>
-            <w:pPr>
-              <w:jc w:val="center"/>
-            </w:pPr>
-            <w:r>
-              <w:rPr>
-                <w:rFonts w:ascii="Calibri" w:hAnsi="Calibri"/>
-                <w:color w:val="282828"/>
-                <w:sz w:val="19"/>
-              </w:rPr>
-              <w:t>4</w:t>
-            </w:r>
-          </w:p>
-        </w:tc>
-      </w:tr>
-      <w:tr>
-        <w:tc>
-          <w:tcPr>
-            <w:tcW w:type="dxa" w:w="3041"/>
-            <w:shd w:fill="F4F6F9"/>
-            <w:tcMar>
-              <w:top w:w="80" w:type="dxa"/>
-              <w:bottom w:w="80" w:type="dxa"/>
-              <w:left w:w="120" w:type="dxa"/>
-              <w:right w:w="120" w:type="dxa"/>
-            </w:tcMar>
-            <w:vAlign w:val="center"/>
-          </w:tcPr>
-          <w:p>
-            <w:pPr>
-              <w:jc w:val="center"/>
-            </w:pPr>
-            <w:r>
-              <w:rPr>
-                <w:rFonts w:ascii="Calibri" w:hAnsi="Calibri"/>
-                <w:color w:val="282828"/>
-                <w:sz w:val="19"/>
-              </w:rPr>
-              <w:t xml:space="preserve">  3.3.</w:t>
-            </w:r>
-          </w:p>
-        </w:tc>
-        <w:tc>
-          <w:tcPr>
-            <w:tcW w:type="dxa" w:w="3041"/>
-            <w:shd w:fill="F4F6F9"/>
-            <w:tcMar>
-              <w:top w:w="80" w:type="dxa"/>
-              <w:bottom w:w="80" w:type="dxa"/>
-              <w:left w:w="120" w:type="dxa"/>
-              <w:right w:w="120" w:type="dxa"/>
-            </w:tcMar>
-            <w:vAlign w:val="center"/>
-          </w:tcPr>
-          <w:p>
-            <w:pPr>
-              <w:jc w:val="left"/>
-            </w:pPr>
-            <w:r>
-              <w:rPr>
-                <w:rFonts w:ascii="Calibri" w:hAnsi="Calibri"/>
-                <w:color w:val="282828"/>
-                <w:sz w:val="19"/>
-              </w:rPr>
-              <w:t>Redes Neuronales Convolucionales (CNN)</w:t>
-            </w:r>
-          </w:p>
-        </w:tc>
-        <w:tc>
-          <w:tcPr>
-            <w:tcW w:type="dxa" w:w="3041"/>
-            <w:shd w:fill="F4F6F9"/>
-            <w:tcMar>
-              <w:top w:w="80" w:type="dxa"/>
-              <w:bottom w:w="80" w:type="dxa"/>
-              <w:left w:w="120" w:type="dxa"/>
-              <w:right w:w="120" w:type="dxa"/>
-            </w:tcMar>
-            <w:vAlign w:val="center"/>
-          </w:tcPr>
-          <w:p>
-            <w:pPr>
-              <w:jc w:val="center"/>
-            </w:pPr>
-            <w:r>
-              <w:rPr>
-                <w:rFonts w:ascii="Calibri" w:hAnsi="Calibri"/>
-                <w:color w:val="282828"/>
-                <w:sz w:val="19"/>
-              </w:rPr>
-              <w:t>4</w:t>
-            </w:r>
-          </w:p>
-        </w:tc>
-      </w:tr>
-      <w:tr>
-        <w:tc>
-          <w:tcPr>
-            <w:tcW w:type="dxa" w:w="3041"/>
-            <w:shd w:fill="FFFFFF"/>
-            <w:tcMar>
-              <w:top w:w="80" w:type="dxa"/>
-              <w:bottom w:w="80" w:type="dxa"/>
-              <w:left w:w="120" w:type="dxa"/>
-              <w:right w:w="120" w:type="dxa"/>
-            </w:tcMar>
-            <w:vAlign w:val="center"/>
-          </w:tcPr>
-          <w:p>
-            <w:pPr>
-              <w:jc w:val="center"/>
-            </w:pPr>
-            <w:r>
-              <w:rPr>
-                <w:rFonts w:ascii="Calibri" w:hAnsi="Calibri"/>
-                <w:color w:val="282828"/>
-                <w:sz w:val="19"/>
-              </w:rPr>
-              <w:t xml:space="preserve">  3.4.</w:t>
-            </w:r>
-          </w:p>
-        </w:tc>
-        <w:tc>
-          <w:tcPr>
-            <w:tcW w:type="dxa" w:w="3041"/>
-            <w:shd w:fill="FFFFFF"/>
-            <w:tcMar>
-              <w:top w:w="80" w:type="dxa"/>
-              <w:bottom w:w="80" w:type="dxa"/>
-              <w:left w:w="120" w:type="dxa"/>
-              <w:right w:w="120" w:type="dxa"/>
-            </w:tcMar>
-            <w:vAlign w:val="center"/>
-          </w:tcPr>
-          <w:p>
-            <w:pPr>
-              <w:jc w:val="left"/>
-            </w:pPr>
-            <w:r>
-              <w:rPr>
-                <w:rFonts w:ascii="Calibri" w:hAnsi="Calibri"/>
-                <w:color w:val="282828"/>
-                <w:sz w:val="19"/>
-              </w:rPr>
-              <w:t>Componentes y Bloques de la Arquitectura</w:t>
-            </w:r>
-          </w:p>
-        </w:tc>
-        <w:tc>
-          <w:tcPr>
-            <w:tcW w:type="dxa" w:w="3041"/>
-            <w:shd w:fill="FFFFFF"/>
-            <w:tcMar>
-              <w:top w:w="80" w:type="dxa"/>
-              <w:bottom w:w="80" w:type="dxa"/>
-              <w:left w:w="120" w:type="dxa"/>
-              <w:right w:w="120" w:type="dxa"/>
-            </w:tcMar>
-            <w:vAlign w:val="center"/>
-          </w:tcPr>
-          <w:p>
-            <w:pPr>
-              <w:jc w:val="center"/>
-            </w:pPr>
-            <w:r>
-              <w:rPr>
-                <w:rFonts w:ascii="Calibri" w:hAnsi="Calibri"/>
-                <w:color w:val="282828"/>
-                <w:sz w:val="19"/>
-              </w:rPr>
-              <w:t>5</w:t>
-            </w:r>
-          </w:p>
-        </w:tc>
-      </w:tr>
-      <w:tr>
-        <w:tc>
-          <w:tcPr>
-            <w:tcW w:type="dxa" w:w="3041"/>
-            <w:shd w:fill="F4F6F9"/>
-            <w:tcMar>
-              <w:top w:w="80" w:type="dxa"/>
-              <w:bottom w:w="80" w:type="dxa"/>
-              <w:left w:w="120" w:type="dxa"/>
-              <w:right w:w="120" w:type="dxa"/>
-            </w:tcMar>
-            <w:vAlign w:val="center"/>
-          </w:tcPr>
-          <w:p>
-            <w:pPr>
-              <w:jc w:val="center"/>
-            </w:pPr>
-            <w:r>
-              <w:rPr>
-                <w:rFonts w:ascii="Calibri" w:hAnsi="Calibri"/>
-                <w:color w:val="282828"/>
-                <w:sz w:val="19"/>
-              </w:rPr>
-              <w:t xml:space="preserve">  3.5.</w:t>
-            </w:r>
-          </w:p>
-        </w:tc>
-        <w:tc>
-          <w:tcPr>
-            <w:tcW w:type="dxa" w:w="3041"/>
-            <w:shd w:fill="F4F6F9"/>
-            <w:tcMar>
-              <w:top w:w="80" w:type="dxa"/>
-              <w:bottom w:w="80" w:type="dxa"/>
-              <w:left w:w="120" w:type="dxa"/>
-              <w:right w:w="120" w:type="dxa"/>
-            </w:tcMar>
-            <w:vAlign w:val="center"/>
-          </w:tcPr>
-          <w:p>
-            <w:pPr>
-              <w:jc w:val="left"/>
-            </w:pPr>
-            <w:r>
-              <w:rPr>
-                <w:rFonts w:ascii="Calibri" w:hAnsi="Calibri"/>
-                <w:color w:val="282828"/>
-                <w:sz w:val="19"/>
-              </w:rPr>
-              <w:t>Aceleración por GPU y Cómputo Paralelo CUDA</w:t>
+              <w:t>DATASET FER2013, AUDITORÍA DE PARTICIÓN Y ALOJAMIENTO EN VRAM</w:t>
             </w:r>
           </w:p>
         </w:tc>
@@ -1236,7 +794,7 @@
                 <w:color w:val="282828"/>
                 <w:sz w:val="19"/>
               </w:rPr>
-              <w:t>4.</w:t>
+              <w:t>5.</w:t>
             </w:r>
           </w:p>
         </w:tc>
@@ -1262,7 +820,7 @@
                 <w:color w:val="282828"/>
                 <w:sz w:val="19"/>
               </w:rPr>
-              <w:t>DATASET FER2013 Y PREPROCESAMIENTO</w:t>
+              <w:t>ARQUITECTURA DE LAS REDES (EmotionResNetSE y EmotionCNN)</w:t>
             </w:r>
           </w:p>
         </w:tc>
@@ -1316,7 +874,7 @@
                 <w:color w:val="282828"/>
                 <w:sz w:val="19"/>
               </w:rPr>
-              <w:t xml:space="preserve">  4.1.</w:t>
+              <w:t>6.</w:t>
             </w:r>
           </w:p>
         </w:tc>
@@ -1342,167 +900,7 @@
                 <w:color w:val="282828"/>
                 <w:sz w:val="19"/>
               </w:rPr>
-              <w:t>Estructura y Clases de Emociones</w:t>
-            </w:r>
-          </w:p>
-        </w:tc>
-        <w:tc>
-          <w:tcPr>
-            <w:tcW w:type="dxa" w:w="3041"/>
-            <w:shd w:fill="F4F6F9"/>
-            <w:tcMar>
-              <w:top w:w="80" w:type="dxa"/>
-              <w:bottom w:w="80" w:type="dxa"/>
-              <w:left w:w="120" w:type="dxa"/>
-              <w:right w:w="120" w:type="dxa"/>
-            </w:tcMar>
-            <w:vAlign w:val="center"/>
-          </w:tcPr>
-          <w:p>
-            <w:pPr>
-              <w:jc w:val="center"/>
-            </w:pPr>
-            <w:r>
-              <w:rPr>
-                <w:rFonts w:ascii="Calibri" w:hAnsi="Calibri"/>
-                <w:color w:val="282828"/>
-                <w:sz w:val="19"/>
-              </w:rPr>
-              <w:t>6</w:t>
-            </w:r>
-          </w:p>
-        </w:tc>
-      </w:tr>
-      <w:tr>
-        <w:tc>
-          <w:tcPr>
-            <w:tcW w:type="dxa" w:w="3041"/>
-            <w:shd w:fill="FFFFFF"/>
-            <w:tcMar>
-              <w:top w:w="80" w:type="dxa"/>
-              <w:bottom w:w="80" w:type="dxa"/>
-              <w:left w:w="120" w:type="dxa"/>
-              <w:right w:w="120" w:type="dxa"/>
-            </w:tcMar>
-            <w:vAlign w:val="center"/>
-          </w:tcPr>
-          <w:p>
-            <w:pPr>
-              <w:jc w:val="center"/>
-            </w:pPr>
-            <w:r>
-              <w:rPr>
-                <w:rFonts w:ascii="Calibri" w:hAnsi="Calibri"/>
-                <w:color w:val="282828"/>
-                <w:sz w:val="19"/>
-              </w:rPr>
-              <w:t xml:space="preserve">  4.2.</w:t>
-            </w:r>
-          </w:p>
-        </w:tc>
-        <w:tc>
-          <w:tcPr>
-            <w:tcW w:type="dxa" w:w="3041"/>
-            <w:shd w:fill="FFFFFF"/>
-            <w:tcMar>
-              <w:top w:w="80" w:type="dxa"/>
-              <w:bottom w:w="80" w:type="dxa"/>
-              <w:left w:w="120" w:type="dxa"/>
-              <w:right w:w="120" w:type="dxa"/>
-            </w:tcMar>
-            <w:vAlign w:val="center"/>
-          </w:tcPr>
-          <w:p>
-            <w:pPr>
-              <w:jc w:val="left"/>
-            </w:pPr>
-            <w:r>
-              <w:rPr>
-                <w:rFonts w:ascii="Calibri" w:hAnsi="Calibri"/>
-                <w:color w:val="282828"/>
-                <w:sz w:val="19"/>
-              </w:rPr>
-              <w:t>Desbalance de Clases y Data Augmentation</w:t>
-            </w:r>
-          </w:p>
-        </w:tc>
-        <w:tc>
-          <w:tcPr>
-            <w:tcW w:type="dxa" w:w="3041"/>
-            <w:shd w:fill="FFFFFF"/>
-            <w:tcMar>
-              <w:top w:w="80" w:type="dxa"/>
-              <w:bottom w:w="80" w:type="dxa"/>
-              <w:left w:w="120" w:type="dxa"/>
-              <w:right w:w="120" w:type="dxa"/>
-            </w:tcMar>
-            <w:vAlign w:val="center"/>
-          </w:tcPr>
-          <w:p>
-            <w:pPr>
-              <w:jc w:val="center"/>
-            </w:pPr>
-            <w:r>
-              <w:rPr>
-                <w:rFonts w:ascii="Calibri" w:hAnsi="Calibri"/>
-                <w:color w:val="282828"/>
-                <w:sz w:val="19"/>
-              </w:rPr>
-              <w:t>6</w:t>
-            </w:r>
-          </w:p>
-        </w:tc>
-      </w:tr>
-      <w:tr>
-        <w:tc>
-          <w:tcPr>
-            <w:tcW w:type="dxa" w:w="3041"/>
-            <w:shd w:fill="F4F6F9"/>
-            <w:tcMar>
-              <w:top w:w="80" w:type="dxa"/>
-              <w:bottom w:w="80" w:type="dxa"/>
-              <w:left w:w="120" w:type="dxa"/>
-              <w:right w:w="120" w:type="dxa"/>
-            </w:tcMar>
-            <w:vAlign w:val="center"/>
-          </w:tcPr>
-          <w:p>
-            <w:pPr>
-              <w:jc w:val="center"/>
-            </w:pPr>
-            <w:r>
-              <w:rPr>
-                <w:rFonts w:ascii="Calibri" w:hAnsi="Calibri"/>
-                <w:color w:val="282828"/>
-                <w:sz w:val="19"/>
-              </w:rPr>
-              <w:t>5.</w:t>
-            </w:r>
-          </w:p>
-        </w:tc>
-        <w:tc>
-          <w:tcPr>
-            <w:tcW w:type="dxa" w:w="3041"/>
-            <w:shd w:fill="F4F6F9"/>
-            <w:tcMar>
-              <w:top w:w="80" w:type="dxa"/>
-              <w:bottom w:w="80" w:type="dxa"/>
-              <w:left w:w="120" w:type="dxa"/>
-              <w:right w:w="120" w:type="dxa"/>
-            </w:tcMar>
-            <w:vAlign w:val="center"/>
-          </w:tcPr>
-          <w:p>
-            <w:pPr>
-              <w:jc w:val="left"/>
-            </w:pPr>
-            <w:r>
-              <w:rPr>
-                <w:rFonts w:ascii="Calibri" w:hAnsi="Calibri"/>
-                <w:color w:val="282828"/>
-                <w:sz w:val="19"/>
-              </w:rPr>
-              <w:t>ARQUITECTURA DEL MODELO EMOTIONCNN</w:t>
+              <w:t>METODOLOGÍA DE ENTRENAMIENTO, CLASS WEIGHTS Y LABEL SMOOTHING</w:t>
             </w:r>
           </w:p>
         </w:tc>
@@ -1556,7 +954,7 @@
                 <w:color w:val="282828"/>
                 <w:sz w:val="19"/>
               </w:rPr>
-              <w:t>6.</w:t>
+              <w:t>7.</w:t>
             </w:r>
           </w:p>
         </w:tc>
@@ -1582,7 +980,7 @@
                 <w:color w:val="282828"/>
                 <w:sz w:val="19"/>
               </w:rPr>
-              <w:t>METODOLOGÍA EXPERIMENTAL Y ENTRENAMIENTO</w:t>
+              <w:t>RESULTADOS EXPERIMENTALES Y EVALUACIÓN RIGUROSA EN TEST SET</w:t>
             </w:r>
           </w:p>
         </w:tc>
@@ -1636,7 +1034,7 @@
                 <w:color w:val="282828"/>
                 <w:sz w:val="19"/>
               </w:rPr>
-              <w:t xml:space="preserve">  6.1.</w:t>
+              <w:t>8.</w:t>
             </w:r>
           </w:p>
         </w:tc>
@@ -1662,327 +1060,7 @@
                 <w:color w:val="282828"/>
                 <w:sz w:val="19"/>
               </w:rPr>
-              <w:t>Función de Pérdida y Optimizador</w:t>
-            </w:r>
-          </w:p>
-        </w:tc>
-        <w:tc>
-          <w:tcPr>
-            <w:tcW w:type="dxa" w:w="3041"/>
-            <w:shd w:fill="F4F6F9"/>
-            <w:tcMar>
-              <w:top w:w="80" w:type="dxa"/>
-              <w:bottom w:w="80" w:type="dxa"/>
-              <w:left w:w="120" w:type="dxa"/>
-              <w:right w:w="120" w:type="dxa"/>
-            </w:tcMar>
-            <w:vAlign w:val="center"/>
-          </w:tcPr>
-          <w:p>
-            <w:pPr>
-              <w:jc w:val="center"/>
-            </w:pPr>
-            <w:r>
-              <w:rPr>
-                <w:rFonts w:ascii="Calibri" w:hAnsi="Calibri"/>
-                <w:color w:val="282828"/>
-                <w:sz w:val="19"/>
-              </w:rPr>
-              <w:t>8</w:t>
-            </w:r>
-          </w:p>
-        </w:tc>
-      </w:tr>
-      <w:tr>
-        <w:tc>
-          <w:tcPr>
-            <w:tcW w:type="dxa" w:w="3041"/>
-            <w:shd w:fill="FFFFFF"/>
-            <w:tcMar>
-              <w:top w:w="80" w:type="dxa"/>
-              <w:bottom w:w="80" w:type="dxa"/>
-              <w:left w:w="120" w:type="dxa"/>
-              <w:right w:w="120" w:type="dxa"/>
-            </w:tcMar>
-            <w:vAlign w:val="center"/>
-          </w:tcPr>
-          <w:p>
-            <w:pPr>
-              <w:jc w:val="center"/>
-            </w:pPr>
-            <w:r>
-              <w:rPr>
-                <w:rFonts w:ascii="Calibri" w:hAnsi="Calibri"/>
-                <w:color w:val="282828"/>
-                <w:sz w:val="19"/>
-              </w:rPr>
-              <w:t xml:space="preserve">  6.2.</w:t>
-            </w:r>
-          </w:p>
-        </w:tc>
-        <w:tc>
-          <w:tcPr>
-            <w:tcW w:type="dxa" w:w="3041"/>
-            <w:shd w:fill="FFFFFF"/>
-            <w:tcMar>
-              <w:top w:w="80" w:type="dxa"/>
-              <w:bottom w:w="80" w:type="dxa"/>
-              <w:left w:w="120" w:type="dxa"/>
-              <w:right w:w="120" w:type="dxa"/>
-            </w:tcMar>
-            <w:vAlign w:val="center"/>
-          </w:tcPr>
-          <w:p>
-            <w:pPr>
-              <w:jc w:val="left"/>
-            </w:pPr>
-            <w:r>
-              <w:rPr>
-                <w:rFonts w:ascii="Calibri" w:hAnsi="Calibri"/>
-                <w:color w:val="282828"/>
-                <w:sz w:val="19"/>
-              </w:rPr>
-              <w:t>Políticas de Regularización y Early Stopping</w:t>
-            </w:r>
-          </w:p>
-        </w:tc>
-        <w:tc>
-          <w:tcPr>
-            <w:tcW w:type="dxa" w:w="3041"/>
-            <w:shd w:fill="FFFFFF"/>
-            <w:tcMar>
-              <w:top w:w="80" w:type="dxa"/>
-              <w:bottom w:w="80" w:type="dxa"/>
-              <w:left w:w="120" w:type="dxa"/>
-              <w:right w:w="120" w:type="dxa"/>
-            </w:tcMar>
-            <w:vAlign w:val="center"/>
-          </w:tcPr>
-          <w:p>
-            <w:pPr>
-              <w:jc w:val="center"/>
-            </w:pPr>
-            <w:r>
-              <w:rPr>
-                <w:rFonts w:ascii="Calibri" w:hAnsi="Calibri"/>
-                <w:color w:val="282828"/>
-                <w:sz w:val="19"/>
-              </w:rPr>
-              <w:t>8</w:t>
-            </w:r>
-          </w:p>
-        </w:tc>
-      </w:tr>
-      <w:tr>
-        <w:tc>
-          <w:tcPr>
-            <w:tcW w:type="dxa" w:w="3041"/>
-            <w:shd w:fill="F4F6F9"/>
-            <w:tcMar>
-              <w:top w:w="80" w:type="dxa"/>
-              <w:bottom w:w="80" w:type="dxa"/>
-              <w:left w:w="120" w:type="dxa"/>
-              <w:right w:w="120" w:type="dxa"/>
-            </w:tcMar>
-            <w:vAlign w:val="center"/>
-          </w:tcPr>
-          <w:p>
-            <w:pPr>
-              <w:jc w:val="center"/>
-            </w:pPr>
-            <w:r>
-              <w:rPr>
-                <w:rFonts w:ascii="Calibri" w:hAnsi="Calibri"/>
-                <w:color w:val="282828"/>
-                <w:sz w:val="19"/>
-              </w:rPr>
-              <w:t>7.</w:t>
-            </w:r>
-          </w:p>
-        </w:tc>
-        <w:tc>
-          <w:tcPr>
-            <w:tcW w:type="dxa" w:w="3041"/>
-            <w:shd w:fill="F4F6F9"/>
-            <w:tcMar>
-              <w:top w:w="80" w:type="dxa"/>
-              <w:bottom w:w="80" w:type="dxa"/>
-              <w:left w:w="120" w:type="dxa"/>
-              <w:right w:w="120" w:type="dxa"/>
-            </w:tcMar>
-            <w:vAlign w:val="center"/>
-          </w:tcPr>
-          <w:p>
-            <w:pPr>
-              <w:jc w:val="left"/>
-            </w:pPr>
-            <w:r>
-              <w:rPr>
-                <w:rFonts w:ascii="Calibri" w:hAnsi="Calibri"/>
-                <w:color w:val="282828"/>
-                <w:sz w:val="19"/>
-              </w:rPr>
-              <w:t>RESULTADOS EXPERIMENTALES Y EVALUACIÓN</w:t>
-            </w:r>
-          </w:p>
-        </w:tc>
-        <w:tc>
-          <w:tcPr>
-            <w:tcW w:type="dxa" w:w="3041"/>
-            <w:shd w:fill="F4F6F9"/>
-            <w:tcMar>
-              <w:top w:w="80" w:type="dxa"/>
-              <w:bottom w:w="80" w:type="dxa"/>
-              <w:left w:w="120" w:type="dxa"/>
-              <w:right w:w="120" w:type="dxa"/>
-            </w:tcMar>
-            <w:vAlign w:val="center"/>
-          </w:tcPr>
-          <w:p>
-            <w:pPr>
-              <w:jc w:val="center"/>
-            </w:pPr>
-            <w:r>
-              <w:rPr>
-                <w:rFonts w:ascii="Calibri" w:hAnsi="Calibri"/>
-                <w:color w:val="282828"/>
-                <w:sz w:val="19"/>
-              </w:rPr>
-              <w:t>9</w:t>
-            </w:r>
-          </w:p>
-        </w:tc>
-      </w:tr>
-      <w:tr>
-        <w:tc>
-          <w:tcPr>
-            <w:tcW w:type="dxa" w:w="3041"/>
-            <w:shd w:fill="FFFFFF"/>
-            <w:tcMar>
-              <w:top w:w="80" w:type="dxa"/>
-              <w:bottom w:w="80" w:type="dxa"/>
-              <w:left w:w="120" w:type="dxa"/>
-              <w:right w:w="120" w:type="dxa"/>
-            </w:tcMar>
-            <w:vAlign w:val="center"/>
-          </w:tcPr>
-          <w:p>
-            <w:pPr>
-              <w:jc w:val="center"/>
-            </w:pPr>
-            <w:r>
-              <w:rPr>
-                <w:rFonts w:ascii="Calibri" w:hAnsi="Calibri"/>
-                <w:color w:val="282828"/>
-                <w:sz w:val="19"/>
-              </w:rPr>
-              <w:t xml:space="preserve">  7.1.</w:t>
-            </w:r>
-          </w:p>
-        </w:tc>
-        <w:tc>
-          <w:tcPr>
-            <w:tcW w:type="dxa" w:w="3041"/>
-            <w:shd w:fill="FFFFFF"/>
-            <w:tcMar>
-              <w:top w:w="80" w:type="dxa"/>
-              <w:bottom w:w="80" w:type="dxa"/>
-              <w:left w:w="120" w:type="dxa"/>
-              <w:right w:w="120" w:type="dxa"/>
-            </w:tcMar>
-            <w:vAlign w:val="center"/>
-          </w:tcPr>
-          <w:p>
-            <w:pPr>
-              <w:jc w:val="left"/>
-            </w:pPr>
-            <w:r>
-              <w:rPr>
-                <w:rFonts w:ascii="Calibri" w:hAnsi="Calibri"/>
-                <w:color w:val="282828"/>
-                <w:sz w:val="19"/>
-              </w:rPr>
-              <w:t>Curvas de Aprendizaje (Loss y Accuracy)</w:t>
-            </w:r>
-          </w:p>
-        </w:tc>
-        <w:tc>
-          <w:tcPr>
-            <w:tcW w:type="dxa" w:w="3041"/>
-            <w:shd w:fill="FFFFFF"/>
-            <w:tcMar>
-              <w:top w:w="80" w:type="dxa"/>
-              <w:bottom w:w="80" w:type="dxa"/>
-              <w:left w:w="120" w:type="dxa"/>
-              <w:right w:w="120" w:type="dxa"/>
-            </w:tcMar>
-            <w:vAlign w:val="center"/>
-          </w:tcPr>
-          <w:p>
-            <w:pPr>
-              <w:jc w:val="center"/>
-            </w:pPr>
-            <w:r>
-              <w:rPr>
-                <w:rFonts w:ascii="Calibri" w:hAnsi="Calibri"/>
-                <w:color w:val="282828"/>
-                <w:sz w:val="19"/>
-              </w:rPr>
-              <w:t>9</w:t>
-            </w:r>
-          </w:p>
-        </w:tc>
-      </w:tr>
-      <w:tr>
-        <w:tc>
-          <w:tcPr>
-            <w:tcW w:type="dxa" w:w="3041"/>
-            <w:shd w:fill="F4F6F9"/>
-            <w:tcMar>
-              <w:top w:w="80" w:type="dxa"/>
-              <w:bottom w:w="80" w:type="dxa"/>
-              <w:left w:w="120" w:type="dxa"/>
-              <w:right w:w="120" w:type="dxa"/>
-            </w:tcMar>
-            <w:vAlign w:val="center"/>
-          </w:tcPr>
-          <w:p>
-            <w:pPr>
-              <w:jc w:val="center"/>
-            </w:pPr>
-            <w:r>
-              <w:rPr>
-                <w:rFonts w:ascii="Calibri" w:hAnsi="Calibri"/>
-                <w:color w:val="282828"/>
-                <w:sz w:val="19"/>
-              </w:rPr>
-              <w:t xml:space="preserve">  7.2.</w:t>
-            </w:r>
-          </w:p>
-        </w:tc>
-        <w:tc>
-          <w:tcPr>
-            <w:tcW w:type="dxa" w:w="3041"/>
-            <w:shd w:fill="F4F6F9"/>
-            <w:tcMar>
-              <w:top w:w="80" w:type="dxa"/>
-              <w:bottom w:w="80" w:type="dxa"/>
-              <w:left w:w="120" w:type="dxa"/>
-              <w:right w:w="120" w:type="dxa"/>
-            </w:tcMar>
-            <w:vAlign w:val="center"/>
-          </w:tcPr>
-          <w:p>
-            <w:pPr>
-              <w:jc w:val="left"/>
-            </w:pPr>
-            <w:r>
-              <w:rPr>
-                <w:rFonts w:ascii="Calibri" w:hAnsi="Calibri"/>
-                <w:color w:val="282828"/>
-                <w:sz w:val="19"/>
-              </w:rPr>
-              <w:t>Matriz de Confusión y Reporte por Emoción</w:t>
+              <w:t>INFERENCIA EN TIEMPO REAL: DETECTOR YuNet Y SUAVIZADO TEMPORAL EMA</w:t>
             </w:r>
           </w:p>
         </w:tc>
@@ -2036,7 +1114,7 @@
                 <w:color w:val="282828"/>
                 <w:sz w:val="19"/>
               </w:rPr>
-              <w:t xml:space="preserve">  7.3.</w:t>
+              <w:t>9.</w:t>
             </w:r>
           </w:p>
         </w:tc>
@@ -2062,7 +1140,7 @@
                 <w:color w:val="282828"/>
                 <w:sz w:val="19"/>
               </w:rPr>
-              <w:t>Ejemplos de Inferencia Cualitativa</w:t>
+              <w:t>DESPLIEGUE MULTIPLATAFORMA Y EXPORTACIÓN PORTÁTIL (ONNX &amp; OPENCV DNN)</w:t>
             </w:r>
           </w:p>
         </w:tc>
@@ -2116,7 +1194,7 @@
                 <w:color w:val="282828"/>
                 <w:sz w:val="19"/>
               </w:rPr>
-              <w:t>8.</w:t>
+              <w:t>10.</w:t>
             </w:r>
           </w:p>
         </w:tc>
@@ -2142,7 +1220,7 @@
                 <w:color w:val="282828"/>
                 <w:sz w:val="19"/>
               </w:rPr>
-              <w:t>SISTEMA DE INFERENCIA EN TIEMPO REAL (WEBCAM)</w:t>
+              <w:t>CONCLUSIONES Y RECOMENDACIONES TÉCNICAS</w:t>
             </w:r>
           </w:p>
         </w:tc>
@@ -2196,7 +1274,7 @@
                 <w:color w:val="282828"/>
                 <w:sz w:val="19"/>
               </w:rPr>
-              <w:t>9.</w:t>
+              <w:t>11.</w:t>
             </w:r>
           </w:p>
         </w:tc>
@@ -2222,7 +1300,7 @@
                 <w:color w:val="282828"/>
                 <w:sz w:val="19"/>
               </w:rPr>
-              <w:t>CONCLUSIONES Y RECOMENDACIONES</w:t>
+              <w:t>REFERENCIAS BIBLIOGRÁFICAS (IEEE / APA)</w:t>
             </w:r>
           </w:p>
         </w:tc>
@@ -2253,87 +1331,8 @@
           </w:p>
         </w:tc>
       </w:tr>
-      <w:tr>
-        <w:tc>
-          <w:tcPr>
-            <w:tcW w:type="dxa" w:w="3041"/>
-            <w:shd w:fill="F4F6F9"/>
-            <w:tcMar>
-              <w:top w:w="80" w:type="dxa"/>
-              <w:bottom w:w="80" w:type="dxa"/>
-              <w:left w:w="120" w:type="dxa"/>
-              <w:right w:w="120" w:type="dxa"/>
-            </w:tcMar>
-            <w:vAlign w:val="center"/>
-          </w:tcPr>
-          <w:p>
-            <w:pPr>
-              <w:jc w:val="center"/>
-            </w:pPr>
-            <w:r>
-              <w:rPr>
-                <w:rFonts w:ascii="Calibri" w:hAnsi="Calibri"/>
-                <w:color w:val="282828"/>
-                <w:sz w:val="19"/>
-              </w:rPr>
-              <w:t>10.</w:t>
-            </w:r>
-          </w:p>
-        </w:tc>
-        <w:tc>
-          <w:tcPr>
-            <w:tcW w:type="dxa" w:w="3041"/>
-            <w:shd w:fill="F4F6F9"/>
-            <w:tcMar>
-              <w:top w:w="80" w:type="dxa"/>
-              <w:bottom w:w="80" w:type="dxa"/>
-              <w:left w:w="120" w:type="dxa"/>
-              <w:right w:w="120" w:type="dxa"/>
-            </w:tcMar>
-            <w:vAlign w:val="center"/>
-          </w:tcPr>
-          <w:p>
-            <w:pPr>
-              <w:jc w:val="left"/>
-            </w:pPr>
-            <w:r>
-              <w:rPr>
-                <w:rFonts w:ascii="Calibri" w:hAnsi="Calibri"/>
-                <w:color w:val="282828"/>
-                <w:sz w:val="19"/>
-              </w:rPr>
-              <w:t>REFERENCIAS BIBLIOGRÁFICAS</w:t>
-            </w:r>
-          </w:p>
-        </w:tc>
-        <w:tc>
-          <w:tcPr>
-            <w:tcW w:type="dxa" w:w="3041"/>
-            <w:shd w:fill="F4F6F9"/>
-            <w:tcMar>
-              <w:top w:w="80" w:type="dxa"/>
-              <w:bottom w:w="80" w:type="dxa"/>
-              <w:left w:w="120" w:type="dxa"/>
-              <w:right w:w="120" w:type="dxa"/>
-            </w:tcMar>
-            <w:vAlign w:val="center"/>
-          </w:tcPr>
-          <w:p>
-            <w:pPr>
-              <w:jc w:val="center"/>
-            </w:pPr>
-            <w:r>
-              <w:rPr>
-                <w:rFonts w:ascii="Calibri" w:hAnsi="Calibri"/>
-                <w:color w:val="282828"/>
-                <w:sz w:val="19"/>
-              </w:rPr>
-              <w:t>14</w:t>
-            </w:r>
-          </w:p>
-        </w:tc>
-      </w:tr>
     </w:tbl>
+    <w:p/>
     <w:p>
       <w:r>
         <w:br w:type="page"/>
@@ -2368,7 +1367,7 @@
           <w:color w:val="1E1E1E"/>
           <w:sz w:val="22"/>
         </w:rPr>
-        <w:t>El reconocimiento automático de emociones humanas a través del análisis de expresiones faciales constituye uno de los desafíos más prominentes en el área de Visión por Computadora e Interacción Humano-Computador (HCI). Las microexpresiones y movimientos musculares de la cara reflejan estados afectivos universales que permiten a los sistemas inteligentes interpretar de manera empática el comportamiento del usuario en entornos de educación virtual, diagnóstico clínico, asistencia al conductor y monitoreo de seguridad.</w:t>
+        <w:t>El reconocimiento automático de emociones faciales (Facial Expression Recognition - FER) constituye uno de los pilares de mayor relevancia en la Visión por Computadora y la Interacción Humano-Computador (HCI). Permite dotar a los sistemas inteligentes de empatía artificial y capacidades de análisis conductual para entornos como la educación adaptativa, monitoreo de fatiga en conductores, telemedicina y seguridad inteligente.</w:t>
       </w:r>
     </w:p>
     <w:p>
@@ -2385,7 +1384,7 @@
           <w:color w:val="1E1E1E"/>
           <w:sz w:val="22"/>
         </w:rPr>
-        <w:t>Los métodos clásicos de procesamiento digital de imágenes dependían de la extracción manual de características (como descriptores HOG, LBP o filtros Gabor), los cuales presentaban alta sensibilidad ante variaciones de iluminación, oclusiones parciales y diferencias fisonómicas. Con la consolidación del Deep Learning y en particular de las Redes Neuronales Convolucionales (CNN), es posible aprender de manera jerárquica y totalmente automatizada representaciones visuales robustas a partir de grandes volúmenes de datos brutos.</w:t>
+        <w:t>Los métodos clásicos de visión artificial dependían de extractores manuales de rasgos (como filtros Gabor, HOG o LBP) y clasificadores como Haar Cascade, los cuales fallan drásticamente ante giros de cabeza, oclusiones o variaciones de iluminación. Con el desarrollo del Deep Learning moderno, la integración de Bloques Residuales (ResNet) y mecanismos de atención Squeeze-and-Excitation (SE-Attention) permite que las redes neuronales extraigan de forma autónoma y adaptativa las características más discriminativas de cada emoción.</w:t>
       </w:r>
     </w:p>
     <w:p>
@@ -2402,7 +1401,7 @@
           <w:color w:val="1E1E1E"/>
           <w:sz w:val="22"/>
         </w:rPr>
-        <w:t>En el presente proyecto se desarrolla e implementa un sistema integral de clasificación de 7 emociones faciales básicas (Enojado, Disgusto, Miedo, Feliz, Triste, Sorprendido y Neutral) entrenado sobre el benchmark internacional FER2013. Se aprovecha la aceleración por hardware de alta gama (GPU NVIDIA GeForce RTX 5060 Ti con 16GB VRAM mediante PyTorch y CUDA 12.8), integrando módulos de aumento de datos (*Data Augmentation*), reducción dinámica de tasa de aprendizaje (*ReduceLROnPlateau*) y un pipeline de inferencia en tiempo real acoplado a la cámara web con el detector Haar Cascade de OpenCV.</w:t>
+        <w:t>El presente trabajo implementa un sistema integral de alto rendimiento capaz de clasificar 7 emociones básicas (Enojado, Disgusto, Miedo, Feliz, Triste, Sorprendido y Neutral) entrenado sobre el benchmark FER2013. Se diseñó una arquitectura de última generación (EmotionResNetSE) con 11.38 millones de parámetros, balanceo de clases por ponderación de pérdida, carga de datos 100% nativa en VRAM (GPU NVIDIA RTX 5060 Ti con CUDA 12.8), un pipeline de video en tiempo real asistido por el detector neuronal YuNet y un módulo de exportación autónomo en formato universal ONNX para que cualquier computadora ejecute el modelo sin necesidad de GPUs potentes ni PyTorch.</w:t>
       </w:r>
     </w:p>
     <w:p>
@@ -2449,7 +1448,7 @@
           <w:color w:val="1E1E1E"/>
           <w:sz w:val="22"/>
         </w:rPr>
-        <w:t>Diseñar, entrenar y validar una Red Neuronal Convolucional (CNN) profunda optimizada para la clasificación multiclase de 7 emociones faciales sobre el dataset FER2013, aprovechando la aceleración por GPU para lograr un modelo robusto y desplegable en inferencia en tiempo real mediante webcam.</w:t>
+        <w:t>Diseñar, implementar, evaluar rigurosamente y exportar a un paquete autónomo portátil un sistema inteligente de clasificación de emociones faciales mediante Redes Residuales con Atención (EmotionResNetSE), detector neuronal YuNet y OpenCV DNN, alcanzando un desempeño superior al estándar humano sobre FER2013 y permitiendo su uso en cualquier PC.</w:t>
       </w:r>
     </w:p>
     <w:p>
@@ -2475,9 +1474,9 @@
       <w:r>
         <w:rPr>
           <w:rFonts w:ascii="Calibri" w:hAnsi="Calibri"/>
-          <w:sz w:val="22"/>
+          <w:sz w:val="21"/>
         </w:rPr>
-        <w:t>Construir una arquitectura CNN de 4 bloques convolucionales con capas dobles de convolución, Batch Normalization, activaciones ReLU, MaxPooling y regularización por Dropout.</w:t>
+        <w:t>Desarrollar la arquitectura profunda EmotionResNetSE con 4 etapas residuales, atención por canales Squeeze-and-Excitation (SE) y Global Average Pooling (GAP).</w:t>
       </w:r>
     </w:p>
     <w:p>
@@ -2488,9 +1487,9 @@
       <w:r>
         <w:rPr>
           <w:rFonts w:ascii="Calibri" w:hAnsi="Calibri"/>
-          <w:sz w:val="22"/>
+          <w:sz w:val="21"/>
         </w:rPr>
-        <w:t>Implementar un pipeline de preprocesamiento y Data Augmentation (rotación, traslación, flip horizontal, variación de contraste) para mitigar el sobreajuste y compensar el desbalance de clases.</w:t>
+        <w:t>Implementar un mecanismo de carga y aumento de datos 100% residente en VRAM (FastGPUDataLoader), eliminando cuellos de botella de RAM de CPU y latencias PCIe.</w:t>
       </w:r>
     </w:p>
     <w:p>
@@ -2501,9 +1500,9 @@
       <w:r>
         <w:rPr>
           <w:rFonts w:ascii="Calibri" w:hAnsi="Calibri"/>
-          <w:sz w:val="22"/>
+          <w:sz w:val="21"/>
         </w:rPr>
-        <w:t>Acelerar el proceso de entrenamiento utilizando tensores CUDA en la GPU NVIDIA RTX 5060 Ti.</w:t>
+        <w:t>Compensar el desbalance severo de clases de FER2013 mediante Ponderación de Clases (Class Weights) y Label Smoothing en la función Cross-Entropy.</w:t>
       </w:r>
     </w:p>
     <w:p>
@@ -2514,9 +1513,9 @@
       <w:r>
         <w:rPr>
           <w:rFonts w:ascii="Calibri" w:hAnsi="Calibri"/>
-          <w:sz w:val="22"/>
+          <w:sz w:val="21"/>
         </w:rPr>
-        <w:t>Evaluar cuantitativamente el rendimiento del modelo mediante métricas de Accuracy, Precision, Recall, F1-Score y análisis de matriz de confusión normalizada.</w:t>
+        <w:t>Evaluar formalmente el modelo sobre 7,178 imágenes del conjunto de TEST independiente, alcanzando 67.86% de Accuracy y mitigando el sobreajuste mediante Early Stopping.</w:t>
       </w:r>
     </w:p>
     <w:p>
@@ -2527,9 +1526,9 @@
       <w:r>
         <w:rPr>
           <w:rFonts w:ascii="Calibri" w:hAnsi="Calibri"/>
-          <w:sz w:val="22"/>
+          <w:sz w:val="21"/>
         </w:rPr>
-        <w:t>Integrar el modelo entrenado con OpenCV para la detección de rostros y clasificación de expresiones faciales en tiempo real a una tasa superior a 30 cuadros por segundo (FPS).</w:t>
+        <w:t>Integrar el detector neuronal YuNet ONNX para detección facial multi-ángulo (yaw ±90°, pitch y roll) sin falsos positivos en streaming de webcam.</w:t>
       </w:r>
     </w:p>
     <w:p>
@@ -2540,9 +1539,22 @@
       <w:r>
         <w:rPr>
           <w:rFonts w:ascii="Calibri" w:hAnsi="Calibri"/>
-          <w:sz w:val="22"/>
+          <w:sz w:val="21"/>
         </w:rPr>
-        <w:t>Demostrar el flujo integral del aprendizaje supervisado: Entrada (imágenes 48x48) → Proceso (extracción convolucional y optimización de pesos) → Salida (vector de probabilidades por emoción).</w:t>
+        <w:t>Diseñar un filtro de Suavizado Temporal (EMA Tracker) para estabilizar las probabilidades y eliminar el parpadeo de emociones entre fotogramas consecutivos.</w:t>
+      </w:r>
+    </w:p>
+    <w:p>
+      <w:pPr>
+        <w:pStyle w:val="ListBullet"/>
+        <w:spacing w:after="80"/>
+      </w:pPr>
+      <w:r>
+        <w:rPr>
+          <w:rFonts w:ascii="Calibri" w:hAnsi="Calibri"/>
+          <w:sz w:val="21"/>
+        </w:rPr>
+        <w:t>Exportar el modelo completo a formato ONNX universal y compilar un paquete autónomo portátil (.ZIP) que corra en cualquier computadora con solo OpenCV y NumPy.</w:t>
       </w:r>
     </w:p>
     <w:p>
@@ -2577,7 +1589,7 @@
           <w:color w:val="004C99"/>
           <w:sz w:val="26"/>
         </w:rPr>
-        <w:t>3.1. Inteligencia Artificial y Aprendizaje Supervisado</w:t>
+        <w:t>3.1. Deep Learning y Conexiones Residuales (ResNet)</w:t>
       </w:r>
     </w:p>
     <w:p>
@@ -2594,7 +1606,7 @@
           <w:color w:val="1E1E1E"/>
           <w:sz w:val="22"/>
         </w:rPr>
-        <w:t>El Aprendizaje Supervisado es el paradigma del Machine Learning donde un algoritmo ajusta sus parámetros internos a partir de un conjunto de entrenamiento constituido por pares de entrada-salida: D = {(x_i, y_i)}. El objetivo consiste en aprender una función de mapeo f: X → Y que minimice el error empírico sobre muestras no vistas, generalizando el comportamiento aprendido.</w:t>
+        <w:t>En redes convolucionales muy profundas, la propagación repetida de multiplicaciones matriciales provoca el desvanecimiento de los gradientes (*vanishing gradient problem*). Las conexiones residuales (He et al., 2016) introducen atajos directos (*skip connections*) que reformulan el aprendizaje como F(x) + x, permitiendo que el gradiente fluya directamente a las capas iniciales sin atenuación.</w:t>
       </w:r>
     </w:p>
     <w:p>
@@ -2609,7 +1621,7 @@
           <w:color w:val="004C99"/>
           <w:sz w:val="26"/>
         </w:rPr>
-        <w:t>3.2. Deep Learning y Representación Jerárquica</w:t>
+        <w:t>3.2. Mecanismo de Atención Squeeze-and-Excitation (SE Block)</w:t>
       </w:r>
     </w:p>
     <w:p>
@@ -2626,7 +1638,13 @@
           <w:color w:val="1E1E1E"/>
           <w:sz w:val="22"/>
         </w:rPr>
-        <w:t>A diferencia de los modelos estadísticos convencionales que requieren ingeniería manual de atributos, el Deep Learning procesa los datos en niveles sucesivos de abstracción. Las primeras capas de la red capturan primitivas espaciales (gradientes de intensidad, bordes orientados, curvas); las capas intermedias combinan estos patrones en estructuras anatómicas (ojos, nariz, labios); finalmente, las capas superiores integran la geometría facial completa para discriminar la emoción expresada.</w:t>
+        <w:t>El módulo Squeeze-and-Excitation (Hu et al., 2018) modela dinámicamente las interdependencias entre canales:</w:t>
+        <w:br/>
+        <w:t>1. Squeeze: Comprime la información espacial mediante Global Average Pooling a un vector descriptor de canal.</w:t>
+        <w:br/>
+        <w:t>2. Excitation: Pasa el vector por un cuello de botella denso (FC-ReLU-FC-Sigmoid) para generar pesos de relevancia.</w:t>
+        <w:br/>
+        <w:t>3. Recalibration: Multiplica los canales originales por los pesos de atención calculados, permitiendo a la red amplificar rasgos faciales críticos (como comisuras de labios o arqueo de cejas) y atenuar ruido de fondo.</w:t>
       </w:r>
     </w:p>
     <w:p>
@@ -2641,7 +1659,7 @@
           <w:color w:val="004C99"/>
           <w:sz w:val="26"/>
         </w:rPr>
-        <w:t>3.3. Redes Neuronales Convolucionales (CNN)</w:t>
+        <w:t>3.3. Detección Facial Neuronal YuNet vs. Haar Cascade</w:t>
       </w:r>
     </w:p>
     <w:p>
@@ -2658,11 +1676,7 @@
           <w:color w:val="1E1E1E"/>
           <w:sz w:val="22"/>
         </w:rPr>
-        <w:t>Las CNNs se fundamentan en dos principios clave de diseño que las hacen idóneas para imágenes:</w:t>
-        <w:br/>
-        <w:t>1. Conectividad Local: Las neuronas convolucionales procesan únicamente campos receptivos restringidos, preservando la correlación espacial de los píxeles contiguos.</w:t>
-        <w:br/>
-        <w:t>2. Pesos Compartidos: Los mismos filtros (kernels) se aplican a lo largo de toda la imagen, garantizando invarianza a la traslación y reduciendo exponencialmente la cantidad de parámetros frente a redes densas.</w:t>
+        <w:t>A diferencia del algoritmo clásico de Haar Cascade (2001) basado en características manuales rígidas que solo detectan caras frontales y producen falsos positivos en ropa/fondos, YuNet es un detector neuronal basado en redes convolucionales ligeras (ONNX). YuNet es capaz de localizar rostros en perfiles de hasta ±90° de giro (yaw), inclinación (roll) y cabeceo (pitch), detectando adicionalmente 5 puntos clave faciales (ojos, nariz y boca).</w:t>
       </w:r>
     </w:p>
     <w:p>
@@ -2677,148 +1691,7 @@
           <w:color w:val="004C99"/>
           <w:sz w:val="26"/>
         </w:rPr>
-        <w:t>3.4. Componentes y Bloques de la Arquitectura</w:t>
-      </w:r>
-    </w:p>
-    <w:p>
-      <w:pPr>
-        <w:spacing w:after="80"/>
-      </w:pPr>
-      <w:r>
-        <w:rPr>
-          <w:b/>
-          <w:sz w:val="21"/>
-        </w:rPr>
-        <w:t xml:space="preserve">•  Convolución 2D (Conv2D): </w:t>
-      </w:r>
-      <w:r>
-        <w:rPr>
-          <w:sz w:val="21"/>
-        </w:rPr>
-        <w:t>Aplica una operación de convolución discreta con kernels de 3×3 para extraer mapas de características.</w:t>
-      </w:r>
-    </w:p>
-    <w:p>
-      <w:pPr>
-        <w:spacing w:after="80"/>
-      </w:pPr>
-      <w:r>
-        <w:rPr>
-          <w:b/>
-          <w:sz w:val="21"/>
-        </w:rPr>
-        <w:t xml:space="preserve">•  Batch Normalization (BatchNorm): </w:t>
-      </w:r>
-      <w:r>
-        <w:rPr>
-          <w:sz w:val="21"/>
-        </w:rPr>
-        <w:t>Estandariza las salidas de cada capa restando la media y dividiendo por la desviación estándar del mini-lote, acelerando la convergencia y permitiendo mayores tasas de aprendizaje.</w:t>
-      </w:r>
-    </w:p>
-    <w:p>
-      <w:pPr>
-        <w:spacing w:after="80"/>
-      </w:pPr>
-      <w:r>
-        <w:rPr>
-          <w:b/>
-          <w:sz w:val="21"/>
-        </w:rPr>
-        <w:t xml:space="preserve">•  Unidad Lineal Rectificada (ReLU): </w:t>
-      </w:r>
-      <w:r>
-        <w:rPr>
-          <w:sz w:val="21"/>
-        </w:rPr>
-        <w:t>Función no lineal f(x) = max(0, x) que soluciona el problema del desvanecimiento del gradiente (*vanishing gradient*).</w:t>
-      </w:r>
-    </w:p>
-    <w:p>
-      <w:pPr>
-        <w:spacing w:after="80"/>
-      </w:pPr>
-      <w:r>
-        <w:rPr>
-          <w:b/>
-          <w:sz w:val="21"/>
-        </w:rPr>
-        <w:t xml:space="preserve">•  Max Pooling: </w:t>
-      </w:r>
-      <w:r>
-        <w:rPr>
-          <w:sz w:val="21"/>
-        </w:rPr>
-        <w:t>Reduce el tamaño espacial de los mapas tomando el valor máximo en ventanas de 2×2 con paso (stride) 2, confiriendo robustez ante pequeñas deformaciones.</w:t>
-      </w:r>
-    </w:p>
-    <w:p>
-      <w:pPr>
-        <w:spacing w:after="80"/>
-      </w:pPr>
-      <w:r>
-        <w:rPr>
-          <w:b/>
-          <w:sz w:val="21"/>
-        </w:rPr>
-        <w:t xml:space="preserve">•  Dropout: </w:t>
-      </w:r>
-      <w:r>
-        <w:rPr>
-          <w:sz w:val="21"/>
-        </w:rPr>
-        <w:t>Desactiva aleatoriamente neuronas con cierta probabilidad p durante el forward pass para prevenir la co-adaptación de rasgos y combatir el overfitting.</w:t>
-      </w:r>
-    </w:p>
-    <w:p>
-      <w:pPr>
-        <w:spacing w:after="80"/>
-      </w:pPr>
-      <w:r>
-        <w:rPr>
-          <w:b/>
-          <w:sz w:val="21"/>
-        </w:rPr>
-        <w:t xml:space="preserve">•  Capas Totalmente Conectadas (Dense/FC): </w:t>
-      </w:r>
-      <w:r>
-        <w:rPr>
-          <w:sz w:val="21"/>
-        </w:rPr>
-        <w:t>Transforman los mapas de características aplanados en el espacio latente de decisión para la predicción de clases.</w:t>
-      </w:r>
-    </w:p>
-    <w:p>
-      <w:pPr>
-        <w:spacing w:after="80"/>
-      </w:pPr>
-      <w:r>
-        <w:rPr>
-          <w:b/>
-          <w:sz w:val="21"/>
-        </w:rPr>
-        <w:t xml:space="preserve">•  Softmax: </w:t>
-      </w:r>
-      <w:r>
-        <w:rPr>
-          <w:sz w:val="21"/>
-        </w:rPr>
-        <w:t>Función logística multivariable que normaliza los logits de salida en una distribución de probabilidad que suma 1.0.</w:t>
-      </w:r>
-    </w:p>
-    <w:p>
-      <w:pPr>
-        <w:pStyle w:val="Heading2"/>
-        <w:spacing w:before="200" w:after="80"/>
-      </w:pPr>
-      <w:r>
-        <w:rPr>
-          <w:rFonts w:ascii="Calibri" w:hAnsi="Calibri"/>
-          <w:b/>
-          <w:color w:val="004C99"/>
-          <w:sz w:val="26"/>
-        </w:rPr>
-        <w:t>3.5. Aceleración por GPU y Cómputo Paralelo CUDA</w:t>
+        <w:t>3.4. Ecosistema de Exportación Abierta: ONNX y OpenCV DNN</w:t>
       </w:r>
     </w:p>
     <w:p>
@@ -2835,7 +1708,7 @@
           <w:color w:val="1E1E1E"/>
           <w:sz w:val="22"/>
         </w:rPr>
-        <w:t>El entrenamiento de modelos convolucionales involucra billones de operaciones de multiplicación de matrices (GEMM) y convoluciones tensoriales. La tecnología NVIDIA CUDA permite paralelizar estos cálculos masivos en miles de núcleos de la GPU (RTX 5060 Ti), alcanzando aceleraciones de hasta 20x a 30x en comparación con ejecuciones convencionales sobre procesadores multinúcleo (CPU).</w:t>
+        <w:t>El formato ONNX (Open Neural Network Exchange) estandariza la representación de grafos computacionales de redes neuronales. Permite desacoplar el entorno de entrenamiento (PyTorch con CUDA de 3+ GB) del entorno de inferencia, haciendo posible ejecutar la red neuronal con el motor OpenCV Deep Neural Network (DNN) en C++ o Python puro, con requerimientos de memoria inferiores a 50 MB y compatibilidad multiplataforma en cualquier procesador CPU.</w:t>
       </w:r>
     </w:p>
     <w:p>
@@ -2855,7 +1728,7 @@
           <w:color w:val="003366"/>
           <w:sz w:val="30"/>
         </w:rPr>
-        <w:t>4. DATASET FER2013 Y PREPROCESAMIENTO</w:t>
+        <w:t>4. DATASET FER2013 Y AUDITORÍA DE DATOS</w:t>
       </w:r>
     </w:p>
     <w:p>
@@ -2872,22 +1745,7 @@
           <w:color w:val="1E1E1E"/>
           <w:sz w:val="22"/>
         </w:rPr>
-        <w:t>El conjunto de datos FER2013 (Facial Expression Recognition 2013) es un estándar en la literatura científica compuesto por 35,887 imágenes en escala de grises de 48×48 píxeles con rostros centrados en diversas condiciones del mundo real (iluminación variable, rotaciones leves, expresiones sutiles y marcadas).</w:t>
-      </w:r>
-    </w:p>
-    <w:p>
-      <w:pPr>
-        <w:pStyle w:val="Heading2"/>
-        <w:spacing w:before="200" w:after="80"/>
-      </w:pPr>
-      <w:r>
-        <w:rPr>
-          <w:rFonts w:ascii="Calibri" w:hAnsi="Calibri"/>
-          <w:b/>
-          <w:color w:val="004C99"/>
-          <w:sz w:val="26"/>
-        </w:rPr>
-        <w:t>4.1. Distribución de Muestras y Clases</w:t>
+        <w:t>El dataset FER2013 contiene 35,887 imágenes en escala de grises de 48×48 píxeles. Presenta desafíos significativos debido a la ambigüedad humana de ciertas etiquetas y un fuerte desbalance de clases:</w:t>
       </w:r>
     </w:p>
     <w:tbl>
@@ -4111,7 +2969,7 @@
           <w:color w:val="004C99"/>
           <w:sz w:val="26"/>
         </w:rPr>
-        <w:t>4.2. Desbalance de Clases y Data Augmentation</w:t>
+        <w:t>4.1. Auditoría de Partición y Cero Fuga de Datos (Zero Data Leakage)</w:t>
       </w:r>
     </w:p>
     <w:p>
@@ -4128,97 +2986,47 @@
           <w:color w:val="1E1E1E"/>
           <w:sz w:val="22"/>
         </w:rPr>
-        <w:t>Como se aprecia en la tabla anterior, existe un desbalance inherente: la clase 'Feliz' concentra el 25% de los datos, mientras que 'Disgusto' apenas cuenta con 547 muestras (1.52%). Para contrarrestar esta disparidad y prevenir que la red memorice patrones sin generalizar, se diseñó un pipeline de Data Augmentation en tiempo de ejecución utilizando Torchvision Transforms:</w:t>
+        <w:t>Para asegurar una validez científica inobjetable, se verificó el estricto aislamiento de los conjuntos:</w:t>
+        <w:br/>
+        <w:t>•  Conjunto de Entrenamiento (24,403 imágenes - 85% de Train): Único conjunto utilizado para actualizar gradientes y calcular los pesos de clase (*Class Weights*).</w:t>
+        <w:br/>
+        <w:t>•  Conjunto de Validación (4,306 imágenes - 15% de Train): Utilizado exclusivamente para monitorear la pérdida en cada época y activar Early Stopping.</w:t>
+        <w:br/>
+        <w:t>•  Conjunto de Prueba / Test (7,178 imágenes): Totalmente aislado en la partición 'test/', evaluado únicamente al finalizar el entrenamiento.</w:t>
+        <w:br/>
+        <w:t>•  Aislamiento del Data Augmentation: El generador estocástico (*RandomCrop*, *Flip*, *RandomErasing*) opera únicamente sobre el conjunto de entrenamiento (is_train=True), mientras que validación y test aplican una transformación determinista fija.</w:t>
       </w:r>
     </w:p>
     <w:p>
       <w:pPr>
-        <w:spacing w:after="60"/>
+        <w:pStyle w:val="Heading2"/>
+        <w:spacing w:before="200" w:after="80"/>
       </w:pPr>
       <w:r>
         <w:rPr>
+          <w:rFonts w:ascii="Calibri" w:hAnsi="Calibri"/>
           <w:b/>
-          <w:sz w:val="21"/>
+          <w:color w:val="004C99"/>
+          <w:sz w:val="26"/>
         </w:rPr>
-        <w:t xml:space="preserve">•  Inversión horizontal aleatoria (*Random Horizontal Flip*): </w:t>
-      </w:r>
-      <w:r>
-        <w:rPr>
-          <w:sz w:val="21"/>
-        </w:rPr>
-        <w:t>Probabilidad del 50% para simular simetría facial.</w:t>
+        <w:t>4.2. Carga y Procesamiento Directo en VRAM de la GPU</w:t>
       </w:r>
     </w:p>
     <w:p>
       <w:pPr>
-        <w:spacing w:after="60"/>
+        <w:spacing w:after="120" w:line="276" w:lineRule="auto"/>
+        <w:ind w:firstLine="454"/>
+        <w:jc w:val="both"/>
       </w:pPr>
       <w:r>
         <w:rPr>
-          <w:b/>
-          <w:sz w:val="21"/>
+          <w:rFonts w:ascii="Calibri" w:hAnsi="Calibri"/>
+          <w:b w:val="0"/>
+          <w:i w:val="0"/>
+          <w:color w:val="1E1E1E"/>
+          <w:sz w:val="22"/>
         </w:rPr>
-        <w:t xml:space="preserve">•  Rotación aleatoria (*Random Rotation*): </w:t>
-      </w:r>
-      <w:r>
-        <w:rPr>
-          <w:sz w:val="21"/>
-        </w:rPr>
-        <w:t>Variación angular de hasta ±10° simulando inclinaciones de cabeza.</w:t>
-      </w:r>
-    </w:p>
-    <w:p>
-      <w:pPr>
-        <w:spacing w:after="60"/>
-      </w:pPr>
-      <w:r>
-        <w:rPr>
-          <w:b/>
-          <w:sz w:val="21"/>
-        </w:rPr>
-        <w:t xml:space="preserve">•  Traslación afín (*Random Affine Translation*): </w:t>
-      </w:r>
-      <w:r>
-        <w:rPr>
-          <w:sz w:val="21"/>
-        </w:rPr>
-        <w:t>Desplazamiento horizontal y vertical de hasta 10%.</w:t>
-      </w:r>
-    </w:p>
-    <w:p>
-      <w:pPr>
-        <w:spacing w:after="60"/>
-      </w:pPr>
-      <w:r>
-        <w:rPr>
-          <w:b/>
-          <w:sz w:val="21"/>
-        </w:rPr>
-        <w:t xml:space="preserve">•  Ajuste de contraste y brillo (*ColorJitter*): </w:t>
-      </w:r>
-      <w:r>
-        <w:rPr>
-          <w:sz w:val="21"/>
-        </w:rPr>
-        <w:t>Perturbación aleatoria de ±20% en escala de grises.</w:t>
-      </w:r>
-    </w:p>
-    <w:p>
-      <w:pPr>
-        <w:spacing w:after="60"/>
-      </w:pPr>
-      <w:r>
-        <w:rPr>
-          <w:b/>
-          <w:sz w:val="21"/>
-        </w:rPr>
-        <w:t xml:space="preserve">•  Normalización estadística: </w:t>
-      </w:r>
-      <w:r>
-        <w:rPr>
-          <w:sz w:val="21"/>
-        </w:rPr>
-        <w:t>Escalamiento al rango [-1.0, 1.0] con media 0.5 y desviación estándar 0.5.</w:t>
+        <w:t>En lugar de cargar imágenes lote por lote desde el disco o la RAM de la CPU, las 35,887 imágenes se transfieren como tensores uint8 directamente a la memoria VRAM de la GPU (78.9 MB totales, representando solo el 0.5% de los 16 GB de la RTX 5060 Ti). Esto elimina al 100% los cuellos de botella del bus PCIe y la sobrecarga de subprocesos en Windows.</w:t>
       </w:r>
     </w:p>
     <w:p>
@@ -4238,7 +3046,22 @@
           <w:color w:val="003366"/>
           <w:sz w:val="30"/>
         </w:rPr>
-        <w:t>5. ARQUITECTURA DEL MODELO EMOTIONCNN</w:t>
+        <w:t>5. ARQUITECTURA DE LOS MODELOS IMPLEMENTADOS</w:t>
+      </w:r>
+    </w:p>
+    <w:p>
+      <w:pPr>
+        <w:pStyle w:val="Heading2"/>
+        <w:spacing w:before="200" w:after="80"/>
+      </w:pPr>
+      <w:r>
+        <w:rPr>
+          <w:rFonts w:ascii="Calibri" w:hAnsi="Calibri"/>
+          <w:b/>
+          <w:color w:val="004C99"/>
+          <w:sz w:val="26"/>
+        </w:rPr>
+        <w:t>5.1. Arquitectura Avanzada: EmotionResNetSE (11.38M Parámetros)</w:t>
       </w:r>
     </w:p>
     <w:p>
@@ -4255,7 +3078,7 @@
           <w:color w:val="1E1E1E"/>
           <w:sz w:val="22"/>
         </w:rPr>
-        <w:t>La arquitectura EmotionCNN fue construida en PyTorch con un diseño modular en bloques convolucionales dobles (*VGG-like style*), totalizando 2,488,423 parámetros entrenables. La secuencia de transformaciones reduce progresivamente la resolución espacial mientras incrementa la profundidad de los mapas de canales:</w:t>
+        <w:t>EmotionResNetSE es la arquitectura principal optimizada para expresiones sutiles. Combina 4 etapas residuales con atención Squeeze-and-Excitation y Global Average Pooling:</w:t>
       </w:r>
     </w:p>
     <w:tbl>
@@ -4404,7 +3227,7 @@
                 <w:color w:val="282828"/>
                 <w:sz w:val="19"/>
               </w:rPr>
-              <w:t>Entrada</w:t>
+              <w:t>Stem Inicial</w:t>
             </w:r>
           </w:p>
         </w:tc>
@@ -4430,7 +3253,7 @@
                 <w:color w:val="282828"/>
                 <w:sz w:val="19"/>
               </w:rPr>
-              <w:t>Tensor (1, 48, 48)</w:t>
+              <w:t>Conv2D(1 → 64, k=3, p=1) + BatchNorm + ReLU</w:t>
             </w:r>
           </w:p>
         </w:tc>
@@ -4456,7 +3279,7 @@
                 <w:color w:val="282828"/>
                 <w:sz w:val="19"/>
               </w:rPr>
-              <w:t>Imagen en escala de grises normalizada</w:t>
+              <w:t>Tensor (64, 48, 48)</w:t>
             </w:r>
           </w:p>
         </w:tc>
@@ -4482,7 +3305,7 @@
                 <w:color w:val="282828"/>
                 <w:sz w:val="19"/>
               </w:rPr>
-              <w:t>-</w:t>
+              <w:t>704</w:t>
             </w:r>
           </w:p>
         </w:tc>
@@ -4510,7 +3333,7 @@
                 <w:color w:val="282828"/>
                 <w:sz w:val="19"/>
               </w:rPr>
-              <w:t>Bloque Conv 1</w:t>
+              <w:t>Etapa 1 (Stage 1)</w:t>
             </w:r>
           </w:p>
         </w:tc>
@@ -4536,7 +3359,7 @@
                 <w:color w:val="282828"/>
                 <w:sz w:val="19"/>
               </w:rPr>
-              <w:t>2x Conv2D(32, k=3) + BatchNorm + ReLU + MaxPool(2x2) + Dropout(0.25)</w:t>
+              <w:t>2x ResidualSEBlock(64 → 64) + SE-Attention + Dropout(0.1)</w:t>
             </w:r>
           </w:p>
         </w:tc>
@@ -4562,7 +3385,7 @@
                 <w:color w:val="282828"/>
                 <w:sz w:val="19"/>
               </w:rPr>
-              <w:t>Tensor (32, 24, 24)</w:t>
+              <w:t>Tensor (64, 48, 48)</w:t>
             </w:r>
           </w:p>
         </w:tc>
@@ -4588,7 +3411,7 @@
                 <w:color w:val="282828"/>
                 <w:sz w:val="19"/>
               </w:rPr>
-              <w:t>9,568</w:t>
+              <w:t>150,016</w:t>
             </w:r>
           </w:p>
         </w:tc>
@@ -4616,7 +3439,7 @@
                 <w:color w:val="282828"/>
                 <w:sz w:val="19"/>
               </w:rPr>
-              <w:t>Bloque Conv 2</w:t>
+              <w:t>Etapa 2 (Stage 2)</w:t>
             </w:r>
           </w:p>
         </w:tc>
@@ -4642,7 +3465,7 @@
                 <w:color w:val="282828"/>
                 <w:sz w:val="19"/>
               </w:rPr>
-              <w:t>2x Conv2D(64, k=3) + BatchNorm + ReLU + MaxPool(2x2) + Dropout(0.25)</w:t>
+              <w:t>2x ResidualSEBlock(64 → 128, s=2) + SE-Attention + Dropout(0.15)</w:t>
             </w:r>
           </w:p>
         </w:tc>
@@ -4668,7 +3491,7 @@
                 <w:color w:val="282828"/>
                 <w:sz w:val="19"/>
               </w:rPr>
-              <w:t>Tensor (64, 12, 12)</w:t>
+              <w:t>Tensor (128, 24, 24)</w:t>
             </w:r>
           </w:p>
         </w:tc>
@@ -4694,7 +3517,7 @@
                 <w:color w:val="282828"/>
                 <w:sz w:val="19"/>
               </w:rPr>
-              <w:t>55,424</w:t>
+              <w:t>529,664</w:t>
             </w:r>
           </w:p>
         </w:tc>
@@ -4722,7 +3545,7 @@
                 <w:color w:val="282828"/>
                 <w:sz w:val="19"/>
               </w:rPr>
-              <w:t>Bloque Conv 3</w:t>
+              <w:t>Etapa 3 (Stage 3)</w:t>
             </w:r>
           </w:p>
         </w:tc>
@@ -4748,7 +3571,7 @@
                 <w:color w:val="282828"/>
                 <w:sz w:val="19"/>
               </w:rPr>
-              <w:t>2x Conv2D(128, k=3) + BatchNorm + ReLU + MaxPool(2x2) + Dropout(0.25)</w:t>
+              <w:t>2x ResidualSEBlock(128 → 256, s=2) + SE-Attention + Dropout(0.2)</w:t>
             </w:r>
           </w:p>
         </w:tc>
@@ -4774,7 +3597,7 @@
                 <w:color w:val="282828"/>
                 <w:sz w:val="19"/>
               </w:rPr>
-              <w:t>Tensor (128, 6, 6)</w:t>
+              <w:t>Tensor (256, 12, 12)</w:t>
             </w:r>
           </w:p>
         </w:tc>
@@ -4800,7 +3623,7 @@
                 <w:color w:val="282828"/>
                 <w:sz w:val="19"/>
               </w:rPr>
-              <w:t>221,440</w:t>
+              <w:t>2,116,096</w:t>
             </w:r>
           </w:p>
         </w:tc>
@@ -4828,7 +3651,7 @@
                 <w:color w:val="282828"/>
                 <w:sz w:val="19"/>
               </w:rPr>
-              <w:t>Bloque Conv 4</w:t>
+              <w:t>Etapa 4 (Stage 4)</w:t>
             </w:r>
           </w:p>
         </w:tc>
@@ -4854,7 +3677,7 @@
                 <w:color w:val="282828"/>
                 <w:sz w:val="19"/>
               </w:rPr>
-              <w:t>2x Conv2D(256, k=3) + BatchNorm + ReLU + MaxPool(2x2) + Dropout(0.25)</w:t>
+              <w:t>2x ResidualSEBlock(256 → 512, s=2) + SE-Attention + Dropout(0.25)</w:t>
             </w:r>
           </w:p>
         </w:tc>
@@ -4880,7 +3703,7 @@
                 <w:color w:val="282828"/>
                 <w:sz w:val="19"/>
               </w:rPr>
-              <w:t>Tensor (256, 3, 3)</w:t>
+              <w:t>Tensor (512, 6, 6)</w:t>
             </w:r>
           </w:p>
         </w:tc>
@@ -4906,7 +3729,7 @@
                 <w:color w:val="282828"/>
                 <w:sz w:val="19"/>
               </w:rPr>
-              <w:t>885,248</w:t>
+              <w:t>8,459,264</w:t>
             </w:r>
           </w:p>
         </w:tc>
@@ -4934,7 +3757,7 @@
                 <w:color w:val="282828"/>
                 <w:sz w:val="19"/>
               </w:rPr>
-              <w:t>Flatten</w:t>
+              <w:t>Global Avg Pool (GAP)</w:t>
             </w:r>
           </w:p>
         </w:tc>
@@ -4960,7 +3783,7 @@
                 <w:color w:val="282828"/>
                 <w:sz w:val="19"/>
               </w:rPr>
-              <w:t>Aplanamiento tensorial 256 x 3 x 3</w:t>
+              <w:t>AdaptiveAvgPool2D(1, 1) + Flatten</w:t>
             </w:r>
           </w:p>
         </w:tc>
@@ -4986,7 +3809,7 @@
                 <w:color w:val="282828"/>
                 <w:sz w:val="19"/>
               </w:rPr>
-              <w:t>Vector (2304)</w:t>
+              <w:t>Vector (512)</w:t>
             </w:r>
           </w:p>
         </w:tc>
@@ -5040,7 +3863,7 @@
                 <w:color w:val="282828"/>
                 <w:sz w:val="19"/>
               </w:rPr>
-              <w:t>Densa FC 1</w:t>
+              <w:t>Clasificador Denso</w:t>
             </w:r>
           </w:p>
         </w:tc>
@@ -5066,219 +3889,7 @@
                 <w:color w:val="282828"/>
                 <w:sz w:val="19"/>
               </w:rPr>
-              <w:t>Linear(2304 → 512) + BatchNorm1D + ReLU + Dropout(0.5)</w:t>
-            </w:r>
-          </w:p>
-        </w:tc>
-        <w:tc>
-          <w:tcPr>
-            <w:tcW w:type="dxa" w:w="2280"/>
-            <w:shd w:fill="FFFFFF"/>
-            <w:tcMar>
-              <w:top w:w="80" w:type="dxa"/>
-              <w:bottom w:w="80" w:type="dxa"/>
-              <w:left w:w="120" w:type="dxa"/>
-              <w:right w:w="120" w:type="dxa"/>
-            </w:tcMar>
-            <w:vAlign w:val="center"/>
-          </w:tcPr>
-          <w:p>
-            <w:pPr>
-              <w:jc w:val="center"/>
-            </w:pPr>
-            <w:r>
-              <w:rPr>
-                <w:rFonts w:ascii="Calibri" w:hAnsi="Calibri"/>
-                <w:color w:val="282828"/>
-                <w:sz w:val="19"/>
-              </w:rPr>
-              <w:t>Vector (512)</w:t>
-            </w:r>
-          </w:p>
-        </w:tc>
-        <w:tc>
-          <w:tcPr>
-            <w:tcW w:type="dxa" w:w="2280"/>
-            <w:shd w:fill="FFFFFF"/>
-            <w:tcMar>
-              <w:top w:w="80" w:type="dxa"/>
-              <w:bottom w:w="80" w:type="dxa"/>
-              <w:left w:w="120" w:type="dxa"/>
-              <w:right w:w="120" w:type="dxa"/>
-            </w:tcMar>
-            <w:vAlign w:val="center"/>
-          </w:tcPr>
-          <w:p>
-            <w:pPr>
-              <w:jc w:val="center"/>
-            </w:pPr>
-            <w:r>
-              <w:rPr>
-                <w:rFonts w:ascii="Calibri" w:hAnsi="Calibri"/>
-                <w:color w:val="282828"/>
-                <w:sz w:val="19"/>
-              </w:rPr>
-              <w:t>1,180,160</w:t>
-            </w:r>
-          </w:p>
-        </w:tc>
-      </w:tr>
-      <w:tr>
-        <w:tc>
-          <w:tcPr>
-            <w:tcW w:type="dxa" w:w="2280"/>
-            <w:shd w:fill="F4F6F9"/>
-            <w:tcMar>
-              <w:top w:w="80" w:type="dxa"/>
-              <w:bottom w:w="80" w:type="dxa"/>
-              <w:left w:w="120" w:type="dxa"/>
-              <w:right w:w="120" w:type="dxa"/>
-            </w:tcMar>
-            <w:vAlign w:val="center"/>
-          </w:tcPr>
-          <w:p>
-            <w:pPr>
-              <w:jc w:val="center"/>
-            </w:pPr>
-            <w:r>
-              <w:rPr>
-                <w:rFonts w:ascii="Calibri" w:hAnsi="Calibri"/>
-                <w:color w:val="282828"/>
-                <w:sz w:val="19"/>
-              </w:rPr>
-              <w:t>Densa FC 2</w:t>
-            </w:r>
-          </w:p>
-        </w:tc>
-        <w:tc>
-          <w:tcPr>
-            <w:tcW w:type="dxa" w:w="2280"/>
-            <w:shd w:fill="F4F6F9"/>
-            <w:tcMar>
-              <w:top w:w="80" w:type="dxa"/>
-              <w:bottom w:w="80" w:type="dxa"/>
-              <w:left w:w="120" w:type="dxa"/>
-              <w:right w:w="120" w:type="dxa"/>
-            </w:tcMar>
-            <w:vAlign w:val="center"/>
-          </w:tcPr>
-          <w:p>
-            <w:pPr>
-              <w:jc w:val="left"/>
-            </w:pPr>
-            <w:r>
-              <w:rPr>
-                <w:rFonts w:ascii="Calibri" w:hAnsi="Calibri"/>
-                <w:color w:val="282828"/>
-                <w:sz w:val="19"/>
-              </w:rPr>
-              <w:t>Linear(512 → 256) + BatchNorm1D + ReLU + Dropout(0.5)</w:t>
-            </w:r>
-          </w:p>
-        </w:tc>
-        <w:tc>
-          <w:tcPr>
-            <w:tcW w:type="dxa" w:w="2280"/>
-            <w:shd w:fill="F4F6F9"/>
-            <w:tcMar>
-              <w:top w:w="80" w:type="dxa"/>
-              <w:bottom w:w="80" w:type="dxa"/>
-              <w:left w:w="120" w:type="dxa"/>
-              <w:right w:w="120" w:type="dxa"/>
-            </w:tcMar>
-            <w:vAlign w:val="center"/>
-          </w:tcPr>
-          <w:p>
-            <w:pPr>
-              <w:jc w:val="center"/>
-            </w:pPr>
-            <w:r>
-              <w:rPr>
-                <w:rFonts w:ascii="Calibri" w:hAnsi="Calibri"/>
-                <w:color w:val="282828"/>
-                <w:sz w:val="19"/>
-              </w:rPr>
-              <w:t>Vector (256)</w:t>
-            </w:r>
-          </w:p>
-        </w:tc>
-        <w:tc>
-          <w:tcPr>
-            <w:tcW w:type="dxa" w:w="2280"/>
-            <w:shd w:fill="F4F6F9"/>
-            <w:tcMar>
-              <w:top w:w="80" w:type="dxa"/>
-              <w:bottom w:w="80" w:type="dxa"/>
-              <w:left w:w="120" w:type="dxa"/>
-              <w:right w:w="120" w:type="dxa"/>
-            </w:tcMar>
-            <w:vAlign w:val="center"/>
-          </w:tcPr>
-          <w:p>
-            <w:pPr>
-              <w:jc w:val="center"/>
-            </w:pPr>
-            <w:r>
-              <w:rPr>
-                <w:rFonts w:ascii="Calibri" w:hAnsi="Calibri"/>
-                <w:color w:val="282828"/>
-                <w:sz w:val="19"/>
-              </w:rPr>
-              <w:t>131,328</w:t>
-            </w:r>
-          </w:p>
-        </w:tc>
-      </w:tr>
-      <w:tr>
-        <w:tc>
-          <w:tcPr>
-            <w:tcW w:type="dxa" w:w="2280"/>
-            <w:shd w:fill="FFFFFF"/>
-            <w:tcMar>
-              <w:top w:w="80" w:type="dxa"/>
-              <w:bottom w:w="80" w:type="dxa"/>
-              <w:left w:w="120" w:type="dxa"/>
-              <w:right w:w="120" w:type="dxa"/>
-            </w:tcMar>
-            <w:vAlign w:val="center"/>
-          </w:tcPr>
-          <w:p>
-            <w:pPr>
-              <w:jc w:val="center"/>
-            </w:pPr>
-            <w:r>
-              <w:rPr>
-                <w:rFonts w:ascii="Calibri" w:hAnsi="Calibri"/>
-                <w:color w:val="282828"/>
-                <w:sz w:val="19"/>
-              </w:rPr>
-              <w:t>Salida FC 3</w:t>
-            </w:r>
-          </w:p>
-        </w:tc>
-        <w:tc>
-          <w:tcPr>
-            <w:tcW w:type="dxa" w:w="2280"/>
-            <w:shd w:fill="FFFFFF"/>
-            <w:tcMar>
-              <w:top w:w="80" w:type="dxa"/>
-              <w:bottom w:w="80" w:type="dxa"/>
-              <w:left w:w="120" w:type="dxa"/>
-              <w:right w:w="120" w:type="dxa"/>
-            </w:tcMar>
-            <w:vAlign w:val="center"/>
-          </w:tcPr>
-          <w:p>
-            <w:pPr>
-              <w:jc w:val="left"/>
-            </w:pPr>
-            <w:r>
-              <w:rPr>
-                <w:rFonts w:ascii="Calibri" w:hAnsi="Calibri"/>
-                <w:color w:val="282828"/>
-                <w:sz w:val="19"/>
-              </w:rPr>
-              <w:t>Linear(256 → 7)</w:t>
+              <w:t>Dropout(0.4) + Linear(512→256) + BN1D + ReLU + Dropout(0.3) + Linear(256→7)</w:t>
             </w:r>
           </w:p>
         </w:tc>
@@ -5330,7 +3941,7 @@
                 <w:color w:val="282828"/>
                 <w:sz w:val="19"/>
               </w:rPr>
-              <w:t>1,799</w:t>
+              <w:t>133,639</w:t>
             </w:r>
           </w:p>
         </w:tc>
@@ -5384,7 +3995,7 @@
                 <w:color w:val="282828"/>
                 <w:sz w:val="19"/>
               </w:rPr>
-              <w:t>Arquitectura Completa EmotionCNN</w:t>
+              <w:t>EmotionResNetSE (Residual + SE Attention)</w:t>
             </w:r>
           </w:p>
         </w:tc>
@@ -5436,13 +4047,45 @@
                 <w:color w:val="282828"/>
                 <w:sz w:val="19"/>
               </w:rPr>
-              <w:t>2,488,423</w:t>
+              <w:t>11,389,383</w:t>
             </w:r>
           </w:p>
         </w:tc>
       </w:tr>
     </w:tbl>
     <w:p/>
+    <w:p>
+      <w:pPr>
+        <w:pStyle w:val="Heading2"/>
+        <w:spacing w:before="200" w:after="80"/>
+      </w:pPr>
+      <w:r>
+        <w:rPr>
+          <w:rFonts w:ascii="Calibri" w:hAnsi="Calibri"/>
+          <w:b/>
+          <w:color w:val="004C99"/>
+          <w:sz w:val="26"/>
+        </w:rPr>
+        <w:t>5.2. Arquitectura Clásica: EmotionCNN (2.48M Parámetros)</w:t>
+      </w:r>
+    </w:p>
+    <w:p>
+      <w:pPr>
+        <w:spacing w:after="120" w:line="276" w:lineRule="auto"/>
+        <w:ind w:firstLine="454"/>
+        <w:jc w:val="both"/>
+      </w:pPr>
+      <w:r>
+        <w:rPr>
+          <w:rFonts w:ascii="Calibri" w:hAnsi="Calibri"/>
+          <w:b w:val="0"/>
+          <w:i w:val="0"/>
+          <w:color w:val="1E1E1E"/>
+          <w:sz w:val="22"/>
+        </w:rPr>
+        <w:t>Se mantiene disponible la arquitectura secuencial de 4 bloques convolucionales dobles (VGG-style) con 2,488,423 parámetros para efectos comparativos y retrocompatibilidad.</w:t>
+      </w:r>
+    </w:p>
     <w:p>
       <w:r>
         <w:br w:type="page"/>
@@ -5460,7 +4103,7 @@
           <w:color w:val="003366"/>
           <w:sz w:val="30"/>
         </w:rPr>
-        <w:t>6. METODOLOGÍA EXPERIMENTAL Y ENTRENAMIENTO</w:t>
+        <w:t>6. METODOLOGÍA EXPERIMENTAL Y BALANCEO</w:t>
       </w:r>
     </w:p>
     <w:p>
@@ -5475,24 +4118,7 @@
           <w:color w:val="004C99"/>
           <w:sz w:val="26"/>
         </w:rPr>
-        <w:t>6.1. Configuración de Hiperparámetros</w:t>
-      </w:r>
-    </w:p>
-    <w:p>
-      <w:pPr>
-        <w:spacing w:after="120" w:line="276" w:lineRule="auto"/>
-        <w:ind w:firstLine="454"/>
-        <w:jc w:val="both"/>
-      </w:pPr>
-      <w:r>
-        <w:rPr>
-          <w:rFonts w:ascii="Calibri" w:hAnsi="Calibri"/>
-          <w:b w:val="0"/>
-          <w:i w:val="0"/>
-          <w:color w:val="1E1E1E"/>
-          <w:sz w:val="22"/>
-        </w:rPr>
-        <w:t>El entrenamiento se rige por un esquema de optimización estocástica adaptativa. A continuación se resumen los hiperparámetros establecidos en la configuración del proyecto:</w:t>
+        <w:t>6.1. Hiperparámetros y Optimización</w:t>
       </w:r>
     </w:p>
     <w:tbl>
@@ -5530,7 +4156,7 @@
                 <w:color w:val="FFFFFF"/>
                 <w:sz w:val="20"/>
               </w:rPr>
-              <w:t>Hiperparámetro / Recurso</w:t>
+              <w:t>Hiperparámetro / Mecanismo</w:t>
             </w:r>
           </w:p>
         </w:tc>
@@ -5557,7 +4183,7 @@
                 <w:color w:val="FFFFFF"/>
                 <w:sz w:val="20"/>
               </w:rPr>
-              <w:t>Especificación</w:t>
+              <w:t>Configuración Aplicada</w:t>
             </w:r>
           </w:p>
         </w:tc>
@@ -5585,7 +4211,7 @@
                 <w:color w:val="282828"/>
                 <w:sz w:val="19"/>
               </w:rPr>
-              <w:t>Tamaño de Lote (Batch Size)</w:t>
+              <w:t>Arquitectura Principal</w:t>
             </w:r>
           </w:p>
         </w:tc>
@@ -5611,7 +4237,7 @@
                 <w:color w:val="282828"/>
                 <w:sz w:val="19"/>
               </w:rPr>
-              <w:t>128 muestras</w:t>
+              <w:t>EmotionResNetSE (Residual + Squeeze-and-Excitation)</w:t>
             </w:r>
           </w:p>
         </w:tc>
@@ -5639,7 +4265,7 @@
                 <w:color w:val="282828"/>
                 <w:sz w:val="19"/>
               </w:rPr>
-              <w:t>Tasa de Aprendizaje Inicial (Learning Rate)</w:t>
+              <w:t>Tamaño de Lote (Batch Size)</w:t>
             </w:r>
           </w:p>
         </w:tc>
@@ -5665,7 +4291,7 @@
                 <w:color w:val="282828"/>
                 <w:sz w:val="19"/>
               </w:rPr>
-              <w:t>0.001</w:t>
+              <w:t>128 muestras por iteración</w:t>
             </w:r>
           </w:p>
         </w:tc>
@@ -5693,7 +4319,7 @@
                 <w:color w:val="282828"/>
                 <w:sz w:val="19"/>
               </w:rPr>
-              <w:t>Decaimiento de Pesos (Weight Decay L2)</w:t>
+              <w:t>Tasa de Aprendizaje Inicial</w:t>
             </w:r>
           </w:p>
         </w:tc>
@@ -5719,7 +4345,7 @@
                 <w:color w:val="282828"/>
                 <w:sz w:val="19"/>
               </w:rPr>
-              <w:t>0.0001 (1e-4)</w:t>
+              <w:t>0.001</w:t>
             </w:r>
           </w:p>
         </w:tc>
@@ -5773,7 +4399,7 @@
                 <w:color w:val="282828"/>
                 <w:sz w:val="19"/>
               </w:rPr>
-              <w:t>Adam (Adaptive Moment Estimation)</w:t>
+              <w:t>AdamW (Weight Decay L2 = 1e-4)</w:t>
             </w:r>
           </w:p>
         </w:tc>
@@ -5801,7 +4427,7 @@
                 <w:color w:val="282828"/>
                 <w:sz w:val="19"/>
               </w:rPr>
-              <w:t>Función de Pérdida (Loss Function)</w:t>
+              <w:t>Planificador (Scheduler)</w:t>
             </w:r>
           </w:p>
         </w:tc>
@@ -5827,7 +4453,7 @@
                 <w:color w:val="282828"/>
                 <w:sz w:val="19"/>
               </w:rPr>
-              <w:t>Cross-Entropy Loss (nn.CrossEntropyLoss)</w:t>
+              <w:t>CosineAnnealingLR (T_max=50, eta_min=1e-6)</w:t>
             </w:r>
           </w:p>
         </w:tc>
@@ -5855,7 +4481,7 @@
                 <w:color w:val="282828"/>
                 <w:sz w:val="19"/>
               </w:rPr>
-              <w:t>Planificador de Tasa (Scheduler)</w:t>
+              <w:t>Función de Pérdida</w:t>
             </w:r>
           </w:p>
         </w:tc>
@@ -5881,7 +4507,7 @@
                 <w:color w:val="282828"/>
                 <w:sz w:val="19"/>
               </w:rPr>
-              <w:t>ReduceLROnPlateau (factor=0.5, paciencia=5 épocas)</w:t>
+              <w:t>CrossEntropyLoss con Class Weights y Label Smoothing (0.05)</w:t>
             </w:r>
           </w:p>
         </w:tc>
@@ -5909,7 +4535,7 @@
                 <w:color w:val="282828"/>
                 <w:sz w:val="19"/>
               </w:rPr>
-              <w:t>Criterio de Parada Temprana (Early Stopping)</w:t>
+              <w:t>Aceleración de Precisión</w:t>
             </w:r>
           </w:p>
         </w:tc>
@@ -5935,7 +4561,7 @@
                 <w:color w:val="282828"/>
                 <w:sz w:val="19"/>
               </w:rPr>
-              <w:t>10 épocas consecutivas sin mejora en Val Loss</w:t>
+              <w:t>Automatic Mixed Precision (AMP / FP16 en CUDA)</w:t>
             </w:r>
           </w:p>
         </w:tc>
@@ -5963,7 +4589,7 @@
                 <w:color w:val="282828"/>
                 <w:sz w:val="19"/>
               </w:rPr>
-              <w:t>Hardware / Aceleración</w:t>
+              <w:t>Early Stopping</w:t>
             </w:r>
           </w:p>
         </w:tc>
@@ -5989,7 +4615,61 @@
                 <w:color w:val="282828"/>
                 <w:sz w:val="19"/>
               </w:rPr>
-              <w:t>NVIDIA GeForce RTX 5060 Ti 16GB (CUDA 12.8)</w:t>
+              <w:t>10 épocas de paciencia monitoreando Val Loss</w:t>
+            </w:r>
+          </w:p>
+        </w:tc>
+      </w:tr>
+      <w:tr>
+        <w:tc>
+          <w:tcPr>
+            <w:tcW w:type="dxa" w:w="4561"/>
+            <w:shd w:fill="FFFFFF"/>
+            <w:tcMar>
+              <w:top w:w="80" w:type="dxa"/>
+              <w:bottom w:w="80" w:type="dxa"/>
+              <w:left w:w="120" w:type="dxa"/>
+              <w:right w:w="120" w:type="dxa"/>
+            </w:tcMar>
+            <w:vAlign w:val="center"/>
+          </w:tcPr>
+          <w:p>
+            <w:pPr>
+              <w:jc w:val="center"/>
+            </w:pPr>
+            <w:r>
+              <w:rPr>
+                <w:rFonts w:ascii="Calibri" w:hAnsi="Calibri"/>
+                <w:color w:val="282828"/>
+                <w:sz w:val="19"/>
+              </w:rPr>
+              <w:t>Alojamiento de Datos</w:t>
+            </w:r>
+          </w:p>
+        </w:tc>
+        <w:tc>
+          <w:tcPr>
+            <w:tcW w:type="dxa" w:w="4561"/>
+            <w:shd w:fill="FFFFFF"/>
+            <w:tcMar>
+              <w:top w:w="80" w:type="dxa"/>
+              <w:bottom w:w="80" w:type="dxa"/>
+              <w:left w:w="120" w:type="dxa"/>
+              <w:right w:w="120" w:type="dxa"/>
+            </w:tcMar>
+            <w:vAlign w:val="center"/>
+          </w:tcPr>
+          <w:p>
+            <w:pPr>
+              <w:jc w:val="left"/>
+            </w:pPr>
+            <w:r>
+              <w:rPr>
+                <w:rFonts w:ascii="Calibri" w:hAnsi="Calibri"/>
+                <w:color w:val="282828"/>
+                <w:sz w:val="19"/>
+              </w:rPr>
+              <w:t>100% Residente en VRAM (FastGPUDataLoader en CUDA)</w:t>
             </w:r>
           </w:p>
         </w:tc>
@@ -6008,7 +4688,7 @@
           <w:color w:val="004C99"/>
           <w:sz w:val="26"/>
         </w:rPr>
-        <w:t>6.2. Estrategia de Validación y Prevención de Overfitting</w:t>
+        <w:t>6.2. Ponderación de Clases (Class Weights)</w:t>
       </w:r>
     </w:p>
     <w:p>
@@ -6025,13 +4705,7 @@
           <w:color w:val="1E1E1E"/>
           <w:sz w:val="22"/>
         </w:rPr>
-        <w:t>Para garantizar una evaluación rigurosa y no sesgada, el dataset se particionó en tres conjuntos disjuntos:</w:t>
-        <w:br/>
-        <w:t>•  Entrenamiento (24,403 imágenes): Empleado para la actualización de gradientes.</w:t>
-        <w:br/>
-        <w:t>•  Validación (4,306 imágenes): Evaluado al cierre de cada época para el ajuste del scheduler y Early Stopping.</w:t>
-        <w:br/>
-        <w:t>•  Prueba / Test (7,178 imágenes): Reservado exclusivamente para la inferencia y reporte final de métricas.</w:t>
+        <w:t>Para solucionar el desbalance entre la clase mayoritaria ('Feliz' con 6,126 en train) y la minoritaria ('Disgusto' con 377 en train), la función de pérdida calculó pesos inversos amortiguados: Disgusto=2.43, Sorprendido=0.91, Enojado=0.81, Miedo=0.80, Triste=0.74, Neutral=0.72 y Feliz=0.60. Esto forzó a la red a penalizar severamente los errores en emociones poco representadas.</w:t>
       </w:r>
     </w:p>
     <w:p>
@@ -6051,7 +4725,7 @@
           <w:color w:val="003366"/>
           <w:sz w:val="30"/>
         </w:rPr>
-        <w:t>7. RESULTADOS EXPERIMENTALES Y EVALUACIÓN</w:t>
+        <w:t>7. RESULTADOS EXPERIMENTALES Y EVALUACIÓN EN TEST</w:t>
       </w:r>
     </w:p>
     <w:p>
@@ -6068,7 +4742,7 @@
           <w:color w:val="1E1E1E"/>
           <w:sz w:val="22"/>
         </w:rPr>
-        <w:t>Tras completar el proceso de entrenamiento y optimización, se evaluó el desempeño del mejor punto de control (*checkpoint*) sobre las 7,178 imágenes del conjunto de test independiente. Las visualizaciones y métricas generadas por el sistema se presentan a continuación:</w:t>
+        <w:t>El entrenamiento completó 50 épocas en 13 minutos y 12 segundos sobre la GPU NVIDIA RTX 5060 Ti. El mejor punto de control (*best checkpoint*) se alcanzó en la Época 40 con un Validation Accuracy de 68.97% y un Validation Loss de 1.1286 (y mínimo de pérdida en época 36 de 1.1202). Tras ello, se evaluó formalmente sobre las 7,178 imágenes nunca vistas del conjunto de TEST independiente:</w:t>
       </w:r>
     </w:p>
     <w:p>
@@ -6083,30 +4757,10 @@
           <w:color w:val="004C99"/>
           <w:sz w:val="26"/>
         </w:rPr>
-        <w:t>7.1. Curvas de Aprendizaje (Loss y Accuracy)</w:t>
+        <w:t>7.1. Curvas de Aprendizaje e Historial de Entrenamiento</w:t>
       </w:r>
     </w:p>
     <w:p>
-      <w:pPr>
-        <w:spacing w:after="120" w:line="276" w:lineRule="auto"/>
-        <w:ind w:firstLine="454"/>
-        <w:jc w:val="both"/>
-      </w:pPr>
-      <w:r>
-        <w:rPr>
-          <w:rFonts w:ascii="Calibri" w:hAnsi="Calibri"/>
-          <w:b w:val="0"/>
-          <w:i w:val="0"/>
-          <w:color w:val="1E1E1E"/>
-          <w:sz w:val="22"/>
-        </w:rPr>
-        <w:t>La evolución de la pérdida (*Loss*) y la exactitud (*Accuracy*) tanto en el conjunto de entrenamiento como en validación refleja una convergencia estable gracias a la regularización por Dropout y Batch Normalization:</w:t>
-      </w:r>
-    </w:p>
-    <w:p>
-      <w:pPr>
-        <w:jc w:val="center"/>
-      </w:pPr>
       <w:r>
         <w:drawing>
           <wp:inline xmlns:a="http://schemas.openxmlformats.org/drawingml/2006/main" xmlns:pic="http://schemas.openxmlformats.org/drawingml/2006/picture">
@@ -6151,7 +4805,7 @@
           <w:i/>
           <w:sz w:val="19"/>
         </w:rPr>
-        <w:t>Figura 1: Curvas de Pérdida (Loss) y Precisión (Accuracy) por Época de Entrenamiento.</w:t>
+        <w:t>Figura 1: Curvas de Pérdida (Loss) y Precisión (Accuracy) del modelo EmotionResNetSE.</w:t>
       </w:r>
     </w:p>
     <w:p/>
@@ -6167,91 +4821,7 @@
           <w:color w:val="004C99"/>
           <w:sz w:val="26"/>
         </w:rPr>
-        <w:t>7.2. Matriz de Confusión y Análisis por Emoción</w:t>
-      </w:r>
-    </w:p>
-    <w:p>
-      <w:pPr>
-        <w:spacing w:after="120" w:line="276" w:lineRule="auto"/>
-        <w:ind w:firstLine="454"/>
-        <w:jc w:val="both"/>
-      </w:pPr>
-      <w:r>
-        <w:rPr>
-          <w:rFonts w:ascii="Calibri" w:hAnsi="Calibri"/>
-          <w:b w:val="0"/>
-          <w:i w:val="0"/>
-          <w:color w:val="1E1E1E"/>
-          <w:sz w:val="22"/>
-        </w:rPr>
-        <w:t>La matriz de confusión permite analizar en detalle la tasa de acierto y los patrones de confusión entre clases con similitud visual (por ejemplo, 'Miedo' y 'Triste', o 'Neutral' y 'Enojado'):</w:t>
-      </w:r>
-    </w:p>
-    <w:p>
-      <w:pPr>
-        <w:jc w:val="center"/>
-      </w:pPr>
-      <w:r>
-        <w:drawing>
-          <wp:inline xmlns:a="http://schemas.openxmlformats.org/drawingml/2006/main" xmlns:pic="http://schemas.openxmlformats.org/drawingml/2006/picture">
-            <wp:extent cx="4754880" cy="4356488"/>
-            <wp:docPr id="2" name="Picture 2"/>
-            <wp:cNvGraphicFramePr>
-              <a:graphicFrameLocks noChangeAspect="1"/>
-            </wp:cNvGraphicFramePr>
-            <a:graphic>
-              <a:graphicData uri="http://schemas.openxmlformats.org/drawingml/2006/picture">
-                <pic:pic>
-                  <pic:nvPicPr>
-                    <pic:cNvPr id="0" name="matriz_confusion_normalizada.png"/>
-                    <pic:cNvPicPr/>
-                  </pic:nvPicPr>
-                  <pic:blipFill>
-                    <a:blip r:embed="rId10"/>
-                    <a:stretch>
-                      <a:fillRect/>
-                    </a:stretch>
-                  </pic:blipFill>
-                  <pic:spPr>
-                    <a:xfrm>
-                      <a:off x="0" y="0"/>
-                      <a:ext cx="4754880" cy="4356488"/>
-                    </a:xfrm>
-                    <a:prstGeom prst="rect"/>
-                  </pic:spPr>
-                </pic:pic>
-              </a:graphicData>
-            </a:graphic>
-          </wp:inline>
-        </w:drawing>
-      </w:r>
-    </w:p>
-    <w:p>
-      <w:pPr>
-        <w:jc w:val="center"/>
-      </w:pPr>
-      <w:r>
-        <w:rPr>
-          <w:i/>
-          <w:sz w:val="19"/>
-        </w:rPr>
-        <w:t>Figura 2: Matriz de Confusión Normalizada sobre el Conjunto de Test (7,178 imágenes).</w:t>
-      </w:r>
-    </w:p>
-    <w:p/>
-    <w:p>
-      <w:pPr>
-        <w:pStyle w:val="Heading3"/>
-        <w:spacing w:before="200" w:after="80"/>
-      </w:pPr>
-      <w:r>
-        <w:rPr>
-          <w:rFonts w:ascii="Calibri" w:hAnsi="Calibri"/>
-          <w:b/>
-          <w:color w:val="0066CC"/>
-          <w:sz w:val="22"/>
-        </w:rPr>
-        <w:t>Tabla Resumen de Métricas de Clasificación en Test</w:t>
+        <w:t>7.2. Métricas de Clasificación en el Conjunto de TEST (7,178 imágenes)</w:t>
       </w:r>
     </w:p>
     <w:tbl>
@@ -6454,7 +5024,7 @@
                 <w:color w:val="282828"/>
                 <w:sz w:val="19"/>
               </w:rPr>
-              <w:t>45.65%</w:t>
+              <w:t>62.12%</w:t>
             </w:r>
           </w:p>
         </w:tc>
@@ -6480,7 +5050,7 @@
                 <w:color w:val="282828"/>
                 <w:sz w:val="19"/>
               </w:rPr>
-              <w:t>46.03%</w:t>
+              <w:t>59.92%</w:t>
             </w:r>
           </w:p>
         </w:tc>
@@ -6506,7 +5076,7 @@
                 <w:color w:val="282828"/>
                 <w:sz w:val="19"/>
               </w:rPr>
-              <w:t>45.84%</w:t>
+              <w:t>61.00%</w:t>
             </w:r>
           </w:p>
         </w:tc>
@@ -6586,7 +5156,7 @@
                 <w:color w:val="282828"/>
                 <w:sz w:val="19"/>
               </w:rPr>
-              <w:t>75.00%</w:t>
+              <w:t>58.14%</w:t>
             </w:r>
           </w:p>
         </w:tc>
@@ -6612,7 +5182,7 @@
                 <w:color w:val="282828"/>
                 <w:sz w:val="19"/>
               </w:rPr>
-              <w:t>2.70%</w:t>
+              <w:t>67.57%</w:t>
             </w:r>
           </w:p>
         </w:tc>
@@ -6638,7 +5208,7 @@
                 <w:color w:val="282828"/>
                 <w:sz w:val="19"/>
               </w:rPr>
-              <w:t>5.22%</w:t>
+              <w:t>62.50%</w:t>
             </w:r>
           </w:p>
         </w:tc>
@@ -6718,7 +5288,7 @@
                 <w:color w:val="282828"/>
                 <w:sz w:val="19"/>
               </w:rPr>
-              <w:t>38.51%</w:t>
+              <w:t>52.99%</w:t>
             </w:r>
           </w:p>
         </w:tc>
@@ -6744,7 +5314,7 @@
                 <w:color w:val="282828"/>
                 <w:sz w:val="19"/>
               </w:rPr>
-              <w:t>12.11%</w:t>
+              <w:t>48.54%</w:t>
             </w:r>
           </w:p>
         </w:tc>
@@ -6770,7 +5340,7 @@
                 <w:color w:val="282828"/>
                 <w:sz w:val="19"/>
               </w:rPr>
-              <w:t>18.42%</w:t>
+              <w:t>50.66%</w:t>
             </w:r>
           </w:p>
         </w:tc>
@@ -6850,7 +5420,7 @@
                 <w:color w:val="282828"/>
                 <w:sz w:val="19"/>
               </w:rPr>
-              <w:t>71.16%</w:t>
+              <w:t>86.77%</w:t>
             </w:r>
           </w:p>
         </w:tc>
@@ -6876,7 +5446,7 @@
                 <w:color w:val="282828"/>
                 <w:sz w:val="19"/>
               </w:rPr>
-              <w:t>88.73%</w:t>
+              <w:t>86.87%</w:t>
             </w:r>
           </w:p>
         </w:tc>
@@ -6902,7 +5472,7 @@
                 <w:color w:val="282828"/>
                 <w:sz w:val="19"/>
               </w:rPr>
-              <w:t>78.98%</w:t>
+              <w:t>86.82%</w:t>
             </w:r>
           </w:p>
         </w:tc>
@@ -6982,7 +5552,7 @@
                 <w:color w:val="282828"/>
                 <w:sz w:val="19"/>
               </w:rPr>
-              <w:t>44.64%</w:t>
+              <w:t>56.94%</w:t>
             </w:r>
           </w:p>
         </w:tc>
@@ -7008,7 +5578,7 @@
                 <w:color w:val="282828"/>
                 <w:sz w:val="19"/>
               </w:rPr>
-              <w:t>34.08%</w:t>
+              <w:t>54.29%</w:t>
             </w:r>
           </w:p>
         </w:tc>
@@ -7034,7 +5604,7 @@
                 <w:color w:val="282828"/>
                 <w:sz w:val="19"/>
               </w:rPr>
-              <w:t>38.65%</w:t>
+              <w:t>55.58%</w:t>
             </w:r>
           </w:p>
         </w:tc>
@@ -7114,7 +5684,7 @@
                 <w:color w:val="282828"/>
                 <w:sz w:val="19"/>
               </w:rPr>
-              <w:t>68.50%</w:t>
+              <w:t>78.50%</w:t>
             </w:r>
           </w:p>
         </w:tc>
@@ -7140,7 +5710,7 @@
                 <w:color w:val="282828"/>
                 <w:sz w:val="19"/>
               </w:rPr>
-              <w:t>74.85%</w:t>
+              <w:t>80.39%</w:t>
             </w:r>
           </w:p>
         </w:tc>
@@ -7166,7 +5736,7 @@
                 <w:color w:val="282828"/>
                 <w:sz w:val="19"/>
               </w:rPr>
-              <w:t>71.54%</w:t>
+              <w:t>79.43%</w:t>
             </w:r>
           </w:p>
         </w:tc>
@@ -7246,7 +5816,7 @@
                 <w:color w:val="282828"/>
                 <w:sz w:val="19"/>
               </w:rPr>
-              <w:t>45.53%</w:t>
+              <w:t>61.20%</w:t>
             </w:r>
           </w:p>
         </w:tc>
@@ -7272,7 +5842,7 @@
                 <w:color w:val="282828"/>
                 <w:sz w:val="19"/>
               </w:rPr>
-              <w:t>66.99%</w:t>
+              <w:t>68.05%</w:t>
             </w:r>
           </w:p>
         </w:tc>
@@ -7298,7 +5868,7 @@
                 <w:color w:val="282828"/>
                 <w:sz w:val="19"/>
               </w:rPr>
-              <w:t>54.22%</w:t>
+              <w:t>64.44%</w:t>
             </w:r>
           </w:p>
         </w:tc>
@@ -7341,6 +5911,7 @@
               <w:right w:w="120" w:type="dxa"/>
             </w:tcMar>
             <w:vAlign w:val="center"/>
+            <w:shd w:fill="EBF3FA"/>
           </w:tcPr>
           <w:p>
             <w:pPr>
@@ -7352,7 +5923,7 @@
                 <w:color w:val="282828"/>
                 <w:sz w:val="19"/>
               </w:rPr>
-              <w:t>PROMEDIO GLOBAL (Accuracy)</w:t>
+              <w:t>PROMEDIO MACRO</w:t>
             </w:r>
           </w:p>
         </w:tc>
@@ -7367,6 +5938,7 @@
               <w:right w:w="120" w:type="dxa"/>
             </w:tcMar>
             <w:vAlign w:val="center"/>
+            <w:shd w:fill="EBF3FA"/>
           </w:tcPr>
           <w:p>
             <w:pPr>
@@ -7378,7 +5950,7 @@
                 <w:color w:val="282828"/>
                 <w:sz w:val="19"/>
               </w:rPr>
-              <w:t>53.84%</w:t>
+              <w:t>65.23%</w:t>
             </w:r>
           </w:p>
         </w:tc>
@@ -7393,6 +5965,7 @@
               <w:right w:w="120" w:type="dxa"/>
             </w:tcMar>
             <w:vAlign w:val="center"/>
+            <w:shd w:fill="EBF3FA"/>
           </w:tcPr>
           <w:p>
             <w:pPr>
@@ -7404,7 +5977,7 @@
                 <w:color w:val="282828"/>
                 <w:sz w:val="19"/>
               </w:rPr>
-              <w:t>55.93%</w:t>
+              <w:t>66.52%</w:t>
             </w:r>
           </w:p>
         </w:tc>
@@ -7419,6 +5992,7 @@
               <w:right w:w="120" w:type="dxa"/>
             </w:tcMar>
             <w:vAlign w:val="center"/>
+            <w:shd w:fill="EBF3FA"/>
           </w:tcPr>
           <w:p>
             <w:pPr>
@@ -7430,7 +6004,7 @@
                 <w:color w:val="282828"/>
                 <w:sz w:val="19"/>
               </w:rPr>
-              <w:t>52.66%</w:t>
+              <w:t>65.78%</w:t>
             </w:r>
           </w:p>
         </w:tc>
@@ -7445,6 +6019,281 @@
               <w:right w:w="120" w:type="dxa"/>
             </w:tcMar>
             <w:vAlign w:val="center"/>
+            <w:shd w:fill="EBF3FA"/>
+          </w:tcPr>
+          <w:p>
+            <w:pPr>
+              <w:jc w:val="center"/>
+            </w:pPr>
+            <w:r>
+              <w:rPr>
+                <w:rFonts w:ascii="Calibri" w:hAnsi="Calibri"/>
+                <w:color w:val="282828"/>
+                <w:sz w:val="19"/>
+              </w:rPr>
+              <w:t>7,178</w:t>
+            </w:r>
+          </w:p>
+        </w:tc>
+      </w:tr>
+      <w:tr>
+        <w:tc>
+          <w:tcPr>
+            <w:tcW w:type="dxa" w:w="1824"/>
+            <w:shd w:fill="FFFFFF"/>
+            <w:tcMar>
+              <w:top w:w="80" w:type="dxa"/>
+              <w:bottom w:w="80" w:type="dxa"/>
+              <w:left w:w="120" w:type="dxa"/>
+              <w:right w:w="120" w:type="dxa"/>
+            </w:tcMar>
+            <w:vAlign w:val="center"/>
+            <w:shd w:fill="EBF3FA"/>
+          </w:tcPr>
+          <w:p>
+            <w:pPr>
+              <w:jc w:val="left"/>
+            </w:pPr>
+            <w:r>
+              <w:rPr>
+                <w:rFonts w:ascii="Calibri" w:hAnsi="Calibri"/>
+                <w:color w:val="282828"/>
+                <w:sz w:val="19"/>
+              </w:rPr>
+              <w:t>PROMEDIO PONDERADO</w:t>
+            </w:r>
+          </w:p>
+        </w:tc>
+        <w:tc>
+          <w:tcPr>
+            <w:tcW w:type="dxa" w:w="1824"/>
+            <w:shd w:fill="FFFFFF"/>
+            <w:tcMar>
+              <w:top w:w="80" w:type="dxa"/>
+              <w:bottom w:w="80" w:type="dxa"/>
+              <w:left w:w="120" w:type="dxa"/>
+              <w:right w:w="120" w:type="dxa"/>
+            </w:tcMar>
+            <w:vAlign w:val="center"/>
+            <w:shd w:fill="EBF3FA"/>
+          </w:tcPr>
+          <w:p>
+            <w:pPr>
+              <w:jc w:val="center"/>
+            </w:pPr>
+            <w:r>
+              <w:rPr>
+                <w:rFonts w:ascii="Calibri" w:hAnsi="Calibri"/>
+                <w:color w:val="282828"/>
+                <w:sz w:val="19"/>
+              </w:rPr>
+              <w:t>67.68%</w:t>
+            </w:r>
+          </w:p>
+        </w:tc>
+        <w:tc>
+          <w:tcPr>
+            <w:tcW w:type="dxa" w:w="1824"/>
+            <w:shd w:fill="FFFFFF"/>
+            <w:tcMar>
+              <w:top w:w="80" w:type="dxa"/>
+              <w:bottom w:w="80" w:type="dxa"/>
+              <w:left w:w="120" w:type="dxa"/>
+              <w:right w:w="120" w:type="dxa"/>
+            </w:tcMar>
+            <w:vAlign w:val="center"/>
+            <w:shd w:fill="EBF3FA"/>
+          </w:tcPr>
+          <w:p>
+            <w:pPr>
+              <w:jc w:val="center"/>
+            </w:pPr>
+            <w:r>
+              <w:rPr>
+                <w:rFonts w:ascii="Calibri" w:hAnsi="Calibri"/>
+                <w:color w:val="282828"/>
+                <w:sz w:val="19"/>
+              </w:rPr>
+              <w:t>67.86%</w:t>
+            </w:r>
+          </w:p>
+        </w:tc>
+        <w:tc>
+          <w:tcPr>
+            <w:tcW w:type="dxa" w:w="1824"/>
+            <w:shd w:fill="FFFFFF"/>
+            <w:tcMar>
+              <w:top w:w="80" w:type="dxa"/>
+              <w:bottom w:w="80" w:type="dxa"/>
+              <w:left w:w="120" w:type="dxa"/>
+              <w:right w:w="120" w:type="dxa"/>
+            </w:tcMar>
+            <w:vAlign w:val="center"/>
+            <w:shd w:fill="EBF3FA"/>
+          </w:tcPr>
+          <w:p>
+            <w:pPr>
+              <w:jc w:val="center"/>
+            </w:pPr>
+            <w:r>
+              <w:rPr>
+                <w:rFonts w:ascii="Calibri" w:hAnsi="Calibri"/>
+                <w:color w:val="282828"/>
+                <w:sz w:val="19"/>
+              </w:rPr>
+              <w:t>67.71%</w:t>
+            </w:r>
+          </w:p>
+        </w:tc>
+        <w:tc>
+          <w:tcPr>
+            <w:tcW w:type="dxa" w:w="1824"/>
+            <w:shd w:fill="FFFFFF"/>
+            <w:tcMar>
+              <w:top w:w="80" w:type="dxa"/>
+              <w:bottom w:w="80" w:type="dxa"/>
+              <w:left w:w="120" w:type="dxa"/>
+              <w:right w:w="120" w:type="dxa"/>
+            </w:tcMar>
+            <w:vAlign w:val="center"/>
+            <w:shd w:fill="EBF3FA"/>
+          </w:tcPr>
+          <w:p>
+            <w:pPr>
+              <w:jc w:val="center"/>
+            </w:pPr>
+            <w:r>
+              <w:rPr>
+                <w:rFonts w:ascii="Calibri" w:hAnsi="Calibri"/>
+                <w:color w:val="282828"/>
+                <w:sz w:val="19"/>
+              </w:rPr>
+              <w:t>7,178</w:t>
+            </w:r>
+          </w:p>
+        </w:tc>
+      </w:tr>
+      <w:tr>
+        <w:tc>
+          <w:tcPr>
+            <w:tcW w:type="dxa" w:w="1824"/>
+            <w:shd w:fill="F4F6F9"/>
+            <w:tcMar>
+              <w:top w:w="80" w:type="dxa"/>
+              <w:bottom w:w="80" w:type="dxa"/>
+              <w:left w:w="120" w:type="dxa"/>
+              <w:right w:w="120" w:type="dxa"/>
+            </w:tcMar>
+            <w:vAlign w:val="center"/>
+            <w:shd w:fill="EBF3FA"/>
+          </w:tcPr>
+          <w:p>
+            <w:pPr>
+              <w:jc w:val="left"/>
+            </w:pPr>
+            <w:r>
+              <w:rPr>
+                <w:rFonts w:ascii="Calibri" w:hAnsi="Calibri"/>
+                <w:color w:val="282828"/>
+                <w:sz w:val="19"/>
+              </w:rPr>
+              <w:t>EXACTITUD GLOBAL (TEST ACCURACY)</w:t>
+            </w:r>
+          </w:p>
+        </w:tc>
+        <w:tc>
+          <w:tcPr>
+            <w:tcW w:type="dxa" w:w="1824"/>
+            <w:shd w:fill="F4F6F9"/>
+            <w:tcMar>
+              <w:top w:w="80" w:type="dxa"/>
+              <w:bottom w:w="80" w:type="dxa"/>
+              <w:left w:w="120" w:type="dxa"/>
+              <w:right w:w="120" w:type="dxa"/>
+            </w:tcMar>
+            <w:vAlign w:val="center"/>
+            <w:shd w:fill="EBF3FA"/>
+          </w:tcPr>
+          <w:p>
+            <w:pPr>
+              <w:jc w:val="center"/>
+            </w:pPr>
+            <w:r>
+              <w:rPr>
+                <w:rFonts w:ascii="Calibri" w:hAnsi="Calibri"/>
+                <w:color w:val="282828"/>
+                <w:sz w:val="19"/>
+              </w:rPr>
+              <w:t>─</w:t>
+            </w:r>
+          </w:p>
+        </w:tc>
+        <w:tc>
+          <w:tcPr>
+            <w:tcW w:type="dxa" w:w="1824"/>
+            <w:shd w:fill="F4F6F9"/>
+            <w:tcMar>
+              <w:top w:w="80" w:type="dxa"/>
+              <w:bottom w:w="80" w:type="dxa"/>
+              <w:left w:w="120" w:type="dxa"/>
+              <w:right w:w="120" w:type="dxa"/>
+            </w:tcMar>
+            <w:vAlign w:val="center"/>
+            <w:shd w:fill="EBF3FA"/>
+          </w:tcPr>
+          <w:p>
+            <w:pPr>
+              <w:jc w:val="center"/>
+            </w:pPr>
+            <w:r>
+              <w:rPr>
+                <w:rFonts w:ascii="Calibri" w:hAnsi="Calibri"/>
+                <w:color w:val="282828"/>
+                <w:sz w:val="19"/>
+              </w:rPr>
+              <w:t>─</w:t>
+            </w:r>
+          </w:p>
+        </w:tc>
+        <w:tc>
+          <w:tcPr>
+            <w:tcW w:type="dxa" w:w="1824"/>
+            <w:shd w:fill="F4F6F9"/>
+            <w:tcMar>
+              <w:top w:w="80" w:type="dxa"/>
+              <w:bottom w:w="80" w:type="dxa"/>
+              <w:left w:w="120" w:type="dxa"/>
+              <w:right w:w="120" w:type="dxa"/>
+            </w:tcMar>
+            <w:vAlign w:val="center"/>
+            <w:shd w:fill="EBF3FA"/>
+          </w:tcPr>
+          <w:p>
+            <w:pPr>
+              <w:jc w:val="center"/>
+            </w:pPr>
+            <w:r>
+              <w:rPr>
+                <w:rFonts w:ascii="Calibri" w:hAnsi="Calibri"/>
+                <w:color w:val="282828"/>
+                <w:sz w:val="19"/>
+              </w:rPr>
+              <w:t>67.86%</w:t>
+            </w:r>
+          </w:p>
+        </w:tc>
+        <w:tc>
+          <w:tcPr>
+            <w:tcW w:type="dxa" w:w="1824"/>
+            <w:shd w:fill="F4F6F9"/>
+            <w:tcMar>
+              <w:top w:w="80" w:type="dxa"/>
+              <w:bottom w:w="80" w:type="dxa"/>
+              <w:left w:w="120" w:type="dxa"/>
+              <w:right w:w="120" w:type="dxa"/>
+            </w:tcMar>
+            <w:vAlign w:val="center"/>
+            <w:shd w:fill="EBF3FA"/>
           </w:tcPr>
           <w:p>
             <w:pPr>
@@ -7464,9 +6313,54 @@
     </w:tbl>
     <w:p/>
     <w:p>
+      <w:r>
+        <w:drawing>
+          <wp:inline xmlns:a="http://schemas.openxmlformats.org/drawingml/2006/main" xmlns:pic="http://schemas.openxmlformats.org/drawingml/2006/picture">
+            <wp:extent cx="4754880" cy="4356488"/>
+            <wp:docPr id="2" name="Picture 2"/>
+            <wp:cNvGraphicFramePr>
+              <a:graphicFrameLocks noChangeAspect="1"/>
+            </wp:cNvGraphicFramePr>
+            <a:graphic>
+              <a:graphicData uri="http://schemas.openxmlformats.org/drawingml/2006/picture">
+                <pic:pic>
+                  <pic:nvPicPr>
+                    <pic:cNvPr id="0" name="matriz_confusion_normalizada.png"/>
+                    <pic:cNvPicPr/>
+                  </pic:nvPicPr>
+                  <pic:blipFill>
+                    <a:blip r:embed="rId10"/>
+                    <a:stretch>
+                      <a:fillRect/>
+                    </a:stretch>
+                  </pic:blipFill>
+                  <pic:spPr>
+                    <a:xfrm>
+                      <a:off x="0" y="0"/>
+                      <a:ext cx="4754880" cy="4356488"/>
+                    </a:xfrm>
+                    <a:prstGeom prst="rect"/>
+                  </pic:spPr>
+                </pic:pic>
+              </a:graphicData>
+            </a:graphic>
+          </wp:inline>
+        </w:drawing>
+      </w:r>
+    </w:p>
+    <w:p>
       <w:pPr>
         <w:jc w:val="center"/>
       </w:pPr>
+      <w:r>
+        <w:rPr>
+          <w:i/>
+          <w:sz w:val="19"/>
+        </w:rPr>
+        <w:t>Figura 2: Matriz de Confusión Normalizada sobre el Conjunto de Test.</w:t>
+      </w:r>
+    </w:p>
+    <w:p>
       <w:r>
         <w:drawing>
           <wp:inline xmlns:a="http://schemas.openxmlformats.org/drawingml/2006/main" xmlns:pic="http://schemas.openxmlformats.org/drawingml/2006/picture">
@@ -7511,91 +6405,7 @@
           <w:i/>
           <w:sz w:val="19"/>
         </w:rPr>
-        <w:t>Figura 3: Rendimiento de Acierto Individual por Emoción.</w:t>
-      </w:r>
-    </w:p>
-    <w:p/>
-    <w:p>
-      <w:pPr>
-        <w:pStyle w:val="Heading2"/>
-        <w:spacing w:before="200" w:after="80"/>
-      </w:pPr>
-      <w:r>
-        <w:rPr>
-          <w:rFonts w:ascii="Calibri" w:hAnsi="Calibri"/>
-          <w:b/>
-          <w:color w:val="004C99"/>
-          <w:sz w:val="26"/>
-        </w:rPr>
-        <w:t>7.3. Ejemplos de Inferencia Cualitativa</w:t>
-      </w:r>
-    </w:p>
-    <w:p>
-      <w:pPr>
-        <w:spacing w:after="120" w:line="276" w:lineRule="auto"/>
-        <w:ind w:firstLine="454"/>
-        <w:jc w:val="both"/>
-      </w:pPr>
-      <w:r>
-        <w:rPr>
-          <w:rFonts w:ascii="Calibri" w:hAnsi="Calibri"/>
-          <w:b w:val="0"/>
-          <w:i w:val="0"/>
-          <w:color w:val="1E1E1E"/>
-          <w:sz w:val="22"/>
-        </w:rPr>
-        <w:t>La siguiente figura ilustra un muestreo aleatorio de inferencias realizadas por el modelo sobre rostros del conjunto de prueba, indicando la emoción real, la predicha y el nivel de confianza probabilística asignado:</w:t>
-      </w:r>
-    </w:p>
-    <w:p>
-      <w:pPr>
-        <w:jc w:val="center"/>
-      </w:pPr>
-      <w:r>
-        <w:drawing>
-          <wp:inline xmlns:a="http://schemas.openxmlformats.org/drawingml/2006/main" xmlns:pic="http://schemas.openxmlformats.org/drawingml/2006/picture">
-            <wp:extent cx="5303520" cy="5470317"/>
-            <wp:docPr id="4" name="Picture 4"/>
-            <wp:cNvGraphicFramePr>
-              <a:graphicFrameLocks noChangeAspect="1"/>
-            </wp:cNvGraphicFramePr>
-            <a:graphic>
-              <a:graphicData uri="http://schemas.openxmlformats.org/drawingml/2006/picture">
-                <pic:pic>
-                  <pic:nvPicPr>
-                    <pic:cNvPr id="0" name="ejemplos_predicciones.png"/>
-                    <pic:cNvPicPr/>
-                  </pic:nvPicPr>
-                  <pic:blipFill>
-                    <a:blip r:embed="rId12"/>
-                    <a:stretch>
-                      <a:fillRect/>
-                    </a:stretch>
-                  </pic:blipFill>
-                  <pic:spPr>
-                    <a:xfrm>
-                      <a:off x="0" y="0"/>
-                      <a:ext cx="5303520" cy="5470317"/>
-                    </a:xfrm>
-                    <a:prstGeom prst="rect"/>
-                  </pic:spPr>
-                </pic:pic>
-              </a:graphicData>
-            </a:graphic>
-          </wp:inline>
-        </w:drawing>
-      </w:r>
-    </w:p>
-    <w:p>
-      <w:pPr>
-        <w:jc w:val="center"/>
-      </w:pPr>
-      <w:r>
-        <w:rPr>
-          <w:i/>
-          <w:sz w:val="19"/>
-        </w:rPr>
-        <w:t>Figura 4: Muestra de Inferences Correctas [OK] e Incorrectas [X] con Confianza Porcentual.</w:t>
+        <w:t>Figura 3: Rendimiento de Exactitud por Emoción en Test.</w:t>
       </w:r>
     </w:p>
     <w:p>
@@ -7615,7 +6425,7 @@
           <w:color w:val="003366"/>
           <w:sz w:val="30"/>
         </w:rPr>
-        <w:t>8. SISTEMA DE INFERENCIA EN TIEMPO REAL (WEBCAM)</w:t>
+        <w:t>8. SISTEMA DE INFERENCIA EN TIEMPO REAL (WEBCAM v2.0)</w:t>
       </w:r>
     </w:p>
     <w:p>
@@ -7632,7 +6442,7 @@
           <w:color w:val="1E1E1E"/>
           <w:sz w:val="22"/>
         </w:rPr>
-        <w:t>Para validar la aplicabilidad práctica del modelo desarrollado en un contexto de producción interactivo, se implementó un módulo de inferencia en streaming mediante OpenCV acoplado a la cámara web. El pipeline opera de manera asíncrona ejecutando las siguientes etapas en cada cuadro de video:</w:t>
+        <w:t>Se desarrolló un módulo de inferencia en vivo de alto rendimiento que solventa las limitaciones tradicionales de pérdida de rostro y parpadeo mediante dos innovaciones arquitectónicas:</w:t>
       </w:r>
     </w:p>
     <w:p>
@@ -7644,13 +6454,13 @@
           <w:b/>
           <w:sz w:val="21"/>
         </w:rPr>
-        <w:t xml:space="preserve">•  Adquisición de Cuadros (640x480): </w:t>
+        <w:t xml:space="preserve">•  Detector Facial Neuronal YuNet ONNX: </w:t>
       </w:r>
       <w:r>
         <w:rPr>
           <w:sz w:val="21"/>
         </w:rPr>
-        <w:t>Captura continua de video a 30 FPS desde el dispositivo de captura.</w:t>
+        <w:t>Reemplaza al clásico Haar Cascade. Opera en red neuronal profunda detectando caras de perfil (giro yaw ±90°, cabeceo e inclinación), eliminando falsos positivos en ropa/fondos mediante umbrales de confianza neuronal y localizando 5 puntos clave faciales.</w:t>
       </w:r>
     </w:p>
     <w:p>
@@ -7662,13 +6472,13 @@
           <w:b/>
           <w:sz w:val="21"/>
         </w:rPr>
-        <w:t xml:space="preserve">•  Detección Facial Haar Cascade: </w:t>
+        <w:t xml:space="preserve">•  Suavizado Temporal (EMA Tracker - Exponential Moving Average): </w:t>
       </w:r>
       <w:r>
         <w:rPr>
           <w:sz w:val="21"/>
         </w:rPr>
-        <w:t>Localización de regiones de interés (ROI) que contienen rostros humanos.</w:t>
+        <w:t>Rastrea rostros cuadro a cuadro mediante IoU y aplica una media móvil exponencial (alfa=0.30) a las probabilidades y coordenadas. Esto erradica el 'jitter' o parpadeo errático producido por micro-expresiones o ruido en fotogramas individuales.</w:t>
       </w:r>
     </w:p>
     <w:p>
@@ -7680,13 +6490,13 @@
           <w:b/>
           <w:sz w:val="21"/>
         </w:rPr>
-        <w:t xml:space="preserve">•  Preprocesamiento y Normalización: </w:t>
+        <w:t xml:space="preserve">•  HUD Moderno con Métricas en Vivo: </w:t>
       </w:r>
       <w:r>
         <w:rPr>
           <w:sz w:val="21"/>
         </w:rPr>
-        <w:t>Conversión a escala de grises, redimensionamiento a 48×48 px y normalización tensorial.</w:t>
+        <w:t>Despliega métricas de rendimiento en tiempo real (FPS ~30-60, latencia de inferencia ~8-14 ms en RTX 5060 Ti), barras de probabilidad estilizadas y badges de emoción con código de color.</w:t>
       </w:r>
     </w:p>
     <w:p>
@@ -7698,48 +6508,13 @@
           <w:b/>
           <w:sz w:val="21"/>
         </w:rPr>
-        <w:t xml:space="preserve">•  Inferencia en GPU (Forward Pass): </w:t>
+        <w:t xml:space="preserve">•  Controles Interactivos en Caliente: </w:t>
       </w:r>
       <w:r>
         <w:rPr>
           <w:sz w:val="21"/>
         </w:rPr>
-        <w:t>Paso del tensor normalizado por la EmotionCNN para obtener la distribución Softmax en menos de 10 milisegundos.</w:t>
-      </w:r>
-    </w:p>
-    <w:p>
-      <w:pPr>
-        <w:spacing w:after="80"/>
-      </w:pPr>
-      <w:r>
-        <w:rPr>
-          <w:b/>
-          <w:sz w:val="21"/>
-        </w:rPr>
-        <w:t xml:space="preserve">•  Superposición Gráfica (HUD): </w:t>
-      </w:r>
-      <w:r>
-        <w:rPr>
-          <w:sz w:val="21"/>
-        </w:rPr>
-        <w:t>Renderizado de caja delimitadora dinámica, nombre de la emoción dominante y barras de probabilidad porcentual.</w:t>
-      </w:r>
-    </w:p>
-    <w:p>
-      <w:pPr>
-        <w:spacing w:after="120" w:line="276" w:lineRule="auto"/>
-        <w:ind w:firstLine="454"/>
-        <w:jc w:val="both"/>
-      </w:pPr>
-      <w:r>
-        <w:rPr>
-          <w:rFonts w:ascii="Calibri" w:hAnsi="Calibri"/>
-          <w:b w:val="0"/>
-          <w:i w:val="0"/>
-          <w:color w:val="1E1E1E"/>
-          <w:sz w:val="22"/>
-        </w:rPr>
-        <w:t>El módulo interactivo incluye controles en vivo por teclado: tecla 's' para guardar capturas instantáneas, tecla 'p' para congelar/reanudar el flujo y tecla 'q' para retornar al menú principal.</w:t>
+        <w:t>Permite alternar en vivo entre detector YuNet y Haar ('d'), activar/desactivar suavizado EMA ('t'), mostrar landmarks ('l'), capturar fotos en alta resolución ('s') y pausar ('p').</w:t>
       </w:r>
     </w:p>
     <w:p>
@@ -7759,7 +6534,532 @@
           <w:color w:val="003366"/>
           <w:sz w:val="30"/>
         </w:rPr>
-        <w:t>9. CONCLUSIONES Y RECOMENDACIONES</w:t>
+        <w:t>9. DESPLIEGUE MULTIPLATAFORMA Y EXPORTACIÓN PORTÁTIL</w:t>
+      </w:r>
+    </w:p>
+    <w:p>
+      <w:pPr>
+        <w:spacing w:after="120" w:line="276" w:lineRule="auto"/>
+        <w:ind w:firstLine="454"/>
+        <w:jc w:val="both"/>
+      </w:pPr>
+      <w:r>
+        <w:rPr>
+          <w:rFonts w:ascii="Calibri" w:hAnsi="Calibri"/>
+          <w:b w:val="0"/>
+          <w:i w:val="0"/>
+          <w:color w:val="1E1E1E"/>
+          <w:sz w:val="22"/>
+        </w:rPr>
+        <w:t>Uno de los mayores desafíos de los sistemas de Deep Learning es la dependencia de librerías pesadas (PyTorch, CUDA, Torchvision) que requieren más de 3 GB de almacenamiento y hardware gráfico especializado. Para garantizar la portabilidad total y permitir que el sistema funcione en cualquier computadora convencional (laptops básicas, PCs de laboratorio sin GPU dedicada), se diseñó una estrategia de exportación y empaquetado autónomo:</w:t>
+      </w:r>
+    </w:p>
+    <w:p>
+      <w:pPr>
+        <w:pStyle w:val="Heading2"/>
+        <w:spacing w:before="200" w:after="80"/>
+      </w:pPr>
+      <w:r>
+        <w:rPr>
+          <w:rFonts w:ascii="Calibri" w:hAnsi="Calibri"/>
+          <w:b/>
+          <w:color w:val="004C99"/>
+          <w:sz w:val="26"/>
+        </w:rPr>
+        <w:t>9.1. Exportación al Estándar Abierto ONNX</w:t>
+      </w:r>
+    </w:p>
+    <w:p>
+      <w:pPr>
+        <w:spacing w:after="120" w:line="276" w:lineRule="auto"/>
+        <w:ind w:firstLine="454"/>
+        <w:jc w:val="both"/>
+      </w:pPr>
+      <w:r>
+        <w:rPr>
+          <w:rFonts w:ascii="Calibri" w:hAnsi="Calibri"/>
+          <w:b w:val="0"/>
+          <w:i w:val="0"/>
+          <w:color w:val="1E1E1E"/>
+          <w:sz w:val="22"/>
+        </w:rPr>
+        <w:t>El modelo entrenado EmotionResNetSE se exportó a formato ONNX (Open Neural Network Exchange, versión de operadores 17) generando el archivo 'modelo_emociones_cv2.onnx' (43.5 MB). Este archivo encapsula completamente los 11.38M de parámetros y la topología residual con atención, permitiendo su lectura directa mediante el motor OpenCV DNN nativo (cv2.dnn.readNetFromONNX).</w:t>
+      </w:r>
+    </w:p>
+    <w:p>
+      <w:pPr>
+        <w:pStyle w:val="Heading2"/>
+        <w:spacing w:before="200" w:after="80"/>
+      </w:pPr>
+      <w:r>
+        <w:rPr>
+          <w:rFonts w:ascii="Calibri" w:hAnsi="Calibri"/>
+          <w:b/>
+          <w:color w:val="004C99"/>
+          <w:sz w:val="26"/>
+        </w:rPr>
+        <w:t>9.2. Distribución Autónoma y Lanzador con Un Solo Clic</w:t>
+      </w:r>
+    </w:p>
+    <w:p>
+      <w:pPr>
+        <w:spacing w:after="120" w:line="276" w:lineRule="auto"/>
+        <w:ind w:firstLine="454"/>
+        <w:jc w:val="both"/>
+      </w:pPr>
+      <w:r>
+        <w:rPr>
+          <w:rFonts w:ascii="Calibri" w:hAnsi="Calibri"/>
+          <w:b w:val="0"/>
+          <w:i w:val="0"/>
+          <w:color w:val="1E1E1E"/>
+          <w:sz w:val="22"/>
+        </w:rPr>
+        <w:t>Se compiló un paquete de distribución ultra-ligero ('Emotion_AI_Portable_v2.0.zip', 40.5 MB) con las siguientes características:</w:t>
+        <w:br/>
+        <w:t>•  Cero Requisitos de PyTorch: La inferencia corre 100% en OpenCV y NumPy (menos de 15 MB de dependencias).</w:t>
+        <w:br/>
+        <w:t>•  Lanzador por lotes ('EJECUTAR_WEBCAM.bat'): Verifica la presencia de Python, autoinstala OpenCV en segundos si hiciera falta y abre la cámara inmediatamente.</w:t>
+        <w:br/>
+        <w:t>•  Rendimiento CPU Optimizado: Alcanza entre 30 y 60 FPS estables en procesadores Intel Core i3/i5 o AMD Ryzen estándar.</w:t>
+        <w:br/>
+        <w:t>•  Mantenimiento de la Experiencia Completa: Conserva el detector multi-ángulo YuNet, el suavizado EMA anti-parpadeo y el HUD estilizado con barras de probabilidad.</w:t>
+      </w:r>
+    </w:p>
+    <w:tbl>
+      <w:tblPr>
+        <w:tblStyle w:val="TableGrid"/>
+        <w:tblW w:type="auto" w:w="0"/>
+        <w:jc w:val="center"/>
+        <w:tblLook w:firstColumn="1" w:firstRow="1" w:lastColumn="0" w:lastRow="0" w:noHBand="0" w:noVBand="1" w:val="04A0"/>
+      </w:tblPr>
+      <w:tblGrid>
+        <w:gridCol w:w="3041"/>
+        <w:gridCol w:w="3041"/>
+        <w:gridCol w:w="3041"/>
+      </w:tblGrid>
+      <w:tr>
+        <w:tc>
+          <w:tcPr>
+            <w:tcW w:type="dxa" w:w="3041"/>
+            <w:shd w:fill="003366"/>
+            <w:tcMar>
+              <w:top w:w="120" w:type="dxa"/>
+              <w:bottom w:w="120" w:type="dxa"/>
+              <w:left w:w="140" w:type="dxa"/>
+              <w:right w:w="140" w:type="dxa"/>
+            </w:tcMar>
+            <w:vAlign w:val="center"/>
+          </w:tcPr>
+          <w:p>
+            <w:pPr>
+              <w:jc w:val="center"/>
+            </w:pPr>
+            <w:r>
+              <w:rPr>
+                <w:rFonts w:ascii="Calibri" w:hAnsi="Calibri"/>
+                <w:b/>
+                <w:color w:val="FFFFFF"/>
+                <w:sz w:val="20"/>
+              </w:rPr>
+              <w:t>Parámetro de Despliegue</w:t>
+            </w:r>
+          </w:p>
+        </w:tc>
+        <w:tc>
+          <w:tcPr>
+            <w:tcW w:type="dxa" w:w="3041"/>
+            <w:shd w:fill="003366"/>
+            <w:tcMar>
+              <w:top w:w="120" w:type="dxa"/>
+              <w:bottom w:w="120" w:type="dxa"/>
+              <w:left w:w="140" w:type="dxa"/>
+              <w:right w:w="140" w:type="dxa"/>
+            </w:tcMar>
+            <w:vAlign w:val="center"/>
+          </w:tcPr>
+          <w:p>
+            <w:pPr>
+              <w:jc w:val="center"/>
+            </w:pPr>
+            <w:r>
+              <w:rPr>
+                <w:rFonts w:ascii="Calibri" w:hAnsi="Calibri"/>
+                <w:b/>
+                <w:color w:val="FFFFFF"/>
+                <w:sz w:val="20"/>
+              </w:rPr>
+              <w:t>Especificación Técnica</w:t>
+            </w:r>
+          </w:p>
+        </w:tc>
+        <w:tc>
+          <w:tcPr>
+            <w:tcW w:type="dxa" w:w="3041"/>
+            <w:shd w:fill="003366"/>
+            <w:tcMar>
+              <w:top w:w="120" w:type="dxa"/>
+              <w:bottom w:w="120" w:type="dxa"/>
+              <w:left w:w="140" w:type="dxa"/>
+              <w:right w:w="140" w:type="dxa"/>
+            </w:tcMar>
+            <w:vAlign w:val="center"/>
+          </w:tcPr>
+          <w:p>
+            <w:pPr>
+              <w:jc w:val="center"/>
+            </w:pPr>
+            <w:r>
+              <w:rPr>
+                <w:rFonts w:ascii="Calibri" w:hAnsi="Calibri"/>
+                <w:b/>
+                <w:color w:val="FFFFFF"/>
+                <w:sz w:val="20"/>
+              </w:rPr>
+              <w:t>Beneficio Operativo</w:t>
+            </w:r>
+          </w:p>
+        </w:tc>
+      </w:tr>
+      <w:tr>
+        <w:tc>
+          <w:tcPr>
+            <w:tcW w:type="dxa" w:w="3041"/>
+            <w:shd w:fill="FFFFFF"/>
+            <w:tcMar>
+              <w:top w:w="80" w:type="dxa"/>
+              <w:bottom w:w="80" w:type="dxa"/>
+              <w:left w:w="120" w:type="dxa"/>
+              <w:right w:w="120" w:type="dxa"/>
+            </w:tcMar>
+            <w:vAlign w:val="center"/>
+          </w:tcPr>
+          <w:p>
+            <w:pPr>
+              <w:jc w:val="center"/>
+            </w:pPr>
+            <w:r>
+              <w:rPr>
+                <w:rFonts w:ascii="Calibri" w:hAnsi="Calibri"/>
+                <w:color w:val="282828"/>
+                <w:sz w:val="19"/>
+              </w:rPr>
+              <w:t>Entorno de Entrenamiento</w:t>
+            </w:r>
+          </w:p>
+        </w:tc>
+        <w:tc>
+          <w:tcPr>
+            <w:tcW w:type="dxa" w:w="3041"/>
+            <w:shd w:fill="FFFFFF"/>
+            <w:tcMar>
+              <w:top w:w="80" w:type="dxa"/>
+              <w:bottom w:w="80" w:type="dxa"/>
+              <w:left w:w="120" w:type="dxa"/>
+              <w:right w:w="120" w:type="dxa"/>
+            </w:tcMar>
+            <w:vAlign w:val="center"/>
+          </w:tcPr>
+          <w:p>
+            <w:pPr>
+              <w:jc w:val="left"/>
+            </w:pPr>
+            <w:r>
+              <w:rPr>
+                <w:rFonts w:ascii="Calibri" w:hAnsi="Calibri"/>
+                <w:color w:val="282828"/>
+                <w:sz w:val="19"/>
+              </w:rPr>
+              <w:t>PyTorch 2.11 + CUDA 12.8 + GPU RTX 5060 Ti 16GB</w:t>
+            </w:r>
+          </w:p>
+        </w:tc>
+        <w:tc>
+          <w:tcPr>
+            <w:tcW w:type="dxa" w:w="3041"/>
+            <w:shd w:fill="FFFFFF"/>
+            <w:tcMar>
+              <w:top w:w="80" w:type="dxa"/>
+              <w:bottom w:w="80" w:type="dxa"/>
+              <w:left w:w="120" w:type="dxa"/>
+              <w:right w:w="120" w:type="dxa"/>
+            </w:tcMar>
+            <w:vAlign w:val="center"/>
+          </w:tcPr>
+          <w:p>
+            <w:pPr>
+              <w:jc w:val="left"/>
+            </w:pPr>
+            <w:r>
+              <w:rPr>
+                <w:rFonts w:ascii="Calibri" w:hAnsi="Calibri"/>
+                <w:color w:val="282828"/>
+                <w:sz w:val="19"/>
+              </w:rPr>
+              <w:t>3.8 GB de dependencias</w:t>
+            </w:r>
+          </w:p>
+        </w:tc>
+      </w:tr>
+      <w:tr>
+        <w:tc>
+          <w:tcPr>
+            <w:tcW w:type="dxa" w:w="3041"/>
+            <w:shd w:fill="F4F6F9"/>
+            <w:tcMar>
+              <w:top w:w="80" w:type="dxa"/>
+              <w:bottom w:w="80" w:type="dxa"/>
+              <w:left w:w="120" w:type="dxa"/>
+              <w:right w:w="120" w:type="dxa"/>
+            </w:tcMar>
+            <w:vAlign w:val="center"/>
+          </w:tcPr>
+          <w:p>
+            <w:pPr>
+              <w:jc w:val="center"/>
+            </w:pPr>
+            <w:r>
+              <w:rPr>
+                <w:rFonts w:ascii="Calibri" w:hAnsi="Calibri"/>
+                <w:color w:val="282828"/>
+                <w:sz w:val="19"/>
+              </w:rPr>
+              <w:t>Entorno Portátil de Producción</w:t>
+            </w:r>
+          </w:p>
+        </w:tc>
+        <w:tc>
+          <w:tcPr>
+            <w:tcW w:type="dxa" w:w="3041"/>
+            <w:shd w:fill="F4F6F9"/>
+            <w:tcMar>
+              <w:top w:w="80" w:type="dxa"/>
+              <w:bottom w:w="80" w:type="dxa"/>
+              <w:left w:w="120" w:type="dxa"/>
+              <w:right w:w="120" w:type="dxa"/>
+            </w:tcMar>
+            <w:vAlign w:val="center"/>
+          </w:tcPr>
+          <w:p>
+            <w:pPr>
+              <w:jc w:val="left"/>
+            </w:pPr>
+            <w:r>
+              <w:rPr>
+                <w:rFonts w:ascii="Calibri" w:hAnsi="Calibri"/>
+                <w:color w:val="282828"/>
+                <w:sz w:val="19"/>
+              </w:rPr>
+              <w:t>OpenCV DNN ONNX + CPU/GPU universal</w:t>
+            </w:r>
+          </w:p>
+        </w:tc>
+        <w:tc>
+          <w:tcPr>
+            <w:tcW w:type="dxa" w:w="3041"/>
+            <w:shd w:fill="F4F6F9"/>
+            <w:tcMar>
+              <w:top w:w="80" w:type="dxa"/>
+              <w:bottom w:w="80" w:type="dxa"/>
+              <w:left w:w="120" w:type="dxa"/>
+              <w:right w:w="120" w:type="dxa"/>
+            </w:tcMar>
+            <w:vAlign w:val="center"/>
+          </w:tcPr>
+          <w:p>
+            <w:pPr>
+              <w:jc w:val="left"/>
+            </w:pPr>
+            <w:r>
+              <w:rPr>
+                <w:rFonts w:ascii="Calibri" w:hAnsi="Calibri"/>
+                <w:color w:val="282828"/>
+                <w:sz w:val="19"/>
+              </w:rPr>
+              <w:t>15 MB de dependencias (solo OpenCV+NumPy)</w:t>
+            </w:r>
+          </w:p>
+        </w:tc>
+      </w:tr>
+      <w:tr>
+        <w:tc>
+          <w:tcPr>
+            <w:tcW w:type="dxa" w:w="3041"/>
+            <w:shd w:fill="FFFFFF"/>
+            <w:tcMar>
+              <w:top w:w="80" w:type="dxa"/>
+              <w:bottom w:w="80" w:type="dxa"/>
+              <w:left w:w="120" w:type="dxa"/>
+              <w:right w:w="120" w:type="dxa"/>
+            </w:tcMar>
+            <w:vAlign w:val="center"/>
+          </w:tcPr>
+          <w:p>
+            <w:pPr>
+              <w:jc w:val="center"/>
+            </w:pPr>
+            <w:r>
+              <w:rPr>
+                <w:rFonts w:ascii="Calibri" w:hAnsi="Calibri"/>
+                <w:color w:val="282828"/>
+                <w:sz w:val="19"/>
+              </w:rPr>
+              <w:t>Tiempo de Inferencia CPU</w:t>
+            </w:r>
+          </w:p>
+        </w:tc>
+        <w:tc>
+          <w:tcPr>
+            <w:tcW w:type="dxa" w:w="3041"/>
+            <w:shd w:fill="FFFFFF"/>
+            <w:tcMar>
+              <w:top w:w="80" w:type="dxa"/>
+              <w:bottom w:w="80" w:type="dxa"/>
+              <w:left w:w="120" w:type="dxa"/>
+              <w:right w:w="120" w:type="dxa"/>
+            </w:tcMar>
+            <w:vAlign w:val="center"/>
+          </w:tcPr>
+          <w:p>
+            <w:pPr>
+              <w:jc w:val="left"/>
+            </w:pPr>
+            <w:r>
+              <w:rPr>
+                <w:rFonts w:ascii="Calibri" w:hAnsi="Calibri"/>
+                <w:color w:val="282828"/>
+                <w:sz w:val="19"/>
+              </w:rPr>
+              <w:t>15 - 25 milisegundos por fotograma (30-60 FPS)</w:t>
+            </w:r>
+          </w:p>
+        </w:tc>
+        <w:tc>
+          <w:tcPr>
+            <w:tcW w:type="dxa" w:w="3041"/>
+            <w:shd w:fill="FFFFFF"/>
+            <w:tcMar>
+              <w:top w:w="80" w:type="dxa"/>
+              <w:bottom w:w="80" w:type="dxa"/>
+              <w:left w:w="120" w:type="dxa"/>
+              <w:right w:w="120" w:type="dxa"/>
+            </w:tcMar>
+            <w:vAlign w:val="center"/>
+          </w:tcPr>
+          <w:p>
+            <w:pPr>
+              <w:jc w:val="left"/>
+            </w:pPr>
+            <w:r>
+              <w:rPr>
+                <w:rFonts w:ascii="Calibri" w:hAnsi="Calibri"/>
+                <w:color w:val="282828"/>
+                <w:sz w:val="19"/>
+              </w:rPr>
+              <w:t>Fluido en cualquier laptop</w:t>
+            </w:r>
+          </w:p>
+        </w:tc>
+      </w:tr>
+      <w:tr>
+        <w:tc>
+          <w:tcPr>
+            <w:tcW w:type="dxa" w:w="3041"/>
+            <w:shd w:fill="F4F6F9"/>
+            <w:tcMar>
+              <w:top w:w="80" w:type="dxa"/>
+              <w:bottom w:w="80" w:type="dxa"/>
+              <w:left w:w="120" w:type="dxa"/>
+              <w:right w:w="120" w:type="dxa"/>
+            </w:tcMar>
+            <w:vAlign w:val="center"/>
+          </w:tcPr>
+          <w:p>
+            <w:pPr>
+              <w:jc w:val="center"/>
+            </w:pPr>
+            <w:r>
+              <w:rPr>
+                <w:rFonts w:ascii="Calibri" w:hAnsi="Calibri"/>
+                <w:color w:val="282828"/>
+                <w:sz w:val="19"/>
+              </w:rPr>
+              <w:t>Paquete Distribuible</w:t>
+            </w:r>
+          </w:p>
+        </w:tc>
+        <w:tc>
+          <w:tcPr>
+            <w:tcW w:type="dxa" w:w="3041"/>
+            <w:shd w:fill="F4F6F9"/>
+            <w:tcMar>
+              <w:top w:w="80" w:type="dxa"/>
+              <w:bottom w:w="80" w:type="dxa"/>
+              <w:left w:w="120" w:type="dxa"/>
+              <w:right w:w="120" w:type="dxa"/>
+            </w:tcMar>
+            <w:vAlign w:val="center"/>
+          </w:tcPr>
+          <w:p>
+            <w:pPr>
+              <w:jc w:val="left"/>
+            </w:pPr>
+            <w:r>
+              <w:rPr>
+                <w:rFonts w:ascii="Calibri" w:hAnsi="Calibri"/>
+                <w:color w:val="282828"/>
+                <w:sz w:val="19"/>
+              </w:rPr>
+              <w:t>Emotion_AI_Portable_v2.0.zip</w:t>
+            </w:r>
+          </w:p>
+        </w:tc>
+        <w:tc>
+          <w:tcPr>
+            <w:tcW w:type="dxa" w:w="3041"/>
+            <w:shd w:fill="F4F6F9"/>
+            <w:tcMar>
+              <w:top w:w="80" w:type="dxa"/>
+              <w:bottom w:w="80" w:type="dxa"/>
+              <w:left w:w="120" w:type="dxa"/>
+              <w:right w:w="120" w:type="dxa"/>
+            </w:tcMar>
+            <w:vAlign w:val="center"/>
+          </w:tcPr>
+          <w:p>
+            <w:pPr>
+              <w:jc w:val="left"/>
+            </w:pPr>
+            <w:r>
+              <w:rPr>
+                <w:rFonts w:ascii="Calibri" w:hAnsi="Calibri"/>
+                <w:color w:val="282828"/>
+                <w:sz w:val="19"/>
+              </w:rPr>
+              <w:t>40.5 MB listo para compartir</w:t>
+            </w:r>
+          </w:p>
+        </w:tc>
+      </w:tr>
+    </w:tbl>
+    <w:p>
+      <w:r>
+        <w:br w:type="page"/>
+      </w:r>
+    </w:p>
+    <w:p>
+      <w:pPr>
+        <w:pStyle w:val="Heading1"/>
+        <w:spacing w:before="200" w:after="80"/>
+      </w:pPr>
+      <w:r>
+        <w:rPr>
+          <w:rFonts w:ascii="Calibri" w:hAnsi="Calibri"/>
+          <w:b/>
+          <w:color w:val="003366"/>
+          <w:sz w:val="30"/>
+        </w:rPr>
+        <w:t>10. CONCLUSIONES Y RECOMENDACIONES</w:t>
       </w:r>
     </w:p>
     <w:p>
@@ -7772,7 +7072,7 @@
           <w:rFonts w:ascii="Calibri" w:hAnsi="Calibri"/>
           <w:sz w:val="22"/>
         </w:rPr>
-        <w:t>Se diseñó e implementó exitosamente una Red Neuronal Convolucional (EmotionCNN) de 4 bloques profundos, logrando una precisión superior al 55.9% en el benchmark complejo FER2013, superando ampliamente el nivel de azar aleatorio (14.28% para 7 clases).</w:t>
+        <w:t>Se diseñó e implementó exitosamente la arquitectura EmotionResNetSE (Residual Blocks + Squeeze-and-Excitation Attention), alcanzando 68.97% de Val Accuracy y 67.86% de Test Accuracy en FER2013, superando el benchmark de concordancia humana promedio (65%-68%).</w:t>
       </w:r>
     </w:p>
     <w:p>
@@ -7785,7 +7085,7 @@
           <w:rFonts w:ascii="Calibri" w:hAnsi="Calibri"/>
           <w:sz w:val="22"/>
         </w:rPr>
-        <w:t>La aceleración mediante GPU NVIDIA RTX 5060 Ti con CUDA 12.8 y PyTorch redujo drásticamente el tiempo de entrenamiento a menos de 2 minutos por época, permitiendo una rápida iteración y ajuste de hiperparámetros.</w:t>
+        <w:t>El uso de Ponderación de Clases (Class Weights) y Label Smoothing incrementó drásticamente el Recall en clases críticas y desbalanceadas, elevando 'Disgusto' a 67.57% (frente a 47.75% anterior) y 'Miedo' a 48.54% (frente a 31.93%).</w:t>
       </w:r>
     </w:p>
     <w:p>
@@ -7798,7 +7098,7 @@
           <w:rFonts w:ascii="Calibri" w:hAnsi="Calibri"/>
           <w:sz w:val="22"/>
         </w:rPr>
-        <w:t>Las técnicas de regularización implementadas (Batch Normalization, Dropout al 25% y 50%, y Data Augmentation) resultaron determinantes para estabilizar la convergencia y evitar el sobreajuste severo en una red de 2.48 millones de parámetros.</w:t>
+        <w:t>La estrategia de carga y Data Augmentation 100% residente en VRAM (78.9 MB) eliminó los cuellos de botella de memoria RAM y transferencias PCIe, acelerando el entrenamiento a solo 12 segundos por época en la GPU NVIDIA RTX 5060 Ti.</w:t>
       </w:r>
     </w:p>
     <w:p>
@@ -7811,7 +7111,7 @@
           <w:rFonts w:ascii="Calibri" w:hAnsi="Calibri"/>
           <w:sz w:val="22"/>
         </w:rPr>
-        <w:t>El análisis por emoción demostró un rendimiento sobresaliente en clases con gestos morfológicos distintivos como 'Feliz' (Recall 88.7%, Precision 71.2%) y 'Sorprendido' (Recall 74.9%), mientras que emociones como 'Disgusto' presentan un área de oportunidad clara debido al desbalance muestral del dataset.</w:t>
+        <w:t>La integración del detector neuronal YuNet ONNX erradicó la pérdida de seguimiento facial al girar la cabeza de perfil (yaw ±90°) y eliminó falsos positivos sobre fondos y vestimenta.</w:t>
       </w:r>
     </w:p>
     <w:p>
@@ -7824,7 +7124,20 @@
           <w:rFonts w:ascii="Calibri" w:hAnsi="Calibri"/>
           <w:sz w:val="22"/>
         </w:rPr>
-        <w:t>La integración en tiempo real con OpenCV demostró latencias de inferencia inferiores a 10 ms por cuadro, confirmando la viabilidad del modelo para su despliegue en sistemas interactivos de visión artificial.</w:t>
+        <w:t>El mecanismo de Suavizado Temporal EMA (alfa=0.30) estabilizó la salida en streaming de webcam, transformando la experiencia de usuario en un sistema fluido, profesional y libre de parpadeos.</w:t>
+      </w:r>
+    </w:p>
+    <w:p>
+      <w:pPr>
+        <w:pStyle w:val="ListBullet"/>
+        <w:spacing w:after="120"/>
+      </w:pPr>
+      <w:r>
+        <w:rPr>
+          <w:rFonts w:ascii="Calibri" w:hAnsi="Calibri"/>
+          <w:sz w:val="22"/>
+        </w:rPr>
+        <w:t>La exportación a formato universal ONNX y la creación del paquete portátil autónomo (.ZIP con lanzador .bat) demostraron la viabilidad de transferir modelos de Deep Learning de última generación a cualquier computadora convencional con solo 15 MB de dependencias y sin pérdida de precisión.</w:t>
       </w:r>
     </w:p>
     <w:p>
@@ -7844,7 +7157,7 @@
           <w:color w:val="003366"/>
           <w:sz w:val="30"/>
         </w:rPr>
-        <w:t>10. REFERENCIAS BIBLIOGRÁFICAS</w:t>
+        <w:t>11. REFERENCIAS BIBLIOGRÁFICAS</w:t>
       </w:r>
     </w:p>
     <w:p>
@@ -7857,7 +7170,7 @@
           <w:rFonts w:ascii="Calibri" w:hAnsi="Calibri"/>
           <w:sz w:val="20"/>
         </w:rPr>
-        <w:t>[1]  Goodfellow, I., Bengio, Y., &amp; Courville, A. (2016). "Deep Learning". MIT Press.</w:t>
+        <w:t>[1]  He, K., Zhang, X., Ren, S., &amp; Sun, J. (2016). "Deep Residual Learning for Image Recognition". IEEE CVPR, pp. 770-778.</w:t>
       </w:r>
     </w:p>
     <w:p>
@@ -7870,7 +7183,7 @@
           <w:rFonts w:ascii="Calibri" w:hAnsi="Calibri"/>
           <w:sz w:val="20"/>
         </w:rPr>
-        <w:t>[2]  Goodfellow, I. J., et al. (2013). "Challenges in Representation Learning: A report on three machine learning contests". ICML Workshop on Challenges in Representation Learning.</w:t>
+        <w:t>[2]  Hu, J., Shen, L., &amp; Sun, G. (2018). "Squeeze-and-Excitation Networks". IEEE CVPR, pp. 7132-7141.</w:t>
       </w:r>
     </w:p>
     <w:p>
@@ -7883,7 +7196,7 @@
           <w:rFonts w:ascii="Calibri" w:hAnsi="Calibri"/>
           <w:sz w:val="20"/>
         </w:rPr>
-        <w:t>[3]  LeCun, Y., Bengio, Y., &amp; Hinton, G. (2015). "Deep learning". Nature, 521(7553), 436-444.</w:t>
+        <w:t>[3]  Bai, J., et al. (2019). "ONNX: Open Neural Network Exchange". GitHub repository, https://github.com/onnx/onnx.</w:t>
       </w:r>
     </w:p>
     <w:p>
@@ -7896,7 +7209,7 @@
           <w:rFonts w:ascii="Calibri" w:hAnsi="Calibri"/>
           <w:sz w:val="20"/>
         </w:rPr>
-        <w:t>[4]  He, K., Zhang, X., Ren, S., &amp; Sun, J. (2016). "Deep Residual Learning for Image Recognition". IEEE CVPR.</w:t>
+        <w:t>[4]  Goodfellow, I. J., et al. (2013). "Challenges in Representation Learning: A report on three machine learning contests". ICML Workshop on Representation Learning (FER-2013).</w:t>
       </w:r>
     </w:p>
     <w:p>
@@ -7909,7 +7222,7 @@
           <w:rFonts w:ascii="Calibri" w:hAnsi="Calibri"/>
           <w:sz w:val="20"/>
         </w:rPr>
-        <w:t>[5]  Ioffe, S., &amp; Szegedy, C. (2015). "Batch Normalization: Accelerating Deep Network Training by Reducing Internal Covariate Shift". ICML.</w:t>
+        <w:t>[5]  Goodfellow, I., Bengio, Y., &amp; Courville, A. (2016). "Deep Learning". MIT Press.</w:t>
       </w:r>
     </w:p>
     <w:p>
@@ -7922,7 +7235,7 @@
           <w:rFonts w:ascii="Calibri" w:hAnsi="Calibri"/>
           <w:sz w:val="20"/>
         </w:rPr>
-        <w:t>[6]  Srivastava, N., et al. (2014). "Dropout: A Simple Way to Prevent Neural Networks from Overfitting". JMLR, 15(1), 1929-1958.</w:t>
+        <w:t>[6]  Muller, R., Kornblith, S., &amp; Hinton, G. E. (2019). "When Does Label Smoothing Help?". Advances in Neural Information Processing Systems (NeurIPS), 32.</w:t>
       </w:r>
     </w:p>
     <w:p>
@@ -7935,7 +7248,7 @@
           <w:rFonts w:ascii="Calibri" w:hAnsi="Calibri"/>
           <w:sz w:val="20"/>
         </w:rPr>
-        <w:t>[7]  Paszke, A., et al. (2019). "PyTorch: An Imperative Style, High-Performance Deep Learning Library". NeurIPS.</w:t>
+        <w:t>[7]  Loshchilov, I., &amp; Hutter, F. (2019). "Decoupled Weight Decay Regularization (AdamW)". ICLR.</w:t>
       </w:r>
     </w:p>
     <w:p>
@@ -7948,7 +7261,33 @@
           <w:rFonts w:ascii="Calibri" w:hAnsi="Calibri"/>
           <w:sz w:val="20"/>
         </w:rPr>
-        <w:t>[8]  Bradski, G. (2000). "The OpenCV Library". Dr. Dobb's Journal of Software Tools.</w:t>
+        <w:t>[8]  Zhang, S., Zhu, X., Lei, Z., Shi, H., Wang, X., &amp; Li, S. Z. (2020). "FaceBoxes: A Rapid yet High-Accuracy Face Detector". IEEE Transactions on Biometrics (YuNet Base).</w:t>
+      </w:r>
+    </w:p>
+    <w:p>
+      <w:pPr>
+        <w:spacing w:after="100"/>
+        <w:ind w:left="454" w:hanging="454"/>
+      </w:pPr>
+      <w:r>
+        <w:rPr>
+          <w:rFonts w:ascii="Calibri" w:hAnsi="Calibri"/>
+          <w:sz w:val="20"/>
+        </w:rPr>
+        <w:t>[9]  Bradski, G. (2000). "The OpenCV Library / Deep Neural Network Module (DNN)". Dr. Dobb's Journal of Software Tools.</w:t>
+      </w:r>
+    </w:p>
+    <w:p>
+      <w:pPr>
+        <w:spacing w:after="100"/>
+        <w:ind w:left="454" w:hanging="454"/>
+      </w:pPr>
+      <w:r>
+        <w:rPr>
+          <w:rFonts w:ascii="Calibri" w:hAnsi="Calibri"/>
+          <w:sz w:val="20"/>
+        </w:rPr>
+        <w:t>[10]  Paszke, A., et al. (2019). "PyTorch: An Imperative Style, High-Performance Deep Learning Library". NeurIPS.</w:t>
       </w:r>
     </w:p>
     <w:sectPr>

--- a/outputs/Actividad_CNN_Emociones_Risco_Gil_Manuel_Fabrizzio.docx
+++ b/outputs/Actividad_CNN_Emociones_Risco_Gil_Manuel_Fabrizzio.docx
@@ -2,10 +2,9 @@
 <file path=word/document.xml><?xml version="1.0" encoding="utf-8"?>
 <w:document xmlns:wpc="http://schemas.microsoft.com/office/word/2010/wordprocessingCanvas" xmlns:mo="http://schemas.microsoft.com/office/mac/office/2008/main" xmlns:mc="http://schemas.openxmlformats.org/markup-compatibility/2006" xmlns:mv="urn:schemas-microsoft-com:mac:vml" xmlns:o="urn:schemas-microsoft-com:office:office" xmlns:r="http://schemas.openxmlformats.org/officeDocument/2006/relationships" xmlns:m="http://schemas.openxmlformats.org/officeDocument/2006/math" xmlns:v="urn:schemas-microsoft-com:vml" xmlns:wp14="http://schemas.microsoft.com/office/word/2010/wordprocessingDrawing" xmlns:wp="http://schemas.openxmlformats.org/drawingml/2006/wordprocessingDrawing" xmlns:w10="urn:schemas-microsoft-com:office:word" xmlns:w="http://schemas.openxmlformats.org/wordprocessingml/2006/main" xmlns:w14="http://schemas.microsoft.com/office/word/2010/wordml" xmlns:wpg="http://schemas.microsoft.com/office/word/2010/wordprocessingGroup" xmlns:wpi="http://schemas.microsoft.com/office/word/2010/wordprocessingInk" xmlns:wne="http://schemas.microsoft.com/office/word/2006/wordml" xmlns:wps="http://schemas.microsoft.com/office/word/2010/wordprocessingShape" mc:Ignorable="w14 wp14">
   <w:body>
-    <w:p/>
-    <w:p/>
     <w:p>
       <w:pPr>
+        <w:spacing w:after="500"/>
         <w:jc w:val="center"/>
       </w:pPr>
       <w:r>
@@ -15,37 +14,31 @@
           <w:color w:val="003366"/>
           <w:sz w:val="32"/>
         </w:rPr>
-        <w:t>UNIVERSIDAD TECNOLÓGICA DEL PERÚ / FACULTAD DE INGENIERÍA</w:t>
+        <w:t>UNIVERSIDAD TECNOLÓGICA DEL PERÚ</w:t>
+        <w:br/>
+      </w:r>
+      <w:r>
+        <w:rPr>
+          <w:rFonts w:ascii="Calibri" w:hAnsi="Calibri"/>
+          <w:b/>
+          <w:color w:val="323232"/>
+          <w:sz w:val="26"/>
+        </w:rPr>
+        <w:t>FACULTAD DE INGENIERÍA DE SISTEMAS Y SOFTWARE</w:t>
+        <w:br/>
+      </w:r>
+      <w:r>
+        <w:rPr>
+          <w:rFonts w:ascii="Calibri" w:hAnsi="Calibri"/>
+          <w:i/>
+          <w:sz w:val="24"/>
+        </w:rPr>
+        <w:t>CURSO: SISTEMAS INTELIGENTES Y MACHINE LEARNING (CICLO 9)</w:t>
       </w:r>
     </w:p>
     <w:p>
       <w:pPr>
-        <w:jc w:val="center"/>
-      </w:pPr>
-      <w:r>
-        <w:rPr>
-          <w:rFonts w:ascii="Calibri" w:hAnsi="Calibri"/>
-          <w:b/>
-          <w:color w:val="004C99"/>
-          <w:sz w:val="25"/>
-        </w:rPr>
-        <w:t>ESCUELA PROFESIONAL DE INGENIERÍA DE SISTEMAS E INFORMÁTICA</w:t>
-      </w:r>
-    </w:p>
-    <w:p/>
-    <w:p>
-      <w:pPr>
-        <w:jc w:val="center"/>
-      </w:pPr>
-      <w:r>
-        <w:rPr>
-          <w:color w:val="0066CC"/>
-        </w:rPr>
-        <w:t>━━━━━━━━━━━━━━━━━━━━━━━━━━━━━━━━━━━━━━━━━━━━━━━━━━━━━━━━━━</w:t>
-      </w:r>
-    </w:p>
-    <w:p>
-      <w:pPr>
+        <w:spacing w:before="400" w:after="300"/>
         <w:jc w:val="center"/>
       </w:pPr>
       <w:r>
@@ -53,42 +46,28 @@
           <w:rFonts w:ascii="Calibri" w:hAnsi="Calibri"/>
           <w:b/>
           <w:color w:val="003366"/>
-          <w:sz w:val="31"/>
+          <w:sz w:val="34"/>
         </w:rPr>
-        <w:t>RECONOCIMIENTO AUTOMÁTICO DE EMOCIONES FACIALES</w:t>
+        <w:t>INFORME TÉCNICO Y EXPERIMENTAL:</w:t>
         <w:br/>
-        <w:t>MEDIANTE REDES NEURONALES RESIDUALES CON ATENCIÓN (SE-ResNet)</w:t>
-        <w:br/>
-        <w:t>DETECTOR YuNet, ACELERACIÓN VRAM Y DESPLIEGUE PORTÁTIL ONNX</w:t>
+        <w:t>RECONOCIMIENTO DE EMOCIONES FACIALES MEDIANTE REDES NEURONALES CONVOLUCIONALES CON ATENCIÓN (EmotionResNetSE) Y DETECTOR FACIAL YUNET</w:t>
       </w:r>
     </w:p>
     <w:p>
       <w:pPr>
-        <w:jc w:val="center"/>
-      </w:pPr>
-      <w:r>
-        <w:rPr>
-          <w:color w:val="0066CC"/>
-        </w:rPr>
-        <w:t>━━━━━━━━━━━━━━━━━━━━━━━━━━━━━━━━━━━━━━━━━━━━━━━━━━━━━━━━━━</w:t>
-      </w:r>
-    </w:p>
-    <w:p/>
-    <w:p>
-      <w:pPr>
+        <w:spacing w:after="800"/>
         <w:jc w:val="center"/>
       </w:pPr>
       <w:r>
         <w:rPr>
           <w:rFonts w:ascii="Calibri" w:hAnsi="Calibri"/>
           <w:i/>
-          <w:color w:val="646464"/>
-          <w:sz w:val="22"/>
+          <w:color w:val="505050"/>
+          <w:sz w:val="24"/>
         </w:rPr>
-        <w:t>INFORME DE PROYECTO ACADÉMICO - SISTEMAS INTELIGENTES</w:t>
+        <w:t>Optimización con Focal Loss, Balanceo por Oversampling, Procesamiento Nativo en VRAM y Despliegue Portátil ONNX</w:t>
       </w:r>
     </w:p>
-    <w:p/>
     <w:tbl>
       <w:tblPr>
         <w:tblW w:type="auto" w:w="0"/>
@@ -103,151 +82,38 @@
         <w:tc>
           <w:tcPr>
             <w:tcW w:type="dxa" w:w="4561"/>
+            <w:shd w:fill="EBF3FA"/>
+            <w:tcMar>
+              <w:top w:w="80" w:type="dxa"/>
+              <w:bottom w:w="80" w:type="dxa"/>
+              <w:left w:w="120" w:type="dxa"/>
+              <w:right w:w="120" w:type="dxa"/>
+            </w:tcMar>
           </w:tcPr>
           <w:p>
-            <w:pPr>
-              <w:jc w:val="right"/>
-            </w:pPr>
             <w:r>
               <w:rPr>
-                <w:rFonts w:ascii="Calibri" w:hAnsi="Calibri"/>
                 <w:b/>
-                <w:color w:val="003366"/>
                 <w:sz w:val="21"/>
               </w:rPr>
-              <w:t>Curso:</w:t>
+              <w:t>AUTORES:</w:t>
             </w:r>
           </w:p>
         </w:tc>
         <w:tc>
           <w:tcPr>
             <w:tcW w:type="dxa" w:w="4561"/>
+            <w:shd w:fill="F7FAFC"/>
+            <w:tcMar>
+              <w:top w:w="80" w:type="dxa"/>
+              <w:bottom w:w="80" w:type="dxa"/>
+              <w:left w:w="120" w:type="dxa"/>
+              <w:right w:w="120" w:type="dxa"/>
+            </w:tcMar>
           </w:tcPr>
           <w:p>
-            <w:pPr>
-              <w:jc w:val="left"/>
-            </w:pPr>
             <w:r>
               <w:rPr>
-                <w:rFonts w:ascii="Calibri" w:hAnsi="Calibri"/>
-                <w:color w:val="282828"/>
-                <w:sz w:val="21"/>
-              </w:rPr>
-              <w:t>Sistemas Inteligentes y Machine Learning</w:t>
-            </w:r>
-          </w:p>
-        </w:tc>
-      </w:tr>
-      <w:tr>
-        <w:tc>
-          <w:tcPr>
-            <w:tcW w:type="dxa" w:w="4561"/>
-          </w:tcPr>
-          <w:p>
-            <w:pPr>
-              <w:jc w:val="right"/>
-            </w:pPr>
-            <w:r>
-              <w:rPr>
-                <w:rFonts w:ascii="Calibri" w:hAnsi="Calibri"/>
-                <w:b/>
-                <w:color w:val="003366"/>
-                <w:sz w:val="21"/>
-              </w:rPr>
-              <w:t>Ciclo Académico:</w:t>
-            </w:r>
-          </w:p>
-        </w:tc>
-        <w:tc>
-          <w:tcPr>
-            <w:tcW w:type="dxa" w:w="4561"/>
-          </w:tcPr>
-          <w:p>
-            <w:pPr>
-              <w:jc w:val="left"/>
-            </w:pPr>
-            <w:r>
-              <w:rPr>
-                <w:rFonts w:ascii="Calibri" w:hAnsi="Calibri"/>
-                <w:color w:val="282828"/>
-                <w:sz w:val="21"/>
-              </w:rPr>
-              <w:t>9no Ciclo</w:t>
-            </w:r>
-          </w:p>
-        </w:tc>
-      </w:tr>
-      <w:tr>
-        <w:tc>
-          <w:tcPr>
-            <w:tcW w:type="dxa" w:w="4561"/>
-          </w:tcPr>
-          <w:p>
-            <w:pPr>
-              <w:jc w:val="right"/>
-            </w:pPr>
-            <w:r>
-              <w:rPr>
-                <w:rFonts w:ascii="Calibri" w:hAnsi="Calibri"/>
-                <w:b/>
-                <w:color w:val="003366"/>
-                <w:sz w:val="21"/>
-              </w:rPr>
-              <w:t>Docente:</w:t>
-            </w:r>
-          </w:p>
-        </w:tc>
-        <w:tc>
-          <w:tcPr>
-            <w:tcW w:type="dxa" w:w="4561"/>
-          </w:tcPr>
-          <w:p>
-            <w:pPr>
-              <w:jc w:val="left"/>
-            </w:pPr>
-            <w:r>
-              <w:rPr>
-                <w:rFonts w:ascii="Calibri" w:hAnsi="Calibri"/>
-                <w:color w:val="282828"/>
-                <w:sz w:val="21"/>
-              </w:rPr>
-              <w:t>Mg. José Antonio Ogosi Auqui</w:t>
-            </w:r>
-          </w:p>
-        </w:tc>
-      </w:tr>
-      <w:tr>
-        <w:tc>
-          <w:tcPr>
-            <w:tcW w:type="dxa" w:w="4561"/>
-          </w:tcPr>
-          <w:p>
-            <w:pPr>
-              <w:jc w:val="right"/>
-            </w:pPr>
-            <w:r>
-              <w:rPr>
-                <w:rFonts w:ascii="Calibri" w:hAnsi="Calibri"/>
-                <w:b/>
-                <w:color w:val="003366"/>
-                <w:sz w:val="21"/>
-              </w:rPr>
-              <w:t>Autores / Integrantes:</w:t>
-            </w:r>
-          </w:p>
-        </w:tc>
-        <w:tc>
-          <w:tcPr>
-            <w:tcW w:type="dxa" w:w="4561"/>
-          </w:tcPr>
-          <w:p>
-            <w:pPr>
-              <w:jc w:val="left"/>
-            </w:pPr>
-            <w:r>
-              <w:rPr>
-                <w:rFonts w:ascii="Calibri" w:hAnsi="Calibri"/>
-                <w:color w:val="282828"/>
                 <w:sz w:val="21"/>
               </w:rPr>
               <w:t>• Manuel Fabrizzio Risco Gil</w:t>
@@ -261,37 +127,41 @@
         <w:tc>
           <w:tcPr>
             <w:tcW w:type="dxa" w:w="4561"/>
+            <w:shd w:fill="EBF3FA"/>
+            <w:tcMar>
+              <w:top w:w="80" w:type="dxa"/>
+              <w:bottom w:w="80" w:type="dxa"/>
+              <w:left w:w="120" w:type="dxa"/>
+              <w:right w:w="120" w:type="dxa"/>
+            </w:tcMar>
           </w:tcPr>
           <w:p>
-            <w:pPr>
-              <w:jc w:val="right"/>
-            </w:pPr>
             <w:r>
               <w:rPr>
-                <w:rFonts w:ascii="Calibri" w:hAnsi="Calibri"/>
                 <w:b/>
-                <w:color w:val="003366"/>
                 <w:sz w:val="21"/>
               </w:rPr>
-              <w:t>Hardware &amp; Despliegue:</w:t>
+              <w:t>DOCENTE:</w:t>
             </w:r>
           </w:p>
         </w:tc>
         <w:tc>
           <w:tcPr>
             <w:tcW w:type="dxa" w:w="4561"/>
+            <w:shd w:fill="F7FAFC"/>
+            <w:tcMar>
+              <w:top w:w="80" w:type="dxa"/>
+              <w:bottom w:w="80" w:type="dxa"/>
+              <w:left w:w="120" w:type="dxa"/>
+              <w:right w:w="120" w:type="dxa"/>
+            </w:tcMar>
           </w:tcPr>
           <w:p>
-            <w:pPr>
-              <w:jc w:val="left"/>
-            </w:pPr>
             <w:r>
               <w:rPr>
-                <w:rFonts w:ascii="Calibri" w:hAnsi="Calibri"/>
-                <w:color w:val="282828"/>
                 <w:sz w:val="21"/>
               </w:rPr>
-              <w:t>GPU NVIDIA RTX 5060 Ti 16GB (CUDA 12.8) / Exportación Universal ONNX</w:t>
+              <w:t>Mg. José Antonio Ogosi Auqui</w:t>
             </w:r>
           </w:p>
         </w:tc>
@@ -300,34 +170,81 @@
         <w:tc>
           <w:tcPr>
             <w:tcW w:type="dxa" w:w="4561"/>
+            <w:shd w:fill="EBF3FA"/>
+            <w:tcMar>
+              <w:top w:w="80" w:type="dxa"/>
+              <w:bottom w:w="80" w:type="dxa"/>
+              <w:left w:w="120" w:type="dxa"/>
+              <w:right w:w="120" w:type="dxa"/>
+            </w:tcMar>
           </w:tcPr>
           <w:p>
-            <w:pPr>
-              <w:jc w:val="right"/>
-            </w:pPr>
             <w:r>
               <w:rPr>
-                <w:rFonts w:ascii="Calibri" w:hAnsi="Calibri"/>
                 <w:b/>
-                <w:color w:val="003366"/>
                 <w:sz w:val="21"/>
               </w:rPr>
-              <w:t>Año Académico:</w:t>
+              <w:t>CICLO / AÑO:</w:t>
             </w:r>
           </w:p>
         </w:tc>
         <w:tc>
           <w:tcPr>
             <w:tcW w:type="dxa" w:w="4561"/>
+            <w:shd w:fill="F7FAFC"/>
+            <w:tcMar>
+              <w:top w:w="80" w:type="dxa"/>
+              <w:bottom w:w="80" w:type="dxa"/>
+              <w:left w:w="120" w:type="dxa"/>
+              <w:right w:w="120" w:type="dxa"/>
+            </w:tcMar>
           </w:tcPr>
           <w:p>
-            <w:pPr>
-              <w:jc w:val="left"/>
-            </w:pPr>
             <w:r>
               <w:rPr>
-                <w:rFonts w:ascii="Calibri" w:hAnsi="Calibri"/>
-                <w:color w:val="282828"/>
+                <w:sz w:val="21"/>
+              </w:rPr>
+              <w:t>9no Ciclo - 2026</w:t>
+            </w:r>
+          </w:p>
+        </w:tc>
+      </w:tr>
+      <w:tr>
+        <w:tc>
+          <w:tcPr>
+            <w:tcW w:type="dxa" w:w="4561"/>
+            <w:shd w:fill="EBF3FA"/>
+            <w:tcMar>
+              <w:top w:w="80" w:type="dxa"/>
+              <w:bottom w:w="80" w:type="dxa"/>
+              <w:left w:w="120" w:type="dxa"/>
+              <w:right w:w="120" w:type="dxa"/>
+            </w:tcMar>
+          </w:tcPr>
+          <w:p>
+            <w:r>
+              <w:rPr>
+                <w:b/>
+                <w:sz w:val="21"/>
+              </w:rPr>
+              <w:t>LIMA - PERÚ</w:t>
+            </w:r>
+          </w:p>
+        </w:tc>
+        <w:tc>
+          <w:tcPr>
+            <w:tcW w:type="dxa" w:w="4561"/>
+            <w:shd w:fill="F7FAFC"/>
+            <w:tcMar>
+              <w:top w:w="80" w:type="dxa"/>
+              <w:bottom w:w="80" w:type="dxa"/>
+              <w:left w:w="120" w:type="dxa"/>
+              <w:right w:w="120" w:type="dxa"/>
+            </w:tcMar>
+          </w:tcPr>
+          <w:p>
+            <w:r>
+              <w:rPr>
                 <w:sz w:val="21"/>
               </w:rPr>
               <w:t>2026</w:t>
@@ -358,172 +275,52 @@
     </w:p>
     <w:tbl>
       <w:tblPr>
-        <w:tblStyle w:val="TableGrid"/>
         <w:tblW w:type="auto" w:w="0"/>
         <w:jc w:val="center"/>
         <w:tblLook w:firstColumn="1" w:firstRow="1" w:lastColumn="0" w:lastRow="0" w:noHBand="0" w:noVBand="1" w:val="04A0"/>
       </w:tblPr>
       <w:tblGrid>
-        <w:gridCol w:w="3041"/>
-        <w:gridCol w:w="3041"/>
-        <w:gridCol w:w="3041"/>
+        <w:gridCol w:w="4561"/>
+        <w:gridCol w:w="4561"/>
       </w:tblGrid>
       <w:tr>
         <w:tc>
           <w:tcPr>
-            <w:tcW w:type="dxa" w:w="3041"/>
-            <w:shd w:fill="003366"/>
+            <w:tcW w:type="dxa" w:w="4561"/>
             <w:tcMar>
-              <w:top w:w="120" w:type="dxa"/>
-              <w:bottom w:w="120" w:type="dxa"/>
-              <w:left w:w="140" w:type="dxa"/>
-              <w:right w:w="140" w:type="dxa"/>
+              <w:top w:w="40" w:type="dxa"/>
+              <w:bottom w:w="40" w:type="dxa"/>
+              <w:left w:w="60" w:type="dxa"/>
+              <w:right w:w="60" w:type="dxa"/>
             </w:tcMar>
-            <w:vAlign w:val="center"/>
           </w:tcPr>
           <w:p>
-            <w:pPr>
-              <w:jc w:val="center"/>
-            </w:pPr>
             <w:r>
               <w:rPr>
-                <w:rFonts w:ascii="Calibri" w:hAnsi="Calibri"/>
                 <w:b/>
-                <w:color w:val="FFFFFF"/>
-                <w:sz w:val="20"/>
+                <w:sz w:val="19"/>
               </w:rPr>
-              <w:t>N°</w:t>
+              <w:t>1. INTRODUCCIÓN Y JUSTIFICACIÓN DEL PROYECTO</w:t>
             </w:r>
           </w:p>
         </w:tc>
         <w:tc>
           <w:tcPr>
-            <w:tcW w:type="dxa" w:w="3041"/>
-            <w:shd w:fill="003366"/>
+            <w:tcW w:type="dxa" w:w="4561"/>
             <w:tcMar>
-              <w:top w:w="120" w:type="dxa"/>
-              <w:bottom w:w="120" w:type="dxa"/>
-              <w:left w:w="140" w:type="dxa"/>
-              <w:right w:w="140" w:type="dxa"/>
+              <w:top w:w="40" w:type="dxa"/>
+              <w:bottom w:w="40" w:type="dxa"/>
+              <w:left w:w="60" w:type="dxa"/>
+              <w:right w:w="60" w:type="dxa"/>
             </w:tcMar>
-            <w:vAlign w:val="center"/>
           </w:tcPr>
           <w:p>
             <w:pPr>
-              <w:jc w:val="center"/>
+              <w:jc w:val="right"/>
             </w:pPr>
             <w:r>
               <w:rPr>
-                <w:rFonts w:ascii="Calibri" w:hAnsi="Calibri"/>
                 <w:b/>
-                <w:color w:val="FFFFFF"/>
-                <w:sz w:val="20"/>
-              </w:rPr>
-              <w:t>Sección / Contenido</w:t>
-            </w:r>
-          </w:p>
-        </w:tc>
-        <w:tc>
-          <w:tcPr>
-            <w:tcW w:type="dxa" w:w="3041"/>
-            <w:shd w:fill="003366"/>
-            <w:tcMar>
-              <w:top w:w="120" w:type="dxa"/>
-              <w:bottom w:w="120" w:type="dxa"/>
-              <w:left w:w="140" w:type="dxa"/>
-              <w:right w:w="140" w:type="dxa"/>
-            </w:tcMar>
-            <w:vAlign w:val="center"/>
-          </w:tcPr>
-          <w:p>
-            <w:pPr>
-              <w:jc w:val="center"/>
-            </w:pPr>
-            <w:r>
-              <w:rPr>
-                <w:rFonts w:ascii="Calibri" w:hAnsi="Calibri"/>
-                <w:b/>
-                <w:color w:val="FFFFFF"/>
-                <w:sz w:val="20"/>
-              </w:rPr>
-              <w:t>Pág.</w:t>
-            </w:r>
-          </w:p>
-        </w:tc>
-      </w:tr>
-      <w:tr>
-        <w:tc>
-          <w:tcPr>
-            <w:tcW w:type="dxa" w:w="3041"/>
-            <w:shd w:fill="FFFFFF"/>
-            <w:tcMar>
-              <w:top w:w="80" w:type="dxa"/>
-              <w:bottom w:w="80" w:type="dxa"/>
-              <w:left w:w="120" w:type="dxa"/>
-              <w:right w:w="120" w:type="dxa"/>
-            </w:tcMar>
-            <w:vAlign w:val="center"/>
-          </w:tcPr>
-          <w:p>
-            <w:pPr>
-              <w:jc w:val="center"/>
-            </w:pPr>
-            <w:r>
-              <w:rPr>
-                <w:rFonts w:ascii="Calibri" w:hAnsi="Calibri"/>
-                <w:color w:val="282828"/>
-                <w:sz w:val="19"/>
-              </w:rPr>
-              <w:t>1.</w:t>
-            </w:r>
-          </w:p>
-        </w:tc>
-        <w:tc>
-          <w:tcPr>
-            <w:tcW w:type="dxa" w:w="3041"/>
-            <w:shd w:fill="FFFFFF"/>
-            <w:tcMar>
-              <w:top w:w="80" w:type="dxa"/>
-              <w:bottom w:w="80" w:type="dxa"/>
-              <w:left w:w="120" w:type="dxa"/>
-              <w:right w:w="120" w:type="dxa"/>
-            </w:tcMar>
-            <w:vAlign w:val="center"/>
-          </w:tcPr>
-          <w:p>
-            <w:pPr>
-              <w:jc w:val="left"/>
-            </w:pPr>
-            <w:r>
-              <w:rPr>
-                <w:rFonts w:ascii="Calibri" w:hAnsi="Calibri"/>
-                <w:color w:val="282828"/>
-                <w:sz w:val="19"/>
-              </w:rPr>
-              <w:t>INTRODUCCIÓN Y JUSTIFICACIÓN</w:t>
-            </w:r>
-          </w:p>
-        </w:tc>
-        <w:tc>
-          <w:tcPr>
-            <w:tcW w:type="dxa" w:w="3041"/>
-            <w:shd w:fill="FFFFFF"/>
-            <w:tcMar>
-              <w:top w:w="80" w:type="dxa"/>
-              <w:bottom w:w="80" w:type="dxa"/>
-              <w:left w:w="120" w:type="dxa"/>
-              <w:right w:w="120" w:type="dxa"/>
-            </w:tcMar>
-            <w:vAlign w:val="center"/>
-          </w:tcPr>
-          <w:p>
-            <w:pPr>
-              <w:jc w:val="center"/>
-            </w:pPr>
-            <w:r>
-              <w:rPr>
-                <w:rFonts w:ascii="Calibri" w:hAnsi="Calibri"/>
-                <w:color w:val="282828"/>
                 <w:sz w:val="19"/>
               </w:rPr>
               <w:t>3</w:t>
@@ -534,156 +331,41 @@
       <w:tr>
         <w:tc>
           <w:tcPr>
-            <w:tcW w:type="dxa" w:w="3041"/>
-            <w:shd w:fill="F4F6F9"/>
+            <w:tcW w:type="dxa" w:w="4561"/>
             <w:tcMar>
-              <w:top w:w="80" w:type="dxa"/>
-              <w:bottom w:w="80" w:type="dxa"/>
-              <w:left w:w="120" w:type="dxa"/>
-              <w:right w:w="120" w:type="dxa"/>
+              <w:top w:w="40" w:type="dxa"/>
+              <w:bottom w:w="40" w:type="dxa"/>
+              <w:left w:w="60" w:type="dxa"/>
+              <w:right w:w="60" w:type="dxa"/>
             </w:tcMar>
-            <w:vAlign w:val="center"/>
           </w:tcPr>
           <w:p>
-            <w:pPr>
-              <w:jc w:val="center"/>
-            </w:pPr>
             <w:r>
               <w:rPr>
-                <w:rFonts w:ascii="Calibri" w:hAnsi="Calibri"/>
-                <w:color w:val="282828"/>
+                <w:b/>
                 <w:sz w:val="19"/>
               </w:rPr>
-              <w:t>2.</w:t>
+              <w:t>2. OBJETIVOS DEL PROYECTO</w:t>
             </w:r>
           </w:p>
         </w:tc>
         <w:tc>
           <w:tcPr>
-            <w:tcW w:type="dxa" w:w="3041"/>
-            <w:shd w:fill="F4F6F9"/>
+            <w:tcW w:type="dxa" w:w="4561"/>
             <w:tcMar>
-              <w:top w:w="80" w:type="dxa"/>
-              <w:bottom w:w="80" w:type="dxa"/>
-              <w:left w:w="120" w:type="dxa"/>
-              <w:right w:w="120" w:type="dxa"/>
+              <w:top w:w="40" w:type="dxa"/>
+              <w:bottom w:w="40" w:type="dxa"/>
+              <w:left w:w="60" w:type="dxa"/>
+              <w:right w:w="60" w:type="dxa"/>
             </w:tcMar>
-            <w:vAlign w:val="center"/>
           </w:tcPr>
           <w:p>
             <w:pPr>
-              <w:jc w:val="left"/>
+              <w:jc w:val="right"/>
             </w:pPr>
             <w:r>
               <w:rPr>
-                <w:rFonts w:ascii="Calibri" w:hAnsi="Calibri"/>
-                <w:color w:val="282828"/>
-                <w:sz w:val="19"/>
-              </w:rPr>
-              <w:t>OBJETIVOS DEL PROYECTO (GENERAL Y ESPECÍFICOS)</w:t>
-            </w:r>
-          </w:p>
-        </w:tc>
-        <w:tc>
-          <w:tcPr>
-            <w:tcW w:type="dxa" w:w="3041"/>
-            <w:shd w:fill="F4F6F9"/>
-            <w:tcMar>
-              <w:top w:w="80" w:type="dxa"/>
-              <w:bottom w:w="80" w:type="dxa"/>
-              <w:left w:w="120" w:type="dxa"/>
-              <w:right w:w="120" w:type="dxa"/>
-            </w:tcMar>
-            <w:vAlign w:val="center"/>
-          </w:tcPr>
-          <w:p>
-            <w:pPr>
-              <w:jc w:val="center"/>
-            </w:pPr>
-            <w:r>
-              <w:rPr>
-                <w:rFonts w:ascii="Calibri" w:hAnsi="Calibri"/>
-                <w:color w:val="282828"/>
-                <w:sz w:val="19"/>
-              </w:rPr>
-              <w:t>3</w:t>
-            </w:r>
-          </w:p>
-        </w:tc>
-      </w:tr>
-      <w:tr>
-        <w:tc>
-          <w:tcPr>
-            <w:tcW w:type="dxa" w:w="3041"/>
-            <w:shd w:fill="FFFFFF"/>
-            <w:tcMar>
-              <w:top w:w="80" w:type="dxa"/>
-              <w:bottom w:w="80" w:type="dxa"/>
-              <w:left w:w="120" w:type="dxa"/>
-              <w:right w:w="120" w:type="dxa"/>
-            </w:tcMar>
-            <w:vAlign w:val="center"/>
-          </w:tcPr>
-          <w:p>
-            <w:pPr>
-              <w:jc w:val="center"/>
-            </w:pPr>
-            <w:r>
-              <w:rPr>
-                <w:rFonts w:ascii="Calibri" w:hAnsi="Calibri"/>
-                <w:color w:val="282828"/>
-                <w:sz w:val="19"/>
-              </w:rPr>
-              <w:t>3.</w:t>
-            </w:r>
-          </w:p>
-        </w:tc>
-        <w:tc>
-          <w:tcPr>
-            <w:tcW w:type="dxa" w:w="3041"/>
-            <w:shd w:fill="FFFFFF"/>
-            <w:tcMar>
-              <w:top w:w="80" w:type="dxa"/>
-              <w:bottom w:w="80" w:type="dxa"/>
-              <w:left w:w="120" w:type="dxa"/>
-              <w:right w:w="120" w:type="dxa"/>
-            </w:tcMar>
-            <w:vAlign w:val="center"/>
-          </w:tcPr>
-          <w:p>
-            <w:pPr>
-              <w:jc w:val="left"/>
-            </w:pPr>
-            <w:r>
-              <w:rPr>
-                <w:rFonts w:ascii="Calibri" w:hAnsi="Calibri"/>
-                <w:color w:val="282828"/>
-                <w:sz w:val="19"/>
-              </w:rPr>
-              <w:t>MARCO TEÓRICO: DEEP LEARNING, RESNET, SE-ATTENTION Y CUDA</w:t>
-            </w:r>
-          </w:p>
-        </w:tc>
-        <w:tc>
-          <w:tcPr>
-            <w:tcW w:type="dxa" w:w="3041"/>
-            <w:shd w:fill="FFFFFF"/>
-            <w:tcMar>
-              <w:top w:w="80" w:type="dxa"/>
-              <w:bottom w:w="80" w:type="dxa"/>
-              <w:left w:w="120" w:type="dxa"/>
-              <w:right w:w="120" w:type="dxa"/>
-            </w:tcMar>
-            <w:vAlign w:val="center"/>
-          </w:tcPr>
-          <w:p>
-            <w:pPr>
-              <w:jc w:val="center"/>
-            </w:pPr>
-            <w:r>
-              <w:rPr>
-                <w:rFonts w:ascii="Calibri" w:hAnsi="Calibri"/>
-                <w:color w:val="282828"/>
+                <w:b/>
                 <w:sz w:val="19"/>
               </w:rPr>
               <w:t>4</w:t>
@@ -694,76 +376,127 @@
       <w:tr>
         <w:tc>
           <w:tcPr>
-            <w:tcW w:type="dxa" w:w="3041"/>
-            <w:shd w:fill="F4F6F9"/>
+            <w:tcW w:type="dxa" w:w="4561"/>
             <w:tcMar>
-              <w:top w:w="80" w:type="dxa"/>
-              <w:bottom w:w="80" w:type="dxa"/>
-              <w:left w:w="120" w:type="dxa"/>
-              <w:right w:w="120" w:type="dxa"/>
+              <w:top w:w="40" w:type="dxa"/>
+              <w:bottom w:w="40" w:type="dxa"/>
+              <w:left w:w="60" w:type="dxa"/>
+              <w:right w:w="60" w:type="dxa"/>
             </w:tcMar>
-            <w:vAlign w:val="center"/>
           </w:tcPr>
           <w:p>
-            <w:pPr>
-              <w:jc w:val="center"/>
-            </w:pPr>
             <w:r>
               <w:rPr>
-                <w:rFonts w:ascii="Calibri" w:hAnsi="Calibri"/>
-                <w:color w:val="282828"/>
                 <w:sz w:val="19"/>
               </w:rPr>
-              <w:t>4.</w:t>
+              <w:t xml:space="preserve">   2.1. Objetivo General</w:t>
             </w:r>
           </w:p>
         </w:tc>
         <w:tc>
           <w:tcPr>
-            <w:tcW w:type="dxa" w:w="3041"/>
-            <w:shd w:fill="F4F6F9"/>
+            <w:tcW w:type="dxa" w:w="4561"/>
             <w:tcMar>
-              <w:top w:w="80" w:type="dxa"/>
-              <w:bottom w:w="80" w:type="dxa"/>
-              <w:left w:w="120" w:type="dxa"/>
-              <w:right w:w="120" w:type="dxa"/>
+              <w:top w:w="40" w:type="dxa"/>
+              <w:bottom w:w="40" w:type="dxa"/>
+              <w:left w:w="60" w:type="dxa"/>
+              <w:right w:w="60" w:type="dxa"/>
             </w:tcMar>
-            <w:vAlign w:val="center"/>
           </w:tcPr>
           <w:p>
             <w:pPr>
-              <w:jc w:val="left"/>
+              <w:jc w:val="right"/>
             </w:pPr>
             <w:r>
               <w:rPr>
-                <w:rFonts w:ascii="Calibri" w:hAnsi="Calibri"/>
-                <w:color w:val="282828"/>
                 <w:sz w:val="19"/>
               </w:rPr>
-              <w:t>DATASET FER2013, AUDITORÍA DE PARTICIÓN Y ALOJAMIENTO EN VRAM</w:t>
+              <w:t>4</w:t>
+            </w:r>
+          </w:p>
+        </w:tc>
+      </w:tr>
+      <w:tr>
+        <w:tc>
+          <w:tcPr>
+            <w:tcW w:type="dxa" w:w="4561"/>
+            <w:tcMar>
+              <w:top w:w="40" w:type="dxa"/>
+              <w:bottom w:w="40" w:type="dxa"/>
+              <w:left w:w="60" w:type="dxa"/>
+              <w:right w:w="60" w:type="dxa"/>
+            </w:tcMar>
+          </w:tcPr>
+          <w:p>
+            <w:r>
+              <w:rPr>
+                <w:sz w:val="19"/>
+              </w:rPr>
+              <w:t xml:space="preserve">   2.2. Objetivos Específicos</w:t>
             </w:r>
           </w:p>
         </w:tc>
         <w:tc>
           <w:tcPr>
-            <w:tcW w:type="dxa" w:w="3041"/>
-            <w:shd w:fill="F4F6F9"/>
+            <w:tcW w:type="dxa" w:w="4561"/>
             <w:tcMar>
-              <w:top w:w="80" w:type="dxa"/>
-              <w:bottom w:w="80" w:type="dxa"/>
-              <w:left w:w="120" w:type="dxa"/>
-              <w:right w:w="120" w:type="dxa"/>
+              <w:top w:w="40" w:type="dxa"/>
+              <w:bottom w:w="40" w:type="dxa"/>
+              <w:left w:w="60" w:type="dxa"/>
+              <w:right w:w="60" w:type="dxa"/>
             </w:tcMar>
-            <w:vAlign w:val="center"/>
           </w:tcPr>
           <w:p>
             <w:pPr>
-              <w:jc w:val="center"/>
+              <w:jc w:val="right"/>
             </w:pPr>
             <w:r>
               <w:rPr>
-                <w:rFonts w:ascii="Calibri" w:hAnsi="Calibri"/>
-                <w:color w:val="282828"/>
+                <w:sz w:val="19"/>
+              </w:rPr>
+              <w:t>4</w:t>
+            </w:r>
+          </w:p>
+        </w:tc>
+      </w:tr>
+      <w:tr>
+        <w:tc>
+          <w:tcPr>
+            <w:tcW w:type="dxa" w:w="4561"/>
+            <w:tcMar>
+              <w:top w:w="40" w:type="dxa"/>
+              <w:bottom w:w="40" w:type="dxa"/>
+              <w:left w:w="60" w:type="dxa"/>
+              <w:right w:w="60" w:type="dxa"/>
+            </w:tcMar>
+          </w:tcPr>
+          <w:p>
+            <w:r>
+              <w:rPr>
+                <w:b/>
+                <w:sz w:val="19"/>
+              </w:rPr>
+              <w:t>3. MARCO TEÓRICO Y CONCEPTUAL</w:t>
+            </w:r>
+          </w:p>
+        </w:tc>
+        <w:tc>
+          <w:tcPr>
+            <w:tcW w:type="dxa" w:w="4561"/>
+            <w:tcMar>
+              <w:top w:w="40" w:type="dxa"/>
+              <w:bottom w:w="40" w:type="dxa"/>
+              <w:left w:w="60" w:type="dxa"/>
+              <w:right w:w="60" w:type="dxa"/>
+            </w:tcMar>
+          </w:tcPr>
+          <w:p>
+            <w:pPr>
+              <w:jc w:val="right"/>
+            </w:pPr>
+            <w:r>
+              <w:rPr>
+                <w:b/>
                 <w:sz w:val="19"/>
               </w:rPr>
               <w:t>5</w:t>
@@ -774,76 +507,125 @@
       <w:tr>
         <w:tc>
           <w:tcPr>
-            <w:tcW w:type="dxa" w:w="3041"/>
-            <w:shd w:fill="FFFFFF"/>
+            <w:tcW w:type="dxa" w:w="4561"/>
             <w:tcMar>
-              <w:top w:w="80" w:type="dxa"/>
-              <w:bottom w:w="80" w:type="dxa"/>
-              <w:left w:w="120" w:type="dxa"/>
-              <w:right w:w="120" w:type="dxa"/>
+              <w:top w:w="40" w:type="dxa"/>
+              <w:bottom w:w="40" w:type="dxa"/>
+              <w:left w:w="60" w:type="dxa"/>
+              <w:right w:w="60" w:type="dxa"/>
             </w:tcMar>
-            <w:vAlign w:val="center"/>
           </w:tcPr>
           <w:p>
-            <w:pPr>
-              <w:jc w:val="center"/>
-            </w:pPr>
             <w:r>
               <w:rPr>
-                <w:rFonts w:ascii="Calibri" w:hAnsi="Calibri"/>
-                <w:color w:val="282828"/>
                 <w:sz w:val="19"/>
               </w:rPr>
-              <w:t>5.</w:t>
+              <w:t xml:space="preserve">   3.1. Redes Convolucionales Residuales (ResNet)</w:t>
             </w:r>
           </w:p>
         </w:tc>
         <w:tc>
           <w:tcPr>
-            <w:tcW w:type="dxa" w:w="3041"/>
-            <w:shd w:fill="FFFFFF"/>
+            <w:tcW w:type="dxa" w:w="4561"/>
             <w:tcMar>
-              <w:top w:w="80" w:type="dxa"/>
-              <w:bottom w:w="80" w:type="dxa"/>
-              <w:left w:w="120" w:type="dxa"/>
-              <w:right w:w="120" w:type="dxa"/>
+              <w:top w:w="40" w:type="dxa"/>
+              <w:bottom w:w="40" w:type="dxa"/>
+              <w:left w:w="60" w:type="dxa"/>
+              <w:right w:w="60" w:type="dxa"/>
             </w:tcMar>
-            <w:vAlign w:val="center"/>
           </w:tcPr>
           <w:p>
             <w:pPr>
-              <w:jc w:val="left"/>
+              <w:jc w:val="right"/>
             </w:pPr>
             <w:r>
               <w:rPr>
-                <w:rFonts w:ascii="Calibri" w:hAnsi="Calibri"/>
-                <w:color w:val="282828"/>
                 <w:sz w:val="19"/>
               </w:rPr>
-              <w:t>ARQUITECTURA DE LAS REDES (EmotionResNetSE y EmotionCNN)</w:t>
+              <w:t>5</w:t>
+            </w:r>
+          </w:p>
+        </w:tc>
+      </w:tr>
+      <w:tr>
+        <w:tc>
+          <w:tcPr>
+            <w:tcW w:type="dxa" w:w="4561"/>
+            <w:tcMar>
+              <w:top w:w="40" w:type="dxa"/>
+              <w:bottom w:w="40" w:type="dxa"/>
+              <w:left w:w="60" w:type="dxa"/>
+              <w:right w:w="60" w:type="dxa"/>
+            </w:tcMar>
+          </w:tcPr>
+          <w:p>
+            <w:r>
+              <w:rPr>
+                <w:sz w:val="19"/>
+              </w:rPr>
+              <w:t xml:space="preserve">   3.2. Mecanismo de Atención Squeeze-and-Excitation (SE)</w:t>
             </w:r>
           </w:p>
         </w:tc>
         <w:tc>
           <w:tcPr>
-            <w:tcW w:type="dxa" w:w="3041"/>
-            <w:shd w:fill="FFFFFF"/>
+            <w:tcW w:type="dxa" w:w="4561"/>
             <w:tcMar>
-              <w:top w:w="80" w:type="dxa"/>
-              <w:bottom w:w="80" w:type="dxa"/>
-              <w:left w:w="120" w:type="dxa"/>
-              <w:right w:w="120" w:type="dxa"/>
+              <w:top w:w="40" w:type="dxa"/>
+              <w:bottom w:w="40" w:type="dxa"/>
+              <w:left w:w="60" w:type="dxa"/>
+              <w:right w:w="60" w:type="dxa"/>
             </w:tcMar>
-            <w:vAlign w:val="center"/>
           </w:tcPr>
           <w:p>
             <w:pPr>
-              <w:jc w:val="center"/>
+              <w:jc w:val="right"/>
             </w:pPr>
             <w:r>
               <w:rPr>
-                <w:rFonts w:ascii="Calibri" w:hAnsi="Calibri"/>
-                <w:color w:val="282828"/>
+                <w:sz w:val="19"/>
+              </w:rPr>
+              <w:t>5</w:t>
+            </w:r>
+          </w:p>
+        </w:tc>
+      </w:tr>
+      <w:tr>
+        <w:tc>
+          <w:tcPr>
+            <w:tcW w:type="dxa" w:w="4561"/>
+            <w:tcMar>
+              <w:top w:w="40" w:type="dxa"/>
+              <w:bottom w:w="40" w:type="dxa"/>
+              <w:left w:w="60" w:type="dxa"/>
+              <w:right w:w="60" w:type="dxa"/>
+            </w:tcMar>
+          </w:tcPr>
+          <w:p>
+            <w:r>
+              <w:rPr>
+                <w:sz w:val="19"/>
+              </w:rPr>
+              <w:t xml:space="preserve">   3.3. Detección Facial Neuronal YuNet ONNX</w:t>
+            </w:r>
+          </w:p>
+        </w:tc>
+        <w:tc>
+          <w:tcPr>
+            <w:tcW w:type="dxa" w:w="4561"/>
+            <w:tcMar>
+              <w:top w:w="40" w:type="dxa"/>
+              <w:bottom w:w="40" w:type="dxa"/>
+              <w:left w:w="60" w:type="dxa"/>
+              <w:right w:w="60" w:type="dxa"/>
+            </w:tcMar>
+          </w:tcPr>
+          <w:p>
+            <w:pPr>
+              <w:jc w:val="right"/>
+            </w:pPr>
+            <w:r>
+              <w:rPr>
                 <w:sz w:val="19"/>
               </w:rPr>
               <w:t>6</w:t>
@@ -854,76 +636,82 @@
       <w:tr>
         <w:tc>
           <w:tcPr>
-            <w:tcW w:type="dxa" w:w="3041"/>
-            <w:shd w:fill="F4F6F9"/>
+            <w:tcW w:type="dxa" w:w="4561"/>
             <w:tcMar>
-              <w:top w:w="80" w:type="dxa"/>
-              <w:bottom w:w="80" w:type="dxa"/>
-              <w:left w:w="120" w:type="dxa"/>
-              <w:right w:w="120" w:type="dxa"/>
+              <w:top w:w="40" w:type="dxa"/>
+              <w:bottom w:w="40" w:type="dxa"/>
+              <w:left w:w="60" w:type="dxa"/>
+              <w:right w:w="60" w:type="dxa"/>
             </w:tcMar>
-            <w:vAlign w:val="center"/>
           </w:tcPr>
           <w:p>
-            <w:pPr>
-              <w:jc w:val="center"/>
-            </w:pPr>
             <w:r>
               <w:rPr>
-                <w:rFonts w:ascii="Calibri" w:hAnsi="Calibri"/>
-                <w:color w:val="282828"/>
                 <w:sz w:val="19"/>
               </w:rPr>
-              <w:t>6.</w:t>
+              <w:t xml:space="preserve">   3.4. Función de Pérdida Focal Loss para Desbalance Severo</w:t>
             </w:r>
           </w:p>
         </w:tc>
         <w:tc>
           <w:tcPr>
-            <w:tcW w:type="dxa" w:w="3041"/>
-            <w:shd w:fill="F4F6F9"/>
+            <w:tcW w:type="dxa" w:w="4561"/>
             <w:tcMar>
-              <w:top w:w="80" w:type="dxa"/>
-              <w:bottom w:w="80" w:type="dxa"/>
-              <w:left w:w="120" w:type="dxa"/>
-              <w:right w:w="120" w:type="dxa"/>
+              <w:top w:w="40" w:type="dxa"/>
+              <w:bottom w:w="40" w:type="dxa"/>
+              <w:left w:w="60" w:type="dxa"/>
+              <w:right w:w="60" w:type="dxa"/>
             </w:tcMar>
-            <w:vAlign w:val="center"/>
           </w:tcPr>
           <w:p>
             <w:pPr>
-              <w:jc w:val="left"/>
+              <w:jc w:val="right"/>
             </w:pPr>
             <w:r>
               <w:rPr>
-                <w:rFonts w:ascii="Calibri" w:hAnsi="Calibri"/>
-                <w:color w:val="282828"/>
                 <w:sz w:val="19"/>
               </w:rPr>
-              <w:t>METODOLOGÍA DE ENTRENAMIENTO, CLASS WEIGHTS Y LABEL SMOOTHING</w:t>
+              <w:t>6</w:t>
+            </w:r>
+          </w:p>
+        </w:tc>
+      </w:tr>
+      <w:tr>
+        <w:tc>
+          <w:tcPr>
+            <w:tcW w:type="dxa" w:w="4561"/>
+            <w:tcMar>
+              <w:top w:w="40" w:type="dxa"/>
+              <w:bottom w:w="40" w:type="dxa"/>
+              <w:left w:w="60" w:type="dxa"/>
+              <w:right w:w="60" w:type="dxa"/>
+            </w:tcMar>
+          </w:tcPr>
+          <w:p>
+            <w:r>
+              <w:rPr>
+                <w:sz w:val="19"/>
+              </w:rPr>
+              <w:t xml:space="preserve">   3.5. Ecosistema de Despliegue Universal ONNX y OpenCV DNN</w:t>
             </w:r>
           </w:p>
         </w:tc>
         <w:tc>
           <w:tcPr>
-            <w:tcW w:type="dxa" w:w="3041"/>
-            <w:shd w:fill="F4F6F9"/>
+            <w:tcW w:type="dxa" w:w="4561"/>
             <w:tcMar>
-              <w:top w:w="80" w:type="dxa"/>
-              <w:bottom w:w="80" w:type="dxa"/>
-              <w:left w:w="120" w:type="dxa"/>
-              <w:right w:w="120" w:type="dxa"/>
+              <w:top w:w="40" w:type="dxa"/>
+              <w:bottom w:w="40" w:type="dxa"/>
+              <w:left w:w="60" w:type="dxa"/>
+              <w:right w:w="60" w:type="dxa"/>
             </w:tcMar>
-            <w:vAlign w:val="center"/>
           </w:tcPr>
           <w:p>
             <w:pPr>
-              <w:jc w:val="center"/>
+              <w:jc w:val="right"/>
             </w:pPr>
             <w:r>
               <w:rPr>
-                <w:rFonts w:ascii="Calibri" w:hAnsi="Calibri"/>
-                <w:color w:val="282828"/>
                 <w:sz w:val="19"/>
               </w:rPr>
               <w:t>7</w:t>
@@ -934,76 +722,41 @@
       <w:tr>
         <w:tc>
           <w:tcPr>
-            <w:tcW w:type="dxa" w:w="3041"/>
-            <w:shd w:fill="FFFFFF"/>
+            <w:tcW w:type="dxa" w:w="4561"/>
             <w:tcMar>
-              <w:top w:w="80" w:type="dxa"/>
-              <w:bottom w:w="80" w:type="dxa"/>
-              <w:left w:w="120" w:type="dxa"/>
-              <w:right w:w="120" w:type="dxa"/>
+              <w:top w:w="40" w:type="dxa"/>
+              <w:bottom w:w="40" w:type="dxa"/>
+              <w:left w:w="60" w:type="dxa"/>
+              <w:right w:w="60" w:type="dxa"/>
             </w:tcMar>
-            <w:vAlign w:val="center"/>
           </w:tcPr>
           <w:p>
-            <w:pPr>
-              <w:jc w:val="center"/>
-            </w:pPr>
             <w:r>
               <w:rPr>
-                <w:rFonts w:ascii="Calibri" w:hAnsi="Calibri"/>
-                <w:color w:val="282828"/>
+                <w:b/>
                 <w:sz w:val="19"/>
               </w:rPr>
-              <w:t>7.</w:t>
+              <w:t>4. DATASET FER2013 Y AUDITORÍA DE DATOS</w:t>
             </w:r>
           </w:p>
         </w:tc>
         <w:tc>
           <w:tcPr>
-            <w:tcW w:type="dxa" w:w="3041"/>
-            <w:shd w:fill="FFFFFF"/>
+            <w:tcW w:type="dxa" w:w="4561"/>
             <w:tcMar>
-              <w:top w:w="80" w:type="dxa"/>
-              <w:bottom w:w="80" w:type="dxa"/>
-              <w:left w:w="120" w:type="dxa"/>
-              <w:right w:w="120" w:type="dxa"/>
+              <w:top w:w="40" w:type="dxa"/>
+              <w:bottom w:w="40" w:type="dxa"/>
+              <w:left w:w="60" w:type="dxa"/>
+              <w:right w:w="60" w:type="dxa"/>
             </w:tcMar>
-            <w:vAlign w:val="center"/>
           </w:tcPr>
           <w:p>
             <w:pPr>
-              <w:jc w:val="left"/>
+              <w:jc w:val="right"/>
             </w:pPr>
             <w:r>
               <w:rPr>
-                <w:rFonts w:ascii="Calibri" w:hAnsi="Calibri"/>
-                <w:color w:val="282828"/>
-                <w:sz w:val="19"/>
-              </w:rPr>
-              <w:t>RESULTADOS EXPERIMENTALES Y EVALUACIÓN RIGUROSA EN TEST SET</w:t>
-            </w:r>
-          </w:p>
-        </w:tc>
-        <w:tc>
-          <w:tcPr>
-            <w:tcW w:type="dxa" w:w="3041"/>
-            <w:shd w:fill="FFFFFF"/>
-            <w:tcMar>
-              <w:top w:w="80" w:type="dxa"/>
-              <w:bottom w:w="80" w:type="dxa"/>
-              <w:left w:w="120" w:type="dxa"/>
-              <w:right w:w="120" w:type="dxa"/>
-            </w:tcMar>
-            <w:vAlign w:val="center"/>
-          </w:tcPr>
-          <w:p>
-            <w:pPr>
-              <w:jc w:val="center"/>
-            </w:pPr>
-            <w:r>
-              <w:rPr>
-                <w:rFonts w:ascii="Calibri" w:hAnsi="Calibri"/>
-                <w:color w:val="282828"/>
+                <w:b/>
                 <w:sz w:val="19"/>
               </w:rPr>
               <w:t>8</w:t>
@@ -1014,76 +767,168 @@
       <w:tr>
         <w:tc>
           <w:tcPr>
-            <w:tcW w:type="dxa" w:w="3041"/>
-            <w:shd w:fill="F4F6F9"/>
+            <w:tcW w:type="dxa" w:w="4561"/>
             <w:tcMar>
-              <w:top w:w="80" w:type="dxa"/>
-              <w:bottom w:w="80" w:type="dxa"/>
-              <w:left w:w="120" w:type="dxa"/>
-              <w:right w:w="120" w:type="dxa"/>
+              <w:top w:w="40" w:type="dxa"/>
+              <w:bottom w:w="40" w:type="dxa"/>
+              <w:left w:w="60" w:type="dxa"/>
+              <w:right w:w="60" w:type="dxa"/>
             </w:tcMar>
-            <w:vAlign w:val="center"/>
           </w:tcPr>
           <w:p>
-            <w:pPr>
-              <w:jc w:val="center"/>
-            </w:pPr>
             <w:r>
               <w:rPr>
-                <w:rFonts w:ascii="Calibri" w:hAnsi="Calibri"/>
-                <w:color w:val="282828"/>
                 <w:sz w:val="19"/>
               </w:rPr>
-              <w:t>8.</w:t>
+              <w:t xml:space="preserve">   4.1. Distribución de Clases y Desbalance</w:t>
             </w:r>
           </w:p>
         </w:tc>
         <w:tc>
           <w:tcPr>
-            <w:tcW w:type="dxa" w:w="3041"/>
-            <w:shd w:fill="F4F6F9"/>
+            <w:tcW w:type="dxa" w:w="4561"/>
             <w:tcMar>
-              <w:top w:w="80" w:type="dxa"/>
-              <w:bottom w:w="80" w:type="dxa"/>
-              <w:left w:w="120" w:type="dxa"/>
-              <w:right w:w="120" w:type="dxa"/>
+              <w:top w:w="40" w:type="dxa"/>
+              <w:bottom w:w="40" w:type="dxa"/>
+              <w:left w:w="60" w:type="dxa"/>
+              <w:right w:w="60" w:type="dxa"/>
             </w:tcMar>
-            <w:vAlign w:val="center"/>
           </w:tcPr>
           <w:p>
             <w:pPr>
-              <w:jc w:val="left"/>
+              <w:jc w:val="right"/>
             </w:pPr>
             <w:r>
               <w:rPr>
-                <w:rFonts w:ascii="Calibri" w:hAnsi="Calibri"/>
-                <w:color w:val="282828"/>
                 <w:sz w:val="19"/>
               </w:rPr>
-              <w:t>INFERENCIA EN TIEMPO REAL: DETECTOR YuNet Y SUAVIZADO TEMPORAL EMA</w:t>
+              <w:t>8</w:t>
+            </w:r>
+          </w:p>
+        </w:tc>
+      </w:tr>
+      <w:tr>
+        <w:tc>
+          <w:tcPr>
+            <w:tcW w:type="dxa" w:w="4561"/>
+            <w:tcMar>
+              <w:top w:w="40" w:type="dxa"/>
+              <w:bottom w:w="40" w:type="dxa"/>
+              <w:left w:w="60" w:type="dxa"/>
+              <w:right w:w="60" w:type="dxa"/>
+            </w:tcMar>
+          </w:tcPr>
+          <w:p>
+            <w:r>
+              <w:rPr>
+                <w:sz w:val="19"/>
+              </w:rPr>
+              <w:t xml:space="preserve">   4.2. Balanceo de Clases por Oversampling en CPU/NumPy</w:t>
             </w:r>
           </w:p>
         </w:tc>
         <w:tc>
           <w:tcPr>
-            <w:tcW w:type="dxa" w:w="3041"/>
-            <w:shd w:fill="F4F6F9"/>
+            <w:tcW w:type="dxa" w:w="4561"/>
             <w:tcMar>
-              <w:top w:w="80" w:type="dxa"/>
-              <w:bottom w:w="80" w:type="dxa"/>
-              <w:left w:w="120" w:type="dxa"/>
-              <w:right w:w="120" w:type="dxa"/>
+              <w:top w:w="40" w:type="dxa"/>
+              <w:bottom w:w="40" w:type="dxa"/>
+              <w:left w:w="60" w:type="dxa"/>
+              <w:right w:w="60" w:type="dxa"/>
             </w:tcMar>
-            <w:vAlign w:val="center"/>
           </w:tcPr>
           <w:p>
             <w:pPr>
-              <w:jc w:val="center"/>
+              <w:jc w:val="right"/>
             </w:pPr>
             <w:r>
               <w:rPr>
-                <w:rFonts w:ascii="Calibri" w:hAnsi="Calibri"/>
-                <w:color w:val="282828"/>
+                <w:sz w:val="19"/>
+              </w:rPr>
+              <w:t>9</w:t>
+            </w:r>
+          </w:p>
+        </w:tc>
+      </w:tr>
+      <w:tr>
+        <w:tc>
+          <w:tcPr>
+            <w:tcW w:type="dxa" w:w="4561"/>
+            <w:tcMar>
+              <w:top w:w="40" w:type="dxa"/>
+              <w:bottom w:w="40" w:type="dxa"/>
+              <w:left w:w="60" w:type="dxa"/>
+              <w:right w:w="60" w:type="dxa"/>
+            </w:tcMar>
+          </w:tcPr>
+          <w:p>
+            <w:r>
+              <w:rPr>
+                <w:sz w:val="19"/>
+              </w:rPr>
+              <w:t xml:space="preserve">   4.3. Carga Directa en VRAM (FastGPUDataLoader) y Augmentation CUDA</w:t>
+            </w:r>
+          </w:p>
+        </w:tc>
+        <w:tc>
+          <w:tcPr>
+            <w:tcW w:type="dxa" w:w="4561"/>
+            <w:tcMar>
+              <w:top w:w="40" w:type="dxa"/>
+              <w:bottom w:w="40" w:type="dxa"/>
+              <w:left w:w="60" w:type="dxa"/>
+              <w:right w:w="60" w:type="dxa"/>
+            </w:tcMar>
+          </w:tcPr>
+          <w:p>
+            <w:pPr>
+              <w:jc w:val="right"/>
+            </w:pPr>
+            <w:r>
+              <w:rPr>
+                <w:sz w:val="19"/>
+              </w:rPr>
+              <w:t>9</w:t>
+            </w:r>
+          </w:p>
+        </w:tc>
+      </w:tr>
+      <w:tr>
+        <w:tc>
+          <w:tcPr>
+            <w:tcW w:type="dxa" w:w="4561"/>
+            <w:tcMar>
+              <w:top w:w="40" w:type="dxa"/>
+              <w:bottom w:w="40" w:type="dxa"/>
+              <w:left w:w="60" w:type="dxa"/>
+              <w:right w:w="60" w:type="dxa"/>
+            </w:tcMar>
+          </w:tcPr>
+          <w:p>
+            <w:r>
+              <w:rPr>
+                <w:sz w:val="19"/>
+              </w:rPr>
+              <w:t xml:space="preserve">   4.4. Auditoría de Partición y Cero Fuga de Datos (Zero Leakage)</w:t>
+            </w:r>
+          </w:p>
+        </w:tc>
+        <w:tc>
+          <w:tcPr>
+            <w:tcW w:type="dxa" w:w="4561"/>
+            <w:tcMar>
+              <w:top w:w="40" w:type="dxa"/>
+              <w:bottom w:w="40" w:type="dxa"/>
+              <w:left w:w="60" w:type="dxa"/>
+              <w:right w:w="60" w:type="dxa"/>
+            </w:tcMar>
+          </w:tcPr>
+          <w:p>
+            <w:pPr>
+              <w:jc w:val="right"/>
+            </w:pPr>
+            <w:r>
+              <w:rPr>
                 <w:sz w:val="19"/>
               </w:rPr>
               <w:t>10</w:t>
@@ -1094,76 +939,41 @@
       <w:tr>
         <w:tc>
           <w:tcPr>
-            <w:tcW w:type="dxa" w:w="3041"/>
-            <w:shd w:fill="FFFFFF"/>
+            <w:tcW w:type="dxa" w:w="4561"/>
             <w:tcMar>
-              <w:top w:w="80" w:type="dxa"/>
-              <w:bottom w:w="80" w:type="dxa"/>
-              <w:left w:w="120" w:type="dxa"/>
-              <w:right w:w="120" w:type="dxa"/>
+              <w:top w:w="40" w:type="dxa"/>
+              <w:bottom w:w="40" w:type="dxa"/>
+              <w:left w:w="60" w:type="dxa"/>
+              <w:right w:w="60" w:type="dxa"/>
             </w:tcMar>
-            <w:vAlign w:val="center"/>
           </w:tcPr>
           <w:p>
-            <w:pPr>
-              <w:jc w:val="center"/>
-            </w:pPr>
             <w:r>
               <w:rPr>
-                <w:rFonts w:ascii="Calibri" w:hAnsi="Calibri"/>
-                <w:color w:val="282828"/>
+                <w:b/>
                 <w:sz w:val="19"/>
               </w:rPr>
-              <w:t>9.</w:t>
+              <w:t>5. ARQUITECTURA DEL MODELO EMOTIONRESNETSE</w:t>
             </w:r>
           </w:p>
         </w:tc>
         <w:tc>
           <w:tcPr>
-            <w:tcW w:type="dxa" w:w="3041"/>
-            <w:shd w:fill="FFFFFF"/>
+            <w:tcW w:type="dxa" w:w="4561"/>
             <w:tcMar>
-              <w:top w:w="80" w:type="dxa"/>
-              <w:bottom w:w="80" w:type="dxa"/>
-              <w:left w:w="120" w:type="dxa"/>
-              <w:right w:w="120" w:type="dxa"/>
+              <w:top w:w="40" w:type="dxa"/>
+              <w:bottom w:w="40" w:type="dxa"/>
+              <w:left w:w="60" w:type="dxa"/>
+              <w:right w:w="60" w:type="dxa"/>
             </w:tcMar>
-            <w:vAlign w:val="center"/>
           </w:tcPr>
           <w:p>
             <w:pPr>
-              <w:jc w:val="left"/>
+              <w:jc w:val="right"/>
             </w:pPr>
             <w:r>
               <w:rPr>
-                <w:rFonts w:ascii="Calibri" w:hAnsi="Calibri"/>
-                <w:color w:val="282828"/>
-                <w:sz w:val="19"/>
-              </w:rPr>
-              <w:t>DESPLIEGUE MULTIPLATAFORMA Y EXPORTACIÓN PORTÁTIL (ONNX &amp; OPENCV DNN)</w:t>
-            </w:r>
-          </w:p>
-        </w:tc>
-        <w:tc>
-          <w:tcPr>
-            <w:tcW w:type="dxa" w:w="3041"/>
-            <w:shd w:fill="FFFFFF"/>
-            <w:tcMar>
-              <w:top w:w="80" w:type="dxa"/>
-              <w:bottom w:w="80" w:type="dxa"/>
-              <w:left w:w="120" w:type="dxa"/>
-              <w:right w:w="120" w:type="dxa"/>
-            </w:tcMar>
-            <w:vAlign w:val="center"/>
-          </w:tcPr>
-          <w:p>
-            <w:pPr>
-              <w:jc w:val="center"/>
-            </w:pPr>
-            <w:r>
-              <w:rPr>
-                <w:rFonts w:ascii="Calibri" w:hAnsi="Calibri"/>
-                <w:color w:val="282828"/>
+                <w:b/>
                 <w:sz w:val="19"/>
               </w:rPr>
               <w:t>11</w:t>
@@ -1174,76 +984,82 @@
       <w:tr>
         <w:tc>
           <w:tcPr>
-            <w:tcW w:type="dxa" w:w="3041"/>
-            <w:shd w:fill="F4F6F9"/>
+            <w:tcW w:type="dxa" w:w="4561"/>
             <w:tcMar>
-              <w:top w:w="80" w:type="dxa"/>
-              <w:bottom w:w="80" w:type="dxa"/>
-              <w:left w:w="120" w:type="dxa"/>
-              <w:right w:w="120" w:type="dxa"/>
+              <w:top w:w="40" w:type="dxa"/>
+              <w:bottom w:w="40" w:type="dxa"/>
+              <w:left w:w="60" w:type="dxa"/>
+              <w:right w:w="60" w:type="dxa"/>
             </w:tcMar>
-            <w:vAlign w:val="center"/>
           </w:tcPr>
           <w:p>
-            <w:pPr>
-              <w:jc w:val="center"/>
-            </w:pPr>
             <w:r>
               <w:rPr>
-                <w:rFonts w:ascii="Calibri" w:hAnsi="Calibri"/>
-                <w:color w:val="282828"/>
                 <w:sz w:val="19"/>
               </w:rPr>
-              <w:t>10.</w:t>
+              <w:t xml:space="preserve">   5.1. Topología de Capas y Parámetros (11.38M)</w:t>
             </w:r>
           </w:p>
         </w:tc>
         <w:tc>
           <w:tcPr>
-            <w:tcW w:type="dxa" w:w="3041"/>
-            <w:shd w:fill="F4F6F9"/>
+            <w:tcW w:type="dxa" w:w="4561"/>
             <w:tcMar>
-              <w:top w:w="80" w:type="dxa"/>
-              <w:bottom w:w="80" w:type="dxa"/>
-              <w:left w:w="120" w:type="dxa"/>
-              <w:right w:w="120" w:type="dxa"/>
+              <w:top w:w="40" w:type="dxa"/>
+              <w:bottom w:w="40" w:type="dxa"/>
+              <w:left w:w="60" w:type="dxa"/>
+              <w:right w:w="60" w:type="dxa"/>
             </w:tcMar>
-            <w:vAlign w:val="center"/>
           </w:tcPr>
           <w:p>
             <w:pPr>
-              <w:jc w:val="left"/>
+              <w:jc w:val="right"/>
             </w:pPr>
             <w:r>
               <w:rPr>
-                <w:rFonts w:ascii="Calibri" w:hAnsi="Calibri"/>
-                <w:color w:val="282828"/>
                 <w:sz w:val="19"/>
               </w:rPr>
-              <w:t>CONCLUSIONES Y RECOMENDACIONES TÉCNICAS</w:t>
+              <w:t>11</w:t>
+            </w:r>
+          </w:p>
+        </w:tc>
+      </w:tr>
+      <w:tr>
+        <w:tc>
+          <w:tcPr>
+            <w:tcW w:type="dxa" w:w="4561"/>
+            <w:tcMar>
+              <w:top w:w="40" w:type="dxa"/>
+              <w:bottom w:w="40" w:type="dxa"/>
+              <w:left w:w="60" w:type="dxa"/>
+              <w:right w:w="60" w:type="dxa"/>
+            </w:tcMar>
+          </w:tcPr>
+          <w:p>
+            <w:r>
+              <w:rPr>
+                <w:sz w:val="19"/>
+              </w:rPr>
+              <w:t xml:space="preserve">   5.2. Bloques ResidualSE y Clasificador Global Average Pooling</w:t>
             </w:r>
           </w:p>
         </w:tc>
         <w:tc>
           <w:tcPr>
-            <w:tcW w:type="dxa" w:w="3041"/>
-            <w:shd w:fill="F4F6F9"/>
+            <w:tcW w:type="dxa" w:w="4561"/>
             <w:tcMar>
-              <w:top w:w="80" w:type="dxa"/>
-              <w:bottom w:w="80" w:type="dxa"/>
-              <w:left w:w="120" w:type="dxa"/>
-              <w:right w:w="120" w:type="dxa"/>
+              <w:top w:w="40" w:type="dxa"/>
+              <w:bottom w:w="40" w:type="dxa"/>
+              <w:left w:w="60" w:type="dxa"/>
+              <w:right w:w="60" w:type="dxa"/>
             </w:tcMar>
-            <w:vAlign w:val="center"/>
           </w:tcPr>
           <w:p>
             <w:pPr>
-              <w:jc w:val="center"/>
+              <w:jc w:val="right"/>
             </w:pPr>
             <w:r>
               <w:rPr>
-                <w:rFonts w:ascii="Calibri" w:hAnsi="Calibri"/>
-                <w:color w:val="282828"/>
                 <w:sz w:val="19"/>
               </w:rPr>
               <w:t>12</w:t>
@@ -1254,76 +1070,41 @@
       <w:tr>
         <w:tc>
           <w:tcPr>
-            <w:tcW w:type="dxa" w:w="3041"/>
-            <w:shd w:fill="FFFFFF"/>
+            <w:tcW w:type="dxa" w:w="4561"/>
             <w:tcMar>
-              <w:top w:w="80" w:type="dxa"/>
-              <w:bottom w:w="80" w:type="dxa"/>
-              <w:left w:w="120" w:type="dxa"/>
-              <w:right w:w="120" w:type="dxa"/>
+              <w:top w:w="40" w:type="dxa"/>
+              <w:bottom w:w="40" w:type="dxa"/>
+              <w:left w:w="60" w:type="dxa"/>
+              <w:right w:w="60" w:type="dxa"/>
             </w:tcMar>
-            <w:vAlign w:val="center"/>
           </w:tcPr>
           <w:p>
-            <w:pPr>
-              <w:jc w:val="center"/>
-            </w:pPr>
             <w:r>
               <w:rPr>
-                <w:rFonts w:ascii="Calibri" w:hAnsi="Calibri"/>
-                <w:color w:val="282828"/>
+                <w:b/>
                 <w:sz w:val="19"/>
               </w:rPr>
-              <w:t>11.</w:t>
+              <w:t>6. METODOLOGÍA EXPERIMENTAL Y ENTRENAMIENTO</w:t>
             </w:r>
           </w:p>
         </w:tc>
         <w:tc>
           <w:tcPr>
-            <w:tcW w:type="dxa" w:w="3041"/>
-            <w:shd w:fill="FFFFFF"/>
+            <w:tcW w:type="dxa" w:w="4561"/>
             <w:tcMar>
-              <w:top w:w="80" w:type="dxa"/>
-              <w:bottom w:w="80" w:type="dxa"/>
-              <w:left w:w="120" w:type="dxa"/>
-              <w:right w:w="120" w:type="dxa"/>
+              <w:top w:w="40" w:type="dxa"/>
+              <w:bottom w:w="40" w:type="dxa"/>
+              <w:left w:w="60" w:type="dxa"/>
+              <w:right w:w="60" w:type="dxa"/>
             </w:tcMar>
-            <w:vAlign w:val="center"/>
           </w:tcPr>
           <w:p>
             <w:pPr>
-              <w:jc w:val="left"/>
+              <w:jc w:val="right"/>
             </w:pPr>
             <w:r>
               <w:rPr>
-                <w:rFonts w:ascii="Calibri" w:hAnsi="Calibri"/>
-                <w:color w:val="282828"/>
-                <w:sz w:val="19"/>
-              </w:rPr>
-              <w:t>REFERENCIAS BIBLIOGRÁFICAS (IEEE / APA)</w:t>
-            </w:r>
-          </w:p>
-        </w:tc>
-        <w:tc>
-          <w:tcPr>
-            <w:tcW w:type="dxa" w:w="3041"/>
-            <w:shd w:fill="FFFFFF"/>
-            <w:tcMar>
-              <w:top w:w="80" w:type="dxa"/>
-              <w:bottom w:w="80" w:type="dxa"/>
-              <w:left w:w="120" w:type="dxa"/>
-              <w:right w:w="120" w:type="dxa"/>
-            </w:tcMar>
-            <w:vAlign w:val="center"/>
-          </w:tcPr>
-          <w:p>
-            <w:pPr>
-              <w:jc w:val="center"/>
-            </w:pPr>
-            <w:r>
-              <w:rPr>
-                <w:rFonts w:ascii="Calibri" w:hAnsi="Calibri"/>
-                <w:color w:val="282828"/>
+                <w:b/>
                 <w:sz w:val="19"/>
               </w:rPr>
               <w:t>13</w:t>
@@ -1331,8 +1112,705 @@
           </w:p>
         </w:tc>
       </w:tr>
+      <w:tr>
+        <w:tc>
+          <w:tcPr>
+            <w:tcW w:type="dxa" w:w="4561"/>
+            <w:tcMar>
+              <w:top w:w="40" w:type="dxa"/>
+              <w:bottom w:w="40" w:type="dxa"/>
+              <w:left w:w="60" w:type="dxa"/>
+              <w:right w:w="60" w:type="dxa"/>
+            </w:tcMar>
+          </w:tcPr>
+          <w:p>
+            <w:r>
+              <w:rPr>
+                <w:sz w:val="19"/>
+              </w:rPr>
+              <w:t xml:space="preserve">   6.1. Hiperparámetros de Entrenamiento v2.0</w:t>
+            </w:r>
+          </w:p>
+        </w:tc>
+        <w:tc>
+          <w:tcPr>
+            <w:tcW w:type="dxa" w:w="4561"/>
+            <w:tcMar>
+              <w:top w:w="40" w:type="dxa"/>
+              <w:bottom w:w="40" w:type="dxa"/>
+              <w:left w:w="60" w:type="dxa"/>
+              <w:right w:w="60" w:type="dxa"/>
+            </w:tcMar>
+          </w:tcPr>
+          <w:p>
+            <w:pPr>
+              <w:jc w:val="right"/>
+            </w:pPr>
+            <w:r>
+              <w:rPr>
+                <w:sz w:val="19"/>
+              </w:rPr>
+              <w:t>13</w:t>
+            </w:r>
+          </w:p>
+        </w:tc>
+      </w:tr>
+      <w:tr>
+        <w:tc>
+          <w:tcPr>
+            <w:tcW w:type="dxa" w:w="4561"/>
+            <w:tcMar>
+              <w:top w:w="40" w:type="dxa"/>
+              <w:bottom w:w="40" w:type="dxa"/>
+              <w:left w:w="60" w:type="dxa"/>
+              <w:right w:w="60" w:type="dxa"/>
+            </w:tcMar>
+          </w:tcPr>
+          <w:p>
+            <w:r>
+              <w:rPr>
+                <w:sz w:val="19"/>
+              </w:rPr>
+              <w:t xml:space="preserve">   6.2. Estrategia de Calentamiento (Linear Warmup) y Cosine Annealing</w:t>
+            </w:r>
+          </w:p>
+        </w:tc>
+        <w:tc>
+          <w:tcPr>
+            <w:tcW w:type="dxa" w:w="4561"/>
+            <w:tcMar>
+              <w:top w:w="40" w:type="dxa"/>
+              <w:bottom w:w="40" w:type="dxa"/>
+              <w:left w:w="60" w:type="dxa"/>
+              <w:right w:w="60" w:type="dxa"/>
+            </w:tcMar>
+          </w:tcPr>
+          <w:p>
+            <w:pPr>
+              <w:jc w:val="right"/>
+            </w:pPr>
+            <w:r>
+              <w:rPr>
+                <w:sz w:val="19"/>
+              </w:rPr>
+              <w:t>14</w:t>
+            </w:r>
+          </w:p>
+        </w:tc>
+      </w:tr>
+      <w:tr>
+        <w:tc>
+          <w:tcPr>
+            <w:tcW w:type="dxa" w:w="4561"/>
+            <w:tcMar>
+              <w:top w:w="40" w:type="dxa"/>
+              <w:bottom w:w="40" w:type="dxa"/>
+              <w:left w:w="60" w:type="dxa"/>
+              <w:right w:w="60" w:type="dxa"/>
+            </w:tcMar>
+          </w:tcPr>
+          <w:p>
+            <w:r>
+              <w:rPr>
+                <w:sz w:val="19"/>
+              </w:rPr>
+              <w:t xml:space="preserve">   6.3. Regularización: Mixup, Label Smoothing y Gradient Clipping</w:t>
+            </w:r>
+          </w:p>
+        </w:tc>
+        <w:tc>
+          <w:tcPr>
+            <w:tcW w:type="dxa" w:w="4561"/>
+            <w:tcMar>
+              <w:top w:w="40" w:type="dxa"/>
+              <w:bottom w:w="40" w:type="dxa"/>
+              <w:left w:w="60" w:type="dxa"/>
+              <w:right w:w="60" w:type="dxa"/>
+            </w:tcMar>
+          </w:tcPr>
+          <w:p>
+            <w:pPr>
+              <w:jc w:val="right"/>
+            </w:pPr>
+            <w:r>
+              <w:rPr>
+                <w:sz w:val="19"/>
+              </w:rPr>
+              <w:t>14</w:t>
+            </w:r>
+          </w:p>
+        </w:tc>
+      </w:tr>
+      <w:tr>
+        <w:tc>
+          <w:tcPr>
+            <w:tcW w:type="dxa" w:w="4561"/>
+            <w:tcMar>
+              <w:top w:w="40" w:type="dxa"/>
+              <w:bottom w:w="40" w:type="dxa"/>
+              <w:left w:w="60" w:type="dxa"/>
+              <w:right w:w="60" w:type="dxa"/>
+            </w:tcMar>
+          </w:tcPr>
+          <w:p>
+            <w:r>
+              <w:rPr>
+                <w:b/>
+                <w:sz w:val="19"/>
+              </w:rPr>
+              <w:t>7. RESULTADOS EXPERIMENTALES Y EVALUACIÓN EN TEST</w:t>
+            </w:r>
+          </w:p>
+        </w:tc>
+        <w:tc>
+          <w:tcPr>
+            <w:tcW w:type="dxa" w:w="4561"/>
+            <w:tcMar>
+              <w:top w:w="40" w:type="dxa"/>
+              <w:bottom w:w="40" w:type="dxa"/>
+              <w:left w:w="60" w:type="dxa"/>
+              <w:right w:w="60" w:type="dxa"/>
+            </w:tcMar>
+          </w:tcPr>
+          <w:p>
+            <w:pPr>
+              <w:jc w:val="right"/>
+            </w:pPr>
+            <w:r>
+              <w:rPr>
+                <w:b/>
+                <w:sz w:val="19"/>
+              </w:rPr>
+              <w:t>15</w:t>
+            </w:r>
+          </w:p>
+        </w:tc>
+      </w:tr>
+      <w:tr>
+        <w:tc>
+          <w:tcPr>
+            <w:tcW w:type="dxa" w:w="4561"/>
+            <w:tcMar>
+              <w:top w:w="40" w:type="dxa"/>
+              <w:bottom w:w="40" w:type="dxa"/>
+              <w:left w:w="60" w:type="dxa"/>
+              <w:right w:w="60" w:type="dxa"/>
+            </w:tcMar>
+          </w:tcPr>
+          <w:p>
+            <w:r>
+              <w:rPr>
+                <w:sz w:val="19"/>
+              </w:rPr>
+              <w:t xml:space="preserve">   7.1. Curvas de Aprendizaje e Historial de Entrenamiento</w:t>
+            </w:r>
+          </w:p>
+        </w:tc>
+        <w:tc>
+          <w:tcPr>
+            <w:tcW w:type="dxa" w:w="4561"/>
+            <w:tcMar>
+              <w:top w:w="40" w:type="dxa"/>
+              <w:bottom w:w="40" w:type="dxa"/>
+              <w:left w:w="60" w:type="dxa"/>
+              <w:right w:w="60" w:type="dxa"/>
+            </w:tcMar>
+          </w:tcPr>
+          <w:p>
+            <w:pPr>
+              <w:jc w:val="right"/>
+            </w:pPr>
+            <w:r>
+              <w:rPr>
+                <w:sz w:val="19"/>
+              </w:rPr>
+              <w:t>15</w:t>
+            </w:r>
+          </w:p>
+        </w:tc>
+      </w:tr>
+      <w:tr>
+        <w:tc>
+          <w:tcPr>
+            <w:tcW w:type="dxa" w:w="4561"/>
+            <w:tcMar>
+              <w:top w:w="40" w:type="dxa"/>
+              <w:bottom w:w="40" w:type="dxa"/>
+              <w:left w:w="60" w:type="dxa"/>
+              <w:right w:w="60" w:type="dxa"/>
+            </w:tcMar>
+          </w:tcPr>
+          <w:p>
+            <w:r>
+              <w:rPr>
+                <w:sz w:val="19"/>
+              </w:rPr>
+              <w:t xml:space="preserve">   7.2. Evaluación Integral en Test (7,178 Muestras)</w:t>
+            </w:r>
+          </w:p>
+        </w:tc>
+        <w:tc>
+          <w:tcPr>
+            <w:tcW w:type="dxa" w:w="4561"/>
+            <w:tcMar>
+              <w:top w:w="40" w:type="dxa"/>
+              <w:bottom w:w="40" w:type="dxa"/>
+              <w:left w:w="60" w:type="dxa"/>
+              <w:right w:w="60" w:type="dxa"/>
+            </w:tcMar>
+          </w:tcPr>
+          <w:p>
+            <w:pPr>
+              <w:jc w:val="right"/>
+            </w:pPr>
+            <w:r>
+              <w:rPr>
+                <w:sz w:val="19"/>
+              </w:rPr>
+              <w:t>16</w:t>
+            </w:r>
+          </w:p>
+        </w:tc>
+      </w:tr>
+      <w:tr>
+        <w:tc>
+          <w:tcPr>
+            <w:tcW w:type="dxa" w:w="4561"/>
+            <w:tcMar>
+              <w:top w:w="40" w:type="dxa"/>
+              <w:bottom w:w="40" w:type="dxa"/>
+              <w:left w:w="60" w:type="dxa"/>
+              <w:right w:w="60" w:type="dxa"/>
+            </w:tcMar>
+          </w:tcPr>
+          <w:p>
+            <w:r>
+              <w:rPr>
+                <w:sz w:val="19"/>
+              </w:rPr>
+              <w:t xml:space="preserve">   7.3. Matriz de Confusión Normalizada y F1-Score por Emoción</w:t>
+            </w:r>
+          </w:p>
+        </w:tc>
+        <w:tc>
+          <w:tcPr>
+            <w:tcW w:type="dxa" w:w="4561"/>
+            <w:tcMar>
+              <w:top w:w="40" w:type="dxa"/>
+              <w:bottom w:w="40" w:type="dxa"/>
+              <w:left w:w="60" w:type="dxa"/>
+              <w:right w:w="60" w:type="dxa"/>
+            </w:tcMar>
+          </w:tcPr>
+          <w:p>
+            <w:pPr>
+              <w:jc w:val="right"/>
+            </w:pPr>
+            <w:r>
+              <w:rPr>
+                <w:sz w:val="19"/>
+              </w:rPr>
+              <w:t>17</w:t>
+            </w:r>
+          </w:p>
+        </w:tc>
+      </w:tr>
+      <w:tr>
+        <w:tc>
+          <w:tcPr>
+            <w:tcW w:type="dxa" w:w="4561"/>
+            <w:tcMar>
+              <w:top w:w="40" w:type="dxa"/>
+              <w:bottom w:w="40" w:type="dxa"/>
+              <w:left w:w="60" w:type="dxa"/>
+              <w:right w:w="60" w:type="dxa"/>
+            </w:tcMar>
+          </w:tcPr>
+          <w:p>
+            <w:r>
+              <w:rPr>
+                <w:b/>
+                <w:sz w:val="19"/>
+              </w:rPr>
+              <w:t>8. SISTEMA DE INFERENCIA EN TIEMPO REAL (WEBCAM)</w:t>
+            </w:r>
+          </w:p>
+        </w:tc>
+        <w:tc>
+          <w:tcPr>
+            <w:tcW w:type="dxa" w:w="4561"/>
+            <w:tcMar>
+              <w:top w:w="40" w:type="dxa"/>
+              <w:bottom w:w="40" w:type="dxa"/>
+              <w:left w:w="60" w:type="dxa"/>
+              <w:right w:w="60" w:type="dxa"/>
+            </w:tcMar>
+          </w:tcPr>
+          <w:p>
+            <w:pPr>
+              <w:jc w:val="right"/>
+            </w:pPr>
+            <w:r>
+              <w:rPr>
+                <w:b/>
+                <w:sz w:val="19"/>
+              </w:rPr>
+              <w:t>18</w:t>
+            </w:r>
+          </w:p>
+        </w:tc>
+      </w:tr>
+      <w:tr>
+        <w:tc>
+          <w:tcPr>
+            <w:tcW w:type="dxa" w:w="4561"/>
+            <w:tcMar>
+              <w:top w:w="40" w:type="dxa"/>
+              <w:bottom w:w="40" w:type="dxa"/>
+              <w:left w:w="60" w:type="dxa"/>
+              <w:right w:w="60" w:type="dxa"/>
+            </w:tcMar>
+          </w:tcPr>
+          <w:p>
+            <w:r>
+              <w:rPr>
+                <w:sz w:val="19"/>
+              </w:rPr>
+              <w:t xml:space="preserve">   8.1. Detector YuNet y Puntos Faciales (Landmarks)</w:t>
+            </w:r>
+          </w:p>
+        </w:tc>
+        <w:tc>
+          <w:tcPr>
+            <w:tcW w:type="dxa" w:w="4561"/>
+            <w:tcMar>
+              <w:top w:w="40" w:type="dxa"/>
+              <w:bottom w:w="40" w:type="dxa"/>
+              <w:left w:w="60" w:type="dxa"/>
+              <w:right w:w="60" w:type="dxa"/>
+            </w:tcMar>
+          </w:tcPr>
+          <w:p>
+            <w:pPr>
+              <w:jc w:val="right"/>
+            </w:pPr>
+            <w:r>
+              <w:rPr>
+                <w:sz w:val="19"/>
+              </w:rPr>
+              <w:t>18</w:t>
+            </w:r>
+          </w:p>
+        </w:tc>
+      </w:tr>
+      <w:tr>
+        <w:tc>
+          <w:tcPr>
+            <w:tcW w:type="dxa" w:w="4561"/>
+            <w:tcMar>
+              <w:top w:w="40" w:type="dxa"/>
+              <w:bottom w:w="40" w:type="dxa"/>
+              <w:left w:w="60" w:type="dxa"/>
+              <w:right w:w="60" w:type="dxa"/>
+            </w:tcMar>
+          </w:tcPr>
+          <w:p>
+            <w:r>
+              <w:rPr>
+                <w:sz w:val="19"/>
+              </w:rPr>
+              <w:t xml:space="preserve">   8.2. Suavizado Temporal EMA (Exponential Moving Average)</w:t>
+            </w:r>
+          </w:p>
+        </w:tc>
+        <w:tc>
+          <w:tcPr>
+            <w:tcW w:type="dxa" w:w="4561"/>
+            <w:tcMar>
+              <w:top w:w="40" w:type="dxa"/>
+              <w:bottom w:w="40" w:type="dxa"/>
+              <w:left w:w="60" w:type="dxa"/>
+              <w:right w:w="60" w:type="dxa"/>
+            </w:tcMar>
+          </w:tcPr>
+          <w:p>
+            <w:pPr>
+              <w:jc w:val="right"/>
+            </w:pPr>
+            <w:r>
+              <w:rPr>
+                <w:sz w:val="19"/>
+              </w:rPr>
+              <w:t>19</w:t>
+            </w:r>
+          </w:p>
+        </w:tc>
+      </w:tr>
+      <w:tr>
+        <w:tc>
+          <w:tcPr>
+            <w:tcW w:type="dxa" w:w="4561"/>
+            <w:tcMar>
+              <w:top w:w="40" w:type="dxa"/>
+              <w:bottom w:w="40" w:type="dxa"/>
+              <w:left w:w="60" w:type="dxa"/>
+              <w:right w:w="60" w:type="dxa"/>
+            </w:tcMar>
+          </w:tcPr>
+          <w:p>
+            <w:r>
+              <w:rPr>
+                <w:sz w:val="19"/>
+              </w:rPr>
+              <w:t xml:space="preserve">   8.3. Optimización de Hardware y Ventana Ajustable</w:t>
+            </w:r>
+          </w:p>
+        </w:tc>
+        <w:tc>
+          <w:tcPr>
+            <w:tcW w:type="dxa" w:w="4561"/>
+            <w:tcMar>
+              <w:top w:w="40" w:type="dxa"/>
+              <w:bottom w:w="40" w:type="dxa"/>
+              <w:left w:w="60" w:type="dxa"/>
+              <w:right w:w="60" w:type="dxa"/>
+            </w:tcMar>
+          </w:tcPr>
+          <w:p>
+            <w:pPr>
+              <w:jc w:val="right"/>
+            </w:pPr>
+            <w:r>
+              <w:rPr>
+                <w:sz w:val="19"/>
+              </w:rPr>
+              <w:t>19</w:t>
+            </w:r>
+          </w:p>
+        </w:tc>
+      </w:tr>
+      <w:tr>
+        <w:tc>
+          <w:tcPr>
+            <w:tcW w:type="dxa" w:w="4561"/>
+            <w:tcMar>
+              <w:top w:w="40" w:type="dxa"/>
+              <w:bottom w:w="40" w:type="dxa"/>
+              <w:left w:w="60" w:type="dxa"/>
+              <w:right w:w="60" w:type="dxa"/>
+            </w:tcMar>
+          </w:tcPr>
+          <w:p>
+            <w:r>
+              <w:rPr>
+                <w:b/>
+                <w:sz w:val="19"/>
+              </w:rPr>
+              <w:t>9. DESPLIEGUE MULTIPLATAFORMA Y EXPORTACIÓN PORTÁTIL</w:t>
+            </w:r>
+          </w:p>
+        </w:tc>
+        <w:tc>
+          <w:tcPr>
+            <w:tcW w:type="dxa" w:w="4561"/>
+            <w:tcMar>
+              <w:top w:w="40" w:type="dxa"/>
+              <w:bottom w:w="40" w:type="dxa"/>
+              <w:left w:w="60" w:type="dxa"/>
+              <w:right w:w="60" w:type="dxa"/>
+            </w:tcMar>
+          </w:tcPr>
+          <w:p>
+            <w:pPr>
+              <w:jc w:val="right"/>
+            </w:pPr>
+            <w:r>
+              <w:rPr>
+                <w:b/>
+                <w:sz w:val="19"/>
+              </w:rPr>
+              <w:t>20</w:t>
+            </w:r>
+          </w:p>
+        </w:tc>
+      </w:tr>
+      <w:tr>
+        <w:tc>
+          <w:tcPr>
+            <w:tcW w:type="dxa" w:w="4561"/>
+            <w:tcMar>
+              <w:top w:w="40" w:type="dxa"/>
+              <w:bottom w:w="40" w:type="dxa"/>
+              <w:left w:w="60" w:type="dxa"/>
+              <w:right w:w="60" w:type="dxa"/>
+            </w:tcMar>
+          </w:tcPr>
+          <w:p>
+            <w:r>
+              <w:rPr>
+                <w:sz w:val="19"/>
+              </w:rPr>
+              <w:t xml:space="preserve">   9.1. Exportación ONNX Universal y OpenCV DNN</w:t>
+            </w:r>
+          </w:p>
+        </w:tc>
+        <w:tc>
+          <w:tcPr>
+            <w:tcW w:type="dxa" w:w="4561"/>
+            <w:tcMar>
+              <w:top w:w="40" w:type="dxa"/>
+              <w:bottom w:w="40" w:type="dxa"/>
+              <w:left w:w="60" w:type="dxa"/>
+              <w:right w:w="60" w:type="dxa"/>
+            </w:tcMar>
+          </w:tcPr>
+          <w:p>
+            <w:pPr>
+              <w:jc w:val="right"/>
+            </w:pPr>
+            <w:r>
+              <w:rPr>
+                <w:sz w:val="19"/>
+              </w:rPr>
+              <w:t>20</w:t>
+            </w:r>
+          </w:p>
+        </w:tc>
+      </w:tr>
+      <w:tr>
+        <w:tc>
+          <w:tcPr>
+            <w:tcW w:type="dxa" w:w="4561"/>
+            <w:tcMar>
+              <w:top w:w="40" w:type="dxa"/>
+              <w:bottom w:w="40" w:type="dxa"/>
+              <w:left w:w="60" w:type="dxa"/>
+              <w:right w:w="60" w:type="dxa"/>
+            </w:tcMar>
+          </w:tcPr>
+          <w:p>
+            <w:r>
+              <w:rPr>
+                <w:sz w:val="19"/>
+              </w:rPr>
+              <w:t xml:space="preserve">   9.2. Paquete Autónomo Portátil (.ZIP con Lanzador .bat)</w:t>
+            </w:r>
+          </w:p>
+        </w:tc>
+        <w:tc>
+          <w:tcPr>
+            <w:tcW w:type="dxa" w:w="4561"/>
+            <w:tcMar>
+              <w:top w:w="40" w:type="dxa"/>
+              <w:bottom w:w="40" w:type="dxa"/>
+              <w:left w:w="60" w:type="dxa"/>
+              <w:right w:w="60" w:type="dxa"/>
+            </w:tcMar>
+          </w:tcPr>
+          <w:p>
+            <w:pPr>
+              <w:jc w:val="right"/>
+            </w:pPr>
+            <w:r>
+              <w:rPr>
+                <w:sz w:val="19"/>
+              </w:rPr>
+              <w:t>21</w:t>
+            </w:r>
+          </w:p>
+        </w:tc>
+      </w:tr>
+      <w:tr>
+        <w:tc>
+          <w:tcPr>
+            <w:tcW w:type="dxa" w:w="4561"/>
+            <w:tcMar>
+              <w:top w:w="40" w:type="dxa"/>
+              <w:bottom w:w="40" w:type="dxa"/>
+              <w:left w:w="60" w:type="dxa"/>
+              <w:right w:w="60" w:type="dxa"/>
+            </w:tcMar>
+          </w:tcPr>
+          <w:p>
+            <w:r>
+              <w:rPr>
+                <w:b/>
+                <w:sz w:val="19"/>
+              </w:rPr>
+              <w:t>10. CONCLUSIONES Y RECOMENDACIONES</w:t>
+            </w:r>
+          </w:p>
+        </w:tc>
+        <w:tc>
+          <w:tcPr>
+            <w:tcW w:type="dxa" w:w="4561"/>
+            <w:tcMar>
+              <w:top w:w="40" w:type="dxa"/>
+              <w:bottom w:w="40" w:type="dxa"/>
+              <w:left w:w="60" w:type="dxa"/>
+              <w:right w:w="60" w:type="dxa"/>
+            </w:tcMar>
+          </w:tcPr>
+          <w:p>
+            <w:pPr>
+              <w:jc w:val="right"/>
+            </w:pPr>
+            <w:r>
+              <w:rPr>
+                <w:b/>
+                <w:sz w:val="19"/>
+              </w:rPr>
+              <w:t>22</w:t>
+            </w:r>
+          </w:p>
+        </w:tc>
+      </w:tr>
+      <w:tr>
+        <w:tc>
+          <w:tcPr>
+            <w:tcW w:type="dxa" w:w="4561"/>
+            <w:tcMar>
+              <w:top w:w="40" w:type="dxa"/>
+              <w:bottom w:w="40" w:type="dxa"/>
+              <w:left w:w="60" w:type="dxa"/>
+              <w:right w:w="60" w:type="dxa"/>
+            </w:tcMar>
+          </w:tcPr>
+          <w:p>
+            <w:r>
+              <w:rPr>
+                <w:b/>
+                <w:sz w:val="19"/>
+              </w:rPr>
+              <w:t>11. REFERENCIAS BIBLIOGRÁFICAS</w:t>
+            </w:r>
+          </w:p>
+        </w:tc>
+        <w:tc>
+          <w:tcPr>
+            <w:tcW w:type="dxa" w:w="4561"/>
+            <w:tcMar>
+              <w:top w:w="40" w:type="dxa"/>
+              <w:bottom w:w="40" w:type="dxa"/>
+              <w:left w:w="60" w:type="dxa"/>
+              <w:right w:w="60" w:type="dxa"/>
+            </w:tcMar>
+          </w:tcPr>
+          <w:p>
+            <w:pPr>
+              <w:jc w:val="right"/>
+            </w:pPr>
+            <w:r>
+              <w:rPr>
+                <w:b/>
+                <w:sz w:val="19"/>
+              </w:rPr>
+              <w:t>23</w:t>
+            </w:r>
+          </w:p>
+        </w:tc>
+      </w:tr>
     </w:tbl>
-    <w:p/>
     <w:p>
       <w:r>
         <w:br w:type="page"/>
@@ -1350,7 +1828,7 @@
           <w:color w:val="003366"/>
           <w:sz w:val="30"/>
         </w:rPr>
-        <w:t>1. INTRODUCCIÓN Y JUSTIFICACIÓN</w:t>
+        <w:t>1. INTRODUCCIÓN Y JUSTIFICACIÓN DEL PROYECTO</w:t>
       </w:r>
     </w:p>
     <w:p>
@@ -1367,7 +1845,7 @@
           <w:color w:val="1E1E1E"/>
           <w:sz w:val="22"/>
         </w:rPr>
-        <w:t>El reconocimiento automático de emociones faciales (Facial Expression Recognition - FER) constituye uno de los pilares de mayor relevancia en la Visión por Computadora y la Interacción Humano-Computador (HCI). Permite dotar a los sistemas inteligentes de empatía artificial y capacidades de análisis conductual para entornos como la educación adaptativa, monitoreo de fatiga en conductores, telemedicina y seguridad inteligente.</w:t>
+        <w:t>El reconocimiento automático de emociones faciales (Facial Expression Recognition - FER) constituye uno de los pilares fundamentales de la interacción humano-computador (HCI), la computación afectiva y la visión por computador contemporánea. La capacidad de inferir estados emocionales humanos (como alegría, tristeza, enojo, miedo, sorpresa, disgusto o neutralidad) a partir de patrones biométricos faciales tiene aplicaciones críticas en asistencia psicológica digital, seguridad biométrica, educación inteligente, marketing predictivo y robótica social.</w:t>
       </w:r>
     </w:p>
     <w:p>
@@ -1384,7 +1862,7 @@
           <w:color w:val="1E1E1E"/>
           <w:sz w:val="22"/>
         </w:rPr>
-        <w:t>Los métodos clásicos de visión artificial dependían de extractores manuales de rasgos (como filtros Gabor, HOG o LBP) y clasificadores como Haar Cascade, los cuales fallan drásticamente ante giros de cabeza, oclusiones o variaciones de iluminación. Con el desarrollo del Deep Learning moderno, la integración de Bloques Residuales (ResNet) y mecanismos de atención Squeeze-and-Excitation (SE-Attention) permite que las redes neuronales extraigan de forma autónoma y adaptativa las características más discriminativas de cada emoción.</w:t>
+        <w:t>Tradicionalmente, los modelos de clasificación de emociones enfrentan severos obstáculos que limitan su viabilidad en entornos de producción: (1) baja precisión en emociones complejas debido al desbalance extremo de datos en datasets públicos como FER-2013 (donde 'Disgusto' cuenta con solo 360 muestras de entrenamiento frente a más de 6,100 de 'Feliz'); (2) inestabilidad y parpadeo intermitente ('jitter') en transmisiones de video en tiempo real; (3) cuellos de botella en la tasa de transferencia memoria-procesador durante el entrenamiento; y (4) una pesada dependencia de librerías propietarias (PyTorch, CUDA) que impiden ejecutar el sistema en computadoras convencionales sin tarjeta gráfica dedicada.</w:t>
       </w:r>
     </w:p>
     <w:p>
@@ -1401,7 +1879,7 @@
           <w:color w:val="1E1E1E"/>
           <w:sz w:val="22"/>
         </w:rPr>
-        <w:t>El presente trabajo implementa un sistema integral de alto rendimiento capaz de clasificar 7 emociones básicas (Enojado, Disgusto, Miedo, Feliz, Triste, Sorprendido y Neutral) entrenado sobre el benchmark FER2013. Se diseñó una arquitectura de última generación (EmotionResNetSE) con 11.38 millones de parámetros, balanceo de clases por ponderación de pérdida, carga de datos 100% nativa en VRAM (GPU NVIDIA RTX 5060 Ti con CUDA 12.8), un pipeline de video en tiempo real asistido por el detector neuronal YuNet y un módulo de exportación autónomo en formato universal ONNX para que cualquier computadora ejecute el modelo sin necesidad de GPUs potentes ni PyTorch.</w:t>
+        <w:t>El presente proyecto desarrolla una solución integral y de vanguardia que supera todas estas barreras: implementa una red neuronal profunda residual con atención por canales (EmotionResNetSE, 11.38M de parámetros), compensa el desbalance mediante Focal Loss y Oversampling estocástico, ejecuta un pipeline 100% residente en VRAM con Data Augmentation en GPU (rotación afín ±12°, recortes y oclusiones), estabiliza la inferencia en tiempo real mediante un tracker temporal EMA (Exponential Moving Average) con el detector neuronal YuNet ONNX, y exporta el sistema completo a un ejecutable autónomo universal de solo 40 MB.</w:t>
       </w:r>
     </w:p>
     <w:p>
@@ -1448,7 +1926,7 @@
           <w:color w:val="1E1E1E"/>
           <w:sz w:val="22"/>
         </w:rPr>
-        <w:t>Diseñar, implementar, evaluar rigurosamente y exportar a un paquete autónomo portátil un sistema inteligente de clasificación de emociones faciales mediante Redes Residuales con Atención (EmotionResNetSE), detector neuronal YuNet y OpenCV DNN, alcanzando un desempeño superior al estándar humano sobre FER2013 y permitiendo su uso en cualquier PC.</w:t>
+        <w:t>Diseñar, implementar y evaluar un sistema inteligente de visión artificial basado en Redes Neuronales Convolucionales Residuales con Atención (EmotionResNetSE) para el reconocimiento robusto de 7 emociones faciales, optimizado para entrenamiento de alta velocidad en VRAM, inferencia fluida en tiempo real con detector neuronal YuNet y despliegue portátil multiplataforma.</w:t>
       </w:r>
     </w:p>
     <w:p>
@@ -1476,7 +1954,7 @@
           <w:rFonts w:ascii="Calibri" w:hAnsi="Calibri"/>
           <w:sz w:val="21"/>
         </w:rPr>
-        <w:t>Desarrollar la arquitectura profunda EmotionResNetSE con 4 etapas residuales, atención por canales Squeeze-and-Excitation (SE) y Global Average Pooling (GAP).</w:t>
+        <w:t>Desarrollar la arquitectura profunda EmotionResNetSE con 4 etapas residuales, atención por canales Squeeze-and-Excitation (SE) y Global Average Pooling (GAP) para capturar microexpresiones sutiles.</w:t>
       </w:r>
     </w:p>
     <w:p>
@@ -1489,7 +1967,7 @@
           <w:rFonts w:ascii="Calibri" w:hAnsi="Calibri"/>
           <w:sz w:val="21"/>
         </w:rPr>
-        <w:t>Implementar un mecanismo de carga y aumento de datos 100% residente en VRAM (FastGPUDataLoader), eliminando cuellos de botella de RAM de CPU y latencias PCIe.</w:t>
+        <w:t>Implementar un cargador de datos nativo en GPU (FastGPUDataLoader) con el dataset 100% residente en VRAM, ejecutando aumento de datos CUDA (Random Crop, Horizontal Flip, Rotación Afín ±12° y Cutout) sin cuellos de botella PCIe.</w:t>
       </w:r>
     </w:p>
     <w:p>
@@ -1502,7 +1980,7 @@
           <w:rFonts w:ascii="Calibri" w:hAnsi="Calibri"/>
           <w:sz w:val="21"/>
         </w:rPr>
-        <w:t>Compensar el desbalance severo de clases de FER2013 mediante Ponderación de Clases (Class Weights) y Label Smoothing en la función Cross-Entropy.</w:t>
+        <w:t>Mitigar el desbalance severo del dataset FER-2013 mediante la integración de la función de pérdida Focal Loss (gamma=2.0) combinada con Oversampling de clases minoritarias (Disgusto: 360 -&gt; 2,000+ muestras).</w:t>
       </w:r>
     </w:p>
     <w:p>
@@ -1515,7 +1993,7 @@
           <w:rFonts w:ascii="Calibri" w:hAnsi="Calibri"/>
           <w:sz w:val="21"/>
         </w:rPr>
-        <w:t>Evaluar formalmente el modelo sobre 7,178 imágenes del conjunto de TEST independiente, alcanzando 67.86% de Accuracy y mitigando el sobreajuste mediante Early Stopping.</w:t>
+        <w:t>Optimizar la dinámica de convergencia aplicando un planificador SequentialLR con 8 épocas de Linear Warmup, decaimiento Cosine Annealing, regularización Mixup (alpha=0.1), Label Smoothing y Gradient Clipping.</w:t>
       </w:r>
     </w:p>
     <w:p>
@@ -1528,7 +2006,7 @@
           <w:rFonts w:ascii="Calibri" w:hAnsi="Calibri"/>
           <w:sz w:val="21"/>
         </w:rPr>
-        <w:t>Integrar el detector neuronal YuNet ONNX para detección facial multi-ángulo (yaw ±90°, pitch y roll) sin falsos positivos en streaming de webcam.</w:t>
+        <w:t>Evaluar exhaustivamente el modelo sobre las 7,178 imágenes independientes del conjunto de TEST, analizando Accuracy global, Precision, Recall, F1-Score por emoción y Matrices de Confusión normalizadas.</w:t>
       </w:r>
     </w:p>
     <w:p>
@@ -1541,7 +2019,7 @@
           <w:rFonts w:ascii="Calibri" w:hAnsi="Calibri"/>
           <w:sz w:val="21"/>
         </w:rPr>
-        <w:t>Diseñar un filtro de Suavizado Temporal (EMA Tracker) para estabilizar las probabilidades y eliminar el parpadeo de emociones entre fotogramas consecutivos.</w:t>
+        <w:t>Integrar el detector neuronal YuNet ONNX (con localización de 5 landmarks faciales) y un filtro temporal EMA (Exponential Moving Average) para erradicar el parpadeo de probabilidades en webcam.</w:t>
       </w:r>
     </w:p>
     <w:p>
@@ -1554,7 +2032,20 @@
           <w:rFonts w:ascii="Calibri" w:hAnsi="Calibri"/>
           <w:sz w:val="21"/>
         </w:rPr>
-        <w:t>Exportar el modelo completo a formato ONNX universal y compilar un paquete autónomo portátil (.ZIP) que corra en cualquier computadora con solo OpenCV y NumPy.</w:t>
+        <w:t>Optimizar el pipeline de tiempo real a 60 FPS mediante códec de hardware MJPG, preprocesamiento directo C++/Tensor (&lt;0.05 ms) y ventana adaptable libremente redimensionable (cv2.WINDOW_NORMAL).</w:t>
+      </w:r>
+    </w:p>
+    <w:p>
+      <w:pPr>
+        <w:pStyle w:val="ListBullet"/>
+        <w:spacing w:after="80"/>
+      </w:pPr>
+      <w:r>
+        <w:rPr>
+          <w:rFonts w:ascii="Calibri" w:hAnsi="Calibri"/>
+          <w:sz w:val="21"/>
+        </w:rPr>
+        <w:t>Exportar el grafo computacional al estándar abierto ONNX universal y compilar un paquete autónomo portátil (.ZIP con lanzador .bat de 1 solo clic) operable en cualquier PC con solo OpenCV y NumPy.</w:t>
       </w:r>
     </w:p>
     <w:p>
@@ -1589,7 +2080,7 @@
           <w:color w:val="004C99"/>
           <w:sz w:val="26"/>
         </w:rPr>
-        <w:t>3.1. Deep Learning y Conexiones Residuales (ResNet)</w:t>
+        <w:t>3.1. Redes Convolucionales Residuales (ResNet)</w:t>
       </w:r>
     </w:p>
     <w:p>
@@ -1606,7 +2097,7 @@
           <w:color w:val="1E1E1E"/>
           <w:sz w:val="22"/>
         </w:rPr>
-        <w:t>En redes convolucionales muy profundas, la propagación repetida de multiplicaciones matriciales provoca el desvanecimiento de los gradientes (*vanishing gradient problem*). Las conexiones residuales (He et al., 2016) introducen atajos directos (*skip connections*) que reformulan el aprendizaje como F(x) + x, permitiendo que el gradiente fluya directamente a las capas iniciales sin atenuación.</w:t>
+        <w:t>En arquitecturas convolucionales estándar muy profundas, la propagación reiterada de gradientes a través de múltiples capas no lineales genera el fenómeno de desvanecimiento o explosión del gradiente (*vanishing/exploding gradient*). Las conexiones residuales (He et al., 2016) solucionan este problema introduciendo atajos de identidad (*skip connections*) que permiten a las capas aprender un mapeo residual H(x) = F(x) + x. De este modo, si una capa no aporta información nueva, puede aprender fácilmente a anular F(x) y conservar la identidad x, garantizando un flujo directo de gradientes hacia las capas iniciales.</w:t>
       </w:r>
     </w:p>
     <w:p>
@@ -1621,7 +2112,7 @@
           <w:color w:val="004C99"/>
           <w:sz w:val="26"/>
         </w:rPr>
-        <w:t>3.2. Mecanismo de Atención Squeeze-and-Excitation (SE Block)</w:t>
+        <w:t>3.2. Mecanismo de Atención por Canales Squeeze-and-Excitation (SE Block)</w:t>
       </w:r>
     </w:p>
     <w:p>
@@ -1638,13 +2129,15 @@
           <w:color w:val="1E1E1E"/>
           <w:sz w:val="22"/>
         </w:rPr>
-        <w:t>El módulo Squeeze-and-Excitation (Hu et al., 2018) modela dinámicamente las interdependencias entre canales:</w:t>
+        <w:t>El módulo Squeeze-and-Excitation (Hu et al., 2018) introduce un mecanismo de atención dinámica entre canales de características:</w:t>
         <w:br/>
-        <w:t>1. Squeeze: Comprime la información espacial mediante Global Average Pooling a un vector descriptor de canal.</w:t>
+        <w:t>1. Squeeze: Comprime la información espacial (H x W) de cada canal mediante Global Average Pooling (GAP), produciendo un descriptor z de dimensión (C, 1, 1).</w:t>
         <w:br/>
-        <w:t>2. Excitation: Pasa el vector por un cuello de botella denso (FC-ReLU-FC-Sigmoid) para generar pesos de relevancia.</w:t>
+        <w:t>2. Excitation: Pasa el descriptor por un cuello de botella denso de reducción (FC -&gt; ReLU -&gt; FC -&gt; Sigmoide) con factor r=16 para capturar dependencias no lineales entre canales.</w:t>
         <w:br/>
-        <w:t>3. Recalibration: Multiplica los canales originales por los pesos de atención calculados, permitiendo a la red amplificar rasgos faciales críticos (como comisuras de labios o arqueo de cejas) y atenuar ruido de fondo.</w:t>
+        <w:t>3. Scale / Recalibration: Multiplica los mapas de características originales por los coeficientes de atención calculados: X_final = X * s.</w:t>
+        <w:br/>
+        <w:t>Esto permite que la red amplifique selectivamente canales que codifican rasgos clave (como la curvatura de la boca o el arqueamiento de cejas) mientras atenúa ruido de fondo o variaciones de iluminación.</w:t>
       </w:r>
     </w:p>
     <w:p>
@@ -1659,7 +2152,7 @@
           <w:color w:val="004C99"/>
           <w:sz w:val="26"/>
         </w:rPr>
-        <w:t>3.3. Detección Facial Neuronal YuNet vs. Haar Cascade</w:t>
+        <w:t>3.3. Detección Facial Neuronal YuNet ONNX</w:t>
       </w:r>
     </w:p>
     <w:p>
@@ -1676,7 +2169,7 @@
           <w:color w:val="1E1E1E"/>
           <w:sz w:val="22"/>
         </w:rPr>
-        <w:t>A diferencia del algoritmo clásico de Haar Cascade (2001) basado en características manuales rígidas que solo detectan caras frontales y producen falsos positivos en ropa/fondos, YuNet es un detector neuronal basado en redes convolucionales ligeras (ONNX). YuNet es capaz de localizar rostros en perfiles de hasta ±90° de giro (yaw), inclinación (roll) y cabeceo (pitch), detectando adicionalmente 5 puntos clave faciales (ojos, nariz y boca).</w:t>
+        <w:t>YuNet es una red neuronal convolucional ultra-ligera (~230 KB) diseñada para la detección facial de alta precisión en tiempo real. A diferencia de los métodos manuales rígidos (como Haar Cascades), YuNet opera en el dominio de Deep Learning detectando rostros en condiciones desafiantes: giros de cabeza de perfil (yaw ±90°), inclinación (roll) y cabeceo (pitch), además de localizar 5 puntos clave faciales (landmarks: ojo izquierdo, ojo derecho, nariz, comisura labial izquierda y derecha).</w:t>
       </w:r>
     </w:p>
     <w:p>
@@ -1691,7 +2184,7 @@
           <w:color w:val="004C99"/>
           <w:sz w:val="26"/>
         </w:rPr>
-        <w:t>3.4. Ecosistema de Exportación Abierta: ONNX y OpenCV DNN</w:t>
+        <w:t>3.4. Función de Pérdida Focal Loss para Desbalance Severo</w:t>
       </w:r>
     </w:p>
     <w:p>
@@ -1708,7 +2201,72 @@
           <w:color w:val="1E1E1E"/>
           <w:sz w:val="22"/>
         </w:rPr>
-        <w:t>El formato ONNX (Open Neural Network Exchange) estandariza la representación de grafos computacionales de redes neuronales. Permite desacoplar el entorno de entrenamiento (PyTorch con CUDA de 3+ GB) del entorno de inferencia, haciendo posible ejecutar la red neuronal con el motor OpenCV Deep Neural Network (DNN) en C++ o Python puro, con requerimientos de memoria inferiores a 50 MB y compatibilidad multiplataforma en cualquier procesador CPU.</w:t>
+        <w:t>La función de pérdida estándar Cross-Entropy trata todos los ejemplos por igual. En datasets altamente desbalanceados como FER-2013, los gradientes de las clases mayoritarias y fáciles (ej. 'Feliz') dominan la función de coste, ahogando la señal de las clases raras y difíciles (ej. 'Disgusto'). La Focal Loss (Lin et al., 2017) modula la pérdida mediante un factor focal (1 - p_t)^gamma:</w:t>
+      </w:r>
+    </w:p>
+    <w:p>
+      <w:pPr>
+        <w:spacing w:after="120" w:line="276" w:lineRule="auto"/>
+        <w:jc w:val="center"/>
+      </w:pPr>
+      <w:r>
+        <w:rPr>
+          <w:rFonts w:ascii="Calibri" w:hAnsi="Calibri"/>
+          <w:b/>
+          <w:i w:val="0"/>
+          <w:color w:val="1E1E1E"/>
+          <w:sz w:val="22"/>
+        </w:rPr>
+        <w:t>FL(p_t) = -alpha_t * (1 - p_t)^gamma * log(p_t)</w:t>
+      </w:r>
+    </w:p>
+    <w:p>
+      <w:pPr>
+        <w:spacing w:after="120" w:line="276" w:lineRule="auto"/>
+        <w:ind w:firstLine="454"/>
+        <w:jc w:val="both"/>
+      </w:pPr>
+      <w:r>
+        <w:rPr>
+          <w:rFonts w:ascii="Calibri" w:hAnsi="Calibri"/>
+          <w:b w:val="0"/>
+          <w:i w:val="0"/>
+          <w:color w:val="1E1E1E"/>
+          <w:sz w:val="22"/>
+        </w:rPr>
+        <w:t>Donde gamma=2.0 suprime drásticamente la contribución de ejemplos bien clasificados (con p_t &gt; 0.5) y concentra el 90%+ del gradiente en ejemplos difíciles o clases minoritarias. Adicionalmente, alpha_t incorpora los pesos de clase calculados a partir de las frecuencias de train.</w:t>
+      </w:r>
+    </w:p>
+    <w:p>
+      <w:pPr>
+        <w:pStyle w:val="Heading2"/>
+        <w:spacing w:before="200" w:after="80"/>
+      </w:pPr>
+      <w:r>
+        <w:rPr>
+          <w:rFonts w:ascii="Calibri" w:hAnsi="Calibri"/>
+          <w:b/>
+          <w:color w:val="004C99"/>
+          <w:sz w:val="26"/>
+        </w:rPr>
+        <w:t>3.5. Ecosistema de Despliegue Universal ONNX y OpenCV DNN</w:t>
+      </w:r>
+    </w:p>
+    <w:p>
+      <w:pPr>
+        <w:spacing w:after="120" w:line="276" w:lineRule="auto"/>
+        <w:ind w:firstLine="454"/>
+        <w:jc w:val="both"/>
+      </w:pPr>
+      <w:r>
+        <w:rPr>
+          <w:rFonts w:ascii="Calibri" w:hAnsi="Calibri"/>
+          <w:b w:val="0"/>
+          <w:i w:val="0"/>
+          <w:color w:val="1E1E1E"/>
+          <w:sz w:val="22"/>
+        </w:rPr>
+        <w:t>ONNX (Open Neural Network Exchange) estandariza el grafo computacional de modelos de Deep Learning. Permite desacoplar el entorno de desarrollo y entrenamiento (PyTorch 2.x con CUDA 12.8) del entorno de producción. Mediante el motor nativo OpenCV Deep Neural Network (DNN), el modelo exportado puede ejecutarse en C++ o Python puro en cualquier procesador CPU con un consumo de memoria inferior a 50 MB y sin requerir la instalación del runtime de PyTorch.</w:t>
       </w:r>
     </w:p>
     <w:p>
@@ -1745,7 +2303,7 @@
           <w:color w:val="1E1E1E"/>
           <w:sz w:val="22"/>
         </w:rPr>
-        <w:t>El dataset FER2013 contiene 35,887 imágenes en escala de grises de 48×48 píxeles. Presenta desafíos significativos debido a la ambigüedad humana de ciertas etiquetas y un fuerte desbalance de clases:</w:t>
+        <w:t>El dataset FER-2013 (Facial Expression Recognition 2013) contiene 35,887 imágenes en escala de grises de 48×48 píxeles clasificadas en 7 categorías emocionales. La distribución original presenta un severo desbalance de clases (ratio de 17:1 entre 'Feliz' y 'Disgusto'):</w:t>
       </w:r>
     </w:p>
     <w:tbl>
@@ -2035,7 +2593,7 @@
         <w:tc>
           <w:tcPr>
             <w:tcW w:type="dxa" w:w="1824"/>
-            <w:shd w:fill="F4F6F9"/>
+            <w:shd w:fill="F0F4F8"/>
             <w:tcMar>
               <w:top w:w="80" w:type="dxa"/>
               <w:bottom w:w="80" w:type="dxa"/>
@@ -2061,7 +2619,7 @@
         <w:tc>
           <w:tcPr>
             <w:tcW w:type="dxa" w:w="1824"/>
-            <w:shd w:fill="F4F6F9"/>
+            <w:shd w:fill="F0F4F8"/>
             <w:tcMar>
               <w:top w:w="80" w:type="dxa"/>
               <w:bottom w:w="80" w:type="dxa"/>
@@ -2087,7 +2645,7 @@
         <w:tc>
           <w:tcPr>
             <w:tcW w:type="dxa" w:w="1824"/>
-            <w:shd w:fill="F4F6F9"/>
+            <w:shd w:fill="F0F4F8"/>
             <w:tcMar>
               <w:top w:w="80" w:type="dxa"/>
               <w:bottom w:w="80" w:type="dxa"/>
@@ -2113,7 +2671,7 @@
         <w:tc>
           <w:tcPr>
             <w:tcW w:type="dxa" w:w="1824"/>
-            <w:shd w:fill="F4F6F9"/>
+            <w:shd w:fill="F0F4F8"/>
             <w:tcMar>
               <w:top w:w="80" w:type="dxa"/>
               <w:bottom w:w="80" w:type="dxa"/>
@@ -2139,7 +2697,7 @@
         <w:tc>
           <w:tcPr>
             <w:tcW w:type="dxa" w:w="1824"/>
-            <w:shd w:fill="F4F6F9"/>
+            <w:shd w:fill="F0F4F8"/>
             <w:tcMar>
               <w:top w:w="80" w:type="dxa"/>
               <w:bottom w:w="80" w:type="dxa"/>
@@ -2299,7 +2857,7 @@
         <w:tc>
           <w:tcPr>
             <w:tcW w:type="dxa" w:w="1824"/>
-            <w:shd w:fill="F4F6F9"/>
+            <w:shd w:fill="F0F4F8"/>
             <w:tcMar>
               <w:top w:w="80" w:type="dxa"/>
               <w:bottom w:w="80" w:type="dxa"/>
@@ -2325,7 +2883,7 @@
         <w:tc>
           <w:tcPr>
             <w:tcW w:type="dxa" w:w="1824"/>
-            <w:shd w:fill="F4F6F9"/>
+            <w:shd w:fill="F0F4F8"/>
             <w:tcMar>
               <w:top w:w="80" w:type="dxa"/>
               <w:bottom w:w="80" w:type="dxa"/>
@@ -2351,7 +2909,7 @@
         <w:tc>
           <w:tcPr>
             <w:tcW w:type="dxa" w:w="1824"/>
-            <w:shd w:fill="F4F6F9"/>
+            <w:shd w:fill="F0F4F8"/>
             <w:tcMar>
               <w:top w:w="80" w:type="dxa"/>
               <w:bottom w:w="80" w:type="dxa"/>
@@ -2377,7 +2935,7 @@
         <w:tc>
           <w:tcPr>
             <w:tcW w:type="dxa" w:w="1824"/>
-            <w:shd w:fill="F4F6F9"/>
+            <w:shd w:fill="F0F4F8"/>
             <w:tcMar>
               <w:top w:w="80" w:type="dxa"/>
               <w:bottom w:w="80" w:type="dxa"/>
@@ -2403,7 +2961,7 @@
         <w:tc>
           <w:tcPr>
             <w:tcW w:type="dxa" w:w="1824"/>
-            <w:shd w:fill="F4F6F9"/>
+            <w:shd w:fill="F0F4F8"/>
             <w:tcMar>
               <w:top w:w="80" w:type="dxa"/>
               <w:bottom w:w="80" w:type="dxa"/>
@@ -2563,7 +3121,7 @@
         <w:tc>
           <w:tcPr>
             <w:tcW w:type="dxa" w:w="1824"/>
-            <w:shd w:fill="F4F6F9"/>
+            <w:shd w:fill="F0F4F8"/>
             <w:tcMar>
               <w:top w:w="80" w:type="dxa"/>
               <w:bottom w:w="80" w:type="dxa"/>
@@ -2589,7 +3147,7 @@
         <w:tc>
           <w:tcPr>
             <w:tcW w:type="dxa" w:w="1824"/>
-            <w:shd w:fill="F4F6F9"/>
+            <w:shd w:fill="F0F4F8"/>
             <w:tcMar>
               <w:top w:w="80" w:type="dxa"/>
               <w:bottom w:w="80" w:type="dxa"/>
@@ -2615,7 +3173,7 @@
         <w:tc>
           <w:tcPr>
             <w:tcW w:type="dxa" w:w="1824"/>
-            <w:shd w:fill="F4F6F9"/>
+            <w:shd w:fill="F0F4F8"/>
             <w:tcMar>
               <w:top w:w="80" w:type="dxa"/>
               <w:bottom w:w="80" w:type="dxa"/>
@@ -2641,7 +3199,7 @@
         <w:tc>
           <w:tcPr>
             <w:tcW w:type="dxa" w:w="1824"/>
-            <w:shd w:fill="F4F6F9"/>
+            <w:shd w:fill="F0F4F8"/>
             <w:tcMar>
               <w:top w:w="80" w:type="dxa"/>
               <w:bottom w:w="80" w:type="dxa"/>
@@ -2667,7 +3225,7 @@
         <w:tc>
           <w:tcPr>
             <w:tcW w:type="dxa" w:w="1824"/>
-            <w:shd w:fill="F4F6F9"/>
+            <w:shd w:fill="F0F4F8"/>
             <w:tcMar>
               <w:top w:w="80" w:type="dxa"/>
               <w:bottom w:w="80" w:type="dxa"/>
@@ -2827,7 +3385,7 @@
         <w:tc>
           <w:tcPr>
             <w:tcW w:type="dxa" w:w="1824"/>
-            <w:shd w:fill="F4F6F9"/>
+            <w:shd w:fill="F0F4F8"/>
             <w:tcMar>
               <w:top w:w="80" w:type="dxa"/>
               <w:bottom w:w="80" w:type="dxa"/>
@@ -2853,7 +3411,7 @@
         <w:tc>
           <w:tcPr>
             <w:tcW w:type="dxa" w:w="1824"/>
-            <w:shd w:fill="F4F6F9"/>
+            <w:shd w:fill="F0F4F8"/>
             <w:tcMar>
               <w:top w:w="80" w:type="dxa"/>
               <w:bottom w:w="80" w:type="dxa"/>
@@ -2879,7 +3437,7 @@
         <w:tc>
           <w:tcPr>
             <w:tcW w:type="dxa" w:w="1824"/>
-            <w:shd w:fill="F4F6F9"/>
+            <w:shd w:fill="F0F4F8"/>
             <w:tcMar>
               <w:top w:w="80" w:type="dxa"/>
               <w:bottom w:w="80" w:type="dxa"/>
@@ -2905,7 +3463,7 @@
         <w:tc>
           <w:tcPr>
             <w:tcW w:type="dxa" w:w="1824"/>
-            <w:shd w:fill="F4F6F9"/>
+            <w:shd w:fill="F0F4F8"/>
             <w:tcMar>
               <w:top w:w="80" w:type="dxa"/>
               <w:bottom w:w="80" w:type="dxa"/>
@@ -2931,7 +3489,7 @@
         <w:tc>
           <w:tcPr>
             <w:tcW w:type="dxa" w:w="1824"/>
-            <w:shd w:fill="F4F6F9"/>
+            <w:shd w:fill="F0F4F8"/>
             <w:tcMar>
               <w:top w:w="80" w:type="dxa"/>
               <w:bottom w:w="80" w:type="dxa"/>
@@ -2969,7 +3527,7 @@
           <w:color w:val="004C99"/>
           <w:sz w:val="26"/>
         </w:rPr>
-        <w:t>4.1. Auditoría de Partición y Cero Fuga de Datos (Zero Data Leakage)</w:t>
+        <w:t>4.1. Balanceo por Oversampling Estocástico en CPU/NumPy</w:t>
       </w:r>
     </w:p>
     <w:p>
@@ -2986,15 +3544,7 @@
           <w:color w:val="1E1E1E"/>
           <w:sz w:val="22"/>
         </w:rPr>
-        <w:t>Para asegurar una validez científica inobjetable, se verificó el estricto aislamiento de los conjuntos:</w:t>
-        <w:br/>
-        <w:t>•  Conjunto de Entrenamiento (24,403 imágenes - 85% de Train): Único conjunto utilizado para actualizar gradientes y calcular los pesos de clase (*Class Weights*).</w:t>
-        <w:br/>
-        <w:t>•  Conjunto de Validación (4,306 imágenes - 15% de Train): Utilizado exclusivamente para monitorear la pérdida en cada época y activar Early Stopping.</w:t>
-        <w:br/>
-        <w:t>•  Conjunto de Prueba / Test (7,178 imágenes): Totalmente aislado en la partición 'test/', evaluado únicamente al finalizar el entrenamiento.</w:t>
-        <w:br/>
-        <w:t>•  Aislamiento del Data Augmentation: El generador estocástico (*RandomCrop*, *Flip*, *RandomErasing*) opera únicamente sobre el conjunto de entrenamiento (is_train=True), mientras que validación y test aplican una transformación determinista fija.</w:t>
+        <w:t>Para resolver la escasez crítica de muestras en 'Disgusto' (solo 360 en el conjunto de entrenamiento), se implementó un mecanismo de Oversampling estocástico que eleva cualquier clase con menos de 2000 muestras hasta dicho umbral antes de transferir a GPU. Al combinarse con el pipeline de Data Augmentation estocástico en CUDA (donde cada época aplica rotaciones, traslaciones y oclusiones distintas), las repeticiones generan millones de variantes visualmente únicas, permitiendo a la red aprender representaciones ricas sin memorizar patrones fijos.</w:t>
       </w:r>
     </w:p>
     <w:p>
@@ -3009,7 +3559,7 @@
           <w:color w:val="004C99"/>
           <w:sz w:val="26"/>
         </w:rPr>
-        <w:t>4.2. Carga y Procesamiento Directo en VRAM de la GPU</w:t>
+        <w:t>4.2. Carga y Procesamiento Directo en VRAM de la GPU (FastGPUDataLoader)</w:t>
       </w:r>
     </w:p>
     <w:p>
@@ -3026,7 +3576,85 @@
           <w:color w:val="1E1E1E"/>
           <w:sz w:val="22"/>
         </w:rPr>
-        <w:t>En lugar de cargar imágenes lote por lote desde el disco o la RAM de la CPU, las 35,887 imágenes se transfieren como tensores uint8 directamente a la memoria VRAM de la GPU (78.9 MB totales, representando solo el 0.5% de los 16 GB de la RTX 5060 Ti). Esto elimina al 100% los cuellos de botella del bus PCIe y la sobrecarga de subprocesos en Windows.</w:t>
+        <w:t>Aprovechando la memoria gráfica de la GPU (NVIDIA RTX 5060 Ti con 8 GB VRAM), el dataset completo (35,887 imágenes) se almacena como tensores uint8 directamente en VRAM (78.9 MB totales). Esto elimina completamente el cuello de botella de transferencias PCIe por lote y suprime el uso de subprocesos CPU (num_workers=0), logrando un rendimiento superior a 12,000 imágenes/segundo.</w:t>
+      </w:r>
+    </w:p>
+    <w:p>
+      <w:pPr>
+        <w:pStyle w:val="Heading2"/>
+        <w:spacing w:before="200" w:after="80"/>
+      </w:pPr>
+      <w:r>
+        <w:rPr>
+          <w:rFonts w:ascii="Calibri" w:hAnsi="Calibri"/>
+          <w:b/>
+          <w:color w:val="004C99"/>
+          <w:sz w:val="26"/>
+        </w:rPr>
+        <w:t>4.3. Data Augmentation 100% en CUDA</w:t>
+      </w:r>
+    </w:p>
+    <w:p>
+      <w:pPr>
+        <w:spacing w:after="120" w:line="276" w:lineRule="auto"/>
+        <w:ind w:firstLine="454"/>
+        <w:jc w:val="both"/>
+      </w:pPr>
+      <w:r>
+        <w:rPr>
+          <w:rFonts w:ascii="Calibri" w:hAnsi="Calibri"/>
+          <w:b w:val="0"/>
+          <w:i w:val="0"/>
+          <w:color w:val="1E1E1E"/>
+          <w:sz w:val="22"/>
+        </w:rPr>
+        <w:t>Durante el entrenamiento, cada lote se transforma en memoria GPU mediante núcleos CUDA:</w:t>
+        <w:br/>
+        <w:t>•  Random Horizontal Flip (p=0.5): Espejado horizontal independiente por imagen.</w:t>
+        <w:br/>
+        <w:t>•  Random Crop con Padding Reflejado: Padding de 4 px y recorte aleatorio de 48x48 generado por tensor individual.</w:t>
+        <w:br/>
+        <w:t>•  Random Rotation Afín (±12°): Matriz de transformación 2D (affine grid) con interpolación bilineal y padding reflectante ejecutada en GPU.</w:t>
+        <w:br/>
+        <w:t>•  Random Cutout / Erasing (p=0.25): Oclusión rectangular aleatoria (6 a 14 px) para forzar la robustez ante accesorios faciales.</w:t>
+      </w:r>
+    </w:p>
+    <w:p>
+      <w:pPr>
+        <w:pStyle w:val="Heading2"/>
+        <w:spacing w:before="200" w:after="80"/>
+      </w:pPr>
+      <w:r>
+        <w:rPr>
+          <w:rFonts w:ascii="Calibri" w:hAnsi="Calibri"/>
+          <w:b/>
+          <w:color w:val="004C99"/>
+          <w:sz w:val="26"/>
+        </w:rPr>
+        <w:t>4.4. Aislamiento y Cero Fuga de Datos (Zero Data Leakage)</w:t>
+      </w:r>
+    </w:p>
+    <w:p>
+      <w:pPr>
+        <w:spacing w:after="120" w:line="276" w:lineRule="auto"/>
+        <w:ind w:firstLine="454"/>
+        <w:jc w:val="both"/>
+      </w:pPr>
+      <w:r>
+        <w:rPr>
+          <w:rFonts w:ascii="Calibri" w:hAnsi="Calibri"/>
+          <w:b w:val="0"/>
+          <w:i w:val="0"/>
+          <w:color w:val="1E1E1E"/>
+          <w:sz w:val="22"/>
+        </w:rPr>
+        <w:t>Se garantiza la estricta validez científica mediante una división no contaminada:</w:t>
+        <w:br/>
+        <w:t>•  Conjunto de Train (24,403 muestras originales -&gt; ampliado por oversampling): Utilizado para calcular gradientes, pesos de clase y data augmentation.</w:t>
+        <w:br/>
+        <w:t>•  Conjunto de Validación (4,306 muestras): Utilizado exclusivamente para monitorear convergencia y activar Early Stopping con transformaciones fijas.</w:t>
+        <w:br/>
+        <w:t>•  Conjunto de Test (7,178 muestras): Completamente aislado en la partición 'test/', evaluado solo una vez tras concluir el entrenamiento.</w:t>
       </w:r>
     </w:p>
     <w:p>
@@ -3046,22 +3674,7 @@
           <w:color w:val="003366"/>
           <w:sz w:val="30"/>
         </w:rPr>
-        <w:t>5. ARQUITECTURA DE LOS MODELOS IMPLEMENTADOS</w:t>
-      </w:r>
-    </w:p>
-    <w:p>
-      <w:pPr>
-        <w:pStyle w:val="Heading2"/>
-        <w:spacing w:before="200" w:after="80"/>
-      </w:pPr>
-      <w:r>
-        <w:rPr>
-          <w:rFonts w:ascii="Calibri" w:hAnsi="Calibri"/>
-          <w:b/>
-          <w:color w:val="004C99"/>
-          <w:sz w:val="26"/>
-        </w:rPr>
-        <w:t>5.1. Arquitectura Avanzada: EmotionResNetSE (11.38M Parámetros)</w:t>
+        <w:t>5. ARQUITECTURA DE LA RED NEURONAL: EMOTIONRESNETSE</w:t>
       </w:r>
     </w:p>
     <w:p>
@@ -3078,7 +3691,7 @@
           <w:color w:val="1E1E1E"/>
           <w:sz w:val="22"/>
         </w:rPr>
-        <w:t>EmotionResNetSE es la arquitectura principal optimizada para expresiones sutiles. Combina 4 etapas residuales con atención Squeeze-and-Excitation y Global Average Pooling:</w:t>
+        <w:t>EmotionResNetSE cuenta con 11,389,383 parámetros entrenables organizados en un Stem inicial, 4 etapas residuales con atención por canales Squeeze-and-Excitation y un clasificador con Global Average Pooling:</w:t>
       </w:r>
     </w:p>
     <w:tbl>
@@ -3118,7 +3731,7 @@
                 <w:color w:val="FFFFFF"/>
                 <w:sz w:val="20"/>
               </w:rPr>
-              <w:t>Capa / Bloque</w:t>
+              <w:t>Capa / Módulo</w:t>
             </w:r>
           </w:p>
         </w:tc>
@@ -3253,7 +3866,7 @@
                 <w:color w:val="282828"/>
                 <w:sz w:val="19"/>
               </w:rPr>
-              <w:t>Conv2D(1 → 64, k=3, p=1) + BatchNorm + ReLU</w:t>
+              <w:t>Conv2D(1 -&gt; 64, k=3, p=1) + BatchNorm + ReLU</w:t>
             </w:r>
           </w:p>
         </w:tc>
@@ -3314,7 +3927,7 @@
         <w:tc>
           <w:tcPr>
             <w:tcW w:type="dxa" w:w="2280"/>
-            <w:shd w:fill="F4F6F9"/>
+            <w:shd w:fill="F0F4F8"/>
             <w:tcMar>
               <w:top w:w="80" w:type="dxa"/>
               <w:bottom w:w="80" w:type="dxa"/>
@@ -3340,7 +3953,7 @@
         <w:tc>
           <w:tcPr>
             <w:tcW w:type="dxa" w:w="2280"/>
-            <w:shd w:fill="F4F6F9"/>
+            <w:shd w:fill="F0F4F8"/>
             <w:tcMar>
               <w:top w:w="80" w:type="dxa"/>
               <w:bottom w:w="80" w:type="dxa"/>
@@ -3359,14 +3972,14 @@
                 <w:color w:val="282828"/>
                 <w:sz w:val="19"/>
               </w:rPr>
-              <w:t>2x ResidualSEBlock(64 → 64) + SE-Attention + Dropout(0.1)</w:t>
+              <w:t>2x ResidualSEBlock(64 -&gt; 64) + SE-Attention + Dropout(0.10)</w:t>
             </w:r>
           </w:p>
         </w:tc>
         <w:tc>
           <w:tcPr>
             <w:tcW w:type="dxa" w:w="2280"/>
-            <w:shd w:fill="F4F6F9"/>
+            <w:shd w:fill="F0F4F8"/>
             <w:tcMar>
               <w:top w:w="80" w:type="dxa"/>
               <w:bottom w:w="80" w:type="dxa"/>
@@ -3392,7 +4005,7 @@
         <w:tc>
           <w:tcPr>
             <w:tcW w:type="dxa" w:w="2280"/>
-            <w:shd w:fill="F4F6F9"/>
+            <w:shd w:fill="F0F4F8"/>
             <w:tcMar>
               <w:top w:w="80" w:type="dxa"/>
               <w:bottom w:w="80" w:type="dxa"/>
@@ -3465,7 +4078,7 @@
                 <w:color w:val="282828"/>
                 <w:sz w:val="19"/>
               </w:rPr>
-              <w:t>2x ResidualSEBlock(64 → 128, s=2) + SE-Attention + Dropout(0.15)</w:t>
+              <w:t>2x ResidualSEBlock(64 -&gt; 128, s=2) + SE-Attention + Dropout(0.15)</w:t>
             </w:r>
           </w:p>
         </w:tc>
@@ -3526,7 +4139,7 @@
         <w:tc>
           <w:tcPr>
             <w:tcW w:type="dxa" w:w="2280"/>
-            <w:shd w:fill="F4F6F9"/>
+            <w:shd w:fill="F0F4F8"/>
             <w:tcMar>
               <w:top w:w="80" w:type="dxa"/>
               <w:bottom w:w="80" w:type="dxa"/>
@@ -3552,7 +4165,7 @@
         <w:tc>
           <w:tcPr>
             <w:tcW w:type="dxa" w:w="2280"/>
-            <w:shd w:fill="F4F6F9"/>
+            <w:shd w:fill="F0F4F8"/>
             <w:tcMar>
               <w:top w:w="80" w:type="dxa"/>
               <w:bottom w:w="80" w:type="dxa"/>
@@ -3571,14 +4184,14 @@
                 <w:color w:val="282828"/>
                 <w:sz w:val="19"/>
               </w:rPr>
-              <w:t>2x ResidualSEBlock(128 → 256, s=2) + SE-Attention + Dropout(0.2)</w:t>
+              <w:t>2x ResidualSEBlock(128 -&gt; 256, s=2) + SE-Attention + Dropout(0.20)</w:t>
             </w:r>
           </w:p>
         </w:tc>
         <w:tc>
           <w:tcPr>
             <w:tcW w:type="dxa" w:w="2280"/>
-            <w:shd w:fill="F4F6F9"/>
+            <w:shd w:fill="F0F4F8"/>
             <w:tcMar>
               <w:top w:w="80" w:type="dxa"/>
               <w:bottom w:w="80" w:type="dxa"/>
@@ -3604,7 +4217,7 @@
         <w:tc>
           <w:tcPr>
             <w:tcW w:type="dxa" w:w="2280"/>
-            <w:shd w:fill="F4F6F9"/>
+            <w:shd w:fill="F0F4F8"/>
             <w:tcMar>
               <w:top w:w="80" w:type="dxa"/>
               <w:bottom w:w="80" w:type="dxa"/>
@@ -3677,7 +4290,7 @@
                 <w:color w:val="282828"/>
                 <w:sz w:val="19"/>
               </w:rPr>
-              <w:t>2x ResidualSEBlock(256 → 512, s=2) + SE-Attention + Dropout(0.25)</w:t>
+              <w:t>2x ResidualSEBlock(256 -&gt; 512, s=2) + SE-Attention + Dropout(0.25)</w:t>
             </w:r>
           </w:p>
         </w:tc>
@@ -3738,7 +4351,7 @@
         <w:tc>
           <w:tcPr>
             <w:tcW w:type="dxa" w:w="2280"/>
-            <w:shd w:fill="F4F6F9"/>
+            <w:shd w:fill="F0F4F8"/>
             <w:tcMar>
               <w:top w:w="80" w:type="dxa"/>
               <w:bottom w:w="80" w:type="dxa"/>
@@ -3764,7 +4377,7 @@
         <w:tc>
           <w:tcPr>
             <w:tcW w:type="dxa" w:w="2280"/>
-            <w:shd w:fill="F4F6F9"/>
+            <w:shd w:fill="F0F4F8"/>
             <w:tcMar>
               <w:top w:w="80" w:type="dxa"/>
               <w:bottom w:w="80" w:type="dxa"/>
@@ -3790,7 +4403,7 @@
         <w:tc>
           <w:tcPr>
             <w:tcW w:type="dxa" w:w="2280"/>
-            <w:shd w:fill="F4F6F9"/>
+            <w:shd w:fill="F0F4F8"/>
             <w:tcMar>
               <w:top w:w="80" w:type="dxa"/>
               <w:bottom w:w="80" w:type="dxa"/>
@@ -3816,7 +4429,7 @@
         <w:tc>
           <w:tcPr>
             <w:tcW w:type="dxa" w:w="2280"/>
-            <w:shd w:fill="F4F6F9"/>
+            <w:shd w:fill="F0F4F8"/>
             <w:tcMar>
               <w:top w:w="80" w:type="dxa"/>
               <w:bottom w:w="80" w:type="dxa"/>
@@ -3889,7 +4502,7 @@
                 <w:color w:val="282828"/>
                 <w:sz w:val="19"/>
               </w:rPr>
-              <w:t>Dropout(0.4) + Linear(512→256) + BN1D + ReLU + Dropout(0.3) + Linear(256→7)</w:t>
+              <w:t>Dropout(0.40) + Linear(512-&gt;256) + BN1D + ReLU + Dropout(0.30) + Linear(256-&gt;7)</w:t>
             </w:r>
           </w:p>
         </w:tc>
@@ -3915,7 +4528,7 @@
                 <w:color w:val="282828"/>
                 <w:sz w:val="19"/>
               </w:rPr>
-              <w:t>Vector de Logits (7)</w:t>
+              <w:t>Vector Logits (7)</w:t>
             </w:r>
           </w:p>
         </w:tc>
@@ -3950,7 +4563,7 @@
         <w:tc>
           <w:tcPr>
             <w:tcW w:type="dxa" w:w="2280"/>
-            <w:shd w:fill="F4F6F9"/>
+            <w:shd w:fill="F0F4F8"/>
             <w:tcMar>
               <w:top w:w="80" w:type="dxa"/>
               <w:bottom w:w="80" w:type="dxa"/>
@@ -3958,6 +4571,7 @@
               <w:right w:w="120" w:type="dxa"/>
             </w:tcMar>
             <w:vAlign w:val="center"/>
+            <w:shd w:fill="D9E2EC"/>
           </w:tcPr>
           <w:p>
             <w:pPr>
@@ -3976,7 +4590,7 @@
         <w:tc>
           <w:tcPr>
             <w:tcW w:type="dxa" w:w="2280"/>
-            <w:shd w:fill="F4F6F9"/>
+            <w:shd w:fill="F0F4F8"/>
             <w:tcMar>
               <w:top w:w="80" w:type="dxa"/>
               <w:bottom w:w="80" w:type="dxa"/>
@@ -3984,6 +4598,7 @@
               <w:right w:w="120" w:type="dxa"/>
             </w:tcMar>
             <w:vAlign w:val="center"/>
+            <w:shd w:fill="D9E2EC"/>
           </w:tcPr>
           <w:p>
             <w:pPr>
@@ -3995,14 +4610,14 @@
                 <w:color w:val="282828"/>
                 <w:sz w:val="19"/>
               </w:rPr>
-              <w:t>EmotionResNetSE (Residual + SE Attention)</w:t>
+              <w:t>EmotionResNetSE (Residual + SE Attention + GAP)</w:t>
             </w:r>
           </w:p>
         </w:tc>
         <w:tc>
           <w:tcPr>
             <w:tcW w:type="dxa" w:w="2280"/>
-            <w:shd w:fill="F4F6F9"/>
+            <w:shd w:fill="F0F4F8"/>
             <w:tcMar>
               <w:top w:w="80" w:type="dxa"/>
               <w:bottom w:w="80" w:type="dxa"/>
@@ -4010,6 +4625,7 @@
               <w:right w:w="120" w:type="dxa"/>
             </w:tcMar>
             <w:vAlign w:val="center"/>
+            <w:shd w:fill="D9E2EC"/>
           </w:tcPr>
           <w:p>
             <w:pPr>
@@ -4028,7 +4644,7 @@
         <w:tc>
           <w:tcPr>
             <w:tcW w:type="dxa" w:w="2280"/>
-            <w:shd w:fill="F4F6F9"/>
+            <w:shd w:fill="F0F4F8"/>
             <w:tcMar>
               <w:top w:w="80" w:type="dxa"/>
               <w:bottom w:w="80" w:type="dxa"/>
@@ -4036,6 +4652,7 @@
               <w:right w:w="120" w:type="dxa"/>
             </w:tcMar>
             <w:vAlign w:val="center"/>
+            <w:shd w:fill="D9E2EC"/>
           </w:tcPr>
           <w:p>
             <w:pPr>
@@ -4053,39 +4670,6 @@
         </w:tc>
       </w:tr>
     </w:tbl>
-    <w:p/>
-    <w:p>
-      <w:pPr>
-        <w:pStyle w:val="Heading2"/>
-        <w:spacing w:before="200" w:after="80"/>
-      </w:pPr>
-      <w:r>
-        <w:rPr>
-          <w:rFonts w:ascii="Calibri" w:hAnsi="Calibri"/>
-          <w:b/>
-          <w:color w:val="004C99"/>
-          <w:sz w:val="26"/>
-        </w:rPr>
-        <w:t>5.2. Arquitectura Clásica: EmotionCNN (2.48M Parámetros)</w:t>
-      </w:r>
-    </w:p>
-    <w:p>
-      <w:pPr>
-        <w:spacing w:after="120" w:line="276" w:lineRule="auto"/>
-        <w:ind w:firstLine="454"/>
-        <w:jc w:val="both"/>
-      </w:pPr>
-      <w:r>
-        <w:rPr>
-          <w:rFonts w:ascii="Calibri" w:hAnsi="Calibri"/>
-          <w:b w:val="0"/>
-          <w:i w:val="0"/>
-          <w:color w:val="1E1E1E"/>
-          <w:sz w:val="22"/>
-        </w:rPr>
-        <w:t>Se mantiene disponible la arquitectura secuencial de 4 bloques convolucionales dobles (VGG-style) con 2,488,423 parámetros para efectos comparativos y retrocompatibilidad.</w:t>
-      </w:r>
-    </w:p>
     <w:p>
       <w:r>
         <w:br w:type="page"/>
@@ -4103,7 +4687,7 @@
           <w:color w:val="003366"/>
           <w:sz w:val="30"/>
         </w:rPr>
-        <w:t>6. METODOLOGÍA EXPERIMENTAL Y BALANCEO</w:t>
+        <w:t>6. METODOLOGÍA EXPERIMENTAL Y CONFIGURACIÓN</w:t>
       </w:r>
     </w:p>
     <w:p>
@@ -4118,7 +4702,7 @@
           <w:color w:val="004C99"/>
           <w:sz w:val="26"/>
         </w:rPr>
-        <w:t>6.1. Hiperparámetros y Optimización</w:t>
+        <w:t>6.1. Tabla de Hiperparámetros del Entrenamiento v2.0</w:t>
       </w:r>
     </w:p>
     <w:tbl>
@@ -4211,7 +4795,7 @@
                 <w:color w:val="282828"/>
                 <w:sz w:val="19"/>
               </w:rPr>
-              <w:t>Arquitectura Principal</w:t>
+              <w:t>Arquitectura del Modelo</w:t>
             </w:r>
           </w:p>
         </w:tc>
@@ -4237,7 +4821,7 @@
                 <w:color w:val="282828"/>
                 <w:sz w:val="19"/>
               </w:rPr>
-              <w:t>EmotionResNetSE (Residual + Squeeze-and-Excitation)</w:t>
+              <w:t>EmotionResNetSE (Residual + SE Attention)</w:t>
             </w:r>
           </w:p>
         </w:tc>
@@ -4246,7 +4830,7 @@
         <w:tc>
           <w:tcPr>
             <w:tcW w:type="dxa" w:w="4561"/>
-            <w:shd w:fill="F4F6F9"/>
+            <w:shd w:fill="F0F4F8"/>
             <w:tcMar>
               <w:top w:w="80" w:type="dxa"/>
               <w:bottom w:w="80" w:type="dxa"/>
@@ -4265,14 +4849,14 @@
                 <w:color w:val="282828"/>
                 <w:sz w:val="19"/>
               </w:rPr>
-              <w:t>Tamaño de Lote (Batch Size)</w:t>
+              <w:t>Número de Épocas Máximo</w:t>
             </w:r>
           </w:p>
         </w:tc>
         <w:tc>
           <w:tcPr>
             <w:tcW w:type="dxa" w:w="4561"/>
-            <w:shd w:fill="F4F6F9"/>
+            <w:shd w:fill="F0F4F8"/>
             <w:tcMar>
               <w:top w:w="80" w:type="dxa"/>
               <w:bottom w:w="80" w:type="dxa"/>
@@ -4291,7 +4875,7 @@
                 <w:color w:val="282828"/>
                 <w:sz w:val="19"/>
               </w:rPr>
-              <w:t>128 muestras por iteración</w:t>
+              <w:t>100 épocas</w:t>
             </w:r>
           </w:p>
         </w:tc>
@@ -4319,7 +4903,7 @@
                 <w:color w:val="282828"/>
                 <w:sz w:val="19"/>
               </w:rPr>
-              <w:t>Tasa de Aprendizaje Inicial</w:t>
+              <w:t>Tamaño de Lote (Batch Size)</w:t>
             </w:r>
           </w:p>
         </w:tc>
@@ -4345,7 +4929,7 @@
                 <w:color w:val="282828"/>
                 <w:sz w:val="19"/>
               </w:rPr>
-              <w:t>0.001</w:t>
+              <w:t>256 imágenes por paso</w:t>
             </w:r>
           </w:p>
         </w:tc>
@@ -4354,7 +4938,7 @@
         <w:tc>
           <w:tcPr>
             <w:tcW w:type="dxa" w:w="4561"/>
-            <w:shd w:fill="F4F6F9"/>
+            <w:shd w:fill="F0F4F8"/>
             <w:tcMar>
               <w:top w:w="80" w:type="dxa"/>
               <w:bottom w:w="80" w:type="dxa"/>
@@ -4373,14 +4957,14 @@
                 <w:color w:val="282828"/>
                 <w:sz w:val="19"/>
               </w:rPr>
-              <w:t>Optimizador</w:t>
+              <w:t>Tasa de Aprendizaje Inicial</w:t>
             </w:r>
           </w:p>
         </w:tc>
         <w:tc>
           <w:tcPr>
             <w:tcW w:type="dxa" w:w="4561"/>
-            <w:shd w:fill="F4F6F9"/>
+            <w:shd w:fill="F0F4F8"/>
             <w:tcMar>
               <w:top w:w="80" w:type="dxa"/>
               <w:bottom w:w="80" w:type="dxa"/>
@@ -4399,7 +4983,7 @@
                 <w:color w:val="282828"/>
                 <w:sz w:val="19"/>
               </w:rPr>
-              <w:t>AdamW (Weight Decay L2 = 1e-4)</w:t>
+              <w:t>0.0005</w:t>
             </w:r>
           </w:p>
         </w:tc>
@@ -4427,7 +5011,7 @@
                 <w:color w:val="282828"/>
                 <w:sz w:val="19"/>
               </w:rPr>
-              <w:t>Planificador (Scheduler)</w:t>
+              <w:t>Planificador de Tasa (Scheduler)</w:t>
             </w:r>
           </w:p>
         </w:tc>
@@ -4453,7 +5037,7 @@
                 <w:color w:val="282828"/>
                 <w:sz w:val="19"/>
               </w:rPr>
-              <w:t>CosineAnnealingLR (T_max=50, eta_min=1e-6)</w:t>
+              <w:t>SequentialLR: 8 épocas Linear Warmup + CosineAnnealingLR (eta_min=1e-6)</w:t>
             </w:r>
           </w:p>
         </w:tc>
@@ -4462,7 +5046,7 @@
         <w:tc>
           <w:tcPr>
             <w:tcW w:type="dxa" w:w="4561"/>
-            <w:shd w:fill="F4F6F9"/>
+            <w:shd w:fill="F0F4F8"/>
             <w:tcMar>
               <w:top w:w="80" w:type="dxa"/>
               <w:bottom w:w="80" w:type="dxa"/>
@@ -4481,14 +5065,14 @@
                 <w:color w:val="282828"/>
                 <w:sz w:val="19"/>
               </w:rPr>
-              <w:t>Función de Pérdida</w:t>
+              <w:t>Optimizador y Regularización L2</w:t>
             </w:r>
           </w:p>
         </w:tc>
         <w:tc>
           <w:tcPr>
             <w:tcW w:type="dxa" w:w="4561"/>
-            <w:shd w:fill="F4F6F9"/>
+            <w:shd w:fill="F0F4F8"/>
             <w:tcMar>
               <w:top w:w="80" w:type="dxa"/>
               <w:bottom w:w="80" w:type="dxa"/>
@@ -4507,7 +5091,7 @@
                 <w:color w:val="282828"/>
                 <w:sz w:val="19"/>
               </w:rPr>
-              <w:t>CrossEntropyLoss con Class Weights y Label Smoothing (0.05)</w:t>
+              <w:t>AdamW (weight_decay = 1e-4, eps = 1e-8)</w:t>
             </w:r>
           </w:p>
         </w:tc>
@@ -4535,7 +5119,7 @@
                 <w:color w:val="282828"/>
                 <w:sz w:val="19"/>
               </w:rPr>
-              <w:t>Aceleración de Precisión</w:t>
+              <w:t>Función de Pérdida</w:t>
             </w:r>
           </w:p>
         </w:tc>
@@ -4561,7 +5145,7 @@
                 <w:color w:val="282828"/>
                 <w:sz w:val="19"/>
               </w:rPr>
-              <w:t>Automatic Mixed Precision (AMP / FP16 en CUDA)</w:t>
+              <w:t>Focal Loss (gamma=2.0, smooth=0.05, alpha=ClassWeights)</w:t>
             </w:r>
           </w:p>
         </w:tc>
@@ -4570,7 +5154,7 @@
         <w:tc>
           <w:tcPr>
             <w:tcW w:type="dxa" w:w="4561"/>
-            <w:shd w:fill="F4F6F9"/>
+            <w:shd w:fill="F0F4F8"/>
             <w:tcMar>
               <w:top w:w="80" w:type="dxa"/>
               <w:bottom w:w="80" w:type="dxa"/>
@@ -4589,14 +5173,14 @@
                 <w:color w:val="282828"/>
                 <w:sz w:val="19"/>
               </w:rPr>
-              <w:t>Early Stopping</w:t>
+              <w:t>Data Augmentation GPU</w:t>
             </w:r>
           </w:p>
         </w:tc>
         <w:tc>
           <w:tcPr>
             <w:tcW w:type="dxa" w:w="4561"/>
-            <w:shd w:fill="F4F6F9"/>
+            <w:shd w:fill="F0F4F8"/>
             <w:tcMar>
               <w:top w:w="80" w:type="dxa"/>
               <w:bottom w:w="80" w:type="dxa"/>
@@ -4615,7 +5199,7 @@
                 <w:color w:val="282828"/>
                 <w:sz w:val="19"/>
               </w:rPr>
-              <w:t>10 épocas de paciencia monitoreando Val Loss</w:t>
+              <w:t>Flip(p=0.5) + Crop(pad=4) + Rotation(±12°) + Cutout(p=0.25)</w:t>
             </w:r>
           </w:p>
         </w:tc>
@@ -4643,7 +5227,7 @@
                 <w:color w:val="282828"/>
                 <w:sz w:val="19"/>
               </w:rPr>
-              <w:t>Alojamiento de Datos</w:t>
+              <w:t>Aumento por Interpolación</w:t>
             </w:r>
           </w:p>
         </w:tc>
@@ -4669,45 +5253,174 @@
                 <w:color w:val="282828"/>
                 <w:sz w:val="19"/>
               </w:rPr>
-              <w:t>100% Residente en VRAM (FastGPUDataLoader en CUDA)</w:t>
+              <w:t>Mixup en GPU con alpha = 0.1</w:t>
+            </w:r>
+          </w:p>
+        </w:tc>
+      </w:tr>
+      <w:tr>
+        <w:tc>
+          <w:tcPr>
+            <w:tcW w:type="dxa" w:w="4561"/>
+            <w:shd w:fill="F0F4F8"/>
+            <w:tcMar>
+              <w:top w:w="80" w:type="dxa"/>
+              <w:bottom w:w="80" w:type="dxa"/>
+              <w:left w:w="120" w:type="dxa"/>
+              <w:right w:w="120" w:type="dxa"/>
+            </w:tcMar>
+            <w:vAlign w:val="center"/>
+          </w:tcPr>
+          <w:p>
+            <w:pPr>
+              <w:jc w:val="center"/>
+            </w:pPr>
+            <w:r>
+              <w:rPr>
+                <w:rFonts w:ascii="Calibri" w:hAnsi="Calibri"/>
+                <w:color w:val="282828"/>
+                <w:sz w:val="19"/>
+              </w:rPr>
+              <w:t>Recorte de Gradientes</w:t>
+            </w:r>
+          </w:p>
+        </w:tc>
+        <w:tc>
+          <w:tcPr>
+            <w:tcW w:type="dxa" w:w="4561"/>
+            <w:shd w:fill="F0F4F8"/>
+            <w:tcMar>
+              <w:top w:w="80" w:type="dxa"/>
+              <w:bottom w:w="80" w:type="dxa"/>
+              <w:left w:w="120" w:type="dxa"/>
+              <w:right w:w="120" w:type="dxa"/>
+            </w:tcMar>
+            <w:vAlign w:val="center"/>
+          </w:tcPr>
+          <w:p>
+            <w:pPr>
+              <w:jc w:val="left"/>
+            </w:pPr>
+            <w:r>
+              <w:rPr>
+                <w:rFonts w:ascii="Calibri" w:hAnsi="Calibri"/>
+                <w:color w:val="282828"/>
+                <w:sz w:val="19"/>
+              </w:rPr>
+              <w:t>Gradient Clipping con max_norm = 1.0</w:t>
+            </w:r>
+          </w:p>
+        </w:tc>
+      </w:tr>
+      <w:tr>
+        <w:tc>
+          <w:tcPr>
+            <w:tcW w:type="dxa" w:w="4561"/>
+            <w:shd w:fill="FFFFFF"/>
+            <w:tcMar>
+              <w:top w:w="80" w:type="dxa"/>
+              <w:bottom w:w="80" w:type="dxa"/>
+              <w:left w:w="120" w:type="dxa"/>
+              <w:right w:w="120" w:type="dxa"/>
+            </w:tcMar>
+            <w:vAlign w:val="center"/>
+          </w:tcPr>
+          <w:p>
+            <w:pPr>
+              <w:jc w:val="center"/>
+            </w:pPr>
+            <w:r>
+              <w:rPr>
+                <w:rFonts w:ascii="Calibri" w:hAnsi="Calibri"/>
+                <w:color w:val="282828"/>
+                <w:sz w:val="19"/>
+              </w:rPr>
+              <w:t>Aceleración por Hardware</w:t>
+            </w:r>
+          </w:p>
+        </w:tc>
+        <w:tc>
+          <w:tcPr>
+            <w:tcW w:type="dxa" w:w="4561"/>
+            <w:shd w:fill="FFFFFF"/>
+            <w:tcMar>
+              <w:top w:w="80" w:type="dxa"/>
+              <w:bottom w:w="80" w:type="dxa"/>
+              <w:left w:w="120" w:type="dxa"/>
+              <w:right w:w="120" w:type="dxa"/>
+            </w:tcMar>
+            <w:vAlign w:val="center"/>
+          </w:tcPr>
+          <w:p>
+            <w:pPr>
+              <w:jc w:val="left"/>
+            </w:pPr>
+            <w:r>
+              <w:rPr>
+                <w:rFonts w:ascii="Calibri" w:hAnsi="Calibri"/>
+                <w:color w:val="282828"/>
+                <w:sz w:val="19"/>
+              </w:rPr>
+              <w:t>Automatic Mixed Precision (AMP FP16 Tensor Cores en CUDA)</w:t>
+            </w:r>
+          </w:p>
+        </w:tc>
+      </w:tr>
+      <w:tr>
+        <w:tc>
+          <w:tcPr>
+            <w:tcW w:type="dxa" w:w="4561"/>
+            <w:shd w:fill="F0F4F8"/>
+            <w:tcMar>
+              <w:top w:w="80" w:type="dxa"/>
+              <w:bottom w:w="80" w:type="dxa"/>
+              <w:left w:w="120" w:type="dxa"/>
+              <w:right w:w="120" w:type="dxa"/>
+            </w:tcMar>
+            <w:vAlign w:val="center"/>
+          </w:tcPr>
+          <w:p>
+            <w:pPr>
+              <w:jc w:val="center"/>
+            </w:pPr>
+            <w:r>
+              <w:rPr>
+                <w:rFonts w:ascii="Calibri" w:hAnsi="Calibri"/>
+                <w:color w:val="282828"/>
+                <w:sz w:val="19"/>
+              </w:rPr>
+              <w:t>Paciencia Early Stopping</w:t>
+            </w:r>
+          </w:p>
+        </w:tc>
+        <w:tc>
+          <w:tcPr>
+            <w:tcW w:type="dxa" w:w="4561"/>
+            <w:shd w:fill="F0F4F8"/>
+            <w:tcMar>
+              <w:top w:w="80" w:type="dxa"/>
+              <w:bottom w:w="80" w:type="dxa"/>
+              <w:left w:w="120" w:type="dxa"/>
+              <w:right w:w="120" w:type="dxa"/>
+            </w:tcMar>
+            <w:vAlign w:val="center"/>
+          </w:tcPr>
+          <w:p>
+            <w:pPr>
+              <w:jc w:val="left"/>
+            </w:pPr>
+            <w:r>
+              <w:rPr>
+                <w:rFonts w:ascii="Calibri" w:hAnsi="Calibri"/>
+                <w:color w:val="282828"/>
+                <w:sz w:val="19"/>
+              </w:rPr>
+              <w:t>15 épocas sin mejora en Val Loss</w:t>
             </w:r>
           </w:p>
         </w:tc>
       </w:tr>
     </w:tbl>
-    <w:p/>
-    <w:p>
-      <w:pPr>
-        <w:pStyle w:val="Heading2"/>
-        <w:spacing w:before="200" w:after="80"/>
-      </w:pPr>
-      <w:r>
-        <w:rPr>
-          <w:rFonts w:ascii="Calibri" w:hAnsi="Calibri"/>
-          <w:b/>
-          <w:color w:val="004C99"/>
-          <w:sz w:val="26"/>
-        </w:rPr>
-        <w:t>6.2. Ponderación de Clases (Class Weights)</w:t>
-      </w:r>
-    </w:p>
-    <w:p>
-      <w:pPr>
-        <w:spacing w:after="120" w:line="276" w:lineRule="auto"/>
-        <w:ind w:firstLine="454"/>
-        <w:jc w:val="both"/>
-      </w:pPr>
-      <w:r>
-        <w:rPr>
-          <w:rFonts w:ascii="Calibri" w:hAnsi="Calibri"/>
-          <w:b w:val="0"/>
-          <w:i w:val="0"/>
-          <w:color w:val="1E1E1E"/>
-          <w:sz w:val="22"/>
-        </w:rPr>
-        <w:t>Para solucionar el desbalance entre la clase mayoritaria ('Feliz' con 6,126 en train) y la minoritaria ('Disgusto' con 377 en train), la función de pérdida calculó pesos inversos amortiguados: Disgusto=2.43, Sorprendido=0.91, Enojado=0.81, Miedo=0.80, Triste=0.74, Neutral=0.72 y Feliz=0.60. Esto forzó a la red a penalizar severamente los errores en emociones poco representadas.</w:t>
-      </w:r>
-    </w:p>
     <w:p>
       <w:r>
         <w:br w:type="page"/>
@@ -4742,86 +5455,7 @@
           <w:color w:val="1E1E1E"/>
           <w:sz w:val="22"/>
         </w:rPr>
-        <w:t>El entrenamiento completó 50 épocas en 13 minutos y 12 segundos sobre la GPU NVIDIA RTX 5060 Ti. El mejor punto de control (*best checkpoint*) se alcanzó en la Época 40 con un Validation Accuracy de 68.97% y un Validation Loss de 1.1286 (y mínimo de pérdida en época 36 de 1.1202). Tras ello, se evaluó formalmente sobre las 7,178 imágenes nunca vistas del conjunto de TEST independiente:</w:t>
-      </w:r>
-    </w:p>
-    <w:p>
-      <w:pPr>
-        <w:pStyle w:val="Heading2"/>
-        <w:spacing w:before="200" w:after="80"/>
-      </w:pPr>
-      <w:r>
-        <w:rPr>
-          <w:rFonts w:ascii="Calibri" w:hAnsi="Calibri"/>
-          <w:b/>
-          <w:color w:val="004C99"/>
-          <w:sz w:val="26"/>
-        </w:rPr>
-        <w:t>7.1. Curvas de Aprendizaje e Historial de Entrenamiento</w:t>
-      </w:r>
-    </w:p>
-    <w:p>
-      <w:r>
-        <w:drawing>
-          <wp:inline xmlns:a="http://schemas.openxmlformats.org/drawingml/2006/main" xmlns:pic="http://schemas.openxmlformats.org/drawingml/2006/picture">
-            <wp:extent cx="5486400" cy="1953411"/>
-            <wp:docPr id="1" name="Picture 1"/>
-            <wp:cNvGraphicFramePr>
-              <a:graphicFrameLocks noChangeAspect="1"/>
-            </wp:cNvGraphicFramePr>
-            <a:graphic>
-              <a:graphicData uri="http://schemas.openxmlformats.org/drawingml/2006/picture">
-                <pic:pic>
-                  <pic:nvPicPr>
-                    <pic:cNvPr id="0" name="historial_entrenamiento.png"/>
-                    <pic:cNvPicPr/>
-                  </pic:nvPicPr>
-                  <pic:blipFill>
-                    <a:blip r:embed="rId9"/>
-                    <a:stretch>
-                      <a:fillRect/>
-                    </a:stretch>
-                  </pic:blipFill>
-                  <pic:spPr>
-                    <a:xfrm>
-                      <a:off x="0" y="0"/>
-                      <a:ext cx="5486400" cy="1953411"/>
-                    </a:xfrm>
-                    <a:prstGeom prst="rect"/>
-                  </pic:spPr>
-                </pic:pic>
-              </a:graphicData>
-            </a:graphic>
-          </wp:inline>
-        </w:drawing>
-      </w:r>
-    </w:p>
-    <w:p>
-      <w:pPr>
-        <w:jc w:val="center"/>
-      </w:pPr>
-      <w:r>
-        <w:rPr>
-          <w:i/>
-          <w:sz w:val="19"/>
-        </w:rPr>
-        <w:t>Figura 1: Curvas de Pérdida (Loss) y Precisión (Accuracy) del modelo EmotionResNetSE.</w:t>
-      </w:r>
-    </w:p>
-    <w:p/>
-    <w:p>
-      <w:pPr>
-        <w:pStyle w:val="Heading2"/>
-        <w:spacing w:before="200" w:after="80"/>
-      </w:pPr>
-      <w:r>
-        <w:rPr>
-          <w:rFonts w:ascii="Calibri" w:hAnsi="Calibri"/>
-          <w:b/>
-          <w:color w:val="004C99"/>
-          <w:sz w:val="26"/>
-        </w:rPr>
-        <w:t>7.2. Métricas de Clasificación en el Conjunto de TEST (7,178 imágenes)</w:t>
+        <w:t>La evaluación formal se ejecutó sobre las 7,178 imágenes nunca vistas del conjunto de TEST independiente. A continuación se detallan las métricas completas de clasificación por clase:</w:t>
       </w:r>
     </w:p>
     <w:tbl>
@@ -5024,7 +5658,7 @@
                 <w:color w:val="282828"/>
                 <w:sz w:val="19"/>
               </w:rPr>
-              <w:t>62.12%</w:t>
+              <w:t>61.71%</w:t>
             </w:r>
           </w:p>
         </w:tc>
@@ -5050,7 +5684,7 @@
                 <w:color w:val="282828"/>
                 <w:sz w:val="19"/>
               </w:rPr>
-              <w:t>59.92%</w:t>
+              <w:t>59.39%</w:t>
             </w:r>
           </w:p>
         </w:tc>
@@ -5076,7 +5710,7 @@
                 <w:color w:val="282828"/>
                 <w:sz w:val="19"/>
               </w:rPr>
-              <w:t>61.00%</w:t>
+              <w:t>60.53%</w:t>
             </w:r>
           </w:p>
         </w:tc>
@@ -5111,7 +5745,7 @@
         <w:tc>
           <w:tcPr>
             <w:tcW w:type="dxa" w:w="1824"/>
-            <w:shd w:fill="F4F6F9"/>
+            <w:shd w:fill="F0F4F8"/>
             <w:tcMar>
               <w:top w:w="80" w:type="dxa"/>
               <w:bottom w:w="80" w:type="dxa"/>
@@ -5137,7 +5771,7 @@
         <w:tc>
           <w:tcPr>
             <w:tcW w:type="dxa" w:w="1824"/>
-            <w:shd w:fill="F4F6F9"/>
+            <w:shd w:fill="F0F4F8"/>
             <w:tcMar>
               <w:top w:w="80" w:type="dxa"/>
               <w:bottom w:w="80" w:type="dxa"/>
@@ -5156,14 +5790,14 @@
                 <w:color w:val="282828"/>
                 <w:sz w:val="19"/>
               </w:rPr>
-              <w:t>58.14%</w:t>
+              <w:t>52.26%</w:t>
             </w:r>
           </w:p>
         </w:tc>
         <w:tc>
           <w:tcPr>
             <w:tcW w:type="dxa" w:w="1824"/>
-            <w:shd w:fill="F4F6F9"/>
+            <w:shd w:fill="F0F4F8"/>
             <w:tcMar>
               <w:top w:w="80" w:type="dxa"/>
               <w:bottom w:w="80" w:type="dxa"/>
@@ -5182,14 +5816,14 @@
                 <w:color w:val="282828"/>
                 <w:sz w:val="19"/>
               </w:rPr>
-              <w:t>67.57%</w:t>
+              <w:t>72.97%</w:t>
             </w:r>
           </w:p>
         </w:tc>
         <w:tc>
           <w:tcPr>
             <w:tcW w:type="dxa" w:w="1824"/>
-            <w:shd w:fill="F4F6F9"/>
+            <w:shd w:fill="F0F4F8"/>
             <w:tcMar>
               <w:top w:w="80" w:type="dxa"/>
               <w:bottom w:w="80" w:type="dxa"/>
@@ -5208,14 +5842,14 @@
                 <w:color w:val="282828"/>
                 <w:sz w:val="19"/>
               </w:rPr>
-              <w:t>62.50%</w:t>
+              <w:t>60.90%</w:t>
             </w:r>
           </w:p>
         </w:tc>
         <w:tc>
           <w:tcPr>
             <w:tcW w:type="dxa" w:w="1824"/>
-            <w:shd w:fill="F4F6F9"/>
+            <w:shd w:fill="F0F4F8"/>
             <w:tcMar>
               <w:top w:w="80" w:type="dxa"/>
               <w:bottom w:w="80" w:type="dxa"/>
@@ -5288,7 +5922,7 @@
                 <w:color w:val="282828"/>
                 <w:sz w:val="19"/>
               </w:rPr>
-              <w:t>52.99%</w:t>
+              <w:t>55.43%</w:t>
             </w:r>
           </w:p>
         </w:tc>
@@ -5314,7 +5948,7 @@
                 <w:color w:val="282828"/>
                 <w:sz w:val="19"/>
               </w:rPr>
-              <w:t>48.54%</w:t>
+              <w:t>48.83%</w:t>
             </w:r>
           </w:p>
         </w:tc>
@@ -5340,7 +5974,7 @@
                 <w:color w:val="282828"/>
                 <w:sz w:val="19"/>
               </w:rPr>
-              <w:t>50.66%</w:t>
+              <w:t>51.92%</w:t>
             </w:r>
           </w:p>
         </w:tc>
@@ -5375,7 +6009,7 @@
         <w:tc>
           <w:tcPr>
             <w:tcW w:type="dxa" w:w="1824"/>
-            <w:shd w:fill="F4F6F9"/>
+            <w:shd w:fill="F0F4F8"/>
             <w:tcMar>
               <w:top w:w="80" w:type="dxa"/>
               <w:bottom w:w="80" w:type="dxa"/>
@@ -5401,7 +6035,7 @@
         <w:tc>
           <w:tcPr>
             <w:tcW w:type="dxa" w:w="1824"/>
-            <w:shd w:fill="F4F6F9"/>
+            <w:shd w:fill="F0F4F8"/>
             <w:tcMar>
               <w:top w:w="80" w:type="dxa"/>
               <w:bottom w:w="80" w:type="dxa"/>
@@ -5420,14 +6054,14 @@
                 <w:color w:val="282828"/>
                 <w:sz w:val="19"/>
               </w:rPr>
-              <w:t>86.77%</w:t>
+              <w:t>88.47%</w:t>
             </w:r>
           </w:p>
         </w:tc>
         <w:tc>
           <w:tcPr>
             <w:tcW w:type="dxa" w:w="1824"/>
-            <w:shd w:fill="F4F6F9"/>
+            <w:shd w:fill="F0F4F8"/>
             <w:tcMar>
               <w:top w:w="80" w:type="dxa"/>
               <w:bottom w:w="80" w:type="dxa"/>
@@ -5446,14 +6080,14 @@
                 <w:color w:val="282828"/>
                 <w:sz w:val="19"/>
               </w:rPr>
-              <w:t>86.87%</w:t>
+              <w:t>86.47%</w:t>
             </w:r>
           </w:p>
         </w:tc>
         <w:tc>
           <w:tcPr>
             <w:tcW w:type="dxa" w:w="1824"/>
-            <w:shd w:fill="F4F6F9"/>
+            <w:shd w:fill="F0F4F8"/>
             <w:tcMar>
               <w:top w:w="80" w:type="dxa"/>
               <w:bottom w:w="80" w:type="dxa"/>
@@ -5472,14 +6106,14 @@
                 <w:color w:val="282828"/>
                 <w:sz w:val="19"/>
               </w:rPr>
-              <w:t>86.82%</w:t>
+              <w:t>87.46%</w:t>
             </w:r>
           </w:p>
         </w:tc>
         <w:tc>
           <w:tcPr>
             <w:tcW w:type="dxa" w:w="1824"/>
-            <w:shd w:fill="F4F6F9"/>
+            <w:shd w:fill="F0F4F8"/>
             <w:tcMar>
               <w:top w:w="80" w:type="dxa"/>
               <w:bottom w:w="80" w:type="dxa"/>
@@ -5552,7 +6186,7 @@
                 <w:color w:val="282828"/>
                 <w:sz w:val="19"/>
               </w:rPr>
-              <w:t>56.94%</w:t>
+              <w:t>55.93%</w:t>
             </w:r>
           </w:p>
         </w:tc>
@@ -5578,7 +6212,7 @@
                 <w:color w:val="282828"/>
                 <w:sz w:val="19"/>
               </w:rPr>
-              <w:t>54.29%</w:t>
+              <w:t>55.17%</w:t>
             </w:r>
           </w:p>
         </w:tc>
@@ -5604,7 +6238,7 @@
                 <w:color w:val="282828"/>
                 <w:sz w:val="19"/>
               </w:rPr>
-              <w:t>55.58%</w:t>
+              <w:t>55.55%</w:t>
             </w:r>
           </w:p>
         </w:tc>
@@ -5639,7 +6273,7 @@
         <w:tc>
           <w:tcPr>
             <w:tcW w:type="dxa" w:w="1824"/>
-            <w:shd w:fill="F4F6F9"/>
+            <w:shd w:fill="F0F4F8"/>
             <w:tcMar>
               <w:top w:w="80" w:type="dxa"/>
               <w:bottom w:w="80" w:type="dxa"/>
@@ -5665,7 +6299,7 @@
         <w:tc>
           <w:tcPr>
             <w:tcW w:type="dxa" w:w="1824"/>
-            <w:shd w:fill="F4F6F9"/>
+            <w:shd w:fill="F0F4F8"/>
             <w:tcMar>
               <w:top w:w="80" w:type="dxa"/>
               <w:bottom w:w="80" w:type="dxa"/>
@@ -5684,14 +6318,14 @@
                 <w:color w:val="282828"/>
                 <w:sz w:val="19"/>
               </w:rPr>
-              <w:t>78.50%</w:t>
+              <w:t>71.99%</w:t>
             </w:r>
           </w:p>
         </w:tc>
         <w:tc>
           <w:tcPr>
             <w:tcW w:type="dxa" w:w="1824"/>
-            <w:shd w:fill="F4F6F9"/>
+            <w:shd w:fill="F0F4F8"/>
             <w:tcMar>
               <w:top w:w="80" w:type="dxa"/>
               <w:bottom w:w="80" w:type="dxa"/>
@@ -5710,14 +6344,14 @@
                 <w:color w:val="282828"/>
                 <w:sz w:val="19"/>
               </w:rPr>
-              <w:t>80.39%</w:t>
+              <w:t>83.51%</w:t>
             </w:r>
           </w:p>
         </w:tc>
         <w:tc>
           <w:tcPr>
             <w:tcW w:type="dxa" w:w="1824"/>
-            <w:shd w:fill="F4F6F9"/>
+            <w:shd w:fill="F0F4F8"/>
             <w:tcMar>
               <w:top w:w="80" w:type="dxa"/>
               <w:bottom w:w="80" w:type="dxa"/>
@@ -5736,14 +6370,14 @@
                 <w:color w:val="282828"/>
                 <w:sz w:val="19"/>
               </w:rPr>
-              <w:t>79.43%</w:t>
+              <w:t>77.33%</w:t>
             </w:r>
           </w:p>
         </w:tc>
         <w:tc>
           <w:tcPr>
             <w:tcW w:type="dxa" w:w="1824"/>
-            <w:shd w:fill="F4F6F9"/>
+            <w:shd w:fill="F0F4F8"/>
             <w:tcMar>
               <w:top w:w="80" w:type="dxa"/>
               <w:bottom w:w="80" w:type="dxa"/>
@@ -5816,7 +6450,7 @@
                 <w:color w:val="282828"/>
                 <w:sz w:val="19"/>
               </w:rPr>
-              <w:t>61.20%</w:t>
+              <w:t>64.36%</w:t>
             </w:r>
           </w:p>
         </w:tc>
@@ -5842,7 +6476,7 @@
                 <w:color w:val="282828"/>
                 <w:sz w:val="19"/>
               </w:rPr>
-              <w:t>68.05%</w:t>
+              <w:t>66.34%</w:t>
             </w:r>
           </w:p>
         </w:tc>
@@ -5868,7 +6502,7 @@
                 <w:color w:val="282828"/>
                 <w:sz w:val="19"/>
               </w:rPr>
-              <w:t>64.44%</w:t>
+              <w:t>65.34%</w:t>
             </w:r>
           </w:p>
         </w:tc>
@@ -5903,7 +6537,7 @@
         <w:tc>
           <w:tcPr>
             <w:tcW w:type="dxa" w:w="1824"/>
-            <w:shd w:fill="F4F6F9"/>
+            <w:shd w:fill="F0F4F8"/>
             <w:tcMar>
               <w:top w:w="80" w:type="dxa"/>
               <w:bottom w:w="80" w:type="dxa"/>
@@ -5930,7 +6564,7 @@
         <w:tc>
           <w:tcPr>
             <w:tcW w:type="dxa" w:w="1824"/>
-            <w:shd w:fill="F4F6F9"/>
+            <w:shd w:fill="F0F4F8"/>
             <w:tcMar>
               <w:top w:w="80" w:type="dxa"/>
               <w:bottom w:w="80" w:type="dxa"/>
@@ -5950,14 +6584,14 @@
                 <w:color w:val="282828"/>
                 <w:sz w:val="19"/>
               </w:rPr>
-              <w:t>65.23%</w:t>
+              <w:t>64.31%</w:t>
             </w:r>
           </w:p>
         </w:tc>
         <w:tc>
           <w:tcPr>
             <w:tcW w:type="dxa" w:w="1824"/>
-            <w:shd w:fill="F4F6F9"/>
+            <w:shd w:fill="F0F4F8"/>
             <w:tcMar>
               <w:top w:w="80" w:type="dxa"/>
               <w:bottom w:w="80" w:type="dxa"/>
@@ -5977,14 +6611,14 @@
                 <w:color w:val="282828"/>
                 <w:sz w:val="19"/>
               </w:rPr>
-              <w:t>66.52%</w:t>
+              <w:t>67.53%</w:t>
             </w:r>
           </w:p>
         </w:tc>
         <w:tc>
           <w:tcPr>
             <w:tcW w:type="dxa" w:w="1824"/>
-            <w:shd w:fill="F4F6F9"/>
+            <w:shd w:fill="F0F4F8"/>
             <w:tcMar>
               <w:top w:w="80" w:type="dxa"/>
               <w:bottom w:w="80" w:type="dxa"/>
@@ -6004,14 +6638,14 @@
                 <w:color w:val="282828"/>
                 <w:sz w:val="19"/>
               </w:rPr>
-              <w:t>65.78%</w:t>
+              <w:t>65.57%</w:t>
             </w:r>
           </w:p>
         </w:tc>
         <w:tc>
           <w:tcPr>
             <w:tcW w:type="dxa" w:w="1824"/>
-            <w:shd w:fill="F4F6F9"/>
+            <w:shd w:fill="F0F4F8"/>
             <w:tcMar>
               <w:top w:w="80" w:type="dxa"/>
               <w:bottom w:w="80" w:type="dxa"/>
@@ -6087,7 +6721,7 @@
                 <w:color w:val="282828"/>
                 <w:sz w:val="19"/>
               </w:rPr>
-              <w:t>67.68%</w:t>
+              <w:t>67.92%</w:t>
             </w:r>
           </w:p>
         </w:tc>
@@ -6114,7 +6748,7 @@
                 <w:color w:val="282828"/>
                 <w:sz w:val="19"/>
               </w:rPr>
-              <w:t>67.86%</w:t>
+              <w:t>68.04%</w:t>
             </w:r>
           </w:p>
         </w:tc>
@@ -6141,7 +6775,7 @@
                 <w:color w:val="282828"/>
                 <w:sz w:val="19"/>
               </w:rPr>
-              <w:t>67.71%</w:t>
+              <w:t>67.87%</w:t>
             </w:r>
           </w:p>
         </w:tc>
@@ -6177,7 +6811,7 @@
         <w:tc>
           <w:tcPr>
             <w:tcW w:type="dxa" w:w="1824"/>
-            <w:shd w:fill="F4F6F9"/>
+            <w:shd w:fill="F0F4F8"/>
             <w:tcMar>
               <w:top w:w="80" w:type="dxa"/>
               <w:bottom w:w="80" w:type="dxa"/>
@@ -6204,7 +6838,7 @@
         <w:tc>
           <w:tcPr>
             <w:tcW w:type="dxa" w:w="1824"/>
-            <w:shd w:fill="F4F6F9"/>
+            <w:shd w:fill="F0F4F8"/>
             <w:tcMar>
               <w:top w:w="80" w:type="dxa"/>
               <w:bottom w:w="80" w:type="dxa"/>
@@ -6231,7 +6865,7 @@
         <w:tc>
           <w:tcPr>
             <w:tcW w:type="dxa" w:w="1824"/>
-            <w:shd w:fill="F4F6F9"/>
+            <w:shd w:fill="F0F4F8"/>
             <w:tcMar>
               <w:top w:w="80" w:type="dxa"/>
               <w:bottom w:w="80" w:type="dxa"/>
@@ -6258,7 +6892,7 @@
         <w:tc>
           <w:tcPr>
             <w:tcW w:type="dxa" w:w="1824"/>
-            <w:shd w:fill="F4F6F9"/>
+            <w:shd w:fill="F0F4F8"/>
             <w:tcMar>
               <w:top w:w="80" w:type="dxa"/>
               <w:bottom w:w="80" w:type="dxa"/>
@@ -6278,14 +6912,14 @@
                 <w:color w:val="282828"/>
                 <w:sz w:val="19"/>
               </w:rPr>
-              <w:t>67.86%</w:t>
+              <w:t>68.04%</w:t>
             </w:r>
           </w:p>
         </w:tc>
         <w:tc>
           <w:tcPr>
             <w:tcW w:type="dxa" w:w="1824"/>
-            <w:shd w:fill="F4F6F9"/>
+            <w:shd w:fill="F0F4F8"/>
             <w:tcMar>
               <w:top w:w="80" w:type="dxa"/>
               <w:bottom w:w="80" w:type="dxa"/>
@@ -6316,7 +6950,56 @@
       <w:r>
         <w:drawing>
           <wp:inline xmlns:a="http://schemas.openxmlformats.org/drawingml/2006/main" xmlns:pic="http://schemas.openxmlformats.org/drawingml/2006/picture">
-            <wp:extent cx="4754880" cy="4356488"/>
+            <wp:extent cx="5486400" cy="1952652"/>
+            <wp:docPr id="1" name="Picture 1"/>
+            <wp:cNvGraphicFramePr>
+              <a:graphicFrameLocks noChangeAspect="1"/>
+            </wp:cNvGraphicFramePr>
+            <a:graphic>
+              <a:graphicData uri="http://schemas.openxmlformats.org/drawingml/2006/picture">
+                <pic:pic>
+                  <pic:nvPicPr>
+                    <pic:cNvPr id="0" name="historial_entrenamiento.png"/>
+                    <pic:cNvPicPr/>
+                  </pic:nvPicPr>
+                  <pic:blipFill>
+                    <a:blip r:embed="rId9"/>
+                    <a:stretch>
+                      <a:fillRect/>
+                    </a:stretch>
+                  </pic:blipFill>
+                  <pic:spPr>
+                    <a:xfrm>
+                      <a:off x="0" y="0"/>
+                      <a:ext cx="5486400" cy="1952652"/>
+                    </a:xfrm>
+                    <a:prstGeom prst="rect"/>
+                  </pic:spPr>
+                </pic:pic>
+              </a:graphicData>
+            </a:graphic>
+          </wp:inline>
+        </w:drawing>
+      </w:r>
+    </w:p>
+    <w:p>
+      <w:pPr>
+        <w:spacing w:after="160"/>
+        <w:jc w:val="center"/>
+      </w:pPr>
+      <w:r>
+        <w:rPr>
+          <w:i/>
+          <w:sz w:val="19"/>
+        </w:rPr>
+        <w:t>Figura 1: Curvas de Pérdida (Loss) y Precisión (Accuracy) a lo largo del entrenamiento.</w:t>
+      </w:r>
+    </w:p>
+    <w:p>
+      <w:r>
+        <w:drawing>
+          <wp:inline xmlns:a="http://schemas.openxmlformats.org/drawingml/2006/main" xmlns:pic="http://schemas.openxmlformats.org/drawingml/2006/picture">
+            <wp:extent cx="4754880" cy="4734834"/>
             <wp:docPr id="2" name="Picture 2"/>
             <wp:cNvGraphicFramePr>
               <a:graphicFrameLocks noChangeAspect="1"/>
@@ -6337,7 +7020,7 @@
                   <pic:spPr>
                     <a:xfrm>
                       <a:off x="0" y="0"/>
-                      <a:ext cx="4754880" cy="4356488"/>
+                      <a:ext cx="4754880" cy="4734834"/>
                     </a:xfrm>
                     <a:prstGeom prst="rect"/>
                   </pic:spPr>
@@ -6350,6 +7033,7 @@
     </w:p>
     <w:p>
       <w:pPr>
+        <w:spacing w:after="160"/>
         <w:jc w:val="center"/>
       </w:pPr>
       <w:r>
@@ -6357,14 +7041,14 @@
           <w:i/>
           <w:sz w:val="19"/>
         </w:rPr>
-        <w:t>Figura 2: Matriz de Confusión Normalizada sobre el Conjunto de Test.</w:t>
+        <w:t>Figura 2: Matriz de Confusión Normalizada sobre las 7,178 imágenes de Test.</w:t>
       </w:r>
     </w:p>
     <w:p>
       <w:r>
         <w:drawing>
           <wp:inline xmlns:a="http://schemas.openxmlformats.org/drawingml/2006/main" xmlns:pic="http://schemas.openxmlformats.org/drawingml/2006/picture">
-            <wp:extent cx="4754880" cy="2840077"/>
+            <wp:extent cx="5303520" cy="2265656"/>
             <wp:docPr id="3" name="Picture 3"/>
             <wp:cNvGraphicFramePr>
               <a:graphicFrameLocks noChangeAspect="1"/>
@@ -6373,7 +7057,7 @@
               <a:graphicData uri="http://schemas.openxmlformats.org/drawingml/2006/picture">
                 <pic:pic>
                   <pic:nvPicPr>
-                    <pic:cNvPr id="0" name="accuracy_por_emocion.png"/>
+                    <pic:cNvPr id="0" name="f1_precision_recall_por_emocion.png"/>
                     <pic:cNvPicPr/>
                   </pic:nvPicPr>
                   <pic:blipFill>
@@ -6385,7 +7069,7 @@
                   <pic:spPr>
                     <a:xfrm>
                       <a:off x="0" y="0"/>
-                      <a:ext cx="4754880" cy="2840077"/>
+                      <a:ext cx="5303520" cy="2265656"/>
                     </a:xfrm>
                     <a:prstGeom prst="rect"/>
                   </pic:spPr>
@@ -6398,6 +7082,7 @@
     </w:p>
     <w:p>
       <w:pPr>
+        <w:spacing w:after="160"/>
         <w:jc w:val="center"/>
       </w:pPr>
       <w:r>
@@ -6405,7 +7090,56 @@
           <w:i/>
           <w:sz w:val="19"/>
         </w:rPr>
-        <w:t>Figura 3: Rendimiento de Exactitud por Emoción en Test.</w:t>
+        <w:t>Figura 3: Comparativa de F1-Score, Precision y Recall por Emoción en Test.</w:t>
+      </w:r>
+    </w:p>
+    <w:p>
+      <w:r>
+        <w:drawing>
+          <wp:inline xmlns:a="http://schemas.openxmlformats.org/drawingml/2006/main" xmlns:pic="http://schemas.openxmlformats.org/drawingml/2006/picture">
+            <wp:extent cx="4754880" cy="2843290"/>
+            <wp:docPr id="4" name="Picture 4"/>
+            <wp:cNvGraphicFramePr>
+              <a:graphicFrameLocks noChangeAspect="1"/>
+            </wp:cNvGraphicFramePr>
+            <a:graphic>
+              <a:graphicData uri="http://schemas.openxmlformats.org/drawingml/2006/picture">
+                <pic:pic>
+                  <pic:nvPicPr>
+                    <pic:cNvPr id="0" name="accuracy_por_emocion.png"/>
+                    <pic:cNvPicPr/>
+                  </pic:nvPicPr>
+                  <pic:blipFill>
+                    <a:blip r:embed="rId12"/>
+                    <a:stretch>
+                      <a:fillRect/>
+                    </a:stretch>
+                  </pic:blipFill>
+                  <pic:spPr>
+                    <a:xfrm>
+                      <a:off x="0" y="0"/>
+                      <a:ext cx="4754880" cy="2843290"/>
+                    </a:xfrm>
+                    <a:prstGeom prst="rect"/>
+                  </pic:spPr>
+                </pic:pic>
+              </a:graphicData>
+            </a:graphic>
+          </wp:inline>
+        </w:drawing>
+      </w:r>
+    </w:p>
+    <w:p>
+      <w:pPr>
+        <w:spacing w:after="160"/>
+        <w:jc w:val="center"/>
+      </w:pPr>
+      <w:r>
+        <w:rPr>
+          <w:i/>
+          <w:sz w:val="19"/>
+        </w:rPr>
+        <w:t>Figura 4: Exactitud (Accuracy) desagregada por cada categoría emocional.</w:t>
       </w:r>
     </w:p>
     <w:p>
@@ -6442,7 +7176,7 @@
           <w:color w:val="1E1E1E"/>
           <w:sz w:val="22"/>
         </w:rPr>
-        <w:t>Se desarrolló un módulo de inferencia en vivo de alto rendimiento que solventa las limitaciones tradicionales de pérdida de rostro y parpadeo mediante dos innovaciones arquitectónicas:</w:t>
+        <w:t>El módulo de inferencia en vivo (src/realtime.py) implementa optimizaciones de nivel industrial para garantizar una experiencia fluida, estable y libre de parpadeos:</w:t>
       </w:r>
     </w:p>
     <w:p>
@@ -6460,7 +7194,7 @@
         <w:rPr>
           <w:sz w:val="21"/>
         </w:rPr>
-        <w:t>Reemplaza al clásico Haar Cascade. Opera en red neuronal profunda detectando caras de perfil (giro yaw ±90°, cabeceo e inclinación), eliminando falsos positivos en ropa/fondos mediante umbrales de confianza neuronal y localizando 5 puntos clave faciales.</w:t>
+        <w:t>Reemplaza completamente los clasificadores clásicos por una red convolucional profunda que detecta caras multi-ángulo (yaw ±90°, roll, pitch), sin falsos positivos en ropa/fondos y extrayendo 5 landmarks faciales.</w:t>
       </w:r>
     </w:p>
     <w:p>
@@ -6472,13 +7206,13 @@
           <w:b/>
           <w:sz w:val="21"/>
         </w:rPr>
-        <w:t xml:space="preserve">•  Suavizado Temporal (EMA Tracker - Exponential Moving Average): </w:t>
+        <w:t xml:space="preserve">•  Suavizado Temporal EMA Tracker: </w:t>
       </w:r>
       <w:r>
         <w:rPr>
           <w:sz w:val="21"/>
         </w:rPr>
-        <w:t>Rastrea rostros cuadro a cuadro mediante IoU y aplica una media móvil exponencial (alfa=0.30) a las probabilidades y coordenadas. Esto erradica el 'jitter' o parpadeo errático producido por micro-expresiones o ruido en fotogramas individuales.</w:t>
+        <w:t>Rastrea rostros cuadro a cuadro calculando solapamiento IoU y aplica una Media Móvil Exponencial (alfa=0.30) sobre las probabilidades de emoción y coordenadas, eliminando el parpadeo errático (jitter).</w:t>
       </w:r>
     </w:p>
     <w:p>
@@ -6490,13 +7224,13 @@
           <w:b/>
           <w:sz w:val="21"/>
         </w:rPr>
-        <w:t xml:space="preserve">•  HUD Moderno con Métricas en Vivo: </w:t>
+        <w:t xml:space="preserve">•  Preprocesamiento Ultrarrápido en C++ (&lt;0.05 ms): </w:t>
       </w:r>
       <w:r>
         <w:rPr>
           <w:sz w:val="21"/>
         </w:rPr>
-        <w:t>Despliega métricas de rendimiento en tiempo real (FPS ~30-60, latencia de inferencia ~8-14 ms en RTX 5060 Ti), barras de probabilidad estilizadas y badges de emoción con código de color.</w:t>
+        <w:t>Redimensiona el recorte facial directamente en C++ con OpenCV y lo proyecta a tensores PyTorch en memoria contigua, eliminando el overhead de objetos PIL.</w:t>
       </w:r>
     </w:p>
     <w:p>
@@ -6508,13 +7242,31 @@
           <w:b/>
           <w:sz w:val="21"/>
         </w:rPr>
-        <w:t xml:space="preserve">•  Controles Interactivos en Caliente: </w:t>
+        <w:t xml:space="preserve">•  Optimización de Hardware de Cámara: </w:t>
       </w:r>
       <w:r>
         <w:rPr>
           <w:sz w:val="21"/>
         </w:rPr>
-        <w:t>Permite alternar en vivo entre detector YuNet y Haar ('d'), activar/desactivar suavizado EMA ('t'), mostrar landmarks ('l'), capturar fotos en alta resolución ('s') y pausar ('p').</w:t>
+        <w:t>Fuerza el códec de transmisión MJPG a 60 FPS y buffersize=1, desbloqueando el ancho de banda USB y eliminando el retraso por cola de frames.</w:t>
+      </w:r>
+    </w:p>
+    <w:p>
+      <w:pPr>
+        <w:spacing w:after="80"/>
+      </w:pPr>
+      <w:r>
+        <w:rPr>
+          <w:b/>
+          <w:sz w:val="21"/>
+        </w:rPr>
+        <w:t xml:space="preserve">•  Ventana Dinámicamente Ajustable: </w:t>
+      </w:r>
+      <w:r>
+        <w:rPr>
+          <w:sz w:val="21"/>
+        </w:rPr>
+        <w:t>Inicializada con cv2.WINDOW_NORMAL para permitir al usuario redimensionar la ventana arrastrando los bordes con el mouse o maximizarla en cualquier monitor.</w:t>
       </w:r>
     </w:p>
     <w:p>
@@ -6551,22 +7303,7 @@
           <w:color w:val="1E1E1E"/>
           <w:sz w:val="22"/>
         </w:rPr>
-        <w:t>Uno de los mayores desafíos de los sistemas de Deep Learning es la dependencia de librerías pesadas (PyTorch, CUDA, Torchvision) que requieren más de 3 GB de almacenamiento y hardware gráfico especializado. Para garantizar la portabilidad total y permitir que el sistema funcione en cualquier computadora convencional (laptops básicas, PCs de laboratorio sin GPU dedicada), se diseñó una estrategia de exportación y empaquetado autónomo:</w:t>
-      </w:r>
-    </w:p>
-    <w:p>
-      <w:pPr>
-        <w:pStyle w:val="Heading2"/>
-        <w:spacing w:before="200" w:after="80"/>
-      </w:pPr>
-      <w:r>
-        <w:rPr>
-          <w:rFonts w:ascii="Calibri" w:hAnsi="Calibri"/>
-          <w:b/>
-          <w:color w:val="004C99"/>
-          <w:sz w:val="26"/>
-        </w:rPr>
-        <w:t>9.1. Exportación al Estándar Abierto ONNX</w:t>
+        <w:t>Para garantizar la máxima transferibilidad del proyecto sin requerir que la máquina destino instale PyTorch o cuente con hardware CUDA especializado, se implementó una estrategia de exportación universal:</w:t>
       </w:r>
     </w:p>
     <w:p>
@@ -6583,465 +7320,13 @@
           <w:color w:val="1E1E1E"/>
           <w:sz w:val="22"/>
         </w:rPr>
-        <w:t>El modelo entrenado EmotionResNetSE se exportó a formato ONNX (Open Neural Network Exchange, versión de operadores 17) generando el archivo 'modelo_emociones_cv2.onnx' (43.5 MB). Este archivo encapsula completamente los 11.38M de parámetros y la topología residual con atención, permitiendo su lectura directa mediante el motor OpenCV DNN nativo (cv2.dnn.readNetFromONNX).</w:t>
+        <w:t>•  Exportación ONNX: El modelo EmotionResNetSE se exporta al estándar universal 'modelo_emociones_cv2.onnx' (43.5 MB) con versión de operadores opset=17.</w:t>
+        <w:br/>
+        <w:t>•  Inferencia con OpenCV DNN: Permite cargar el grafo directamente mediante cv2.dnn.readNetFromONNX y ejecutarlo en CPU a más de 30-60 FPS.</w:t>
+        <w:br/>
+        <w:t>•  Paquete Autónomo Portátil (.ZIP): Se empaqueta en 'Emotion_AI_Portable_v2.0.zip' (40.5 MB) con un lanzador por lotes 'EJECUTAR_WEBCAM.bat' que corre con 1 solo clic en cualquier PC con solo 15 MB de dependencias (OpenCV y NumPy).</w:t>
       </w:r>
     </w:p>
-    <w:p>
-      <w:pPr>
-        <w:pStyle w:val="Heading2"/>
-        <w:spacing w:before="200" w:after="80"/>
-      </w:pPr>
-      <w:r>
-        <w:rPr>
-          <w:rFonts w:ascii="Calibri" w:hAnsi="Calibri"/>
-          <w:b/>
-          <w:color w:val="004C99"/>
-          <w:sz w:val="26"/>
-        </w:rPr>
-        <w:t>9.2. Distribución Autónoma y Lanzador con Un Solo Clic</w:t>
-      </w:r>
-    </w:p>
-    <w:p>
-      <w:pPr>
-        <w:spacing w:after="120" w:line="276" w:lineRule="auto"/>
-        <w:ind w:firstLine="454"/>
-        <w:jc w:val="both"/>
-      </w:pPr>
-      <w:r>
-        <w:rPr>
-          <w:rFonts w:ascii="Calibri" w:hAnsi="Calibri"/>
-          <w:b w:val="0"/>
-          <w:i w:val="0"/>
-          <w:color w:val="1E1E1E"/>
-          <w:sz w:val="22"/>
-        </w:rPr>
-        <w:t>Se compiló un paquete de distribución ultra-ligero ('Emotion_AI_Portable_v2.0.zip', 40.5 MB) con las siguientes características:</w:t>
-        <w:br/>
-        <w:t>•  Cero Requisitos de PyTorch: La inferencia corre 100% en OpenCV y NumPy (menos de 15 MB de dependencias).</w:t>
-        <w:br/>
-        <w:t>•  Lanzador por lotes ('EJECUTAR_WEBCAM.bat'): Verifica la presencia de Python, autoinstala OpenCV en segundos si hiciera falta y abre la cámara inmediatamente.</w:t>
-        <w:br/>
-        <w:t>•  Rendimiento CPU Optimizado: Alcanza entre 30 y 60 FPS estables en procesadores Intel Core i3/i5 o AMD Ryzen estándar.</w:t>
-        <w:br/>
-        <w:t>•  Mantenimiento de la Experiencia Completa: Conserva el detector multi-ángulo YuNet, el suavizado EMA anti-parpadeo y el HUD estilizado con barras de probabilidad.</w:t>
-      </w:r>
-    </w:p>
-    <w:tbl>
-      <w:tblPr>
-        <w:tblStyle w:val="TableGrid"/>
-        <w:tblW w:type="auto" w:w="0"/>
-        <w:jc w:val="center"/>
-        <w:tblLook w:firstColumn="1" w:firstRow="1" w:lastColumn="0" w:lastRow="0" w:noHBand="0" w:noVBand="1" w:val="04A0"/>
-      </w:tblPr>
-      <w:tblGrid>
-        <w:gridCol w:w="3041"/>
-        <w:gridCol w:w="3041"/>
-        <w:gridCol w:w="3041"/>
-      </w:tblGrid>
-      <w:tr>
-        <w:tc>
-          <w:tcPr>
-            <w:tcW w:type="dxa" w:w="3041"/>
-            <w:shd w:fill="003366"/>
-            <w:tcMar>
-              <w:top w:w="120" w:type="dxa"/>
-              <w:bottom w:w="120" w:type="dxa"/>
-              <w:left w:w="140" w:type="dxa"/>
-              <w:right w:w="140" w:type="dxa"/>
-            </w:tcMar>
-            <w:vAlign w:val="center"/>
-          </w:tcPr>
-          <w:p>
-            <w:pPr>
-              <w:jc w:val="center"/>
-            </w:pPr>
-            <w:r>
-              <w:rPr>
-                <w:rFonts w:ascii="Calibri" w:hAnsi="Calibri"/>
-                <w:b/>
-                <w:color w:val="FFFFFF"/>
-                <w:sz w:val="20"/>
-              </w:rPr>
-              <w:t>Parámetro de Despliegue</w:t>
-            </w:r>
-          </w:p>
-        </w:tc>
-        <w:tc>
-          <w:tcPr>
-            <w:tcW w:type="dxa" w:w="3041"/>
-            <w:shd w:fill="003366"/>
-            <w:tcMar>
-              <w:top w:w="120" w:type="dxa"/>
-              <w:bottom w:w="120" w:type="dxa"/>
-              <w:left w:w="140" w:type="dxa"/>
-              <w:right w:w="140" w:type="dxa"/>
-            </w:tcMar>
-            <w:vAlign w:val="center"/>
-          </w:tcPr>
-          <w:p>
-            <w:pPr>
-              <w:jc w:val="center"/>
-            </w:pPr>
-            <w:r>
-              <w:rPr>
-                <w:rFonts w:ascii="Calibri" w:hAnsi="Calibri"/>
-                <w:b/>
-                <w:color w:val="FFFFFF"/>
-                <w:sz w:val="20"/>
-              </w:rPr>
-              <w:t>Especificación Técnica</w:t>
-            </w:r>
-          </w:p>
-        </w:tc>
-        <w:tc>
-          <w:tcPr>
-            <w:tcW w:type="dxa" w:w="3041"/>
-            <w:shd w:fill="003366"/>
-            <w:tcMar>
-              <w:top w:w="120" w:type="dxa"/>
-              <w:bottom w:w="120" w:type="dxa"/>
-              <w:left w:w="140" w:type="dxa"/>
-              <w:right w:w="140" w:type="dxa"/>
-            </w:tcMar>
-            <w:vAlign w:val="center"/>
-          </w:tcPr>
-          <w:p>
-            <w:pPr>
-              <w:jc w:val="center"/>
-            </w:pPr>
-            <w:r>
-              <w:rPr>
-                <w:rFonts w:ascii="Calibri" w:hAnsi="Calibri"/>
-                <w:b/>
-                <w:color w:val="FFFFFF"/>
-                <w:sz w:val="20"/>
-              </w:rPr>
-              <w:t>Beneficio Operativo</w:t>
-            </w:r>
-          </w:p>
-        </w:tc>
-      </w:tr>
-      <w:tr>
-        <w:tc>
-          <w:tcPr>
-            <w:tcW w:type="dxa" w:w="3041"/>
-            <w:shd w:fill="FFFFFF"/>
-            <w:tcMar>
-              <w:top w:w="80" w:type="dxa"/>
-              <w:bottom w:w="80" w:type="dxa"/>
-              <w:left w:w="120" w:type="dxa"/>
-              <w:right w:w="120" w:type="dxa"/>
-            </w:tcMar>
-            <w:vAlign w:val="center"/>
-          </w:tcPr>
-          <w:p>
-            <w:pPr>
-              <w:jc w:val="center"/>
-            </w:pPr>
-            <w:r>
-              <w:rPr>
-                <w:rFonts w:ascii="Calibri" w:hAnsi="Calibri"/>
-                <w:color w:val="282828"/>
-                <w:sz w:val="19"/>
-              </w:rPr>
-              <w:t>Entorno de Entrenamiento</w:t>
-            </w:r>
-          </w:p>
-        </w:tc>
-        <w:tc>
-          <w:tcPr>
-            <w:tcW w:type="dxa" w:w="3041"/>
-            <w:shd w:fill="FFFFFF"/>
-            <w:tcMar>
-              <w:top w:w="80" w:type="dxa"/>
-              <w:bottom w:w="80" w:type="dxa"/>
-              <w:left w:w="120" w:type="dxa"/>
-              <w:right w:w="120" w:type="dxa"/>
-            </w:tcMar>
-            <w:vAlign w:val="center"/>
-          </w:tcPr>
-          <w:p>
-            <w:pPr>
-              <w:jc w:val="left"/>
-            </w:pPr>
-            <w:r>
-              <w:rPr>
-                <w:rFonts w:ascii="Calibri" w:hAnsi="Calibri"/>
-                <w:color w:val="282828"/>
-                <w:sz w:val="19"/>
-              </w:rPr>
-              <w:t>PyTorch 2.11 + CUDA 12.8 + GPU RTX 5060 Ti 16GB</w:t>
-            </w:r>
-          </w:p>
-        </w:tc>
-        <w:tc>
-          <w:tcPr>
-            <w:tcW w:type="dxa" w:w="3041"/>
-            <w:shd w:fill="FFFFFF"/>
-            <w:tcMar>
-              <w:top w:w="80" w:type="dxa"/>
-              <w:bottom w:w="80" w:type="dxa"/>
-              <w:left w:w="120" w:type="dxa"/>
-              <w:right w:w="120" w:type="dxa"/>
-            </w:tcMar>
-            <w:vAlign w:val="center"/>
-          </w:tcPr>
-          <w:p>
-            <w:pPr>
-              <w:jc w:val="left"/>
-            </w:pPr>
-            <w:r>
-              <w:rPr>
-                <w:rFonts w:ascii="Calibri" w:hAnsi="Calibri"/>
-                <w:color w:val="282828"/>
-                <w:sz w:val="19"/>
-              </w:rPr>
-              <w:t>3.8 GB de dependencias</w:t>
-            </w:r>
-          </w:p>
-        </w:tc>
-      </w:tr>
-      <w:tr>
-        <w:tc>
-          <w:tcPr>
-            <w:tcW w:type="dxa" w:w="3041"/>
-            <w:shd w:fill="F4F6F9"/>
-            <w:tcMar>
-              <w:top w:w="80" w:type="dxa"/>
-              <w:bottom w:w="80" w:type="dxa"/>
-              <w:left w:w="120" w:type="dxa"/>
-              <w:right w:w="120" w:type="dxa"/>
-            </w:tcMar>
-            <w:vAlign w:val="center"/>
-          </w:tcPr>
-          <w:p>
-            <w:pPr>
-              <w:jc w:val="center"/>
-            </w:pPr>
-            <w:r>
-              <w:rPr>
-                <w:rFonts w:ascii="Calibri" w:hAnsi="Calibri"/>
-                <w:color w:val="282828"/>
-                <w:sz w:val="19"/>
-              </w:rPr>
-              <w:t>Entorno Portátil de Producción</w:t>
-            </w:r>
-          </w:p>
-        </w:tc>
-        <w:tc>
-          <w:tcPr>
-            <w:tcW w:type="dxa" w:w="3041"/>
-            <w:shd w:fill="F4F6F9"/>
-            <w:tcMar>
-              <w:top w:w="80" w:type="dxa"/>
-              <w:bottom w:w="80" w:type="dxa"/>
-              <w:left w:w="120" w:type="dxa"/>
-              <w:right w:w="120" w:type="dxa"/>
-            </w:tcMar>
-            <w:vAlign w:val="center"/>
-          </w:tcPr>
-          <w:p>
-            <w:pPr>
-              <w:jc w:val="left"/>
-            </w:pPr>
-            <w:r>
-              <w:rPr>
-                <w:rFonts w:ascii="Calibri" w:hAnsi="Calibri"/>
-                <w:color w:val="282828"/>
-                <w:sz w:val="19"/>
-              </w:rPr>
-              <w:t>OpenCV DNN ONNX + CPU/GPU universal</w:t>
-            </w:r>
-          </w:p>
-        </w:tc>
-        <w:tc>
-          <w:tcPr>
-            <w:tcW w:type="dxa" w:w="3041"/>
-            <w:shd w:fill="F4F6F9"/>
-            <w:tcMar>
-              <w:top w:w="80" w:type="dxa"/>
-              <w:bottom w:w="80" w:type="dxa"/>
-              <w:left w:w="120" w:type="dxa"/>
-              <w:right w:w="120" w:type="dxa"/>
-            </w:tcMar>
-            <w:vAlign w:val="center"/>
-          </w:tcPr>
-          <w:p>
-            <w:pPr>
-              <w:jc w:val="left"/>
-            </w:pPr>
-            <w:r>
-              <w:rPr>
-                <w:rFonts w:ascii="Calibri" w:hAnsi="Calibri"/>
-                <w:color w:val="282828"/>
-                <w:sz w:val="19"/>
-              </w:rPr>
-              <w:t>15 MB de dependencias (solo OpenCV+NumPy)</w:t>
-            </w:r>
-          </w:p>
-        </w:tc>
-      </w:tr>
-      <w:tr>
-        <w:tc>
-          <w:tcPr>
-            <w:tcW w:type="dxa" w:w="3041"/>
-            <w:shd w:fill="FFFFFF"/>
-            <w:tcMar>
-              <w:top w:w="80" w:type="dxa"/>
-              <w:bottom w:w="80" w:type="dxa"/>
-              <w:left w:w="120" w:type="dxa"/>
-              <w:right w:w="120" w:type="dxa"/>
-            </w:tcMar>
-            <w:vAlign w:val="center"/>
-          </w:tcPr>
-          <w:p>
-            <w:pPr>
-              <w:jc w:val="center"/>
-            </w:pPr>
-            <w:r>
-              <w:rPr>
-                <w:rFonts w:ascii="Calibri" w:hAnsi="Calibri"/>
-                <w:color w:val="282828"/>
-                <w:sz w:val="19"/>
-              </w:rPr>
-              <w:t>Tiempo de Inferencia CPU</w:t>
-            </w:r>
-          </w:p>
-        </w:tc>
-        <w:tc>
-          <w:tcPr>
-            <w:tcW w:type="dxa" w:w="3041"/>
-            <w:shd w:fill="FFFFFF"/>
-            <w:tcMar>
-              <w:top w:w="80" w:type="dxa"/>
-              <w:bottom w:w="80" w:type="dxa"/>
-              <w:left w:w="120" w:type="dxa"/>
-              <w:right w:w="120" w:type="dxa"/>
-            </w:tcMar>
-            <w:vAlign w:val="center"/>
-          </w:tcPr>
-          <w:p>
-            <w:pPr>
-              <w:jc w:val="left"/>
-            </w:pPr>
-            <w:r>
-              <w:rPr>
-                <w:rFonts w:ascii="Calibri" w:hAnsi="Calibri"/>
-                <w:color w:val="282828"/>
-                <w:sz w:val="19"/>
-              </w:rPr>
-              <w:t>15 - 25 milisegundos por fotograma (30-60 FPS)</w:t>
-            </w:r>
-          </w:p>
-        </w:tc>
-        <w:tc>
-          <w:tcPr>
-            <w:tcW w:type="dxa" w:w="3041"/>
-            <w:shd w:fill="FFFFFF"/>
-            <w:tcMar>
-              <w:top w:w="80" w:type="dxa"/>
-              <w:bottom w:w="80" w:type="dxa"/>
-              <w:left w:w="120" w:type="dxa"/>
-              <w:right w:w="120" w:type="dxa"/>
-            </w:tcMar>
-            <w:vAlign w:val="center"/>
-          </w:tcPr>
-          <w:p>
-            <w:pPr>
-              <w:jc w:val="left"/>
-            </w:pPr>
-            <w:r>
-              <w:rPr>
-                <w:rFonts w:ascii="Calibri" w:hAnsi="Calibri"/>
-                <w:color w:val="282828"/>
-                <w:sz w:val="19"/>
-              </w:rPr>
-              <w:t>Fluido en cualquier laptop</w:t>
-            </w:r>
-          </w:p>
-        </w:tc>
-      </w:tr>
-      <w:tr>
-        <w:tc>
-          <w:tcPr>
-            <w:tcW w:type="dxa" w:w="3041"/>
-            <w:shd w:fill="F4F6F9"/>
-            <w:tcMar>
-              <w:top w:w="80" w:type="dxa"/>
-              <w:bottom w:w="80" w:type="dxa"/>
-              <w:left w:w="120" w:type="dxa"/>
-              <w:right w:w="120" w:type="dxa"/>
-            </w:tcMar>
-            <w:vAlign w:val="center"/>
-          </w:tcPr>
-          <w:p>
-            <w:pPr>
-              <w:jc w:val="center"/>
-            </w:pPr>
-            <w:r>
-              <w:rPr>
-                <w:rFonts w:ascii="Calibri" w:hAnsi="Calibri"/>
-                <w:color w:val="282828"/>
-                <w:sz w:val="19"/>
-              </w:rPr>
-              <w:t>Paquete Distribuible</w:t>
-            </w:r>
-          </w:p>
-        </w:tc>
-        <w:tc>
-          <w:tcPr>
-            <w:tcW w:type="dxa" w:w="3041"/>
-            <w:shd w:fill="F4F6F9"/>
-            <w:tcMar>
-              <w:top w:w="80" w:type="dxa"/>
-              <w:bottom w:w="80" w:type="dxa"/>
-              <w:left w:w="120" w:type="dxa"/>
-              <w:right w:w="120" w:type="dxa"/>
-            </w:tcMar>
-            <w:vAlign w:val="center"/>
-          </w:tcPr>
-          <w:p>
-            <w:pPr>
-              <w:jc w:val="left"/>
-            </w:pPr>
-            <w:r>
-              <w:rPr>
-                <w:rFonts w:ascii="Calibri" w:hAnsi="Calibri"/>
-                <w:color w:val="282828"/>
-                <w:sz w:val="19"/>
-              </w:rPr>
-              <w:t>Emotion_AI_Portable_v2.0.zip</w:t>
-            </w:r>
-          </w:p>
-        </w:tc>
-        <w:tc>
-          <w:tcPr>
-            <w:tcW w:type="dxa" w:w="3041"/>
-            <w:shd w:fill="F4F6F9"/>
-            <w:tcMar>
-              <w:top w:w="80" w:type="dxa"/>
-              <w:bottom w:w="80" w:type="dxa"/>
-              <w:left w:w="120" w:type="dxa"/>
-              <w:right w:w="120" w:type="dxa"/>
-            </w:tcMar>
-            <w:vAlign w:val="center"/>
-          </w:tcPr>
-          <w:p>
-            <w:pPr>
-              <w:jc w:val="left"/>
-            </w:pPr>
-            <w:r>
-              <w:rPr>
-                <w:rFonts w:ascii="Calibri" w:hAnsi="Calibri"/>
-                <w:color w:val="282828"/>
-                <w:sz w:val="19"/>
-              </w:rPr>
-              <w:t>40.5 MB listo para compartir</w:t>
-            </w:r>
-          </w:p>
-        </w:tc>
-      </w:tr>
-    </w:tbl>
     <w:p>
       <w:r>
         <w:br w:type="page"/>
@@ -7072,7 +7357,7 @@
           <w:rFonts w:ascii="Calibri" w:hAnsi="Calibri"/>
           <w:sz w:val="22"/>
         </w:rPr>
-        <w:t>Se diseñó e implementó exitosamente la arquitectura EmotionResNetSE (Residual Blocks + Squeeze-and-Excitation Attention), alcanzando 68.97% de Val Accuracy y 67.86% de Test Accuracy en FER2013, superando el benchmark de concordancia humana promedio (65%-68%).</w:t>
+        <w:t>Se implementó con éxito la arquitectura EmotionResNetSE (Residual Blocks + SE Attention + GAP, 11.38M de parámetros), alcanzando 68.04% de Accuracy en el conjunto de Test independiente de FER-2013, un desempeño sobresaliente considerando la concordancia humana promedio del dataset (65-68%).</w:t>
       </w:r>
     </w:p>
     <w:p>
@@ -7085,7 +7370,7 @@
           <w:rFonts w:ascii="Calibri" w:hAnsi="Calibri"/>
           <w:sz w:val="22"/>
         </w:rPr>
-        <w:t>El uso de Ponderación de Clases (Class Weights) y Label Smoothing incrementó drásticamente el Recall en clases críticas y desbalanceadas, elevando 'Disgusto' a 67.57% (frente a 47.75% anterior) y 'Miedo' a 48.54% (frente a 31.93%).</w:t>
+        <w:t>La integración de Focal Loss (gamma=2.0) y Oversampling estocástico resolvió eficazmente el desbalance de clases, logrando un Recall del 72.97% en 'Disgusto' (frente al 47.75% de modelos basales sin ponderación).</w:t>
       </w:r>
     </w:p>
     <w:p>
@@ -7098,7 +7383,7 @@
           <w:rFonts w:ascii="Calibri" w:hAnsi="Calibri"/>
           <w:sz w:val="22"/>
         </w:rPr>
-        <w:t>La estrategia de carga y Data Augmentation 100% residente en VRAM (78.9 MB) eliminó los cuellos de botella de memoria RAM y transferencias PCIe, acelerando el entrenamiento a solo 12 segundos por época en la GPU NVIDIA RTX 5060 Ti.</w:t>
+        <w:t>El cargador de datos nativo en GPU (FastGPUDataLoader) con dataset residente en VRAM (78.9 MB) y Data Augmentation en CUDA (rotación afín ±12°, crops y cutouts) aceleró el ciclo de entrenamiento eliminando completamente los cuellos de botella PCIe.</w:t>
       </w:r>
     </w:p>
     <w:p>
@@ -7111,7 +7396,7 @@
           <w:rFonts w:ascii="Calibri" w:hAnsi="Calibri"/>
           <w:sz w:val="22"/>
         </w:rPr>
-        <w:t>La integración del detector neuronal YuNet ONNX erradicó la pérdida de seguimiento facial al girar la cabeza de perfil (yaw ±90°) y eliminó falsos positivos sobre fondos y vestimenta.</w:t>
+        <w:t>El detector neuronal YuNet ONNX erradicó la pérdida de seguimiento facial en perfiles de hasta ±90° de giro y eliminó los falsos positivos sobre fondos y vestimenta.</w:t>
       </w:r>
     </w:p>
     <w:p>
@@ -7124,7 +7409,7 @@
           <w:rFonts w:ascii="Calibri" w:hAnsi="Calibri"/>
           <w:sz w:val="22"/>
         </w:rPr>
-        <w:t>El mecanismo de Suavizado Temporal EMA (alfa=0.30) estabilizó la salida en streaming de webcam, transformando la experiencia de usuario en un sistema fluido, profesional y libre de parpadeos.</w:t>
+        <w:t>El filtro de Suavizado Temporal EMA (alfa=0.30) junto a las optimizaciones de cámara MJPG a 60 FPS y preprocesamiento en C++ transformaron la inferencia en una experiencia de producción en tiempo real fluida y robusta.</w:t>
       </w:r>
     </w:p>
     <w:p>
@@ -7137,7 +7422,7 @@
           <w:rFonts w:ascii="Calibri" w:hAnsi="Calibri"/>
           <w:sz w:val="22"/>
         </w:rPr>
-        <w:t>La exportación a formato universal ONNX y la creación del paquete portátil autónomo (.ZIP con lanzador .bat) demostraron la viabilidad de transferir modelos de Deep Learning de última generación a cualquier computadora convencional con solo 15 MB de dependencias y sin pérdida de precisión.</w:t>
+        <w:t>La exportación a formato universal ONNX y la distribución portátil empaquetada demostraron que un modelo de Deep Learning de última generación puede desplegarse en cualquier computadora convencional con solo 15 MB de dependencias y sin pérdida de precisión.</w:t>
       </w:r>
     </w:p>
     <w:p>
@@ -7196,7 +7481,7 @@
           <w:rFonts w:ascii="Calibri" w:hAnsi="Calibri"/>
           <w:sz w:val="20"/>
         </w:rPr>
-        <w:t>[3]  Bai, J., et al. (2019). "ONNX: Open Neural Network Exchange". GitHub repository, https://github.com/onnx/onnx.</w:t>
+        <w:t>[3]  Lin, T. Y., Goyal, P., Girshick, R., He, K., &amp; Dollár, P. (2017). "Focal Loss for Dense Object Detection". IEEE ICCV, pp. 2980-2988.</w:t>
       </w:r>
     </w:p>
     <w:p>
@@ -7209,7 +7494,7 @@
           <w:rFonts w:ascii="Calibri" w:hAnsi="Calibri"/>
           <w:sz w:val="20"/>
         </w:rPr>
-        <w:t>[4]  Goodfellow, I. J., et al. (2013). "Challenges in Representation Learning: A report on three machine learning contests". ICML Workshop on Representation Learning (FER-2013).</w:t>
+        <w:t>[4]  Goodfellow, I. J., et al. (2013). "Challenges in Representation Learning: A report on three machine learning contests (FER-2013)". ICML Workshop on Representation Learning.</w:t>
       </w:r>
     </w:p>
     <w:p>
@@ -7222,7 +7507,7 @@
           <w:rFonts w:ascii="Calibri" w:hAnsi="Calibri"/>
           <w:sz w:val="20"/>
         </w:rPr>
-        <w:t>[5]  Goodfellow, I., Bengio, Y., &amp; Courville, A. (2016). "Deep Learning". MIT Press.</w:t>
+        <w:t>[5]  Zhang, H., Cisse, M., Dauphin, Y. N., &amp; Lopez-Paz, D. (2018). "mixup: Beyond Empirical Risk Minimization". ICLR.</w:t>
       </w:r>
     </w:p>
     <w:p>
@@ -7235,7 +7520,7 @@
           <w:rFonts w:ascii="Calibri" w:hAnsi="Calibri"/>
           <w:sz w:val="20"/>
         </w:rPr>
-        <w:t>[6]  Muller, R., Kornblith, S., &amp; Hinton, G. E. (2019). "When Does Label Smoothing Help?". Advances in Neural Information Processing Systems (NeurIPS), 32.</w:t>
+        <w:t>[6]  Loshchilov, I., &amp; Hutter, F. (2019). "Decoupled Weight Decay Regularization (AdamW)". ICLR.</w:t>
       </w:r>
     </w:p>
     <w:p>
@@ -7248,7 +7533,7 @@
           <w:rFonts w:ascii="Calibri" w:hAnsi="Calibri"/>
           <w:sz w:val="20"/>
         </w:rPr>
-        <w:t>[7]  Loshchilov, I., &amp; Hutter, F. (2019). "Decoupled Weight Decay Regularization (AdamW)". ICLR.</w:t>
+        <w:t>[7]  Zhang, S., Zhu, X., Lei, Z., Shi, H., Wang, X., &amp; Li, S. Z. (2020). "FaceBoxes: A Rapid yet High-Accuracy Face Detector (YuNet Base)". IEEE Transactions on Biometrics.</w:t>
       </w:r>
     </w:p>
     <w:p>
@@ -7261,7 +7546,7 @@
           <w:rFonts w:ascii="Calibri" w:hAnsi="Calibri"/>
           <w:sz w:val="20"/>
         </w:rPr>
-        <w:t>[8]  Zhang, S., Zhu, X., Lei, Z., Shi, H., Wang, X., &amp; Li, S. Z. (2020). "FaceBoxes: A Rapid yet High-Accuracy Face Detector". IEEE Transactions on Biometrics (YuNet Base).</w:t>
+        <w:t>[8]  Bradski, G. (2000). "The OpenCV Library / Deep Neural Network Module (DNN)". Dr. Dobb's Journal of Software Tools.</w:t>
       </w:r>
     </w:p>
     <w:p>
@@ -7274,7 +7559,7 @@
           <w:rFonts w:ascii="Calibri" w:hAnsi="Calibri"/>
           <w:sz w:val="20"/>
         </w:rPr>
-        <w:t>[9]  Bradski, G. (2000). "The OpenCV Library / Deep Neural Network Module (DNN)". Dr. Dobb's Journal of Software Tools.</w:t>
+        <w:t>[9]  Paszke, A., et al. (2019). "PyTorch: An Imperative Style, High-Performance Deep Learning Library". NeurIPS.</w:t>
       </w:r>
     </w:p>
     <w:p>
@@ -7287,7 +7572,7 @@
           <w:rFonts w:ascii="Calibri" w:hAnsi="Calibri"/>
           <w:sz w:val="20"/>
         </w:rPr>
-        <w:t>[10]  Paszke, A., et al. (2019). "PyTorch: An Imperative Style, High-Performance Deep Learning Library". NeurIPS.</w:t>
+        <w:t>[10]  Bai, J., et al. (2019). "ONNX: Open Neural Network Exchange". GitHub repository, https://github.com/onnx/onnx.</w:t>
       </w:r>
     </w:p>
     <w:sectPr>

--- a/outputs/Actividad_CNN_Emociones_Risco_Gil_Manuel_Fabrizzio.docx
+++ b/outputs/Actividad_CNN_Emociones_Risco_Gil_Manuel_Fabrizzio.docx
@@ -1302,7 +1302,7 @@
               <w:rPr>
                 <w:sz w:val="19"/>
               </w:rPr>
-              <w:t xml:space="preserve">   7.1. Curvas de Aprendizaje e Historial de Entrenamiento</w:t>
+              <w:t xml:space="preserve">   7.1. Curvas de Aprendizaje e Historial de Entrenamiento (Figura 1)</w:t>
             </w:r>
           </w:p>
         </w:tc>
@@ -1345,7 +1345,7 @@
               <w:rPr>
                 <w:sz w:val="19"/>
               </w:rPr>
-              <w:t xml:space="preserve">   7.2. Evaluación Integral en Test (7,178 Muestras)</w:t>
+              <w:t xml:space="preserve">   7.2. Evaluación Global y Reporte de Clasificación en Test (7,178 Muestras)</w:t>
             </w:r>
           </w:p>
         </w:tc>
@@ -1388,7 +1388,7 @@
               <w:rPr>
                 <w:sz w:val="19"/>
               </w:rPr>
-              <w:t xml:space="preserve">   7.3. Matriz de Confusión Normalizada y F1-Score por Emoción</w:t>
+              <w:t xml:space="preserve">   7.3. Análisis Exhaustivo de las Matrices de Confusión (Figuras 2 y 3)</w:t>
             </w:r>
           </w:p>
         </w:tc>
@@ -1411,6 +1411,178 @@
                 <w:sz w:val="19"/>
               </w:rPr>
               <w:t>17</w:t>
+            </w:r>
+          </w:p>
+        </w:tc>
+      </w:tr>
+      <w:tr>
+        <w:tc>
+          <w:tcPr>
+            <w:tcW w:type="dxa" w:w="4561"/>
+            <w:tcMar>
+              <w:top w:w="40" w:type="dxa"/>
+              <w:bottom w:w="40" w:type="dxa"/>
+              <w:left w:w="60" w:type="dxa"/>
+              <w:right w:w="60" w:type="dxa"/>
+            </w:tcMar>
+          </w:tcPr>
+          <w:p>
+            <w:r>
+              <w:rPr>
+                <w:sz w:val="19"/>
+              </w:rPr>
+              <w:t xml:space="preserve">   7.4. Análisis Comparativo de F1-Score, Precisión y Recall (Figura 4)</w:t>
+            </w:r>
+          </w:p>
+        </w:tc>
+        <w:tc>
+          <w:tcPr>
+            <w:tcW w:type="dxa" w:w="4561"/>
+            <w:tcMar>
+              <w:top w:w="40" w:type="dxa"/>
+              <w:bottom w:w="40" w:type="dxa"/>
+              <w:left w:w="60" w:type="dxa"/>
+              <w:right w:w="60" w:type="dxa"/>
+            </w:tcMar>
+          </w:tcPr>
+          <w:p>
+            <w:pPr>
+              <w:jc w:val="right"/>
+            </w:pPr>
+            <w:r>
+              <w:rPr>
+                <w:sz w:val="19"/>
+              </w:rPr>
+              <w:t>19</w:t>
+            </w:r>
+          </w:p>
+        </w:tc>
+      </w:tr>
+      <w:tr>
+        <w:tc>
+          <w:tcPr>
+            <w:tcW w:type="dxa" w:w="4561"/>
+            <w:tcMar>
+              <w:top w:w="40" w:type="dxa"/>
+              <w:bottom w:w="40" w:type="dxa"/>
+              <w:left w:w="60" w:type="dxa"/>
+              <w:right w:w="60" w:type="dxa"/>
+            </w:tcMar>
+          </w:tcPr>
+          <w:p>
+            <w:r>
+              <w:rPr>
+                <w:sz w:val="19"/>
+              </w:rPr>
+              <w:t xml:space="preserve">   7.5. Distribución y Ranking de Exactitud por Emoción (Figura 5)</w:t>
+            </w:r>
+          </w:p>
+        </w:tc>
+        <w:tc>
+          <w:tcPr>
+            <w:tcW w:type="dxa" w:w="4561"/>
+            <w:tcMar>
+              <w:top w:w="40" w:type="dxa"/>
+              <w:bottom w:w="40" w:type="dxa"/>
+              <w:left w:w="60" w:type="dxa"/>
+              <w:right w:w="60" w:type="dxa"/>
+            </w:tcMar>
+          </w:tcPr>
+          <w:p>
+            <w:pPr>
+              <w:jc w:val="right"/>
+            </w:pPr>
+            <w:r>
+              <w:rPr>
+                <w:sz w:val="19"/>
+              </w:rPr>
+              <w:t>20</w:t>
+            </w:r>
+          </w:p>
+        </w:tc>
+      </w:tr>
+      <w:tr>
+        <w:tc>
+          <w:tcPr>
+            <w:tcW w:type="dxa" w:w="4561"/>
+            <w:tcMar>
+              <w:top w:w="40" w:type="dxa"/>
+              <w:bottom w:w="40" w:type="dxa"/>
+              <w:left w:w="60" w:type="dxa"/>
+              <w:right w:w="60" w:type="dxa"/>
+            </w:tcMar>
+          </w:tcPr>
+          <w:p>
+            <w:r>
+              <w:rPr>
+                <w:sz w:val="19"/>
+              </w:rPr>
+              <w:t xml:space="preserve">   7.6. Inspección Cualitativa de Predicciones en Test (Figura 6)</w:t>
+            </w:r>
+          </w:p>
+        </w:tc>
+        <w:tc>
+          <w:tcPr>
+            <w:tcW w:type="dxa" w:w="4561"/>
+            <w:tcMar>
+              <w:top w:w="40" w:type="dxa"/>
+              <w:bottom w:w="40" w:type="dxa"/>
+              <w:left w:w="60" w:type="dxa"/>
+              <w:right w:w="60" w:type="dxa"/>
+            </w:tcMar>
+          </w:tcPr>
+          <w:p>
+            <w:pPr>
+              <w:jc w:val="right"/>
+            </w:pPr>
+            <w:r>
+              <w:rPr>
+                <w:sz w:val="19"/>
+              </w:rPr>
+              <w:t>21</w:t>
+            </w:r>
+          </w:p>
+        </w:tc>
+      </w:tr>
+      <w:tr>
+        <w:tc>
+          <w:tcPr>
+            <w:tcW w:type="dxa" w:w="4561"/>
+            <w:tcMar>
+              <w:top w:w="40" w:type="dxa"/>
+              <w:bottom w:w="40" w:type="dxa"/>
+              <w:left w:w="60" w:type="dxa"/>
+              <w:right w:w="60" w:type="dxa"/>
+            </w:tcMar>
+          </w:tcPr>
+          <w:p>
+            <w:r>
+              <w:rPr>
+                <w:sz w:val="19"/>
+              </w:rPr>
+              <w:t xml:space="preserve">   7.7. Inferencia en Imágenes Estáticas con Múltiples Rostros (Figura 7)</w:t>
+            </w:r>
+          </w:p>
+        </w:tc>
+        <w:tc>
+          <w:tcPr>
+            <w:tcW w:type="dxa" w:w="4561"/>
+            <w:tcMar>
+              <w:top w:w="40" w:type="dxa"/>
+              <w:bottom w:w="40" w:type="dxa"/>
+              <w:left w:w="60" w:type="dxa"/>
+              <w:right w:w="60" w:type="dxa"/>
+            </w:tcMar>
+          </w:tcPr>
+          <w:p>
+            <w:pPr>
+              <w:jc w:val="right"/>
+            </w:pPr>
+            <w:r>
+              <w:rPr>
+                <w:sz w:val="19"/>
+              </w:rPr>
+              <w:t>22</w:t>
             </w:r>
           </w:p>
         </w:tc>
@@ -1455,7 +1627,7 @@
                 <w:b/>
                 <w:sz w:val="19"/>
               </w:rPr>
-              <w:t>18</w:t>
+              <w:t>23</w:t>
             </w:r>
           </w:p>
         </w:tc>
@@ -1476,7 +1648,7 @@
               <w:rPr>
                 <w:sz w:val="19"/>
               </w:rPr>
-              <w:t xml:space="preserve">   8.1. Detector YuNet y Puntos Faciales (Landmarks)</w:t>
+              <w:t xml:space="preserve">   8.1. Detector YuNet y Localización de 5 Landmarks Faciales</w:t>
             </w:r>
           </w:p>
         </w:tc>
@@ -1498,7 +1670,7 @@
               <w:rPr>
                 <w:sz w:val="19"/>
               </w:rPr>
-              <w:t>18</w:t>
+              <w:t>23</w:t>
             </w:r>
           </w:p>
         </w:tc>
@@ -1519,7 +1691,7 @@
               <w:rPr>
                 <w:sz w:val="19"/>
               </w:rPr>
-              <w:t xml:space="preserve">   8.2. Suavizado Temporal EMA (Exponential Moving Average)</w:t>
+              <w:t xml:space="preserve">   8.2. Suavizado Temporal EMA (Exponential Moving Average) Tracker</w:t>
             </w:r>
           </w:p>
         </w:tc>
@@ -1541,7 +1713,7 @@
               <w:rPr>
                 <w:sz w:val="19"/>
               </w:rPr>
-              <w:t>19</w:t>
+              <w:t>24</w:t>
             </w:r>
           </w:p>
         </w:tc>
@@ -1562,7 +1734,7 @@
               <w:rPr>
                 <w:sz w:val="19"/>
               </w:rPr>
-              <w:t xml:space="preserve">   8.3. Optimización de Hardware y Ventana Ajustable</w:t>
+              <w:t xml:space="preserve">   8.3. Interfaz Visual en Vivo (HUD Holográfico) y Captura Real (Figura 8)</w:t>
             </w:r>
           </w:p>
         </w:tc>
@@ -1584,7 +1756,50 @@
               <w:rPr>
                 <w:sz w:val="19"/>
               </w:rPr>
-              <w:t>19</w:t>
+              <w:t>24</w:t>
+            </w:r>
+          </w:p>
+        </w:tc>
+      </w:tr>
+      <w:tr>
+        <w:tc>
+          <w:tcPr>
+            <w:tcW w:type="dxa" w:w="4561"/>
+            <w:tcMar>
+              <w:top w:w="40" w:type="dxa"/>
+              <w:bottom w:w="40" w:type="dxa"/>
+              <w:left w:w="60" w:type="dxa"/>
+              <w:right w:w="60" w:type="dxa"/>
+            </w:tcMar>
+          </w:tcPr>
+          <w:p>
+            <w:r>
+              <w:rPr>
+                <w:sz w:val="19"/>
+              </w:rPr>
+              <w:t xml:space="preserve">   8.4. Optimización de Hardware y Ventana Ajustable a 60 FPS</w:t>
+            </w:r>
+          </w:p>
+        </w:tc>
+        <w:tc>
+          <w:tcPr>
+            <w:tcW w:type="dxa" w:w="4561"/>
+            <w:tcMar>
+              <w:top w:w="40" w:type="dxa"/>
+              <w:bottom w:w="40" w:type="dxa"/>
+              <w:left w:w="60" w:type="dxa"/>
+              <w:right w:w="60" w:type="dxa"/>
+            </w:tcMar>
+          </w:tcPr>
+          <w:p>
+            <w:pPr>
+              <w:jc w:val="right"/>
+            </w:pPr>
+            <w:r>
+              <w:rPr>
+                <w:sz w:val="19"/>
+              </w:rPr>
+              <w:t>25</w:t>
             </w:r>
           </w:p>
         </w:tc>
@@ -1629,7 +1844,7 @@
                 <w:b/>
                 <w:sz w:val="19"/>
               </w:rPr>
-              <w:t>20</w:t>
+              <w:t>26</w:t>
             </w:r>
           </w:p>
         </w:tc>
@@ -1672,7 +1887,7 @@
               <w:rPr>
                 <w:sz w:val="19"/>
               </w:rPr>
-              <w:t>20</w:t>
+              <w:t>26</w:t>
             </w:r>
           </w:p>
         </w:tc>
@@ -1715,7 +1930,7 @@
               <w:rPr>
                 <w:sz w:val="19"/>
               </w:rPr>
-              <w:t>21</w:t>
+              <w:t>27</w:t>
             </w:r>
           </w:p>
         </w:tc>
@@ -1760,7 +1975,7 @@
                 <w:b/>
                 <w:sz w:val="19"/>
               </w:rPr>
-              <w:t>22</w:t>
+              <w:t>28</w:t>
             </w:r>
           </w:p>
         </w:tc>
@@ -1805,7 +2020,7 @@
                 <w:b/>
                 <w:sz w:val="19"/>
               </w:rPr>
-              <w:t>23</w:t>
+              <w:t>29</w:t>
             </w:r>
           </w:p>
         </w:tc>
@@ -5455,7 +5670,211 @@
           <w:color w:val="1E1E1E"/>
           <w:sz w:val="22"/>
         </w:rPr>
-        <w:t>La evaluación formal se ejecutó sobre las 7,178 imágenes nunca vistas del conjunto de TEST independiente. A continuación se detallan las métricas completas de clasificación por clase:</w:t>
+        <w:t>La evaluación cuantitativa y cualitativa del modelo EmotionResNetSE se llevó a cabo siguiendo una rigurosa metodología experimental. El modelo final fue puesto a prueba sobre las 7,178 imágenes completamente independientes del conjunto de TEST de FER-2013, las cuales jamás fueron utilizadas durante las etapas de optimización de gradientes, sintonización de hiperparámetros ni aumento de datos. A continuación, se presenta un desglose exhaustivo de cada una de las métricas, matrices y curvas experimentales obtenidas.</w:t>
+      </w:r>
+    </w:p>
+    <w:p>
+      <w:pPr>
+        <w:pStyle w:val="Heading2"/>
+        <w:spacing w:before="200" w:after="80"/>
+      </w:pPr>
+      <w:r>
+        <w:rPr>
+          <w:rFonts w:ascii="Calibri" w:hAnsi="Calibri"/>
+          <w:b/>
+          <w:color w:val="004C99"/>
+          <w:sz w:val="26"/>
+        </w:rPr>
+        <w:t>7.1. Curvas de Aprendizaje e Historial de Entrenamiento</w:t>
+      </w:r>
+    </w:p>
+    <w:p>
+      <w:pPr>
+        <w:spacing w:after="120" w:line="276" w:lineRule="auto"/>
+        <w:ind w:firstLine="454"/>
+        <w:jc w:val="both"/>
+      </w:pPr>
+      <w:r>
+        <w:rPr>
+          <w:rFonts w:ascii="Calibri" w:hAnsi="Calibri"/>
+          <w:b w:val="0"/>
+          <w:i w:val="0"/>
+          <w:color w:val="1E1E1E"/>
+          <w:sz w:val="22"/>
+        </w:rPr>
+        <w:t>El entrenamiento se ejecutó de manera continua durante 96 épocas en la GPU NVIDIA GeForce RTX 5060 Ti (8 GB VRAM), empleando Automatic Mixed Precision (AMP FP16), optimizador AdamW con decaimiento de peso desacoplado (weight_decay=1e-4), función de coste Focal Loss (gamma=2.0) y el planificador SequentialLR con calentamiento gradual y enfriamiento por coseno.</w:t>
+      </w:r>
+    </w:p>
+    <w:p>
+      <w:pPr>
+        <w:spacing w:before="200" w:after="60"/>
+        <w:jc w:val="center"/>
+      </w:pPr>
+      <w:r>
+        <w:drawing>
+          <wp:inline xmlns:a="http://schemas.openxmlformats.org/drawingml/2006/main" xmlns:pic="http://schemas.openxmlformats.org/drawingml/2006/picture">
+            <wp:extent cx="5669280" cy="2052147"/>
+            <wp:docPr id="1" name="Picture 1"/>
+            <wp:cNvGraphicFramePr>
+              <a:graphicFrameLocks noChangeAspect="1"/>
+            </wp:cNvGraphicFramePr>
+            <a:graphic>
+              <a:graphicData uri="http://schemas.openxmlformats.org/drawingml/2006/picture">
+                <pic:pic>
+                  <pic:nvPicPr>
+                    <pic:cNvPr id="0" name="historial_entrenamiento.png"/>
+                    <pic:cNvPicPr/>
+                  </pic:nvPicPr>
+                  <pic:blipFill>
+                    <a:blip r:embed="rId9"/>
+                    <a:stretch>
+                      <a:fillRect/>
+                    </a:stretch>
+                  </pic:blipFill>
+                  <pic:spPr>
+                    <a:xfrm>
+                      <a:off x="0" y="0"/>
+                      <a:ext cx="5669280" cy="2052147"/>
+                    </a:xfrm>
+                    <a:prstGeom prst="rect"/>
+                  </pic:spPr>
+                </pic:pic>
+              </a:graphicData>
+            </a:graphic>
+          </wp:inline>
+        </w:drawing>
+      </w:r>
+    </w:p>
+    <w:p>
+      <w:pPr>
+        <w:spacing w:before="40" w:after="200"/>
+        <w:jc w:val="center"/>
+      </w:pPr>
+      <w:r>
+        <w:rPr>
+          <w:rFonts w:ascii="Calibri" w:hAnsi="Calibri"/>
+          <w:i/>
+          <w:color w:val="3C3C3C"/>
+          <w:sz w:val="19"/>
+        </w:rPr>
+        <w:t>Figura 1: Curvas de convergencia del entrenamiento: Función de Pérdida Focal Loss (izquierda) y Exactitud en porcentaje (derecha) a lo largo de las 96 épocas.</w:t>
+      </w:r>
+    </w:p>
+    <w:p>
+      <w:pPr>
+        <w:spacing w:after="120" w:line="276" w:lineRule="auto"/>
+        <w:ind w:firstLine="454"/>
+        <w:jc w:val="both"/>
+      </w:pPr>
+      <w:r>
+        <w:rPr>
+          <w:rFonts w:ascii="Calibri" w:hAnsi="Calibri"/>
+          <w:b/>
+          <w:i w:val="0"/>
+          <w:color w:val="1E1E1E"/>
+          <w:sz w:val="22"/>
+        </w:rPr>
+        <w:t>Análisis Técnico y Estadístico de la Figura 1:</w:t>
+      </w:r>
+    </w:p>
+    <w:p>
+      <w:pPr>
+        <w:spacing w:after="120" w:line="276" w:lineRule="auto"/>
+        <w:ind w:firstLine="454"/>
+        <w:jc w:val="both"/>
+      </w:pPr>
+      <w:r>
+        <w:rPr>
+          <w:rFonts w:ascii="Calibri" w:hAnsi="Calibri"/>
+          <w:b w:val="0"/>
+          <w:i w:val="0"/>
+          <w:color w:val="1E1E1E"/>
+          <w:sz w:val="22"/>
+        </w:rPr>
+        <w:t>1. Fase de Calentamiento Lineal (Warmup, Épocas 1 a 8): En las primeras 8 épocas (delimitadas por la línea discontinua naranja), la tasa de aprendizaje se incrementa de manera suave y lineal desde un valor basal de 1e-6 hasta alcanzar la tasa nominal de 5e-4. En modelos profundos con mecanismos de atención residual como EmotionResNetSE (11.38M de parámetros), los pesos inicializados al azar pueden generar gradientes con varianzas destructivas en los primeros lotes. El Warmup previene desestabilizaciones tempranas y asegura que los pesos de las capas convolucionales y de los módulos Squeeze-and-Excitation se acomoden en una cuenca de atracción estable antes de recibir gradientes de gran magnitud.</w:t>
+      </w:r>
+    </w:p>
+    <w:p>
+      <w:pPr>
+        <w:spacing w:after="120" w:line="276" w:lineRule="auto"/>
+        <w:ind w:firstLine="454"/>
+        <w:jc w:val="both"/>
+      </w:pPr>
+      <w:r>
+        <w:rPr>
+          <w:rFonts w:ascii="Calibri" w:hAnsi="Calibri"/>
+          <w:b w:val="0"/>
+          <w:i w:val="0"/>
+          <w:color w:val="1E1E1E"/>
+          <w:sz w:val="22"/>
+        </w:rPr>
+        <w:t>2. Fase de Decaimiento por Coseno (Cosine Annealing, Épocas 9 a 96): A partir de la época 8, el planificador reduce gradualmente la tasa de aprendizaje siguiendo una trayectoria de medio período de coseno. Esto permite que el optimizador escape inicialmente de mínimos locales poco profundos mientras la tasa es moderada, y posteriormente desacelere su avance para efectuar un ajuste fino y asintótico sobre los parámetros, evitando oscilaciones erráticas en la superficie de pérdida.</w:t>
+      </w:r>
+    </w:p>
+    <w:p>
+      <w:pPr>
+        <w:spacing w:after="120" w:line="276" w:lineRule="auto"/>
+        <w:ind w:firstLine="454"/>
+        <w:jc w:val="both"/>
+      </w:pPr>
+      <w:r>
+        <w:rPr>
+          <w:rFonts w:ascii="Calibri" w:hAnsi="Calibri"/>
+          <w:b w:val="0"/>
+          <w:i w:val="0"/>
+          <w:color w:val="1E1E1E"/>
+          <w:sz w:val="22"/>
+        </w:rPr>
+        <w:t>3. Dinámica de Sobreajuste y Generalización: Como se aprecia claramente en las curvas de la Figura 1, la brecha de generalización entre la curva de entrenamiento (azul) y la curva de validación (roja) se mantiene sumamente estrecha y controlada a lo largo de casi 100 épocas. No existe divergencia catastrófica (overfitting explosivo). Este comportamiento sobresaliente es el resultado directo de la combinación de cinco técnicas de regularización implementadas en el pipeline: (a) regularización Mixup (alpha=0.1) que fuerza a la red a interpolar linealmente entre clases; (b) Dropout progresivo de 0.40 en la salida del Global Average Pooling y 0.30 en la capa densa intermedia; (c) Batch Normalization después de cada convolución residual; (d) Weight Decay estricto de 1e-4; y (e) aumento de datos estocástico en GPU (rotación afín ±12°, recortes y oclusiones Cutout).</w:t>
+      </w:r>
+    </w:p>
+    <w:p>
+      <w:pPr>
+        <w:spacing w:after="120" w:line="276" w:lineRule="auto"/>
+        <w:ind w:firstLine="454"/>
+        <w:jc w:val="both"/>
+      </w:pPr>
+      <w:r>
+        <w:rPr>
+          <w:rFonts w:ascii="Calibri" w:hAnsi="Calibri"/>
+          <w:b w:val="0"/>
+          <w:i w:val="0"/>
+          <w:color w:val="1E1E1E"/>
+          <w:sz w:val="22"/>
+        </w:rPr>
+        <w:t>4. Criterio de Selección del Mejor Checkpoint: La pérdida de validación alcanzó su mínimo global absoluto en la época 81 con un valor de 0.4361, coincidiendo con el pico máximo de exactitud en validación de 69.25%. El mecanismo de Early Stopping, configurado con una paciencia de 15 épocas, detuvo el bucle en la época 96 al no registrar una mejora sostenida en las 15 épocas posteriores, preservando el estado de los tensores de la época 81 en el archivo 'mejor_modelo_emociones.pth'.</w:t>
+      </w:r>
+    </w:p>
+    <w:p>
+      <w:pPr>
+        <w:pStyle w:val="Heading2"/>
+        <w:spacing w:before="200" w:after="80"/>
+      </w:pPr>
+      <w:r>
+        <w:rPr>
+          <w:rFonts w:ascii="Calibri" w:hAnsi="Calibri"/>
+          <w:b/>
+          <w:color w:val="004C99"/>
+          <w:sz w:val="26"/>
+        </w:rPr>
+        <w:t>7.2. Evaluación Global y Reporte de Clasificación en Test (7,178 Muestras)</w:t>
+      </w:r>
+    </w:p>
+    <w:p>
+      <w:pPr>
+        <w:spacing w:after="120" w:line="276" w:lineRule="auto"/>
+        <w:ind w:firstLine="454"/>
+        <w:jc w:val="both"/>
+      </w:pPr>
+      <w:r>
+        <w:rPr>
+          <w:rFonts w:ascii="Calibri" w:hAnsi="Calibri"/>
+          <w:b w:val="0"/>
+          <w:i w:val="0"/>
+          <w:color w:val="1E1E1E"/>
+          <w:sz w:val="22"/>
+        </w:rPr>
+        <w:t>Al cargar el mejor checkpoint seleccionado (época 81) y ejecutar inferencia determinista sobre el conjunto completo de prueba (7,178 imágenes), el modelo alcanzó una Exactitud Global (Accuracy) del 69.45% (4,985 clasificaciones correctas sobre 7,178 muestras). La Tabla 6 desglosa las métricas estandarizadas de clasificación (Precisión, Sensibilidad/Recall, F1-Score y Soporte por clase):</w:t>
       </w:r>
     </w:p>
     <w:tbl>
@@ -5604,7 +6023,7 @@
                 <w:color w:val="FFFFFF"/>
                 <w:sz w:val="20"/>
               </w:rPr>
-              <w:t>Muestras</w:t>
+              <w:t>Muestras (Soporte)</w:t>
             </w:r>
           </w:p>
         </w:tc>
@@ -5658,7 +6077,7 @@
                 <w:color w:val="282828"/>
                 <w:sz w:val="19"/>
               </w:rPr>
-              <w:t>61.71%</w:t>
+              <w:t>61.55%</w:t>
             </w:r>
           </w:p>
         </w:tc>
@@ -5684,7 +6103,7 @@
                 <w:color w:val="282828"/>
                 <w:sz w:val="19"/>
               </w:rPr>
-              <w:t>59.39%</w:t>
+              <w:t>62.84%</w:t>
             </w:r>
           </w:p>
         </w:tc>
@@ -5710,7 +6129,7 @@
                 <w:color w:val="282828"/>
                 <w:sz w:val="19"/>
               </w:rPr>
-              <w:t>60.53%</w:t>
+              <w:t>62.19%</w:t>
             </w:r>
           </w:p>
         </w:tc>
@@ -5790,7 +6209,7 @@
                 <w:color w:val="282828"/>
                 <w:sz w:val="19"/>
               </w:rPr>
-              <w:t>52.26%</w:t>
+              <w:t>61.65%</w:t>
             </w:r>
           </w:p>
         </w:tc>
@@ -5816,7 +6235,7 @@
                 <w:color w:val="282828"/>
                 <w:sz w:val="19"/>
               </w:rPr>
-              <w:t>72.97%</w:t>
+              <w:t>73.87%</w:t>
             </w:r>
           </w:p>
         </w:tc>
@@ -5842,7 +6261,7 @@
                 <w:color w:val="282828"/>
                 <w:sz w:val="19"/>
               </w:rPr>
-              <w:t>60.90%</w:t>
+              <w:t>67.21%</w:t>
             </w:r>
           </w:p>
         </w:tc>
@@ -5922,7 +6341,7 @@
                 <w:color w:val="282828"/>
                 <w:sz w:val="19"/>
               </w:rPr>
-              <w:t>55.43%</w:t>
+              <w:t>57.92%</w:t>
             </w:r>
           </w:p>
         </w:tc>
@@ -5948,7 +6367,7 @@
                 <w:color w:val="282828"/>
                 <w:sz w:val="19"/>
               </w:rPr>
-              <w:t>48.83%</w:t>
+              <w:t>49.61%</w:t>
             </w:r>
           </w:p>
         </w:tc>
@@ -5974,7 +6393,7 @@
                 <w:color w:val="282828"/>
                 <w:sz w:val="19"/>
               </w:rPr>
-              <w:t>51.92%</w:t>
+              <w:t>53.45%</w:t>
             </w:r>
           </w:p>
         </w:tc>
@@ -6054,7 +6473,7 @@
                 <w:color w:val="282828"/>
                 <w:sz w:val="19"/>
               </w:rPr>
-              <w:t>88.47%</w:t>
+              <w:t>87.92%</w:t>
             </w:r>
           </w:p>
         </w:tc>
@@ -6080,7 +6499,7 @@
                 <w:color w:val="282828"/>
                 <w:sz w:val="19"/>
               </w:rPr>
-              <w:t>86.47%</w:t>
+              <w:t>88.61%</w:t>
             </w:r>
           </w:p>
         </w:tc>
@@ -6106,7 +6525,7 @@
                 <w:color w:val="282828"/>
                 <w:sz w:val="19"/>
               </w:rPr>
-              <w:t>87.46%</w:t>
+              <w:t>88.27%</w:t>
             </w:r>
           </w:p>
         </w:tc>
@@ -6186,7 +6605,7 @@
                 <w:color w:val="282828"/>
                 <w:sz w:val="19"/>
               </w:rPr>
-              <w:t>55.93%</w:t>
+              <w:t>61.21%</w:t>
             </w:r>
           </w:p>
         </w:tc>
@@ -6212,7 +6631,7 @@
                 <w:color w:val="282828"/>
                 <w:sz w:val="19"/>
               </w:rPr>
-              <w:t>55.17%</w:t>
+              <w:t>50.12%</w:t>
             </w:r>
           </w:p>
         </w:tc>
@@ -6238,7 +6657,7 @@
                 <w:color w:val="282828"/>
                 <w:sz w:val="19"/>
               </w:rPr>
-              <w:t>55.55%</w:t>
+              <w:t>55.11%</w:t>
             </w:r>
           </w:p>
         </w:tc>
@@ -6318,7 +6737,7 @@
                 <w:color w:val="282828"/>
                 <w:sz w:val="19"/>
               </w:rPr>
-              <w:t>71.99%</w:t>
+              <w:t>77.25%</w:t>
             </w:r>
           </w:p>
         </w:tc>
@@ -6344,7 +6763,7 @@
                 <w:color w:val="282828"/>
                 <w:sz w:val="19"/>
               </w:rPr>
-              <w:t>83.51%</w:t>
+              <w:t>84.60%</w:t>
             </w:r>
           </w:p>
         </w:tc>
@@ -6370,7 +6789,7 @@
                 <w:color w:val="282828"/>
                 <w:sz w:val="19"/>
               </w:rPr>
-              <w:t>77.33%</w:t>
+              <w:t>80.76%</w:t>
             </w:r>
           </w:p>
         </w:tc>
@@ -6450,7 +6869,7 @@
                 <w:color w:val="282828"/>
                 <w:sz w:val="19"/>
               </w:rPr>
-              <w:t>64.36%</w:t>
+              <w:t>60.71%</w:t>
             </w:r>
           </w:p>
         </w:tc>
@@ -6476,7 +6895,7 @@
                 <w:color w:val="282828"/>
                 <w:sz w:val="19"/>
               </w:rPr>
-              <w:t>66.34%</w:t>
+              <w:t>72.42%</w:t>
             </w:r>
           </w:p>
         </w:tc>
@@ -6502,7 +6921,7 @@
                 <w:color w:val="282828"/>
                 <w:sz w:val="19"/>
               </w:rPr>
-              <w:t>65.34%</w:t>
+              <w:t>66.05%</w:t>
             </w:r>
           </w:p>
         </w:tc>
@@ -6557,7 +6976,7 @@
                 <w:color w:val="282828"/>
                 <w:sz w:val="19"/>
               </w:rPr>
-              <w:t>PROMEDIO MACRO</w:t>
+              <w:t>PROMEDIO MACRO (Macro Avg)</w:t>
             </w:r>
           </w:p>
         </w:tc>
@@ -6584,7 +7003,7 @@
                 <w:color w:val="282828"/>
                 <w:sz w:val="19"/>
               </w:rPr>
-              <w:t>64.31%</w:t>
+              <w:t>66.89%</w:t>
             </w:r>
           </w:p>
         </w:tc>
@@ -6611,7 +7030,7 @@
                 <w:color w:val="282828"/>
                 <w:sz w:val="19"/>
               </w:rPr>
-              <w:t>67.53%</w:t>
+              <w:t>68.87%</w:t>
             </w:r>
           </w:p>
         </w:tc>
@@ -6638,7 +7057,7 @@
                 <w:color w:val="282828"/>
                 <w:sz w:val="19"/>
               </w:rPr>
-              <w:t>65.57%</w:t>
+              <w:t>67.58%</w:t>
             </w:r>
           </w:p>
         </w:tc>
@@ -6694,7 +7113,7 @@
                 <w:color w:val="282828"/>
                 <w:sz w:val="19"/>
               </w:rPr>
-              <w:t>PROMEDIO PONDERADO</w:t>
+              <w:t>PROMEDIO PONDERADO (Weighted Avg)</w:t>
             </w:r>
           </w:p>
         </w:tc>
@@ -6721,7 +7140,7 @@
                 <w:color w:val="282828"/>
                 <w:sz w:val="19"/>
               </w:rPr>
-              <w:t>67.92%</w:t>
+              <w:t>69.17%</w:t>
             </w:r>
           </w:p>
         </w:tc>
@@ -6748,7 +7167,7 @@
                 <w:color w:val="282828"/>
                 <w:sz w:val="19"/>
               </w:rPr>
-              <w:t>68.04%</w:t>
+              <w:t>69.45%</w:t>
             </w:r>
           </w:p>
         </w:tc>
@@ -6775,7 +7194,7 @@
                 <w:color w:val="282828"/>
                 <w:sz w:val="19"/>
               </w:rPr>
-              <w:t>67.87%</w:t>
+              <w:t>69.05%</w:t>
             </w:r>
           </w:p>
         </w:tc>
@@ -6912,7 +7331,7 @@
                 <w:color w:val="282828"/>
                 <w:sz w:val="19"/>
               </w:rPr>
-              <w:t>68.04%</w:t>
+              <w:t>69.45%</w:t>
             </w:r>
           </w:p>
         </w:tc>
@@ -6947,55 +7366,59 @@
     </w:tbl>
     <w:p/>
     <w:p>
+      <w:pPr>
+        <w:spacing w:after="120" w:line="276" w:lineRule="auto"/>
+        <w:ind w:firstLine="454"/>
+        <w:jc w:val="both"/>
+      </w:pPr>
       <w:r>
-        <w:drawing>
-          <wp:inline xmlns:a="http://schemas.openxmlformats.org/drawingml/2006/main" xmlns:pic="http://schemas.openxmlformats.org/drawingml/2006/picture">
-            <wp:extent cx="5486400" cy="1952652"/>
-            <wp:docPr id="1" name="Picture 1"/>
-            <wp:cNvGraphicFramePr>
-              <a:graphicFrameLocks noChangeAspect="1"/>
-            </wp:cNvGraphicFramePr>
-            <a:graphic>
-              <a:graphicData uri="http://schemas.openxmlformats.org/drawingml/2006/picture">
-                <pic:pic>
-                  <pic:nvPicPr>
-                    <pic:cNvPr id="0" name="historial_entrenamiento.png"/>
-                    <pic:cNvPicPr/>
-                  </pic:nvPicPr>
-                  <pic:blipFill>
-                    <a:blip r:embed="rId9"/>
-                    <a:stretch>
-                      <a:fillRect/>
-                    </a:stretch>
-                  </pic:blipFill>
-                  <pic:spPr>
-                    <a:xfrm>
-                      <a:off x="0" y="0"/>
-                      <a:ext cx="5486400" cy="1952652"/>
-                    </a:xfrm>
-                    <a:prstGeom prst="rect"/>
-                  </pic:spPr>
-                </pic:pic>
-              </a:graphicData>
-            </a:graphic>
-          </wp:inline>
-        </w:drawing>
+        <w:rPr>
+          <w:rFonts w:ascii="Calibri" w:hAnsi="Calibri"/>
+          <w:b w:val="0"/>
+          <w:i w:val="0"/>
+          <w:color w:val="1E1E1E"/>
+          <w:sz w:val="22"/>
+        </w:rPr>
+        <w:t>Significancia Científica frente al Benchmark Humano: En la investigación fundacional del dataset FER-2013 (Goodfellow et al., 2013), se reportó que la tasa de concordancia promedio de evaluadores humanos sobre estas imágenes en escala de grises de 48×48 píxeles se ubica entre el 65% y el 68%, debido a la severa pérdida de resolución espacial y la ambigüedad inherente a ciertas expresiones sutiles. El resultado alcanzado por EmotionResNetSE (69.45%) supera formalmente el baseline humano en la tarea, posicionando a la solución en el cuartil superior de modelos de aprendizaje profundo entrenados de forma autónoma desde cero sin transferencia de pesos preentrenados.</w:t>
       </w:r>
     </w:p>
     <w:p>
       <w:pPr>
-        <w:spacing w:after="160"/>
-        <w:jc w:val="center"/>
+        <w:pStyle w:val="Heading2"/>
+        <w:spacing w:before="200" w:after="80"/>
       </w:pPr>
       <w:r>
         <w:rPr>
-          <w:i/>
-          <w:sz w:val="19"/>
+          <w:rFonts w:ascii="Calibri" w:hAnsi="Calibri"/>
+          <w:b/>
+          <w:color w:val="004C99"/>
+          <w:sz w:val="26"/>
         </w:rPr>
-        <w:t>Figura 1: Curvas de Pérdida (Loss) y Precisión (Accuracy) a lo largo del entrenamiento.</w:t>
+        <w:t>7.3. Análisis Exhaustivo de las Matrices de Confusión (Figuras 2 y 3)</w:t>
       </w:r>
     </w:p>
     <w:p>
+      <w:pPr>
+        <w:spacing w:after="120" w:line="276" w:lineRule="auto"/>
+        <w:ind w:firstLine="454"/>
+        <w:jc w:val="both"/>
+      </w:pPr>
+      <w:r>
+        <w:rPr>
+          <w:rFonts w:ascii="Calibri" w:hAnsi="Calibri"/>
+          <w:b w:val="0"/>
+          <w:i w:val="0"/>
+          <w:color w:val="1E1E1E"/>
+          <w:sz w:val="22"/>
+        </w:rPr>
+        <w:t>Para comprender la dinámica de clasificación interna y las fronteras de decisión de la red, se generaron tanto la matriz de confusión normalizada por clase real (proporciones porcentuales, Figura 2) como la matriz de confusión absoluta (conteos numéricos exactos de predicciones, Figura 3):</w:t>
+      </w:r>
+    </w:p>
+    <w:p>
+      <w:pPr>
+        <w:spacing w:before="200" w:after="60"/>
+        <w:jc w:val="center"/>
+      </w:pPr>
       <w:r>
         <w:drawing>
           <wp:inline xmlns:a="http://schemas.openxmlformats.org/drawingml/2006/main" xmlns:pic="http://schemas.openxmlformats.org/drawingml/2006/picture">
@@ -7033,22 +7456,28 @@
     </w:p>
     <w:p>
       <w:pPr>
-        <w:spacing w:after="160"/>
+        <w:spacing w:before="40" w:after="200"/>
         <w:jc w:val="center"/>
       </w:pPr>
       <w:r>
         <w:rPr>
+          <w:rFonts w:ascii="Calibri" w:hAnsi="Calibri"/>
           <w:i/>
+          <w:color w:val="3C3C3C"/>
           <w:sz w:val="19"/>
         </w:rPr>
-        <w:t>Figura 2: Matriz de Confusión Normalizada sobre las 7,178 imágenes de Test.</w:t>
+        <w:t>Figura 2: Matriz de Confusión Normalizada (%) sobre las 7,178 imágenes del conjunto de Test. La diagonal representa la sensibilidad (Recall) de cada clase.</w:t>
       </w:r>
     </w:p>
     <w:p>
+      <w:pPr>
+        <w:spacing w:before="200" w:after="60"/>
+        <w:jc w:val="center"/>
+      </w:pPr>
       <w:r>
         <w:drawing>
           <wp:inline xmlns:a="http://schemas.openxmlformats.org/drawingml/2006/main" xmlns:pic="http://schemas.openxmlformats.org/drawingml/2006/picture">
-            <wp:extent cx="5303520" cy="2265656"/>
+            <wp:extent cx="4754880" cy="4660177"/>
             <wp:docPr id="3" name="Picture 3"/>
             <wp:cNvGraphicFramePr>
               <a:graphicFrameLocks noChangeAspect="1"/>
@@ -7057,7 +7486,7 @@
               <a:graphicData uri="http://schemas.openxmlformats.org/drawingml/2006/picture">
                 <pic:pic>
                   <pic:nvPicPr>
-                    <pic:cNvPr id="0" name="f1_precision_recall_por_emocion.png"/>
+                    <pic:cNvPr id="0" name="matriz_confusion.png"/>
                     <pic:cNvPicPr/>
                   </pic:nvPicPr>
                   <pic:blipFill>
@@ -7069,7 +7498,7 @@
                   <pic:spPr>
                     <a:xfrm>
                       <a:off x="0" y="0"/>
-                      <a:ext cx="5303520" cy="2265656"/>
+                      <a:ext cx="4754880" cy="4660177"/>
                     </a:xfrm>
                     <a:prstGeom prst="rect"/>
                   </pic:spPr>
@@ -7082,22 +7511,196 @@
     </w:p>
     <w:p>
       <w:pPr>
-        <w:spacing w:after="160"/>
+        <w:spacing w:before="40" w:after="200"/>
         <w:jc w:val="center"/>
       </w:pPr>
       <w:r>
         <w:rPr>
+          <w:rFonts w:ascii="Calibri" w:hAnsi="Calibri"/>
           <w:i/>
+          <w:color w:val="3C3C3C"/>
           <w:sz w:val="19"/>
         </w:rPr>
-        <w:t>Figura 3: Comparativa de F1-Score, Precision y Recall por Emoción en Test.</w:t>
+        <w:t>Figura 3: Matriz de Confusión Absoluta (conteos numéricos enteros de imágenes clasificadas y confundidas) sobre las 7,178 imágenes de Test.</w:t>
       </w:r>
     </w:p>
     <w:p>
+      <w:pPr>
+        <w:spacing w:after="120" w:line="276" w:lineRule="auto"/>
+        <w:ind w:firstLine="454"/>
+        <w:jc w:val="both"/>
+      </w:pPr>
+      <w:r>
+        <w:rPr>
+          <w:rFonts w:ascii="Calibri" w:hAnsi="Calibri"/>
+          <w:b/>
+          <w:i w:val="0"/>
+          <w:color w:val="1E1E1E"/>
+          <w:sz w:val="22"/>
+        </w:rPr>
+        <w:t>Desglose Anatómico y Morfológico de la Matriz de Confusión:</w:t>
+      </w:r>
+    </w:p>
+    <w:p>
+      <w:pPr>
+        <w:spacing w:after="120" w:line="276" w:lineRule="auto"/>
+        <w:ind w:firstLine="454"/>
+        <w:jc w:val="both"/>
+      </w:pPr>
+      <w:r>
+        <w:rPr>
+          <w:rFonts w:ascii="Calibri" w:hAnsi="Calibri"/>
+          <w:b w:val="0"/>
+          <w:i w:val="0"/>
+          <w:color w:val="1E1E1E"/>
+          <w:sz w:val="22"/>
+        </w:rPr>
+        <w:t>1. Feliz (Happy — 88.61% de Acierto, 1,572 de 1,774 imágenes): Es la emoción con mayor tasa de acierto del modelo. Morfológicamente, la sonrisa involucra la contracción marcada del músculo cigomático mayor (Unidad de Acción FACS AU12), elevando las comisuras de los labios y exponiendo frecuentemente los dientes. Esta signatura geométrica curvilínea y de alto contraste es capturada con extrema facilidad por los filtros convolucionales de las etapas 1 y 2. Las confusiones son residuales y se dirigen únicamente hacia Neutral (4.57%) y Sorprendido (2.87%).</w:t>
+      </w:r>
+    </w:p>
+    <w:p>
+      <w:pPr>
+        <w:spacing w:after="120" w:line="276" w:lineRule="auto"/>
+        <w:ind w:firstLine="454"/>
+        <w:jc w:val="both"/>
+      </w:pPr>
+      <w:r>
+        <w:rPr>
+          <w:rFonts w:ascii="Calibri" w:hAnsi="Calibri"/>
+          <w:b w:val="0"/>
+          <w:i w:val="0"/>
+          <w:color w:val="1E1E1E"/>
+          <w:sz w:val="22"/>
+        </w:rPr>
+        <w:t>2. Sorprendido (Surprise — 84.60% de Acierto, 703 de 831 imágenes): Constituye la segunda clase más sólida. Está definida por la acción conjunta de AU1 (elevador de la ceja interior), AU2 (elevador de la ceja exterior), AU5 (apertura ocular acentuada) y AU26/27 (depresión de la mandíbula). La forma ovalada de la boca abierta y la gran exposición de la esclerótica ocular son características altamente distintivas. Su principal confusión cruzada se da con Miedo (6.62%, 55 imágenes), un patrón esperable biológicamente ya que ambas emociones comparten una apertura ocular desmesurada.</w:t>
+      </w:r>
+    </w:p>
+    <w:p>
+      <w:pPr>
+        <w:spacing w:after="120" w:line="276" w:lineRule="auto"/>
+        <w:ind w:firstLine="454"/>
+        <w:jc w:val="both"/>
+      </w:pPr>
+      <w:r>
+        <w:rPr>
+          <w:rFonts w:ascii="Calibri" w:hAnsi="Calibri"/>
+          <w:b w:val="0"/>
+          <w:i w:val="0"/>
+          <w:color w:val="1E1E1E"/>
+          <w:sz w:val="22"/>
+        </w:rPr>
+        <w:t>3. Disgusto (Disgust — 73.87% de Acierto, 82 de 111 imágenes): Representa uno de los éxitos de ingeniería más sobresalientes del proyecto. En la mayoría de implementaciones académicas sin balanceo, Disgusto obtiene recalls desastrosos (&lt;45%) debido a que es una clase hiper-minoritaria (apenas 111 imágenes en test y 360 en train original, menos del 2% del volumen de datos). Mediante el Oversampling estocástico combinado con Focal Loss (gamma=2.0), el modelo logró elevar el Recall hasta un 73.87%. Su confusión más significativa ocurre hacia Enojado (18.02%, 20 imágenes). Según el sistema FACS de Paul Ekman, el asco (AU9: arrugamiento de la nariz) y la ira (AU4: ceño fruncido por el músculo corrugador) concentran tensiones en la región glabelar que, a 48×48 píxeles en escala de grises, producen patrones de gradiente casi idénticos.</w:t>
+      </w:r>
+    </w:p>
+    <w:p>
+      <w:pPr>
+        <w:spacing w:after="120" w:line="276" w:lineRule="auto"/>
+        <w:ind w:firstLine="454"/>
+        <w:jc w:val="both"/>
+      </w:pPr>
+      <w:r>
+        <w:rPr>
+          <w:rFonts w:ascii="Calibri" w:hAnsi="Calibri"/>
+          <w:b w:val="0"/>
+          <w:i w:val="0"/>
+          <w:color w:val="1E1E1E"/>
+          <w:sz w:val="22"/>
+        </w:rPr>
+        <w:t>4. Neutral (Neutral — 72.42% de Acierto, 893 de 1,233 imágenes): Presenta un excelente nivel de respuesta en reposo facial. Las confusiones se dispersan de forma natural hacia Triste (9.41%, 116 muestras) y Feliz (6.97%, 86 muestras), dado que en muchas personas una expresión neutral presenta una ligera inclinación anatómica pasiva de las comisuras hacia arriba o hacia abajo sin que medie una emoción consciente.</w:t>
+      </w:r>
+    </w:p>
+    <w:p>
+      <w:pPr>
+        <w:spacing w:after="120" w:line="276" w:lineRule="auto"/>
+        <w:ind w:firstLine="454"/>
+        <w:jc w:val="both"/>
+      </w:pPr>
+      <w:r>
+        <w:rPr>
+          <w:rFonts w:ascii="Calibri" w:hAnsi="Calibri"/>
+          <w:b w:val="0"/>
+          <w:i w:val="0"/>
+          <w:color w:val="1E1E1E"/>
+          <w:sz w:val="22"/>
+        </w:rPr>
+        <w:t>5. Enojado (Angry — 62.84% de Acierto, 602 de 958 imágenes): Logra clasificar correctamente más del 62.8% de las muestras, con confusiones distribuidas hacia Neutral (10.75%, 103 imágenes), Miedo (9.39%, 90 imágenes) y Triste (9.19%, 88 imágenes). Esto refleja que la mirada fija y la tensión labial sutil pueden asemejarse a la seriedad neutral en ausencia de un ceño excesivamente marcado.</w:t>
+      </w:r>
+    </w:p>
+    <w:p>
+      <w:pPr>
+        <w:spacing w:after="120" w:line="276" w:lineRule="auto"/>
+        <w:ind w:firstLine="454"/>
+        <w:jc w:val="both"/>
+      </w:pPr>
+      <w:r>
+        <w:rPr>
+          <w:rFonts w:ascii="Calibri" w:hAnsi="Calibri"/>
+          <w:b w:val="0"/>
+          <w:i w:val="0"/>
+          <w:color w:val="1E1E1E"/>
+          <w:sz w:val="22"/>
+        </w:rPr>
+        <w:t>6. Triste (Sad — 50.12% de Acierto, 625 de 1,247 imágenes): Registra una tasa de acierto moderada debido a su fuerte solapamiento con Neutral (21.41%, 267 imágenes). A diferencia de representaciones exageradas, la tristeza humana real en reposo (sin llanto ni sollozos) se manifiesta principalmente a través de micro-variaciones en el ángulo interior de las cejas (AU1) y un leve descenso labial (AU15), señales muy tenues para una resolución comprimida de 48×48 píxeles, lo que conduce a que el modelo interprete un rostro triste y desanimado como neutro.</w:t>
+      </w:r>
+    </w:p>
+    <w:p>
+      <w:pPr>
+        <w:spacing w:after="120" w:line="276" w:lineRule="auto"/>
+        <w:ind w:firstLine="454"/>
+        <w:jc w:val="both"/>
+      </w:pPr>
+      <w:r>
+        <w:rPr>
+          <w:rFonts w:ascii="Calibri" w:hAnsi="Calibri"/>
+          <w:b w:val="0"/>
+          <w:i w:val="0"/>
+          <w:color w:val="1E1E1E"/>
+          <w:sz w:val="22"/>
+        </w:rPr>
+        <w:t>7. Miedo (Fear — 49.61% de Acierto, 508 de 1,024 imágenes): Es históricamente la clase más compleja y difusa en FER-2013. Se dispersa entre Triste (16.31%, 167 imágenes), Neutral (10.84%, 111 imágenes), Enojado (10.25%, 105 imágenes) y Sorprendido (9.67%, 99 imágenes). Diversos estudios señalan que el conjunto de muestras de miedo en FER-2013 padece de un alto nivel de ruido en el etiquetado original (muecas actuadas, miradas ambiguas y rostros con sombras extremas), lo que dificulta que la red aísle una firma visual monotónica.</w:t>
+      </w:r>
+    </w:p>
+    <w:p>
+      <w:pPr>
+        <w:pStyle w:val="Heading2"/>
+        <w:spacing w:before="200" w:after="80"/>
+      </w:pPr>
+      <w:r>
+        <w:rPr>
+          <w:rFonts w:ascii="Calibri" w:hAnsi="Calibri"/>
+          <w:b/>
+          <w:color w:val="004C99"/>
+          <w:sz w:val="26"/>
+        </w:rPr>
+        <w:t>7.4. Análisis Comparativo de F1-Score, Precisión y Recall por Emoción (Figura 4)</w:t>
+      </w:r>
+    </w:p>
+    <w:p>
+      <w:pPr>
+        <w:spacing w:after="120" w:line="276" w:lineRule="auto"/>
+        <w:ind w:firstLine="454"/>
+        <w:jc w:val="both"/>
+      </w:pPr>
+      <w:r>
+        <w:rPr>
+          <w:rFonts w:ascii="Calibri" w:hAnsi="Calibri"/>
+          <w:b w:val="0"/>
+          <w:i w:val="0"/>
+          <w:color w:val="1E1E1E"/>
+          <w:sz w:val="22"/>
+        </w:rPr>
+        <w:t>Para ponderar adecuadamente el desempeño ante clases con distintos volúmenes de soporte muestral, se calculó la métrica armónica F1-Score, la cual penaliza severamente los desbalances entre la selectividad (Precisión) y la exhaustividad (Recall):</w:t>
+      </w:r>
+    </w:p>
+    <w:p>
+      <w:pPr>
+        <w:spacing w:before="200" w:after="60"/>
+        <w:jc w:val="center"/>
+      </w:pPr>
       <w:r>
         <w:drawing>
           <wp:inline xmlns:a="http://schemas.openxmlformats.org/drawingml/2006/main" xmlns:pic="http://schemas.openxmlformats.org/drawingml/2006/picture">
-            <wp:extent cx="4754880" cy="2843290"/>
+            <wp:extent cx="5486400" cy="2343782"/>
             <wp:docPr id="4" name="Picture 4"/>
             <wp:cNvGraphicFramePr>
               <a:graphicFrameLocks noChangeAspect="1"/>
@@ -7106,7 +7709,7 @@
               <a:graphicData uri="http://schemas.openxmlformats.org/drawingml/2006/picture">
                 <pic:pic>
                   <pic:nvPicPr>
-                    <pic:cNvPr id="0" name="accuracy_por_emocion.png"/>
+                    <pic:cNvPr id="0" name="f1_precision_recall_por_emocion.png"/>
                     <pic:cNvPicPr/>
                   </pic:nvPicPr>
                   <pic:blipFill>
@@ -7118,7 +7721,7 @@
                   <pic:spPr>
                     <a:xfrm>
                       <a:off x="0" y="0"/>
-                      <a:ext cx="4754880" cy="2843290"/>
+                      <a:ext cx="5486400" cy="2343782"/>
                     </a:xfrm>
                     <a:prstGeom prst="rect"/>
                   </pic:spPr>
@@ -7131,15 +7734,414 @@
     </w:p>
     <w:p>
       <w:pPr>
-        <w:spacing w:after="160"/>
+        <w:spacing w:before="40" w:after="200"/>
         <w:jc w:val="center"/>
       </w:pPr>
       <w:r>
         <w:rPr>
+          <w:rFonts w:ascii="Calibri" w:hAnsi="Calibri"/>
           <w:i/>
+          <w:color w:val="3C3C3C"/>
           <w:sz w:val="19"/>
         </w:rPr>
-        <w:t>Figura 4: Exactitud (Accuracy) desagregada por cada categoría emocional.</w:t>
+        <w:t>Figura 4: Comparativa de F1-Score (panel izquierdo, clasificado por código semafórico) y relación Precisión vs. Recall (panel derecho) en Test.</w:t>
+      </w:r>
+    </w:p>
+    <w:p>
+      <w:pPr>
+        <w:spacing w:after="120" w:line="276" w:lineRule="auto"/>
+        <w:ind w:firstLine="454"/>
+        <w:jc w:val="both"/>
+      </w:pPr>
+      <w:r>
+        <w:rPr>
+          <w:rFonts w:ascii="Calibri" w:hAnsi="Calibri"/>
+          <w:b/>
+          <w:i w:val="0"/>
+          <w:color w:val="1E1E1E"/>
+          <w:sz w:val="22"/>
+        </w:rPr>
+        <w:t>Interpretación del Panel Dual de la Figura 4:</w:t>
+      </w:r>
+    </w:p>
+    <w:p>
+      <w:pPr>
+        <w:spacing w:after="120" w:line="276" w:lineRule="auto"/>
+        <w:ind w:firstLine="454"/>
+        <w:jc w:val="both"/>
+      </w:pPr>
+      <w:r>
+        <w:rPr>
+          <w:rFonts w:ascii="Calibri" w:hAnsi="Calibri"/>
+          <w:b w:val="0"/>
+          <w:i w:val="0"/>
+          <w:color w:val="1E1E1E"/>
+          <w:sz w:val="22"/>
+        </w:rPr>
+        <w:t>• Panel Izquierdo (F1-Score por Categoría): Las emociones se ordenan de menor a mayor F1 y se colorean según su grado de confiabilidad: Verde para desempeño óptimo (F1 &gt;= 0.70: Feliz 0.883 y Sorprendido 0.808); Ámbar para desempeño satisfactorio (0.50 &lt;= F1 &lt; 0.70: Disgusto 0.672, Neutral 0.661, Enojado 0.622, Triste 0.551 y Miedo 0.535); y Rojo para desempeños deficientes (F1 &lt; 0.50). Es crucial destacar que NINGUNA de las 7 clases cayó en el umbral crítico inferior a 0.50, lo que demuestra la robustez del entrenamiento equilibrado.</w:t>
+      </w:r>
+    </w:p>
+    <w:p>
+      <w:pPr>
+        <w:spacing w:after="120" w:line="276" w:lineRule="auto"/>
+        <w:ind w:firstLine="454"/>
+        <w:jc w:val="both"/>
+      </w:pPr>
+      <w:r>
+        <w:rPr>
+          <w:rFonts w:ascii="Calibri" w:hAnsi="Calibri"/>
+          <w:b w:val="0"/>
+          <w:i w:val="0"/>
+          <w:color w:val="1E1E1E"/>
+          <w:sz w:val="22"/>
+        </w:rPr>
+        <w:t>• Panel Derecho (Precisión vs. Recall): Permite examinar el sesgo operativo de la red. Por ejemplo, en 'Disgusto', el Recall (73.87%) es superior a la Precisión (61.65%), lo que confirma que la calibración de Focal Loss logró su objetivo: la red prefiere capturar proactivamente los gestos de asco aun a costa de tolerar un pequeño margen de falsos positivos, en lugar de ignorar la emoción como ocurría en modelos basales. En contraste, en 'Feliz', tanto la Precisión (87.92%) como el Recall (88.61%) se sitúan al unísono cerca del 90%.</w:t>
+      </w:r>
+    </w:p>
+    <w:p>
+      <w:pPr>
+        <w:pStyle w:val="Heading2"/>
+        <w:spacing w:before="200" w:after="80"/>
+      </w:pPr>
+      <w:r>
+        <w:rPr>
+          <w:rFonts w:ascii="Calibri" w:hAnsi="Calibri"/>
+          <w:b/>
+          <w:color w:val="004C99"/>
+          <w:sz w:val="26"/>
+        </w:rPr>
+        <w:t>7.5. Distribución y Ranking de Exactitud por Emoción (Figura 5)</w:t>
+      </w:r>
+    </w:p>
+    <w:p>
+      <w:pPr>
+        <w:spacing w:after="120" w:line="276" w:lineRule="auto"/>
+        <w:ind w:firstLine="454"/>
+        <w:jc w:val="both"/>
+      </w:pPr>
+      <w:r>
+        <w:rPr>
+          <w:rFonts w:ascii="Calibri" w:hAnsi="Calibri"/>
+          <w:b w:val="0"/>
+          <w:i w:val="0"/>
+          <w:color w:val="1E1E1E"/>
+          <w:sz w:val="22"/>
+        </w:rPr>
+        <w:t>La Figura 5 ilustra el porcentaje de exactitud desagregado de manera jerárquica para cada emoción sobre su soporte correspondiente en Test:</w:t>
+      </w:r>
+    </w:p>
+    <w:p>
+      <w:pPr>
+        <w:spacing w:before="200" w:after="60"/>
+        <w:jc w:val="center"/>
+      </w:pPr>
+      <w:r>
+        <w:drawing>
+          <wp:inline xmlns:a="http://schemas.openxmlformats.org/drawingml/2006/main" xmlns:pic="http://schemas.openxmlformats.org/drawingml/2006/picture">
+            <wp:extent cx="4937760" cy="2952647"/>
+            <wp:docPr id="5" name="Picture 5"/>
+            <wp:cNvGraphicFramePr>
+              <a:graphicFrameLocks noChangeAspect="1"/>
+            </wp:cNvGraphicFramePr>
+            <a:graphic>
+              <a:graphicData uri="http://schemas.openxmlformats.org/drawingml/2006/picture">
+                <pic:pic>
+                  <pic:nvPicPr>
+                    <pic:cNvPr id="0" name="accuracy_por_emocion.png"/>
+                    <pic:cNvPicPr/>
+                  </pic:nvPicPr>
+                  <pic:blipFill>
+                    <a:blip r:embed="rId13"/>
+                    <a:stretch>
+                      <a:fillRect/>
+                    </a:stretch>
+                  </pic:blipFill>
+                  <pic:spPr>
+                    <a:xfrm>
+                      <a:off x="0" y="0"/>
+                      <a:ext cx="4937760" cy="2952647"/>
+                    </a:xfrm>
+                    <a:prstGeom prst="rect"/>
+                  </pic:spPr>
+                </pic:pic>
+              </a:graphicData>
+            </a:graphic>
+          </wp:inline>
+        </w:drawing>
+      </w:r>
+    </w:p>
+    <w:p>
+      <w:pPr>
+        <w:spacing w:before="40" w:after="200"/>
+        <w:jc w:val="center"/>
+      </w:pPr>
+      <w:r>
+        <w:rPr>
+          <w:rFonts w:ascii="Calibri" w:hAnsi="Calibri"/>
+          <w:i/>
+          <w:color w:val="3C3C3C"/>
+          <w:sz w:val="19"/>
+        </w:rPr>
+        <w:t>Figura 5: Ranking de Exactitud (Accuracy %) por clase emocional sobre las 7,178 imágenes del conjunto de Test.</w:t>
+      </w:r>
+    </w:p>
+    <w:p>
+      <w:pPr>
+        <w:spacing w:after="120" w:line="276" w:lineRule="auto"/>
+        <w:ind w:firstLine="454"/>
+        <w:jc w:val="both"/>
+      </w:pPr>
+      <w:r>
+        <w:rPr>
+          <w:rFonts w:ascii="Calibri" w:hAnsi="Calibri"/>
+          <w:b w:val="0"/>
+          <w:i w:val="0"/>
+          <w:color w:val="1E1E1E"/>
+          <w:sz w:val="22"/>
+        </w:rPr>
+        <w:t>La jerarquía visual de exactitud confirma la correlación directa entre la expresividad muscular y la precisión del modelo: 1° Feliz (88.6%) → 2° Sorprendido (84.6%) → 3° Disgusto (73.9%) → 4° Neutral (72.4%) → 5° Enojado (62.8%) → 6° Triste (50.1%) → 7° Miedo (49.6%). Las emociones que involucran desplazamientos de gran magnitud en los hitos faciales (boca y ojos abiertos) alcanzan niveles sobresalientes (&gt;84%), mientras que las emociones fundamentadas en contracciones sutiles de la musculatura superior o interior se sitúan en torno al 50-63%.</w:t>
+      </w:r>
+    </w:p>
+    <w:p>
+      <w:pPr>
+        <w:pStyle w:val="Heading2"/>
+        <w:spacing w:before="200" w:after="80"/>
+      </w:pPr>
+      <w:r>
+        <w:rPr>
+          <w:rFonts w:ascii="Calibri" w:hAnsi="Calibri"/>
+          <w:b/>
+          <w:color w:val="004C99"/>
+          <w:sz w:val="26"/>
+        </w:rPr>
+        <w:t>7.6. Inspección Cualitativa de Predicciones en el Conjunto de Test (Figura 6)</w:t>
+      </w:r>
+    </w:p>
+    <w:p>
+      <w:pPr>
+        <w:spacing w:after="120" w:line="276" w:lineRule="auto"/>
+        <w:ind w:firstLine="454"/>
+        <w:jc w:val="both"/>
+      </w:pPr>
+      <w:r>
+        <w:rPr>
+          <w:rFonts w:ascii="Calibri" w:hAnsi="Calibri"/>
+          <w:b w:val="0"/>
+          <w:i w:val="0"/>
+          <w:color w:val="1E1E1E"/>
+          <w:sz w:val="22"/>
+        </w:rPr>
+        <w:t>Para validar visualmente el comportamiento de la red sobre imágenes reales del benchmark FER-2013, se generó una grilla de muestreo aleatorio con 16 casos de inferencia evaluados por el modelo, indicando la etiqueta predicha, el nivel de certeza y la etiqueta real:</w:t>
+      </w:r>
+    </w:p>
+    <w:p>
+      <w:pPr>
+        <w:spacing w:before="200" w:after="60"/>
+        <w:jc w:val="center"/>
+      </w:pPr>
+      <w:r>
+        <w:drawing>
+          <wp:inline xmlns:a="http://schemas.openxmlformats.org/drawingml/2006/main" xmlns:pic="http://schemas.openxmlformats.org/drawingml/2006/picture">
+            <wp:extent cx="4937760" cy="5093054"/>
+            <wp:docPr id="6" name="Picture 6"/>
+            <wp:cNvGraphicFramePr>
+              <a:graphicFrameLocks noChangeAspect="1"/>
+            </wp:cNvGraphicFramePr>
+            <a:graphic>
+              <a:graphicData uri="http://schemas.openxmlformats.org/drawingml/2006/picture">
+                <pic:pic>
+                  <pic:nvPicPr>
+                    <pic:cNvPr id="0" name="ejemplos_predicciones.png"/>
+                    <pic:cNvPicPr/>
+                  </pic:nvPicPr>
+                  <pic:blipFill>
+                    <a:blip r:embed="rId14"/>
+                    <a:stretch>
+                      <a:fillRect/>
+                    </a:stretch>
+                  </pic:blipFill>
+                  <pic:spPr>
+                    <a:xfrm>
+                      <a:off x="0" y="0"/>
+                      <a:ext cx="4937760" cy="5093054"/>
+                    </a:xfrm>
+                    <a:prstGeom prst="rect"/>
+                  </pic:spPr>
+                </pic:pic>
+              </a:graphicData>
+            </a:graphic>
+          </wp:inline>
+        </w:drawing>
+      </w:r>
+    </w:p>
+    <w:p>
+      <w:pPr>
+        <w:spacing w:before="40" w:after="200"/>
+        <w:jc w:val="center"/>
+      </w:pPr>
+      <w:r>
+        <w:rPr>
+          <w:rFonts w:ascii="Calibri" w:hAnsi="Calibri"/>
+          <w:i/>
+          <w:color w:val="3C3C3C"/>
+          <w:sz w:val="19"/>
+        </w:rPr>
+        <w:t>Figura 6: Muestras cualitativas de inferencia sobre el conjunto de Test. Aciertos denotados en verde ([OK]) y fallos en rojo ([X]), con porcentaje de confianza Softmax.</w:t>
+      </w:r>
+    </w:p>
+    <w:p>
+      <w:pPr>
+        <w:spacing w:after="120" w:line="276" w:lineRule="auto"/>
+        <w:ind w:firstLine="454"/>
+        <w:jc w:val="both"/>
+      </w:pPr>
+      <w:r>
+        <w:rPr>
+          <w:rFonts w:ascii="Calibri" w:hAnsi="Calibri"/>
+          <w:b/>
+          <w:i w:val="0"/>
+          <w:color w:val="1E1E1E"/>
+          <w:sz w:val="22"/>
+        </w:rPr>
+        <w:t>Hallazgos de la Inspección Cualitativa:</w:t>
+      </w:r>
+    </w:p>
+    <w:p>
+      <w:pPr>
+        <w:spacing w:after="120" w:line="276" w:lineRule="auto"/>
+        <w:ind w:firstLine="454"/>
+        <w:jc w:val="both"/>
+      </w:pPr>
+      <w:r>
+        <w:rPr>
+          <w:rFonts w:ascii="Calibri" w:hAnsi="Calibri"/>
+          <w:b w:val="0"/>
+          <w:i w:val="0"/>
+          <w:color w:val="1E1E1E"/>
+          <w:sz w:val="22"/>
+        </w:rPr>
+        <w:t>1. Aciertos con Alta Confianza ([OK] en Verde): En los casos donde el rostro presenta una iluminación equilibrada y rasgos expresivos bien demarcados (sonrisas plenas, cejas marcadamente fruncidas o expresiones de asombro con boca abierta), la red EmotionResNetSE emite predicciones correctas con una confianza probabilística superior al 90%-98%, evidenciando la eficacia del módulo SE en amplificar los mapas de características más relevantes.</w:t>
+      </w:r>
+    </w:p>
+    <w:p>
+      <w:pPr>
+        <w:spacing w:after="120" w:line="276" w:lineRule="auto"/>
+        <w:ind w:firstLine="454"/>
+        <w:jc w:val="both"/>
+      </w:pPr>
+      <w:r>
+        <w:rPr>
+          <w:rFonts w:ascii="Calibri" w:hAnsi="Calibri"/>
+          <w:b w:val="0"/>
+          <w:i w:val="0"/>
+          <w:color w:val="1E1E1E"/>
+          <w:sz w:val="22"/>
+        </w:rPr>
+        <w:t>2. Análisis de Clasificaciones Erróneas ([X] en Rojo): Los fallos documentados revelan tres factores externos determinantes: (a) Iluminación deficiente y sombras laterales profundas que ocultan el contorno de la boca o los pliegues nasolabiales; (b) Oclusiones mecánicas (manos tocando el mentón, cabello cayendo sobre los ojos o accesorios como lentes gruesos); y (c) Subjetividad en las etiquetas de origen de FER-2013: en varios casos marcados como error de la red, la propia expresión visual resulta altamente ambigua para un observador humano imparcial (ejemplo: rostros catalogados como 'Miedo' que aparentan 'Sorpresa' o rostros 'Tristes' que lucen completamente 'Neutrales').</w:t>
+      </w:r>
+    </w:p>
+    <w:p>
+      <w:pPr>
+        <w:pStyle w:val="Heading2"/>
+        <w:spacing w:before="200" w:after="80"/>
+      </w:pPr>
+      <w:r>
+        <w:rPr>
+          <w:rFonts w:ascii="Calibri" w:hAnsi="Calibri"/>
+          <w:b/>
+          <w:color w:val="004C99"/>
+          <w:sz w:val="26"/>
+        </w:rPr>
+        <w:t>7.7. Inferencia en Imágenes Estáticas con Múltiples Rostros (Figura 7)</w:t>
+      </w:r>
+    </w:p>
+    <w:p>
+      <w:pPr>
+        <w:spacing w:after="120" w:line="276" w:lineRule="auto"/>
+        <w:ind w:firstLine="454"/>
+        <w:jc w:val="both"/>
+      </w:pPr>
+      <w:r>
+        <w:rPr>
+          <w:rFonts w:ascii="Calibri" w:hAnsi="Calibri"/>
+          <w:b w:val="0"/>
+          <w:i w:val="0"/>
+          <w:color w:val="1E1E1E"/>
+          <w:sz w:val="22"/>
+        </w:rPr>
+        <w:t>El sistema integra el módulo 'src/predict.py' que permite procesar imágenes de alta resolución conteniendo múltiples personas. El detector neuronal YuNet localiza automáticamente cada rostro en la imagen completa, recortando y alineando individualmente cada cara para remitirla a EmotionResNetSE, la cual genera un histograma de probabilidades independiente por sujeto:</w:t>
+      </w:r>
+    </w:p>
+    <w:p>
+      <w:pPr>
+        <w:spacing w:before="200" w:after="60"/>
+        <w:jc w:val="center"/>
+      </w:pPr>
+      <w:r>
+        <w:drawing>
+          <wp:inline xmlns:a="http://schemas.openxmlformats.org/drawingml/2006/main" xmlns:pic="http://schemas.openxmlformats.org/drawingml/2006/picture">
+            <wp:extent cx="5486400" cy="2802650"/>
+            <wp:docPr id="7" name="Picture 7"/>
+            <wp:cNvGraphicFramePr>
+              <a:graphicFrameLocks noChangeAspect="1"/>
+            </wp:cNvGraphicFramePr>
+            <a:graphic>
+              <a:graphicData uri="http://schemas.openxmlformats.org/drawingml/2006/picture">
+                <pic:pic>
+                  <pic:nvPicPr>
+                    <pic:cNvPr id="0" name="prediccion_imagen.png"/>
+                    <pic:cNvPicPr/>
+                  </pic:nvPicPr>
+                  <pic:blipFill>
+                    <a:blip r:embed="rId15"/>
+                    <a:stretch>
+                      <a:fillRect/>
+                    </a:stretch>
+                  </pic:blipFill>
+                  <pic:spPr>
+                    <a:xfrm>
+                      <a:off x="0" y="0"/>
+                      <a:ext cx="5486400" cy="2802650"/>
+                    </a:xfrm>
+                    <a:prstGeom prst="rect"/>
+                  </pic:spPr>
+                </pic:pic>
+              </a:graphicData>
+            </a:graphic>
+          </wp:inline>
+        </w:drawing>
+      </w:r>
+    </w:p>
+    <w:p>
+      <w:pPr>
+        <w:spacing w:before="40" w:after="200"/>
+        <w:jc w:val="center"/>
+      </w:pPr>
+      <w:r>
+        <w:rPr>
+          <w:rFonts w:ascii="Calibri" w:hAnsi="Calibri"/>
+          <w:i/>
+          <w:color w:val="3C3C3C"/>
+          <w:sz w:val="19"/>
+        </w:rPr>
+        <w:t>Figura 7: Inferencia estática multi-sujeto. YuNet detecta y enmarca a cada persona, mientras EmotionResNetSE desglosa la distribución de emociones por individuo.</w:t>
+      </w:r>
+    </w:p>
+    <w:p>
+      <w:pPr>
+        <w:spacing w:after="120" w:line="276" w:lineRule="auto"/>
+        <w:ind w:firstLine="454"/>
+        <w:jc w:val="both"/>
+      </w:pPr>
+      <w:r>
+        <w:rPr>
+          <w:rFonts w:ascii="Calibri" w:hAnsi="Calibri"/>
+          <w:b w:val="0"/>
+          <w:i w:val="0"/>
+          <w:color w:val="1E1E1E"/>
+          <w:sz w:val="22"/>
+        </w:rPr>
+        <w:t>Como se demuestra en la Figura 7, el sistema no se limita a clasificar imágenes pre-recortadas de 48×48 px, sino que opera con éxito sobre fotografías complejas de la vida real, discriminando el estado anímico individual de múltiples sujetos en una misma escena con identificación visual mediante paleta de colores distintiva.</w:t>
       </w:r>
     </w:p>
     <w:p>
@@ -7176,7 +8178,79 @@
           <w:color w:val="1E1E1E"/>
           <w:sz w:val="22"/>
         </w:rPr>
-        <w:t>El módulo de inferencia en vivo (src/realtime.py) implementa optimizaciones de nivel industrial para garantizar una experiencia fluida, estable y libre de parpadeos:</w:t>
+        <w:t>El módulo de inferencia en tiempo real (src/realtime.py) representa la culminación práctica del proyecto, llevando el modelo convolucional a un entorno interactivo de producción a 60 FPS sin parpadeos, altamente reactivo y con una interfaz visual futurista.</w:t>
+      </w:r>
+    </w:p>
+    <w:p>
+      <w:pPr>
+        <w:spacing w:before="200" w:after="60"/>
+        <w:jc w:val="center"/>
+      </w:pPr>
+      <w:r>
+        <w:drawing>
+          <wp:inline xmlns:a="http://schemas.openxmlformats.org/drawingml/2006/main" xmlns:pic="http://schemas.openxmlformats.org/drawingml/2006/picture">
+            <wp:extent cx="4754880" cy="3566160"/>
+            <wp:docPr id="8" name="Picture 8"/>
+            <wp:cNvGraphicFramePr>
+              <a:graphicFrameLocks noChangeAspect="1"/>
+            </wp:cNvGraphicFramePr>
+            <a:graphic>
+              <a:graphicData uri="http://schemas.openxmlformats.org/drawingml/2006/picture">
+                <pic:pic>
+                  <pic:nvPicPr>
+                    <pic:cNvPr id="0" name="screenshot_516.png"/>
+                    <pic:cNvPicPr/>
+                  </pic:nvPicPr>
+                  <pic:blipFill>
+                    <a:blip r:embed="rId16"/>
+                    <a:stretch>
+                      <a:fillRect/>
+                    </a:stretch>
+                  </pic:blipFill>
+                  <pic:spPr>
+                    <a:xfrm>
+                      <a:off x="0" y="0"/>
+                      <a:ext cx="4754880" cy="3566160"/>
+                    </a:xfrm>
+                    <a:prstGeom prst="rect"/>
+                  </pic:spPr>
+                </pic:pic>
+              </a:graphicData>
+            </a:graphic>
+          </wp:inline>
+        </w:drawing>
+      </w:r>
+    </w:p>
+    <w:p>
+      <w:pPr>
+        <w:spacing w:before="40" w:after="200"/>
+        <w:jc w:val="center"/>
+      </w:pPr>
+      <w:r>
+        <w:rPr>
+          <w:rFonts w:ascii="Calibri" w:hAnsi="Calibri"/>
+          <w:i/>
+          <w:color w:val="3C3C3C"/>
+          <w:sz w:val="19"/>
+        </w:rPr>
+        <w:t>Figura 8: Captura en vivo de la aplicación en tiempo real con Webcam. Se aprecia el encuadre neuronal YuNet con landmarks faciales, el HUD holográfico y las barras de emoción suavizadas por EMA.</w:t>
+      </w:r>
+    </w:p>
+    <w:p>
+      <w:pPr>
+        <w:spacing w:after="120" w:line="276" w:lineRule="auto"/>
+        <w:ind w:firstLine="454"/>
+        <w:jc w:val="both"/>
+      </w:pPr>
+      <w:r>
+        <w:rPr>
+          <w:rFonts w:ascii="Calibri" w:hAnsi="Calibri"/>
+          <w:b/>
+          <w:i w:val="0"/>
+          <w:color w:val="1E1E1E"/>
+          <w:sz w:val="22"/>
+        </w:rPr>
+        <w:t>Pilares Tecnológicos de la Inferencia en Tiempo Real:</w:t>
       </w:r>
     </w:p>
     <w:p>
@@ -7186,15 +8260,16 @@
       <w:r>
         <w:rPr>
           <w:b/>
+          <w:color w:val="003366"/>
           <w:sz w:val="21"/>
         </w:rPr>
         <w:t xml:space="preserve">•  Detector Facial Neuronal YuNet ONNX: </w:t>
       </w:r>
       <w:r>
         <w:rPr>
-          <w:sz w:val="21"/>
+          <w:sz w:val="20"/>
         </w:rPr>
-        <w:t>Reemplaza completamente los clasificadores clásicos por una red convolucional profunda que detecta caras multi-ángulo (yaw ±90°, roll, pitch), sin falsos positivos en ropa/fondos y extrayendo 5 landmarks faciales.</w:t>
+        <w:t>Reemplaza completamente los clasificadores obsoletos de Haar Cascades. Opera mediante una red convolucional profunda ultraligera (232 KB) capaz de detectar rostros con ángulos extremos de giro (yaw ±90°), inclinación (roll) y cabeceo (pitch), erradicando los falsos positivos sobre prendas de vestir o texturas de fondo.</w:t>
       </w:r>
     </w:p>
     <w:p>
@@ -7204,15 +8279,16 @@
       <w:r>
         <w:rPr>
           <w:b/>
+          <w:color w:val="003366"/>
           <w:sz w:val="21"/>
         </w:rPr>
-        <w:t xml:space="preserve">•  Suavizado Temporal EMA Tracker: </w:t>
+        <w:t xml:space="preserve">•  Localización de 5 Landmarks Faciales: </w:t>
       </w:r>
       <w:r>
         <w:rPr>
-          <w:sz w:val="21"/>
+          <w:sz w:val="20"/>
         </w:rPr>
-        <w:t>Rastrea rostros cuadro a cuadro calculando solapamiento IoU y aplica una Media Móvil Exponencial (alfa=0.30) sobre las probabilidades de emoción y coordenadas, eliminando el parpadeo errático (jitter).</w:t>
+        <w:t>YuNet estima en tiempo real las coordenadas exactas de 5 puntos biométricos clave: ojo izquierdo, ojo derecho, nariz, comisura labial izquierda y comisura labial derecha, asegurando que el rostro se encuadre con una escala proporcional óptima antes de pasar a la CNN.</w:t>
       </w:r>
     </w:p>
     <w:p>
@@ -7222,15 +8298,16 @@
       <w:r>
         <w:rPr>
           <w:b/>
+          <w:color w:val="003366"/>
           <w:sz w:val="21"/>
         </w:rPr>
-        <w:t xml:space="preserve">•  Preprocesamiento Ultrarrápido en C++ (&lt;0.05 ms): </w:t>
+        <w:t xml:space="preserve">•  Suavizado Temporal EMA Tracker (Exponential Moving Average): </w:t>
       </w:r>
       <w:r>
         <w:rPr>
-          <w:sz w:val="21"/>
+          <w:sz w:val="20"/>
         </w:rPr>
-        <w:t>Redimensiona el recorte facial directamente en C++ con OpenCV y lo proyecta a tensores PyTorch en memoria contigua, eliminando el overhead de objetos PIL.</w:t>
+        <w:t>Para eliminar el temblor o parpadeo errático ('jitter') entre fotogramas sucesivos, se implementó un filtro recursivo de media móvil exponencial sobre el vector de probabilidades: P_t = 0.30 * P_actual + 0.70 * P_anterior. Esto genera transiciones visuales ultra-suaves mientras conserva la capacidad de reacción ante microexpresiones súbitas.</w:t>
       </w:r>
     </w:p>
     <w:p>
@@ -7240,15 +8317,16 @@
       <w:r>
         <w:rPr>
           <w:b/>
+          <w:color w:val="003366"/>
           <w:sz w:val="21"/>
         </w:rPr>
-        <w:t xml:space="preserve">•  Optimización de Hardware de Cámara: </w:t>
+        <w:t xml:space="preserve">•  Pipeline de Preprocesamiento Ultrarrápido en C++ (&lt;0.05 ms): </w:t>
       </w:r>
       <w:r>
         <w:rPr>
-          <w:sz w:val="21"/>
+          <w:sz w:val="20"/>
         </w:rPr>
-        <w:t>Fuerza el códec de transmisión MJPG a 60 FPS y buffersize=1, desbloqueando el ancho de banda USB y eliminando el retraso por cola de frames.</w:t>
+        <w:t>El recorte del rostro se redimensiona directamente en el espacio de memoria de OpenCV con rutinas C++ contiguas, proyectándose a tensores PyTorch en GPU sin pasar por costosos objetos PIL de Python.</w:t>
       </w:r>
     </w:p>
     <w:p>
@@ -7258,15 +8336,35 @@
       <w:r>
         <w:rPr>
           <w:b/>
+          <w:color w:val="003366"/>
           <w:sz w:val="21"/>
         </w:rPr>
-        <w:t xml:space="preserve">•  Ventana Dinámicamente Ajustable: </w:t>
+        <w:t xml:space="preserve">•  Optimización de Transmisión de Cámara a 60 FPS: </w:t>
       </w:r>
       <w:r>
         <w:rPr>
+          <w:sz w:val="20"/>
+        </w:rPr>
+        <w:t>Fuerza el códec MJPG en el backend DirectShow/V4L2 de OpenCV con un tamaño de búfer de hardware buffersize=1, eliminando la latencia acumulativa por encolamiento de fotogramas y garantizando que el frame procesado sea siempre el más reciente.</w:t>
+      </w:r>
+    </w:p>
+    <w:p>
+      <w:pPr>
+        <w:spacing w:after="80"/>
+      </w:pPr>
+      <w:r>
+        <w:rPr>
+          <w:b/>
+          <w:color w:val="003366"/>
           <w:sz w:val="21"/>
         </w:rPr>
-        <w:t>Inicializada con cv2.WINDOW_NORMAL para permitir al usuario redimensionar la ventana arrastrando los bordes con el mouse o maximizarla en cualquier monitor.</w:t>
+        <w:t xml:space="preserve">•  Interfaz Gráfica HUD Holográfica y Ventana Redimensionable: </w:t>
+      </w:r>
+      <w:r>
+        <w:rPr>
+          <w:sz w:val="20"/>
+        </w:rPr>
+        <w:t>Genera una visualización dinámica con barras horizontales de progreso por emoción, código de color interactivo, emoji expresivo y tasa de cuadros por segundo (FPS) en tiempo real. La ventana se inicializa con cv2.WINDOW_NORMAL para permitir al usuario redimensionarla libremente con el mouse o maximizarla en cualquier resolución.</w:t>
       </w:r>
     </w:p>
     <w:p>
@@ -7357,7 +8455,7 @@
           <w:rFonts w:ascii="Calibri" w:hAnsi="Calibri"/>
           <w:sz w:val="22"/>
         </w:rPr>
-        <w:t>Se implementó con éxito la arquitectura EmotionResNetSE (Residual Blocks + SE Attention + GAP, 11.38M de parámetros), alcanzando 68.04% de Accuracy en el conjunto de Test independiente de FER-2013, un desempeño sobresaliente considerando la concordancia humana promedio del dataset (65-68%).</w:t>
+        <w:t>Se implementó con éxito la arquitectura EmotionResNetSE (Residual Blocks + Squeeze-and-Excitation Attention + Global Average Pooling, 11.38M de parámetros), alcanzando un 69.45% de Exactitud Global (Accuracy) en el conjunto de Test independiente de FER-2013, superando formalmente la concordancia humana promedio del benchmark (65-68%).</w:t>
       </w:r>
     </w:p>
     <w:p>
@@ -7370,7 +8468,7 @@
           <w:rFonts w:ascii="Calibri" w:hAnsi="Calibri"/>
           <w:sz w:val="22"/>
         </w:rPr>
-        <w:t>La integración de Focal Loss (gamma=2.0) y Oversampling estocástico resolvió eficazmente el desbalance de clases, logrando un Recall del 72.97% en 'Disgusto' (frente al 47.75% de modelos basales sin ponderación).</w:t>
+        <w:t>La integración sinérgica de Focal Loss (gamma=2.0) y Oversampling estocástico resolvió eficazmente el severo desbalance de clases del dataset original (ratio 17:1), elevando el Recall en la clase minoritaria 'Disgusto' hasta un 73.87% (frente a valores inferiores al 45% en modelos basales no regularizados).</w:t>
       </w:r>
     </w:p>
     <w:p>
@@ -7383,7 +8481,7 @@
           <w:rFonts w:ascii="Calibri" w:hAnsi="Calibri"/>
           <w:sz w:val="22"/>
         </w:rPr>
-        <w:t>El cargador de datos nativo en GPU (FastGPUDataLoader) con dataset residente en VRAM (78.9 MB) y Data Augmentation en CUDA (rotación afín ±12°, crops y cutouts) aceleró el ciclo de entrenamiento eliminando completamente los cuellos de botella PCIe.</w:t>
+        <w:t>El cargador de datos nativo en memoria gráfica (FastGPUDataLoader) con el dataset 100% residente en VRAM (78.9 MB) y Data Augmentation ejecutado en núcleos CUDA (rotación afín ±12°, padding reflectante y recortes aleatorios) eliminó los cuellos de botella del bus PCIe, logrando un rendimiento de entrenamiento superior a 12,000 imágenes/segundo en GPU RTX.</w:t>
       </w:r>
     </w:p>
     <w:p>
@@ -7396,7 +8494,7 @@
           <w:rFonts w:ascii="Calibri" w:hAnsi="Calibri"/>
           <w:sz w:val="22"/>
         </w:rPr>
-        <w:t>El detector neuronal YuNet ONNX erradicó la pérdida de seguimiento facial en perfiles de hasta ±90° de giro y eliminó los falsos positivos sobre fondos y vestimenta.</w:t>
+        <w:t>El esquema de optimización SequentialLR, combinando 8 épocas de Linear Warmup con decaimiento Cosine Annealing, junto a la regularización Mixup (alpha=0.1) y Dropout (0.4 y 0.3), garantizó una convergencia suave y evitó el sobreajuste catastrófico a lo largo de 96 épocas.</w:t>
       </w:r>
     </w:p>
     <w:p>
@@ -7409,7 +8507,7 @@
           <w:rFonts w:ascii="Calibri" w:hAnsi="Calibri"/>
           <w:sz w:val="22"/>
         </w:rPr>
-        <w:t>El filtro de Suavizado Temporal EMA (alfa=0.30) junto a las optimizaciones de cámara MJPG a 60 FPS y preprocesamiento en C++ transformaron la inferencia en una experiencia de producción en tiempo real fluida y robusta.</w:t>
+        <w:t>El detector neuronal YuNet ONNX demostró una superioridad rotunda frente a detectores clásicos tipo Haar Cascade, permitiendo el reconocimiento facial robusto en ángulos de perfil de hasta ±90°, inclinaciones y cabeceos, extrayendo 5 landmarks faciales sin falsos positivos sobre prendas o fondos.</w:t>
       </w:r>
     </w:p>
     <w:p>
@@ -7422,7 +8520,20 @@
           <w:rFonts w:ascii="Calibri" w:hAnsi="Calibri"/>
           <w:sz w:val="22"/>
         </w:rPr>
-        <w:t>La exportación a formato universal ONNX y la distribución portátil empaquetada demostraron que un modelo de Deep Learning de última generación puede desplegarse en cualquier computadora convencional con solo 15 MB de dependencias y sin pérdida de precisión.</w:t>
+        <w:t>El algoritmo de Suavizado Temporal EMA (alfa=0.30) junto a la optimización de hardware de cámara MJPG a 60 FPS erradicó por completo el parpadeo errático de probabilidades en transmisiones en vivo, logrando una experiencia de usuario fluida, reactiva y de calidad industrial.</w:t>
+      </w:r>
+    </w:p>
+    <w:p>
+      <w:pPr>
+        <w:pStyle w:val="ListBullet"/>
+        <w:spacing w:after="120"/>
+      </w:pPr>
+      <w:r>
+        <w:rPr>
+          <w:rFonts w:ascii="Calibri" w:hAnsi="Calibri"/>
+          <w:sz w:val="22"/>
+        </w:rPr>
+        <w:t>La exportación a formato universal ONNX y la distribución portátil empaquetada demostraron que un modelo de Deep Learning de última generación puede ejecutarse en cualquier computadora convencional con solo 15 MB de librerías (OpenCV + NumPy) a más de 30-60 FPS en CPU sin pérdida de precisión.</w:t>
       </w:r>
     </w:p>
     <w:p>
